--- a/Rapport+d'audit-Sebastien_ULESIE.docx
+++ b/Rapport+d'audit-Sebastien_ULESIE.docx
@@ -6,7 +6,7 @@
       <w:pPr>
         <w:pStyle w:val="Titre"/>
         <w:ind w:firstLine="144"/>
-        <w:jc w:val="center"/>
+        <w:jc w:val="both"/>
         <w:rPr>
           <w:sz w:val="72"/>
           <w:szCs w:val="72"/>
@@ -25,6 +25,7 @@
         <w:pStyle w:val="Sous-titre"/>
         <w:spacing w:after="0"/>
         <w:ind w:firstLine="144"/>
+        <w:jc w:val="both"/>
       </w:pPr>
       <w:bookmarkStart w:id="0" w:name="_heading=h.gjdgxs" w:colFirst="0" w:colLast="0"/>
       <w:bookmarkEnd w:id="0"/>
@@ -34,12 +35,14 @@
         <w:pStyle w:val="Sous-titre"/>
         <w:spacing w:after="0"/>
         <w:ind w:firstLine="144"/>
+        <w:jc w:val="both"/>
       </w:pPr>
     </w:p>
     <w:p>
       <w:pPr>
         <w:pStyle w:val="Sous-titre"/>
         <w:ind w:firstLine="144"/>
+        <w:jc w:val="both"/>
       </w:pPr>
       <w:r>
         <w:t>Rapport d’audit sur les problèmes récurrents d</w:t>
@@ -49,6 +52,9 @@
       </w:r>
     </w:p>
     <w:p>
+      <w:pPr>
+        <w:jc w:val="both"/>
+      </w:pPr>
       <w:r>
         <w:br w:type="page"/>
       </w:r>
@@ -56,17 +62,27 @@
     <w:p>
       <w:pPr>
         <w:pStyle w:val="Titre1"/>
+        <w:jc w:val="both"/>
       </w:pPr>
       <w:r>
         <w:lastRenderedPageBreak/>
         <w:t>Sommaire</w:t>
       </w:r>
     </w:p>
-    <w:p/>
-    <w:p/>
+    <w:p>
+      <w:pPr>
+        <w:jc w:val="both"/>
+      </w:pPr>
+    </w:p>
+    <w:p>
+      <w:pPr>
+        <w:jc w:val="both"/>
+      </w:pPr>
+    </w:p>
     <w:p>
       <w:pPr>
         <w:spacing w:before="0" w:after="160"/>
+        <w:jc w:val="both"/>
         <w:rPr>
           <w:b/>
         </w:rPr>
@@ -85,6 +101,7 @@
           <w:numId w:val="7"/>
         </w:numPr>
         <w:spacing w:before="0" w:after="160"/>
+        <w:jc w:val="both"/>
       </w:pPr>
       <w:r>
         <w:rPr>
@@ -103,6 +120,7 @@
           <w:numId w:val="7"/>
         </w:numPr>
         <w:spacing w:before="0" w:after="160"/>
+        <w:jc w:val="both"/>
       </w:pPr>
       <w:r>
         <w:rPr>
@@ -121,6 +139,7 @@
           <w:numId w:val="7"/>
         </w:numPr>
         <w:spacing w:before="0" w:after="160"/>
+        <w:jc w:val="both"/>
       </w:pPr>
       <w:r>
         <w:rPr>
@@ -139,6 +158,7 @@
           <w:numId w:val="7"/>
         </w:numPr>
         <w:spacing w:before="0" w:after="160"/>
+        <w:jc w:val="both"/>
       </w:pPr>
       <w:r>
         <w:rPr>
@@ -153,6 +173,7 @@
     <w:p>
       <w:pPr>
         <w:spacing w:before="0" w:after="160"/>
+        <w:jc w:val="both"/>
         <w:rPr>
           <w:b/>
         </w:rPr>
@@ -171,6 +192,7 @@
           <w:numId w:val="8"/>
         </w:numPr>
         <w:spacing w:before="0" w:after="160"/>
+        <w:jc w:val="both"/>
       </w:pPr>
       <w:r>
         <w:rPr>
@@ -189,6 +211,7 @@
           <w:numId w:val="8"/>
         </w:numPr>
         <w:spacing w:before="0" w:after="160"/>
+        <w:jc w:val="both"/>
       </w:pPr>
       <w:r>
         <w:rPr>
@@ -207,6 +230,7 @@
           <w:numId w:val="8"/>
         </w:numPr>
         <w:spacing w:before="0" w:after="160"/>
+        <w:jc w:val="both"/>
       </w:pPr>
       <w:r>
         <w:rPr>
@@ -225,6 +249,7 @@
           <w:numId w:val="8"/>
         </w:numPr>
         <w:spacing w:before="0" w:after="160"/>
+        <w:jc w:val="both"/>
       </w:pPr>
       <w:r>
         <w:rPr>
@@ -239,6 +264,7 @@
     <w:p>
       <w:pPr>
         <w:spacing w:before="0" w:after="160"/>
+        <w:jc w:val="both"/>
         <w:rPr>
           <w:b/>
         </w:rPr>
@@ -257,6 +283,7 @@
           <w:numId w:val="9"/>
         </w:numPr>
         <w:spacing w:before="0" w:after="160"/>
+        <w:jc w:val="both"/>
       </w:pPr>
       <w:r>
         <w:rPr>
@@ -275,6 +302,7 @@
           <w:numId w:val="9"/>
         </w:numPr>
         <w:spacing w:before="0" w:after="160"/>
+        <w:jc w:val="both"/>
       </w:pPr>
       <w:r>
         <w:rPr>
@@ -289,6 +317,7 @@
     <w:p>
       <w:pPr>
         <w:spacing w:before="0" w:after="160"/>
+        <w:jc w:val="both"/>
         <w:rPr>
           <w:b/>
         </w:rPr>
@@ -307,6 +336,7 @@
           <w:numId w:val="1"/>
         </w:numPr>
         <w:spacing w:before="0" w:after="160"/>
+        <w:jc w:val="both"/>
       </w:pPr>
       <w:r>
         <w:rPr>
@@ -325,6 +355,7 @@
           <w:numId w:val="1"/>
         </w:numPr>
         <w:spacing w:before="0" w:after="160"/>
+        <w:jc w:val="both"/>
       </w:pPr>
       <w:r>
         <w:rPr>
@@ -343,6 +374,7 @@
           <w:numId w:val="1"/>
         </w:numPr>
         <w:spacing w:before="0" w:after="160"/>
+        <w:jc w:val="both"/>
       </w:pPr>
       <w:r>
         <w:rPr>
@@ -361,6 +393,7 @@
           <w:numId w:val="1"/>
         </w:numPr>
         <w:spacing w:before="0" w:after="160"/>
+        <w:jc w:val="both"/>
       </w:pPr>
       <w:r>
         <w:rPr>
@@ -375,6 +408,7 @@
     <w:p>
       <w:pPr>
         <w:spacing w:before="0" w:after="160"/>
+        <w:jc w:val="both"/>
         <w:rPr>
           <w:b/>
         </w:rPr>
@@ -393,6 +427,7 @@
           <w:numId w:val="2"/>
         </w:numPr>
         <w:spacing w:before="0" w:after="160"/>
+        <w:jc w:val="both"/>
       </w:pPr>
       <w:r>
         <w:rPr>
@@ -411,6 +446,7 @@
           <w:numId w:val="2"/>
         </w:numPr>
         <w:spacing w:before="0" w:after="160"/>
+        <w:jc w:val="both"/>
       </w:pPr>
       <w:r>
         <w:rPr>
@@ -425,6 +461,7 @@
     <w:p>
       <w:pPr>
         <w:spacing w:before="0" w:after="160"/>
+        <w:jc w:val="both"/>
         <w:rPr>
           <w:b/>
         </w:rPr>
@@ -443,6 +480,7 @@
           <w:numId w:val="3"/>
         </w:numPr>
         <w:spacing w:before="0" w:after="160"/>
+        <w:jc w:val="both"/>
       </w:pPr>
       <w:r>
         <w:rPr>
@@ -461,6 +499,7 @@
           <w:numId w:val="3"/>
         </w:numPr>
         <w:spacing w:before="0" w:after="160"/>
+        <w:jc w:val="both"/>
       </w:pPr>
       <w:r>
         <w:rPr>
@@ -479,6 +518,7 @@
           <w:numId w:val="3"/>
         </w:numPr>
         <w:spacing w:before="0" w:after="160"/>
+        <w:jc w:val="both"/>
       </w:pPr>
       <w:r>
         <w:rPr>
@@ -495,6 +535,7 @@
           <w:numId w:val="3"/>
         </w:numPr>
         <w:spacing w:before="0" w:after="160"/>
+        <w:jc w:val="both"/>
       </w:pPr>
       <w:r>
         <w:rPr>
@@ -509,6 +550,7 @@
     <w:p>
       <w:pPr>
         <w:spacing w:before="0" w:after="160"/>
+        <w:jc w:val="both"/>
         <w:rPr>
           <w:b/>
         </w:rPr>
@@ -527,6 +569,7 @@
           <w:numId w:val="4"/>
         </w:numPr>
         <w:spacing w:before="0" w:after="160"/>
+        <w:jc w:val="both"/>
       </w:pPr>
       <w:r>
         <w:rPr>
@@ -541,6 +584,7 @@
     <w:p>
       <w:pPr>
         <w:spacing w:before="0" w:after="160"/>
+        <w:jc w:val="both"/>
         <w:rPr>
           <w:b/>
         </w:rPr>
@@ -559,6 +603,7 @@
           <w:numId w:val="5"/>
         </w:numPr>
         <w:spacing w:before="0" w:after="160"/>
+        <w:jc w:val="both"/>
       </w:pPr>
       <w:r>
         <w:rPr>
@@ -577,6 +622,7 @@
           <w:numId w:val="5"/>
         </w:numPr>
         <w:spacing w:before="0" w:after="160"/>
+        <w:jc w:val="both"/>
       </w:pPr>
       <w:r>
         <w:rPr>
@@ -595,6 +641,7 @@
           <w:numId w:val="5"/>
         </w:numPr>
         <w:spacing w:before="0" w:after="160"/>
+        <w:jc w:val="both"/>
       </w:pPr>
       <w:r>
         <w:rPr>
@@ -609,6 +656,7 @@
     <w:p>
       <w:pPr>
         <w:spacing w:before="0" w:after="160"/>
+        <w:jc w:val="both"/>
         <w:rPr>
           <w:b/>
         </w:rPr>
@@ -627,6 +675,7 @@
           <w:numId w:val="6"/>
         </w:numPr>
         <w:spacing w:before="0" w:after="160"/>
+        <w:jc w:val="both"/>
       </w:pPr>
       <w:r>
         <w:rPr>
@@ -645,6 +694,7 @@
           <w:numId w:val="6"/>
         </w:numPr>
         <w:spacing w:before="0" w:after="160"/>
+        <w:jc w:val="both"/>
       </w:pPr>
       <w:r>
         <w:rPr>
@@ -663,6 +713,7 @@
           <w:numId w:val="6"/>
         </w:numPr>
         <w:spacing w:before="0" w:after="160"/>
+        <w:jc w:val="both"/>
       </w:pPr>
       <w:r>
         <w:rPr>
@@ -674,8 +725,15 @@
         <w:t xml:space="preserve"> : Liste des documents de référence ou des normes utilisées dans l’audit.</w:t>
       </w:r>
     </w:p>
-    <w:p/>
-    <w:p>
+    <w:p>
+      <w:pPr>
+        <w:jc w:val="both"/>
+      </w:pPr>
+    </w:p>
+    <w:p>
+      <w:pPr>
+        <w:jc w:val="both"/>
+      </w:pPr>
       <w:r>
         <w:br w:type="page"/>
       </w:r>
@@ -687,6 +745,7 @@
           <w:ilvl w:val="0"/>
           <w:numId w:val="23"/>
         </w:numPr>
+        <w:jc w:val="both"/>
         <w:rPr>
           <w:b/>
         </w:rPr>
@@ -712,6 +771,7 @@
           <w:ilvl w:val="1"/>
           <w:numId w:val="23"/>
         </w:numPr>
+        <w:jc w:val="both"/>
       </w:pPr>
       <w:r>
         <w:t>Objectif de l’audit</w:t>
@@ -742,10 +802,7 @@
         <w:t xml:space="preserve">était </w:t>
       </w:r>
       <w:r>
-        <w:t>à 275 186,59 €, puis réévalué à 284 243,88 € deux jours plus tard, alors que les magasins étaient fermés le 15 août 2024</w:t>
-      </w:r>
-      <w:r>
-        <w:t>.</w:t>
+        <w:t>à 275 186,59 €, puis réévalué à 284 243,88 € deux jours plus tard, alors que les magasins étaient fermés le 15 août 2024.</w:t>
       </w:r>
     </w:p>
     <w:p>
@@ -1090,10 +1147,7 @@
         <w:jc w:val="both"/>
       </w:pPr>
       <w:r>
-        <w:t xml:space="preserve">L’analyse du fichier extrait du cube OLAP du 14 août 2024 (fichier Excel qui contient 5 tables : </w:t>
-      </w:r>
-      <w:r>
-        <w:t>ventes, produits, clients, calendrier, employés</w:t>
+        <w:t>L’analyse du fichier extrait du cube OLAP du 14 août 2024 (fichier Excel qui contient 5 tables : ventes, produits, clients, calendrier, employés</w:t>
       </w:r>
       <w:r>
         <w:t>,</w:t>
@@ -1157,14 +1211,19 @@
     <w:p>
       <w:pPr>
         <w:ind w:left="360"/>
+        <w:jc w:val="both"/>
       </w:pPr>
     </w:p>
     <w:p>
       <w:pPr>
         <w:ind w:left="360"/>
-      </w:pPr>
-    </w:p>
-    <w:p>
+        <w:jc w:val="both"/>
+      </w:pPr>
+    </w:p>
+    <w:p>
+      <w:pPr>
+        <w:jc w:val="both"/>
+      </w:pPr>
       <w:r>
         <w:br w:type="page"/>
       </w:r>
@@ -1172,6 +1231,7 @@
     <w:p>
       <w:pPr>
         <w:pStyle w:val="Titre1"/>
+        <w:jc w:val="both"/>
       </w:pPr>
       <w:r>
         <w:lastRenderedPageBreak/>
@@ -1185,6 +1245,7 @@
           <w:ilvl w:val="1"/>
           <w:numId w:val="25"/>
         </w:numPr>
+        <w:jc w:val="both"/>
       </w:pPr>
       <w:r>
         <w:t xml:space="preserve">Contexte </w:t>
@@ -1328,7 +1389,11 @@
         <w:t>Cette instabilité compromet la confiance dans les tableaux de bord et limite la capacité de l’entreprise à piloter son activité de manière fiable.</w:t>
       </w:r>
     </w:p>
-    <w:p/>
+    <w:p>
+      <w:pPr>
+        <w:jc w:val="both"/>
+      </w:pPr>
+    </w:p>
     <w:p>
       <w:pPr>
         <w:pStyle w:val="Titre2"/>
@@ -1336,6 +1401,7 @@
           <w:ilvl w:val="1"/>
           <w:numId w:val="25"/>
         </w:numPr>
+        <w:jc w:val="both"/>
       </w:pPr>
       <w:r>
         <w:t>Objectifs de l’audit</w:t>
@@ -1359,10 +1425,7 @@
         <w:jc w:val="both"/>
       </w:pPr>
       <w:r>
-        <w:t>comprendre l’architecture générale des flux de données</w:t>
-      </w:r>
-      <w:r>
-        <w:t>,</w:t>
+        <w:t>comprendre l’architecture générale des flux de données,</w:t>
       </w:r>
     </w:p>
     <w:p>
@@ -1375,10 +1438,7 @@
         <w:jc w:val="both"/>
       </w:pPr>
       <w:r>
-        <w:t>analyser la structure des fichiers issus du cube OLAP</w:t>
-      </w:r>
-      <w:r>
-        <w:t>,</w:t>
+        <w:t>analyser la structure des fichiers issus du cube OLAP,</w:t>
       </w:r>
     </w:p>
     <w:p>
@@ -1391,10 +1451,7 @@
         <w:jc w:val="both"/>
       </w:pPr>
       <w:r>
-        <w:t xml:space="preserve">produire un dictionnaire des données </w:t>
-      </w:r>
-      <w:r>
-        <w:t>,</w:t>
+        <w:t>produire un dictionnaire des données ,</w:t>
       </w:r>
     </w:p>
     <w:p>
@@ -1407,10 +1464,7 @@
         <w:jc w:val="both"/>
       </w:pPr>
       <w:r>
-        <w:t>proposer un schéma relationnel à partir du fichier plat</w:t>
-      </w:r>
-      <w:r>
-        <w:t>,</w:t>
+        <w:t>proposer un schéma relationnel à partir du fichier plat,</w:t>
       </w:r>
     </w:p>
     <w:p>
@@ -1423,10 +1477,7 @@
         <w:jc w:val="both"/>
       </w:pPr>
       <w:r>
-        <w:t>créer une base de données prototype en local</w:t>
-      </w:r>
-      <w:r>
-        <w:t>,</w:t>
+        <w:t>créer une base de données prototype en local,</w:t>
       </w:r>
     </w:p>
     <w:p>
@@ -1439,10 +1490,7 @@
         <w:jc w:val="both"/>
       </w:pPr>
       <w:r>
-        <w:t>vérifier le chiffre d’affaires du 14 août 2024</w:t>
-      </w:r>
-      <w:r>
-        <w:t>,</w:t>
+        <w:t>vérifier le chiffre d’affaires du 14 août 2024,</w:t>
       </w:r>
     </w:p>
     <w:p>
@@ -1455,10 +1503,7 @@
         <w:jc w:val="both"/>
       </w:pPr>
       <w:r>
-        <w:t>calculer le chiffre d’affaires par client pour les 10 meilleurs clients</w:t>
-      </w:r>
-      <w:r>
-        <w:t>,</w:t>
+        <w:t>calculer le chiffre d’affaires par client pour les 10 meilleurs clients,</w:t>
       </w:r>
     </w:p>
     <w:p>
@@ -1471,10 +1516,7 @@
         <w:jc w:val="both"/>
       </w:pPr>
       <w:r>
-        <w:t>calculer la part de chiffre d’affaires encaissée par employé</w:t>
-      </w:r>
-      <w:r>
-        <w:t>,</w:t>
+        <w:t>calculer la part de chiffre d’affaires encaissée par employé,</w:t>
       </w:r>
     </w:p>
     <w:p>
@@ -1487,10 +1529,7 @@
         <w:jc w:val="both"/>
       </w:pPr>
       <w:r>
-        <w:t>analyser les logs fournis afin d’expliquer les écarts observés</w:t>
-      </w:r>
-      <w:r>
-        <w:t>,</w:t>
+        <w:t>analyser les logs fournis afin d’expliquer les écarts observés,</w:t>
       </w:r>
     </w:p>
     <w:p>
@@ -1509,6 +1548,7 @@
     <w:p>
       <w:pPr>
         <w:ind w:left="360"/>
+        <w:jc w:val="both"/>
       </w:pPr>
     </w:p>
     <w:p>
@@ -1518,12 +1558,10 @@
           <w:ilvl w:val="1"/>
           <w:numId w:val="25"/>
         </w:numPr>
-      </w:pPr>
-      <w:r>
-        <w:t>Périmètre</w:t>
-      </w:r>
-      <w:r>
-        <w:t xml:space="preserve"> de l’audit</w:t>
+        <w:jc w:val="both"/>
+      </w:pPr>
+      <w:r>
+        <w:t>Périmètre de l’audit</w:t>
       </w:r>
     </w:p>
     <w:p>
@@ -1584,6 +1622,7 @@
     <w:p>
       <w:pPr>
         <w:pStyle w:val="Paragraphedeliste"/>
+        <w:jc w:val="both"/>
       </w:pPr>
     </w:p>
     <w:p>
@@ -1593,6 +1632,7 @@
           <w:ilvl w:val="1"/>
           <w:numId w:val="25"/>
         </w:numPr>
+        <w:jc w:val="both"/>
       </w:pPr>
       <w:r>
         <w:t>Méthodologie</w:t>
@@ -1605,6 +1645,7 @@
           <w:ilvl w:val="2"/>
           <w:numId w:val="25"/>
         </w:numPr>
+        <w:jc w:val="both"/>
       </w:pPr>
       <w:r>
         <w:t>Analyse du schéma d’architecture des données</w:t>
@@ -1624,7 +1665,11 @@
         <w:t xml:space="preserve"> comprendre les processus de création de données.</w:t>
       </w:r>
     </w:p>
-    <w:p/>
+    <w:p>
+      <w:pPr>
+        <w:jc w:val="both"/>
+      </w:pPr>
+    </w:p>
     <w:p>
       <w:pPr>
         <w:pStyle w:val="Titre3"/>
@@ -1632,6 +1677,7 @@
           <w:ilvl w:val="2"/>
           <w:numId w:val="25"/>
         </w:numPr>
+        <w:jc w:val="both"/>
       </w:pPr>
       <w:r>
         <w:t>Exploration des données</w:t>
@@ -1668,7 +1714,11 @@
         <w:t xml:space="preserve"> tables analysées contiennent des informations sur les ventes, les produits, les clients, le calendrier, les employés.</w:t>
       </w:r>
     </w:p>
-    <w:p/>
+    <w:p>
+      <w:pPr>
+        <w:jc w:val="both"/>
+      </w:pPr>
+    </w:p>
     <w:p>
       <w:pPr>
         <w:pStyle w:val="Titre3"/>
@@ -1676,6 +1726,7 @@
           <w:ilvl w:val="2"/>
           <w:numId w:val="25"/>
         </w:numPr>
+        <w:jc w:val="both"/>
       </w:pPr>
       <w:r>
         <w:t>Modélisation relationnelle</w:t>
@@ -1709,7 +1760,11 @@
         <w:t>vente, reliée aux dimensions client, produit, employé et calendrier.</w:t>
       </w:r>
     </w:p>
-    <w:p/>
+    <w:p>
+      <w:pPr>
+        <w:jc w:val="both"/>
+      </w:pPr>
+    </w:p>
     <w:p>
       <w:pPr>
         <w:pStyle w:val="Titre3"/>
@@ -1717,6 +1772,7 @@
           <w:ilvl w:val="2"/>
           <w:numId w:val="25"/>
         </w:numPr>
+        <w:jc w:val="both"/>
       </w:pPr>
       <w:r>
         <w:t>Création d’un prototype SQL</w:t>
@@ -1759,7 +1815,11 @@
         <w:t>, puis alimentées avec les données extraites.</w:t>
       </w:r>
     </w:p>
-    <w:p/>
+    <w:p>
+      <w:pPr>
+        <w:jc w:val="both"/>
+      </w:pPr>
+    </w:p>
     <w:p>
       <w:pPr>
         <w:pStyle w:val="Titre3"/>
@@ -1767,6 +1827,7 @@
           <w:ilvl w:val="2"/>
           <w:numId w:val="25"/>
         </w:numPr>
+        <w:jc w:val="both"/>
       </w:pPr>
       <w:r>
         <w:t>Analyse du chiffre d’affaires</w:t>
@@ -1793,6 +1854,7 @@
           <w:ilvl w:val="2"/>
           <w:numId w:val="25"/>
         </w:numPr>
+        <w:jc w:val="both"/>
       </w:pPr>
       <w:r>
         <w:t>Analyse des logs</w:t>
@@ -1806,9 +1868,20 @@
         <w:t>Les logs ont été importés et analysés afin d’identifier les opérations réalisées sur les tables, notamment les insertions tardives de ventes.</w:t>
       </w:r>
     </w:p>
-    <w:p/>
-    <w:p/>
-    <w:p>
+    <w:p>
+      <w:pPr>
+        <w:jc w:val="both"/>
+      </w:pPr>
+    </w:p>
+    <w:p>
+      <w:pPr>
+        <w:jc w:val="both"/>
+      </w:pPr>
+    </w:p>
+    <w:p>
+      <w:pPr>
+        <w:jc w:val="both"/>
+      </w:pPr>
       <w:r>
         <w:br w:type="page"/>
       </w:r>
@@ -1820,6 +1893,7 @@
           <w:ilvl w:val="0"/>
           <w:numId w:val="25"/>
         </w:numPr>
+        <w:jc w:val="both"/>
       </w:pPr>
       <w:r>
         <w:lastRenderedPageBreak/>
@@ -1829,6 +1903,7 @@
     <w:p>
       <w:pPr>
         <w:pStyle w:val="Titre2"/>
+        <w:jc w:val="both"/>
       </w:pPr>
       <w:r>
         <w:t>3.1. Présentation de l’organisation</w:t>
@@ -1852,19 +1927,7 @@
         <w:t>s</w:t>
       </w:r>
       <w:r>
-        <w:t xml:space="preserve"> pour mieux comprendre et personnaliser la relation client.</w:t>
-      </w:r>
-      <w:r>
-        <w:t xml:space="preserve"> </w:t>
-      </w:r>
-      <w:r>
-        <w:t>Le pôle Data Support garantit la qualité et la sécurité des données pour l'ensemble de l'entreprise.</w:t>
-      </w:r>
-      <w:r>
-        <w:t xml:space="preserve"> </w:t>
-      </w:r>
-      <w:r>
-        <w:t>Elle utilise une planification de processus avec des solutions Microsoft, un entrepôt de données OLAP et le support de l’application Microsoft Power</w:t>
+        <w:t xml:space="preserve"> pour mieux comprendre et personnaliser la relation client. Le pôle Data Support garantit la qualité et la sécurité des données pour l'ensemble de l'entreprise. Elle utilise une planification de processus avec des solutions Microsoft, un entrepôt de données OLAP et le support de l’application Microsoft Power</w:t>
       </w:r>
       <w:r>
         <w:t xml:space="preserve"> </w:t>
@@ -1978,29 +2041,30 @@
     <w:p>
       <w:pPr>
         <w:spacing w:before="0" w:after="160"/>
+        <w:jc w:val="both"/>
       </w:pPr>
     </w:p>
     <w:p>
       <w:pPr>
         <w:pStyle w:val="Titre2"/>
-      </w:pPr>
-      <w:r>
-        <w:t>3.</w:t>
-      </w:r>
-      <w:r>
-        <w:t>2</w:t>
-      </w:r>
-      <w:r>
-        <w:t xml:space="preserve">. </w:t>
+        <w:jc w:val="both"/>
+      </w:pPr>
+      <w:r>
+        <w:t xml:space="preserve">3.2. </w:t>
       </w:r>
       <w:r>
         <w:t>Processus ou systèmes audités</w:t>
       </w:r>
     </w:p>
-    <w:p/>
+    <w:p>
+      <w:pPr>
+        <w:jc w:val="both"/>
+      </w:pPr>
+    </w:p>
     <w:p>
       <w:pPr>
         <w:pStyle w:val="Titre3"/>
+        <w:jc w:val="both"/>
       </w:pPr>
       <w:r>
         <w:t>3.2.1. Architecture auditée</w:t>
@@ -2030,12 +2094,16 @@
         <w:t>.</w:t>
       </w:r>
     </w:p>
-    <w:p/>
+    <w:p>
+      <w:pPr>
+        <w:jc w:val="both"/>
+      </w:pPr>
+    </w:p>
     <w:p>
       <w:pPr>
         <w:keepNext/>
         <w:spacing w:before="0" w:after="160"/>
-        <w:jc w:val="center"/>
+        <w:jc w:val="both"/>
       </w:pPr>
       <w:r>
         <w:rPr>
@@ -2094,7 +2162,7 @@
     <w:p>
       <w:pPr>
         <w:pStyle w:val="Lgende"/>
-        <w:jc w:val="center"/>
+        <w:jc w:val="both"/>
       </w:pPr>
       <w:r>
         <w:t xml:space="preserve">Figure </w:t>
@@ -2257,22 +2325,28 @@
     <w:p>
       <w:pPr>
         <w:spacing w:before="0" w:after="160"/>
+        <w:jc w:val="both"/>
       </w:pPr>
     </w:p>
     <w:p>
       <w:pPr>
         <w:pStyle w:val="Titre3"/>
+        <w:jc w:val="both"/>
       </w:pPr>
       <w:r>
         <w:t>3.2.2. Description des tables auditées</w:t>
       </w:r>
     </w:p>
-    <w:p/>
+    <w:p>
+      <w:pPr>
+        <w:jc w:val="both"/>
+      </w:pPr>
+    </w:p>
     <w:p>
       <w:pPr>
         <w:keepNext/>
         <w:spacing w:before="0" w:after="160"/>
-        <w:jc w:val="center"/>
+        <w:jc w:val="both"/>
       </w:pPr>
       <w:r>
         <w:rPr>
@@ -2331,7 +2405,7 @@
     <w:p>
       <w:pPr>
         <w:pStyle w:val="Lgende"/>
-        <w:jc w:val="center"/>
+        <w:jc w:val="both"/>
       </w:pPr>
       <w:r>
         <w:t xml:space="preserve">Figure </w:t>
@@ -3916,6 +3990,7 @@
           <w:ilvl w:val="0"/>
           <w:numId w:val="25"/>
         </w:numPr>
+        <w:jc w:val="both"/>
       </w:pPr>
       <w:r>
         <w:lastRenderedPageBreak/>
@@ -3929,6 +4004,7 @@
           <w:ilvl w:val="1"/>
           <w:numId w:val="25"/>
         </w:numPr>
+        <w:jc w:val="both"/>
       </w:pPr>
       <w:r>
         <w:t>Constat 1</w:t>
@@ -3940,7 +4016,11 @@
         <w:t xml:space="preserve"> Instabilité du chiffre d’affaires historique</w:t>
       </w:r>
     </w:p>
-    <w:p/>
+    <w:p>
+      <w:pPr>
+        <w:jc w:val="both"/>
+      </w:pPr>
+    </w:p>
     <w:p>
       <w:pPr>
         <w:pStyle w:val="Titre3"/>
@@ -3948,6 +4028,7 @@
           <w:ilvl w:val="2"/>
           <w:numId w:val="25"/>
         </w:numPr>
+        <w:jc w:val="both"/>
       </w:pPr>
       <w:r>
         <w:t>Description</w:t>
@@ -3971,10 +4052,7 @@
         <w:jc w:val="both"/>
       </w:pPr>
       <w:r>
-        <w:t>Première</w:t>
-      </w:r>
-      <w:r>
-        <w:t xml:space="preserve"> valeur observée : 275 186,59€ </w:t>
+        <w:t xml:space="preserve">Première valeur observée : 275 186,59€ </w:t>
       </w:r>
     </w:p>
     <w:p>
@@ -3995,24 +4073,15 @@
         <w:jc w:val="both"/>
       </w:pPr>
       <w:r>
-        <w:t xml:space="preserve">L’audit confirme que le chiffre d’affaires final du 14 août est bien </w:t>
-      </w:r>
-      <w:r>
-        <w:t>284 243,88€</w:t>
-      </w:r>
-    </w:p>
-    <w:p>
-      <w:pPr>
-        <w:jc w:val="both"/>
-      </w:pPr>
-      <w:r>
-        <w:t>L’écart entre les deux valeurs est de 9</w:t>
-      </w:r>
-      <w:r>
-        <w:t xml:space="preserve"> </w:t>
-      </w:r>
-      <w:r>
-        <w:t>057,29€</w:t>
+        <w:t>L’audit confirme que le chiffre d’affaires final du 14 août est bien 284 243,88€</w:t>
+      </w:r>
+    </w:p>
+    <w:p>
+      <w:pPr>
+        <w:jc w:val="both"/>
+      </w:pPr>
+      <w:r>
+        <w:t>L’écart entre les deux valeurs est de 9 057,29€</w:t>
       </w:r>
       <w:r>
         <w:t>.</w:t>
@@ -4163,15 +4232,13 @@
           <w:ilvl w:val="1"/>
           <w:numId w:val="25"/>
         </w:numPr>
+        <w:jc w:val="both"/>
       </w:pPr>
       <w:r>
         <w:t xml:space="preserve">Constat </w:t>
       </w:r>
       <w:r>
-        <w:t>2</w:t>
-      </w:r>
-      <w:r>
-        <w:t> :</w:t>
+        <w:t>2 :</w:t>
       </w:r>
       <w:r>
         <w:t xml:space="preserve"> </w:t>
@@ -4187,6 +4254,7 @@
           <w:ilvl w:val="2"/>
           <w:numId w:val="25"/>
         </w:numPr>
+        <w:jc w:val="both"/>
       </w:pPr>
       <w:r>
         <w:t>Description</w:t>
@@ -4236,19 +4304,7 @@
         <w:jc w:val="both"/>
       </w:pPr>
       <w:r>
-        <w:t xml:space="preserve">Cette situation crée une confusion entre </w:t>
-      </w:r>
-      <w:r>
-        <w:t>l</w:t>
-      </w:r>
-      <w:r>
-        <w:t>a date métier de l’achat</w:t>
-      </w:r>
-      <w:r>
-        <w:t xml:space="preserve"> et </w:t>
-      </w:r>
-      <w:r>
-        <w:t>la date technique d’insertion dans la base.</w:t>
+        <w:t>Cette situation crée une confusion entre la date métier de l’achat et la date technique d’insertion dans la base.</w:t>
       </w:r>
     </w:p>
     <w:p>
@@ -4297,6 +4353,7 @@
           <w:ilvl w:val="1"/>
           <w:numId w:val="25"/>
         </w:numPr>
+        <w:jc w:val="both"/>
       </w:pPr>
       <w:r>
         <w:t>Constat 3</w:t>
@@ -4305,7 +4362,7 @@
         <w:t xml:space="preserve"> : </w:t>
       </w:r>
       <w:r>
-        <w:t>Absence ou insuffisance de contrôles de complétude</w:t>
+        <w:t>Absence de supervision technique de la base de données</w:t>
       </w:r>
     </w:p>
     <w:p>
@@ -4315,6 +4372,7 @@
           <w:ilvl w:val="2"/>
           <w:numId w:val="25"/>
         </w:numPr>
+        <w:jc w:val="both"/>
       </w:pPr>
       <w:r>
         <w:t>Description</w:t>
@@ -4325,15 +4383,10 @@
         <w:jc w:val="both"/>
       </w:pPr>
       <w:r>
-        <w:t>L’écart observé montre qu’aucun mécanisme de contrôle robuste ne semble empêcher la publication d’un chiffre d’affaires incomplet dans Power BI.</w:t>
-      </w:r>
-    </w:p>
-    <w:p>
-      <w:pPr>
-        <w:jc w:val="both"/>
-      </w:pPr>
-      <w:r>
-        <w:t>Un tableau de bord décisionnel ne devrait pas afficher comme définitif un chiffre encore susceptible d’évoluer.</w:t>
+        <w:t>La détection des anomalies repose actuellement sur l’observation a posteriori des incohérences métier (ex : variation du chiffre d’affaires), et non sur une surveillance proactive de l’état technique du système</w:t>
+      </w:r>
+      <w:r>
+        <w:t>.</w:t>
       </w:r>
     </w:p>
     <w:p>
@@ -4356,88 +4409,137 @@
     </w:p>
     <w:p>
       <w:pPr>
-        <w:jc w:val="both"/>
-      </w:pPr>
-      <w:r>
-        <w:t>Les risques associés sont :</w:t>
+        <w:ind w:left="720"/>
+        <w:jc w:val="both"/>
+      </w:pPr>
+      <w:r>
+        <w:t>L’absence de supervision technique engendre plusieurs risques opérationnels et analytiques :</w:t>
       </w:r>
     </w:p>
     <w:p>
       <w:pPr>
         <w:numPr>
           <w:ilvl w:val="0"/>
-          <w:numId w:val="34"/>
+          <w:numId w:val="49"/>
         </w:numPr>
         <w:jc w:val="both"/>
       </w:pPr>
       <w:r>
-        <w:t>publication de données non finalisées</w:t>
-      </w:r>
-      <w:r>
-        <w:t>,</w:t>
+        <w:t>Détection tardive des anomalies</w:t>
+      </w:r>
+      <w:r>
+        <w:t xml:space="preserve"> : </w:t>
+      </w:r>
+      <w:r>
+        <w:t>Les problèmes techniques (retards de chargement, blocages, requêtes lentes) ne sont identifiés qu’après impact sur les indicateurs métiers.</w:t>
       </w:r>
     </w:p>
     <w:p>
       <w:pPr>
         <w:numPr>
           <w:ilvl w:val="0"/>
-          <w:numId w:val="34"/>
+          <w:numId w:val="49"/>
         </w:numPr>
         <w:jc w:val="both"/>
       </w:pPr>
       <w:r>
-        <w:t>mauvaise interprétation des performances</w:t>
-      </w:r>
-      <w:r>
-        <w:t>,</w:t>
+        <w:t>Instabilité des pipelines de données</w:t>
+      </w:r>
+      <w:r>
+        <w:t xml:space="preserve"> : </w:t>
+      </w:r>
+      <w:r>
+        <w:t>d</w:t>
+      </w:r>
+      <w:r>
+        <w:t>es dysfonctionnements dans la base peuvent passer inaperçus, entraînant des retards ou des incohérences dans les données.</w:t>
       </w:r>
     </w:p>
     <w:p>
       <w:pPr>
         <w:numPr>
           <w:ilvl w:val="0"/>
-          <w:numId w:val="34"/>
+          <w:numId w:val="49"/>
         </w:numPr>
         <w:jc w:val="both"/>
       </w:pPr>
       <w:r>
-        <w:t xml:space="preserve">indicateurs instables </w:t>
-      </w:r>
-      <w:r>
-        <w:t>,</w:t>
+        <w:t>Altération de la qualité des données BI</w:t>
+      </w:r>
+      <w:r>
+        <w:t xml:space="preserve"> : </w:t>
+      </w:r>
+      <w:r>
+        <w:t>l</w:t>
+      </w:r>
+      <w:r>
+        <w:t>es tableaux de bord Power BI peuvent être alimentés avec des données incomplètes ou partiellement chargées sans alerte préalable.</w:t>
       </w:r>
     </w:p>
     <w:p>
       <w:pPr>
         <w:numPr>
           <w:ilvl w:val="0"/>
-          <w:numId w:val="34"/>
+          <w:numId w:val="49"/>
         </w:numPr>
         <w:jc w:val="both"/>
       </w:pPr>
       <w:r>
-        <w:t xml:space="preserve">nécessité de corriger les rapports </w:t>
-      </w:r>
-      <w:r>
-        <w:t>,</w:t>
+        <w:t>Difficulté d’investigation</w:t>
+      </w:r>
+      <w:r>
+        <w:t xml:space="preserve"> : </w:t>
+      </w:r>
+      <w:r>
+        <w:t>e</w:t>
+      </w:r>
+      <w:r>
+        <w:t xml:space="preserve">n l’absence d’historique de supervision, il est plus </w:t>
+      </w:r>
+      <w:r>
+        <w:t>difficile</w:t>
+      </w:r>
+      <w:r>
+        <w:t xml:space="preserve"> d’identifier la cause racine d’un incident.</w:t>
       </w:r>
     </w:p>
     <w:p>
       <w:pPr>
         <w:numPr>
           <w:ilvl w:val="0"/>
-          <w:numId w:val="34"/>
+          <w:numId w:val="49"/>
         </w:numPr>
         <w:jc w:val="both"/>
       </w:pPr>
       <w:r>
-        <w:t xml:space="preserve">perte de temps pour </w:t>
-      </w:r>
-      <w:r>
-        <w:t>l’équipe</w:t>
-      </w:r>
-      <w:r>
-        <w:t xml:space="preserve"> BI.</w:t>
+        <w:t>Dégradation des performances</w:t>
+      </w:r>
+      <w:r>
+        <w:t xml:space="preserve"> : </w:t>
+      </w:r>
+      <w:r>
+        <w:t>d</w:t>
+      </w:r>
+      <w:r>
+        <w:t>es requêtes inefficaces ou des index non utilisés peuvent ralentir la base sans être détectés.</w:t>
+      </w:r>
+    </w:p>
+    <w:p>
+      <w:pPr>
+        <w:numPr>
+          <w:ilvl w:val="0"/>
+          <w:numId w:val="49"/>
+        </w:numPr>
+        <w:jc w:val="both"/>
+      </w:pPr>
+      <w:r>
+        <w:t>Risque de saturation ou d’incident critique</w:t>
+      </w:r>
+      <w:r>
+        <w:t xml:space="preserve"> : </w:t>
+      </w:r>
+      <w:r>
+        <w:t>Une montée en charge non surveillée peut entraîner des interruptions de service ou des ralentissements majeurs.</w:t>
       </w:r>
     </w:p>
     <w:p>
@@ -4456,6 +4558,7 @@
         <w:jc w:val="both"/>
       </w:pPr>
       <w:r>
+        <w:lastRenderedPageBreak/>
         <w:t>Preuve</w:t>
       </w:r>
     </w:p>
@@ -4464,7 +4567,7 @@
         <w:jc w:val="both"/>
       </w:pPr>
       <w:r>
-        <w:t>Le chiffre d’affaires du 14 août a été visible à une valeur initiale de 275 186,59 €, puis à une valeur corrigée de 284 243,88 €, sans distinction claire entre chiffre provisoire et chiffre final.</w:t>
+        <w:t>L’analyse des anomalies (notamment les insertions tardives du 15 août 2024) a été réalisée manuellement à partir des logs, ce qui confirme l’absence de supervision technique proactive.</w:t>
       </w:r>
     </w:p>
     <w:p>
@@ -4479,9 +4582,9 @@
           <w:ilvl w:val="1"/>
           <w:numId w:val="25"/>
         </w:numPr>
-      </w:pPr>
-      <w:r>
-        <w:lastRenderedPageBreak/>
+        <w:jc w:val="both"/>
+      </w:pPr>
+      <w:r>
         <w:t>Constat 4</w:t>
       </w:r>
       <w:r>
@@ -4498,6 +4601,7 @@
           <w:ilvl w:val="2"/>
           <w:numId w:val="25"/>
         </w:numPr>
+        <w:jc w:val="both"/>
       </w:pPr>
       <w:r>
         <w:t>Description</w:t>
@@ -4732,6 +4836,7 @@
           <w:ilvl w:val="1"/>
           <w:numId w:val="25"/>
         </w:numPr>
+        <w:jc w:val="both"/>
       </w:pPr>
       <w:r>
         <w:t>Constat 5</w:t>
@@ -4750,6 +4855,7 @@
           <w:ilvl w:val="2"/>
           <w:numId w:val="25"/>
         </w:numPr>
+        <w:jc w:val="both"/>
       </w:pPr>
       <w:r>
         <w:t>Description</w:t>
@@ -4816,6 +4922,7 @@
         <w:jc w:val="both"/>
       </w:pPr>
       <w:r>
+        <w:lastRenderedPageBreak/>
         <w:t>mauvaise affectation des clés étrangères et primaires,</w:t>
       </w:r>
     </w:p>
@@ -4871,7 +4978,6 @@
         <w:jc w:val="both"/>
       </w:pPr>
       <w:r>
-        <w:lastRenderedPageBreak/>
         <w:t>Preuve</w:t>
       </w:r>
     </w:p>
@@ -4895,6 +5001,7 @@
           <w:ilvl w:val="1"/>
           <w:numId w:val="25"/>
         </w:numPr>
+        <w:jc w:val="both"/>
       </w:pPr>
       <w:r>
         <w:t>Constat 6</w:t>
@@ -4913,6 +5020,7 @@
           <w:ilvl w:val="2"/>
           <w:numId w:val="25"/>
         </w:numPr>
+        <w:jc w:val="both"/>
       </w:pPr>
       <w:r>
         <w:t>Description</w:t>
@@ -5026,6 +5134,7 @@
           <w:ilvl w:val="2"/>
           <w:numId w:val="25"/>
         </w:numPr>
+        <w:jc w:val="both"/>
       </w:pPr>
       <w:r>
         <w:t>Impact</w:t>
@@ -5139,6 +5248,7 @@
           <w:ilvl w:val="2"/>
           <w:numId w:val="25"/>
         </w:numPr>
+        <w:jc w:val="both"/>
       </w:pPr>
       <w:r>
         <w:t>Preuve</w:t>
@@ -5199,16 +5309,6 @@
       <w:r>
         <w:t xml:space="preserve"> à la table calendrier.</w:t>
       </w:r>
-    </w:p>
-    <w:p>
-      <w:pPr>
-        <w:jc w:val="both"/>
-      </w:pPr>
-    </w:p>
-    <w:p>
-      <w:pPr>
-        <w:jc w:val="both"/>
-      </w:pPr>
     </w:p>
     <w:p>
       <w:pPr>
@@ -5222,42 +5322,49 @@
           <w:ilvl w:val="1"/>
           <w:numId w:val="25"/>
         </w:numPr>
-      </w:pPr>
-      <w:r>
-        <w:lastRenderedPageBreak/>
+        <w:jc w:val="both"/>
+      </w:pPr>
+      <w:r>
         <w:t>Évaluation des risques</w:t>
       </w:r>
     </w:p>
     <w:p>
-      <w:r>
-        <w:t>Il s’agit d’évaluer</w:t>
-      </w:r>
-      <w:r>
-        <w:t xml:space="preserve"> </w:t>
+      <w:pPr>
+        <w:jc w:val="both"/>
+      </w:pPr>
+      <w:r>
+        <w:t xml:space="preserve">Il s’agit d’évaluer </w:t>
       </w:r>
       <w:r>
         <w:t>l</w:t>
       </w:r>
       <w:r>
-        <w:t>es risques associés à chaque constat (impact, probabilité)</w:t>
-      </w:r>
-      <w:r>
-        <w:t>.</w:t>
-      </w:r>
-    </w:p>
-    <w:p>
+        <w:t>es risques associés à chaque constat (impact, probabilité).</w:t>
+      </w:r>
+    </w:p>
+    <w:p>
+      <w:pPr>
+        <w:jc w:val="both"/>
+      </w:pPr>
       <w:r>
         <w:t>La méthode utilisée est une méthode qualitative : risque = probabilité x impact. Voir annexe pour plus de détails.</w:t>
       </w:r>
     </w:p>
-    <w:p/>
-    <w:p>
+    <w:p>
+      <w:pPr>
+        <w:jc w:val="both"/>
+      </w:pPr>
+    </w:p>
+    <w:p>
+      <w:pPr>
+        <w:jc w:val="both"/>
+      </w:pPr>
       <w:r>
         <w:drawing>
-          <wp:inline distT="0" distB="0" distL="0" distR="0" wp14:anchorId="245DBA5C" wp14:editId="07A21DE8">
-            <wp:extent cx="6263640" cy="2057400"/>
+          <wp:inline distT="0" distB="0" distL="0" distR="0" wp14:anchorId="4627C83E" wp14:editId="7E8EFB44">
+            <wp:extent cx="6263640" cy="2445385"/>
             <wp:effectExtent l="0" t="0" r="3810" b="0"/>
-            <wp:docPr id="1737380813" name="Image 3"/>
+            <wp:docPr id="1767107816" name="Image 1"/>
             <wp:cNvGraphicFramePr>
               <a:graphicFrameLocks xmlns:a="http://schemas.openxmlformats.org/drawingml/2006/main" noChangeAspect="1"/>
             </wp:cNvGraphicFramePr>
@@ -5265,7 +5372,7 @@
               <a:graphicData uri="http://schemas.openxmlformats.org/drawingml/2006/picture">
                 <pic:pic xmlns:pic="http://schemas.openxmlformats.org/drawingml/2006/picture">
                   <pic:nvPicPr>
-                    <pic:cNvPr id="0" name="Picture 5"/>
+                    <pic:cNvPr id="0" name="Picture 1"/>
                     <pic:cNvPicPr>
                       <a:picLocks noChangeAspect="1" noChangeArrowheads="1"/>
                     </pic:cNvPicPr>
@@ -5286,7 +5393,7 @@
                   <pic:spPr bwMode="auto">
                     <a:xfrm>
                       <a:off x="0" y="0"/>
-                      <a:ext cx="6263640" cy="2057400"/>
+                      <a:ext cx="6263640" cy="2445385"/>
                     </a:xfrm>
                     <a:prstGeom prst="rect">
                       <a:avLst/>
@@ -5339,6 +5446,9 @@
       </w:pPr>
     </w:p>
     <w:p>
+      <w:pPr>
+        <w:jc w:val="both"/>
+      </w:pPr>
       <w:r>
         <w:br w:type="page"/>
       </w:r>
@@ -5350,6 +5460,7 @@
           <w:ilvl w:val="0"/>
           <w:numId w:val="25"/>
         </w:numPr>
+        <w:jc w:val="both"/>
       </w:pPr>
       <w:r>
         <w:lastRenderedPageBreak/>
@@ -5363,12 +5474,16 @@
           <w:ilvl w:val="1"/>
           <w:numId w:val="25"/>
         </w:numPr>
+        <w:jc w:val="both"/>
       </w:pPr>
       <w:r>
         <w:t>Analyse des écarts</w:t>
       </w:r>
     </w:p>
     <w:p>
+      <w:pPr>
+        <w:jc w:val="both"/>
+      </w:pPr>
       <w:r>
         <w:t>Bonne</w:t>
       </w:r>
@@ -5398,15 +5513,16 @@
           <w:ilvl w:val="0"/>
           <w:numId w:val="43"/>
         </w:numPr>
-      </w:pPr>
-      <w:r>
-        <w:t xml:space="preserve">un </w:t>
-      </w:r>
-      <w:r>
-        <w:t>chiffre d’affaires</w:t>
-      </w:r>
-      <w:r>
-        <w:t xml:space="preserve"> d'une journée doit être figé J+1 et ne plus évoluer. Or, il évolue à J+2 voire </w:t>
+        <w:jc w:val="both"/>
+      </w:pPr>
+      <w:r>
+        <w:t xml:space="preserve">un chiffre d’affaires d'une journée doit être figé </w:t>
+      </w:r>
+      <w:r>
+        <w:t xml:space="preserve">à </w:t>
+      </w:r>
+      <w:r>
+        <w:t xml:space="preserve">J+1 et ne plus évoluer. Or, il évolue à J+2 voire </w:t>
       </w:r>
       <w:r>
         <w:t>plus</w:t>
@@ -5422,6 +5538,7 @@
           <w:ilvl w:val="0"/>
           <w:numId w:val="43"/>
         </w:numPr>
+        <w:jc w:val="both"/>
       </w:pPr>
       <w:r>
         <w:t>toute base OLAP doit être documentée (dictionnaire + schéma). Or, aucune documentation n'existe.</w:t>
@@ -5434,15 +5551,39 @@
           <w:ilvl w:val="0"/>
           <w:numId w:val="43"/>
         </w:numPr>
-      </w:pPr>
-      <w:r>
-        <w:t>les données analytiques ne doivent contenir que ce qui est nécessaire à l'analyse (principe de minimisation RGPD).</w:t>
+        <w:jc w:val="both"/>
+      </w:pPr>
+      <w:r>
+        <w:t>Toute base doit être supervisée afin d’identifier les origines des anomalies. Or, ce sont les logs qu’on analyse.</w:t>
+      </w:r>
+    </w:p>
+    <w:p>
+      <w:pPr>
+        <w:pStyle w:val="Paragraphedeliste"/>
+        <w:numPr>
+          <w:ilvl w:val="0"/>
+          <w:numId w:val="43"/>
+        </w:numPr>
+        <w:jc w:val="both"/>
+      </w:pPr>
+      <w:r>
+        <w:t xml:space="preserve">les données analytiques ne doivent contenir que ce qui est nécessaire à l'analyse (principe de minimisation </w:t>
+      </w:r>
+      <w:r>
+        <w:t xml:space="preserve">du </w:t>
+      </w:r>
+      <w:r>
+        <w:t>RGPD).</w:t>
       </w:r>
       <w:r>
         <w:t xml:space="preserve"> Or des données personnelles sont présentes.</w:t>
       </w:r>
     </w:p>
-    <w:p/>
+    <w:p>
+      <w:pPr>
+        <w:jc w:val="both"/>
+      </w:pPr>
+    </w:p>
     <w:p>
       <w:pPr>
         <w:pStyle w:val="Titre2"/>
@@ -5450,15 +5591,16 @@
           <w:ilvl w:val="1"/>
           <w:numId w:val="25"/>
         </w:numPr>
-      </w:pPr>
-      <w:r>
-        <w:t>Causes</w:t>
-      </w:r>
-      <w:r>
-        <w:t xml:space="preserve"> des écarts</w:t>
-      </w:r>
-    </w:p>
-    <w:p>
+        <w:jc w:val="both"/>
+      </w:pPr>
+      <w:r>
+        <w:t>Causes des écarts</w:t>
+      </w:r>
+    </w:p>
+    <w:p>
+      <w:pPr>
+        <w:jc w:val="both"/>
+      </w:pPr>
       <w:r>
         <w:t>Les causes probables sont:</w:t>
       </w:r>
@@ -5470,15 +5612,10 @@
           <w:ilvl w:val="0"/>
           <w:numId w:val="42"/>
         </w:numPr>
-      </w:pPr>
-      <w:r>
-        <w:t>Décalage entre date d’achat et date d’insertion</w:t>
-      </w:r>
-      <w:r>
-        <w:t> : c</w:t>
-      </w:r>
-      <w:r>
-        <w:t>ertaines ventes du 14 août ont été insérées le 15 août. Le système semble donc intégrer des ventes avec retard.</w:t>
+        <w:jc w:val="both"/>
+      </w:pPr>
+      <w:r>
+        <w:t>Décalage entre date d’achat et date d’insertion : certaines ventes du 14 août ont été insérées le 15 août. Le système semble donc intégrer des ventes avec retard.</w:t>
       </w:r>
     </w:p>
     <w:p>
@@ -5488,15 +5625,10 @@
           <w:ilvl w:val="0"/>
           <w:numId w:val="42"/>
         </w:numPr>
-      </w:pPr>
-      <w:r>
-        <w:t>Absence de mécanisme de clôture journalière</w:t>
-      </w:r>
-      <w:r>
-        <w:t xml:space="preserve"> : </w:t>
-      </w:r>
-      <w:r>
-        <w:t>Il ne semble pas exister de statut clair indiquant qu’une journée de vente est complète et validée.</w:t>
+        <w:jc w:val="both"/>
+      </w:pPr>
+      <w:r>
+        <w:t>Absence de mécanisme de clôture journalière : Il ne semble pas exister de statut clair indiquant qu’une journée de vente est complète et validée.</w:t>
       </w:r>
     </w:p>
     <w:p>
@@ -5506,15 +5638,10 @@
           <w:ilvl w:val="0"/>
           <w:numId w:val="42"/>
         </w:numPr>
-      </w:pPr>
-      <w:r>
-        <w:t>Rafraîchissement Power BI réalisé sur des données non stabilisées</w:t>
-      </w:r>
-      <w:r>
-        <w:t xml:space="preserve"> : </w:t>
-      </w:r>
-      <w:r>
-        <w:t>Power BI semble pouvoir afficher des données avant que l’ensemble des ventes de la journée ne soit chargé.</w:t>
+        <w:jc w:val="both"/>
+      </w:pPr>
+      <w:r>
+        <w:t>Rafraîchissement Power BI réalisé sur des données non stabilisées : Power BI semble pouvoir afficher des données avant que l’ensemble des ventes de la journée ne soit chargé.</w:t>
       </w:r>
     </w:p>
     <w:p>
@@ -5524,15 +5651,10 @@
           <w:ilvl w:val="0"/>
           <w:numId w:val="42"/>
         </w:numPr>
-      </w:pPr>
-      <w:r>
-        <w:t>Manque de distinction entre données provisoires et données définitives</w:t>
-      </w:r>
-      <w:r>
-        <w:t> : l</w:t>
-      </w:r>
-      <w:r>
-        <w:t>e chiffre d’affaires incomplet est affiché comme s’il s’agissait d’un chiffre définitif.</w:t>
+        <w:jc w:val="both"/>
+      </w:pPr>
+      <w:r>
+        <w:t>Manque de distinction entre données provisoires et données définitives : le chiffre d’affaires incomplet est affiché comme s’il s’agissait d’un chiffre définitif.</w:t>
       </w:r>
     </w:p>
     <w:p>
@@ -5542,15 +5664,10 @@
           <w:ilvl w:val="0"/>
           <w:numId w:val="42"/>
         </w:numPr>
-      </w:pPr>
-      <w:r>
-        <w:t>Documentation insuffisante des traitements</w:t>
-      </w:r>
-      <w:r>
-        <w:t> : l</w:t>
-      </w:r>
-      <w:r>
-        <w:t>’absence de documentation rend plus difficile l’identification rapide de la cause du problème.</w:t>
+        <w:jc w:val="both"/>
+      </w:pPr>
+      <w:r>
+        <w:t>Documentation insuffisante des traitements : l’absence de documentation rend plus difficile l’identification rapide de la cause du problème.</w:t>
       </w:r>
     </w:p>
     <w:p>
@@ -5560,22 +5677,61 @@
           <w:ilvl w:val="0"/>
           <w:numId w:val="42"/>
         </w:numPr>
-      </w:pPr>
-      <w:r>
-        <w:t>Culture data principalement orientée analyse (Data Analysts historiquement), peu d'expertise Data Engineering</w:t>
-      </w:r>
-      <w:r>
-        <w:t>.</w:t>
-      </w:r>
-    </w:p>
-    <w:p/>
-    <w:p/>
-    <w:p/>
-    <w:p/>
-    <w:p/>
-    <w:p/>
-    <w:p/>
-    <w:p/>
+        <w:jc w:val="both"/>
+      </w:pPr>
+      <w:r>
+        <w:t xml:space="preserve">Culture data principalement orientée analyse (Data Analysts historiquement), peu d'expertise </w:t>
+      </w:r>
+      <w:r>
+        <w:t xml:space="preserve">en </w:t>
+      </w:r>
+      <w:r>
+        <w:t>Data Engineering</w:t>
+      </w:r>
+      <w:r>
+        <w:t>, du coup, pas de supervision de la base de données.</w:t>
+      </w:r>
+    </w:p>
+    <w:p>
+      <w:pPr>
+        <w:jc w:val="both"/>
+      </w:pPr>
+    </w:p>
+    <w:p>
+      <w:pPr>
+        <w:jc w:val="both"/>
+      </w:pPr>
+    </w:p>
+    <w:p>
+      <w:pPr>
+        <w:jc w:val="both"/>
+      </w:pPr>
+    </w:p>
+    <w:p>
+      <w:pPr>
+        <w:jc w:val="both"/>
+      </w:pPr>
+    </w:p>
+    <w:p>
+      <w:pPr>
+        <w:jc w:val="both"/>
+      </w:pPr>
+    </w:p>
+    <w:p>
+      <w:pPr>
+        <w:jc w:val="both"/>
+      </w:pPr>
+    </w:p>
+    <w:p>
+      <w:pPr>
+        <w:jc w:val="both"/>
+      </w:pPr>
+    </w:p>
+    <w:p>
+      <w:pPr>
+        <w:jc w:val="both"/>
+      </w:pPr>
+    </w:p>
     <w:p>
       <w:pPr>
         <w:pStyle w:val="Titre1"/>
@@ -5583,6 +5739,7 @@
           <w:ilvl w:val="0"/>
           <w:numId w:val="25"/>
         </w:numPr>
+        <w:jc w:val="both"/>
       </w:pPr>
       <w:r>
         <w:lastRenderedPageBreak/>
@@ -5596,22 +5753,62 @@
           <w:ilvl w:val="1"/>
           <w:numId w:val="25"/>
         </w:numPr>
+        <w:jc w:val="both"/>
       </w:pPr>
       <w:r>
         <w:t>Recommandation 1 : Mettre en place une clôture journalière des ventes</w:t>
       </w:r>
     </w:p>
     <w:p>
+      <w:pPr>
+        <w:jc w:val="both"/>
+      </w:pPr>
       <w:r>
         <w:t>Mettre en place un processus de clôture quotidienne indiquant qu’une journée de vente est complète uniquement lorsque toutes les transactions attendues ont été intégrées.</w:t>
       </w:r>
     </w:p>
     <w:p>
-      <w:r>
-        <w:t>On pourrait créer une table de suivi du chargement des données qui contiendrait la date des ventes, le nombre de ventes attendues, le nombre de ventes chargées, le montant total, le statut de la clôture (en cours, complet, validé, erreur), la date de clôture et l’identifiant de la personne qui a validé.</w:t>
-      </w:r>
-    </w:p>
-    <w:p>
+      <w:pPr>
+        <w:jc w:val="both"/>
+      </w:pPr>
+      <w:r>
+        <w:t>On pourrait créer une table de suivi du chargement des données qui contiendrait la date des ventes, le nombre de ventes attendues, le nombre de ventes chargées, le montant total, le statut d</w:t>
+      </w:r>
+      <w:r>
+        <w:t xml:space="preserve">u contrôle </w:t>
+      </w:r>
+      <w:r>
+        <w:t>(</w:t>
+      </w:r>
+      <w:r>
+        <w:t>anomalie, complète</w:t>
+      </w:r>
+      <w:r>
+        <w:t>), la date d</w:t>
+      </w:r>
+      <w:r>
+        <w:t>u contrôle</w:t>
+      </w:r>
+      <w:r>
+        <w:t xml:space="preserve"> et l’identifiant de la personne </w:t>
+      </w:r>
+      <w:r>
+        <w:t>ayant</w:t>
+      </w:r>
+      <w:r>
+        <w:t xml:space="preserve"> </w:t>
+      </w:r>
+      <w:r>
+        <w:t>contrôlé</w:t>
+      </w:r>
+      <w:r>
+        <w:t>.</w:t>
+      </w:r>
+    </w:p>
+    <w:p>
+      <w:pPr>
+        <w:jc w:val="both"/>
+      </w:pPr>
       <w:r>
         <w:t>On pourrait créer cette table avec les commandes SQL suivantes :</w:t>
       </w:r>
@@ -5619,14 +5816,7 @@
     <w:p>
       <w:pPr>
         <w:spacing w:before="0"/>
-      </w:pPr>
-      <w:r>
-        <w:t>CREATE TABLE suivi_chargement_donnees (</w:t>
-      </w:r>
-    </w:p>
-    <w:p>
-      <w:pPr>
-        <w:spacing w:before="0"/>
+        <w:jc w:val="both"/>
         <w:rPr>
           <w:lang w:val="en-US"/>
         </w:rPr>
@@ -5635,133 +5825,73 @@
         <w:rPr>
           <w:lang w:val="en-US"/>
         </w:rPr>
-        <w:t>id_</w:t>
-      </w:r>
-      <w:r>
+        <w:t>CREATE TABLE controle_completude_ventes (</w:t>
+      </w:r>
+    </w:p>
+    <w:p>
+      <w:pPr>
+        <w:spacing w:before="0"/>
+        <w:jc w:val="both"/>
         <w:rPr>
           <w:lang w:val="en-US"/>
         </w:rPr>
-        <w:t>donnee</w:t>
-      </w:r>
+      </w:pPr>
       <w:r>
         <w:rPr>
           <w:lang w:val="en-US"/>
         </w:rPr>
-        <w:t>s</w:t>
-      </w:r>
-      <w:r>
+        <w:t>id_controle SERIAL PRIMARY KEY,</w:t>
+      </w:r>
+    </w:p>
+    <w:p>
+      <w:pPr>
+        <w:spacing w:before="0"/>
+        <w:jc w:val="both"/>
         <w:rPr>
           <w:lang w:val="en-US"/>
         </w:rPr>
-        <w:t>_chargees</w:t>
-      </w:r>
+      </w:pPr>
       <w:r>
         <w:rPr>
           <w:lang w:val="en-US"/>
         </w:rPr>
-        <w:t xml:space="preserve"> SERIAL PRIMARY KEY,</w:t>
+        <w:t>date_vente DATE NOT NULL,</w:t>
       </w:r>
     </w:p>
     <w:p>
       <w:pPr>
         <w:spacing w:before="0"/>
-      </w:pPr>
-      <w:r>
-        <w:t>date_vente DATE NOT NULL</w:t>
-      </w:r>
-      <w:r>
-        <w:t>,</w:t>
+        <w:jc w:val="both"/>
+        <w:rPr>
+          <w:lang w:val="es-ES"/>
+        </w:rPr>
+      </w:pPr>
+      <w:r>
+        <w:rPr>
+          <w:lang w:val="es-ES"/>
+        </w:rPr>
+        <w:t>nb_ventes_base INTEGER,</w:t>
       </w:r>
     </w:p>
     <w:p>
       <w:pPr>
         <w:spacing w:before="0"/>
-      </w:pPr>
-      <w:r>
-        <w:t>nb_ventes INTEGER,</w:t>
+        <w:jc w:val="both"/>
+        <w:rPr>
+          <w:lang w:val="es-ES"/>
+        </w:rPr>
+      </w:pPr>
+      <w:r>
+        <w:rPr>
+          <w:lang w:val="es-ES"/>
+        </w:rPr>
+        <w:t>nb_ventes_logs INTEGER,</w:t>
       </w:r>
     </w:p>
     <w:p>
       <w:pPr>
         <w:spacing w:before="0"/>
-      </w:pPr>
-      <w:r>
-        <w:t>nb_ventes_chargees INTEGER,</w:t>
-      </w:r>
-    </w:p>
-    <w:p>
-      <w:pPr>
-        <w:spacing w:before="0"/>
-      </w:pPr>
-      <w:r>
-        <w:t>montant_total FLOAT,</w:t>
-      </w:r>
-    </w:p>
-    <w:p>
-      <w:pPr>
-        <w:spacing w:before="0"/>
-      </w:pPr>
-      <w:r>
-        <w:t>statut VARCHAR(10)</w:t>
-      </w:r>
-      <w:r>
-        <w:t xml:space="preserve"> NOT NULL CHECK (</w:t>
-      </w:r>
-    </w:p>
-    <w:p>
-      <w:pPr>
-        <w:spacing w:before="0"/>
-        <w:ind w:firstLine="720"/>
-      </w:pPr>
-      <w:r>
-        <w:t>statut IN(‘</w:t>
-      </w:r>
-      <w:r>
-        <w:t>en cours</w:t>
-      </w:r>
-      <w:r>
-        <w:t>’</w:t>
-      </w:r>
-      <w:r>
-        <w:t xml:space="preserve">, </w:t>
-      </w:r>
-      <w:r>
-        <w:t>‘</w:t>
-      </w:r>
-      <w:r>
-        <w:t>complet</w:t>
-      </w:r>
-      <w:r>
-        <w:t>’</w:t>
-      </w:r>
-      <w:r>
-        <w:t xml:space="preserve">, </w:t>
-      </w:r>
-      <w:r>
-        <w:t>‘</w:t>
-      </w:r>
-      <w:r>
-        <w:t>valid</w:t>
-      </w:r>
-      <w:r>
-        <w:t>ee’</w:t>
-      </w:r>
-      <w:r>
-        <w:t xml:space="preserve">, </w:t>
-      </w:r>
-      <w:r>
-        <w:t>‘</w:t>
-      </w:r>
-      <w:r>
-        <w:t>erreur</w:t>
-      </w:r>
-      <w:r>
-        <w:t>’)</w:t>
-      </w:r>
-    </w:p>
-    <w:p>
-      <w:pPr>
-        <w:spacing w:before="0"/>
+        <w:jc w:val="both"/>
         <w:rPr>
           <w:lang w:val="en-US"/>
         </w:rPr>
@@ -5770,12 +5900,13 @@
         <w:rPr>
           <w:lang w:val="en-US"/>
         </w:rPr>
-        <w:t>),</w:t>
+        <w:t>ca_base NUMERIC(12,2),</w:t>
       </w:r>
     </w:p>
     <w:p>
       <w:pPr>
         <w:spacing w:before="0"/>
+        <w:jc w:val="both"/>
         <w:rPr>
           <w:lang w:val="en-US"/>
         </w:rPr>
@@ -5784,48 +5915,1291 @@
         <w:rPr>
           <w:lang w:val="en-US"/>
         </w:rPr>
-        <w:t xml:space="preserve">date_cloture </w:t>
-      </w:r>
-      <w:r>
+        <w:t>ca_logs NUMERIC(12,2),</w:t>
+      </w:r>
+    </w:p>
+    <w:p>
+      <w:pPr>
+        <w:spacing w:before="0"/>
+        <w:jc w:val="both"/>
         <w:rPr>
           <w:lang w:val="en-US"/>
         </w:rPr>
-        <w:t>TIMESTAMP NOT NULL DEFAULT CURRENT_TIMESTAMP</w:t>
-      </w:r>
+      </w:pPr>
       <w:r>
         <w:rPr>
           <w:lang w:val="en-US"/>
         </w:rPr>
-        <w:t>,</w:t>
+        <w:t>ecart_ca NUMERIC(12,2),</w:t>
       </w:r>
     </w:p>
     <w:p>
       <w:pPr>
         <w:spacing w:before="0"/>
-      </w:pPr>
-      <w:r>
-        <w:t>id_validateur VARCHAR</w:t>
+        <w:jc w:val="both"/>
+        <w:rPr>
+          <w:lang w:val="en-US"/>
+        </w:rPr>
+      </w:pPr>
+      <w:r>
+        <w:rPr>
+          <w:lang w:val="en-US"/>
+        </w:rPr>
+        <w:t xml:space="preserve">statut VARCHAR(10) NOT NULL </w:t>
       </w:r>
     </w:p>
     <w:p>
       <w:pPr>
         <w:spacing w:before="0"/>
-      </w:pPr>
-      <w:r>
-        <w:t>) ;</w:t>
-      </w:r>
-    </w:p>
-    <w:p>
+        <w:jc w:val="both"/>
+        <w:rPr>
+          <w:lang w:val="en-US"/>
+        </w:rPr>
+      </w:pPr>
+      <w:r>
+        <w:rPr>
+          <w:lang w:val="en-US"/>
+        </w:rPr>
+        <w:tab/>
+        <w:t>CHECK(statut IN('ANOMALIE', 'CONFORME')),</w:t>
+      </w:r>
+    </w:p>
+    <w:p>
+      <w:pPr>
+        <w:spacing w:before="0"/>
+        <w:jc w:val="both"/>
+        <w:rPr>
+          <w:lang w:val="en-US"/>
+        </w:rPr>
+      </w:pPr>
+      <w:r>
+        <w:rPr>
+          <w:lang w:val="en-US"/>
+        </w:rPr>
+        <w:t>date_controle TIMESTAMP NOT NULL DEFAULT CURRENT_TIMESTAMP,</w:t>
+      </w:r>
+    </w:p>
+    <w:p>
+      <w:pPr>
+        <w:spacing w:before="0"/>
+        <w:jc w:val="both"/>
+      </w:pPr>
+      <w:r>
+        <w:t>id_controleur VARCHAR,</w:t>
+      </w:r>
+    </w:p>
+    <w:p>
+      <w:pPr>
+        <w:spacing w:before="0"/>
+        <w:jc w:val="both"/>
+      </w:pPr>
+      <w:r>
+        <w:t>commentaires TEXT</w:t>
+      </w:r>
+    </w:p>
+    <w:p>
+      <w:pPr>
+        <w:spacing w:before="0"/>
+        <w:jc w:val="both"/>
+      </w:pPr>
+      <w:r>
+        <w:t>);</w:t>
+      </w:r>
+    </w:p>
+    <w:p>
+      <w:pPr>
+        <w:jc w:val="both"/>
+      </w:pPr>
       <w:r>
         <w:t>Dans cette table, la clé primaire sert à identifier chaque  chargement de données de façon unique.</w:t>
       </w:r>
     </w:p>
     <w:p>
-      <w:r>
-        <w:t>Power BI ne devrait afficher que les données des journées validées.</w:t>
-      </w:r>
-    </w:p>
-    <w:p/>
+      <w:pPr>
+        <w:jc w:val="both"/>
+      </w:pPr>
+      <w:r>
+        <w:t xml:space="preserve">Power BI ne devrait afficher que les données des journées </w:t>
+      </w:r>
+      <w:r>
+        <w:t>conformes</w:t>
+      </w:r>
+      <w:r>
+        <w:t>.</w:t>
+      </w:r>
+    </w:p>
+    <w:p>
+      <w:pPr>
+        <w:jc w:val="both"/>
+      </w:pPr>
+      <w:r>
+        <w:t>On peut aussi créer une procédure stockée qui calcule automatiquement le chiffre d’affaires des ventes chargées pour une date donnée</w:t>
+      </w:r>
+      <w:r>
+        <w:t xml:space="preserve"> et </w:t>
+      </w:r>
+      <w:r>
+        <w:t>contrôle</w:t>
+      </w:r>
+      <w:r>
+        <w:t xml:space="preserve"> s’il y a des </w:t>
+      </w:r>
+      <w:r>
+        <w:t>écarts</w:t>
+      </w:r>
+      <w:r>
+        <w:t>.</w:t>
+      </w:r>
+    </w:p>
+    <w:p>
+      <w:pPr>
+        <w:jc w:val="both"/>
+      </w:pPr>
+      <w:r>
+        <w:t>La procédure pourrait être de cette forme :</w:t>
+      </w:r>
+    </w:p>
+    <w:p>
+      <w:pPr>
+        <w:jc w:val="both"/>
+      </w:pPr>
+    </w:p>
+    <w:p>
+      <w:pPr>
+        <w:spacing w:before="0"/>
+        <w:jc w:val="both"/>
+        <w:rPr>
+          <w:lang w:val="en-US"/>
+        </w:rPr>
+      </w:pPr>
+      <w:r>
+        <w:rPr>
+          <w:lang w:val="en-US"/>
+        </w:rPr>
+        <w:t>CREATE OR REPLACE PROCEDURE ca_ventes_chargees(p_date_vente TEXT,p_id_controleur VARCHAR)</w:t>
+      </w:r>
+    </w:p>
+    <w:p>
+      <w:pPr>
+        <w:spacing w:before="0"/>
+        <w:jc w:val="both"/>
+        <w:rPr>
+          <w:lang w:val="en-US"/>
+        </w:rPr>
+      </w:pPr>
+      <w:r>
+        <w:rPr>
+          <w:lang w:val="en-US"/>
+        </w:rPr>
+        <w:t>LANGUAGE plpgsql</w:t>
+      </w:r>
+    </w:p>
+    <w:p>
+      <w:pPr>
+        <w:spacing w:before="0"/>
+        <w:jc w:val="both"/>
+        <w:rPr>
+          <w:lang w:val="en-US"/>
+        </w:rPr>
+      </w:pPr>
+      <w:r>
+        <w:rPr>
+          <w:lang w:val="en-US"/>
+        </w:rPr>
+        <w:t>AS $$</w:t>
+      </w:r>
+    </w:p>
+    <w:p>
+      <w:pPr>
+        <w:spacing w:before="0"/>
+        <w:jc w:val="both"/>
+        <w:rPr>
+          <w:lang w:val="en-US"/>
+        </w:rPr>
+      </w:pPr>
+      <w:r>
+        <w:rPr>
+          <w:lang w:val="en-US"/>
+        </w:rPr>
+        <w:t>DECLARE</w:t>
+      </w:r>
+    </w:p>
+    <w:p>
+      <w:pPr>
+        <w:spacing w:before="0"/>
+        <w:jc w:val="both"/>
+        <w:rPr>
+          <w:lang w:val="es-ES"/>
+        </w:rPr>
+      </w:pPr>
+      <w:r>
+        <w:rPr>
+          <w:lang w:val="en-US"/>
+        </w:rPr>
+        <w:tab/>
+      </w:r>
+      <w:r>
+        <w:rPr>
+          <w:lang w:val="es-ES"/>
+        </w:rPr>
+        <w:t>v_nb_ventes_base INTEGER;</w:t>
+      </w:r>
+    </w:p>
+    <w:p>
+      <w:pPr>
+        <w:spacing w:before="0"/>
+        <w:jc w:val="both"/>
+      </w:pPr>
+      <w:r>
+        <w:rPr>
+          <w:lang w:val="es-ES"/>
+        </w:rPr>
+        <w:tab/>
+      </w:r>
+      <w:r>
+        <w:t>v_nb_ventes_logs INTEGER;</w:t>
+      </w:r>
+    </w:p>
+    <w:p>
+      <w:pPr>
+        <w:spacing w:before="0"/>
+        <w:jc w:val="both"/>
+      </w:pPr>
+      <w:r>
+        <w:tab/>
+        <w:t>v_ca_base NUMERIC(12,2);</w:t>
+      </w:r>
+    </w:p>
+    <w:p>
+      <w:pPr>
+        <w:spacing w:before="0"/>
+        <w:jc w:val="both"/>
+      </w:pPr>
+      <w:r>
+        <w:tab/>
+        <w:t>v_ca_logs NUMERIC(12,2);</w:t>
+      </w:r>
+    </w:p>
+    <w:p>
+      <w:pPr>
+        <w:spacing w:before="0"/>
+        <w:jc w:val="both"/>
+      </w:pPr>
+      <w:r>
+        <w:lastRenderedPageBreak/>
+        <w:tab/>
+        <w:t>v_statut VARCHAR(10);</w:t>
+      </w:r>
+    </w:p>
+    <w:p>
+      <w:pPr>
+        <w:spacing w:before="0"/>
+        <w:jc w:val="both"/>
+      </w:pPr>
+      <w:r>
+        <w:tab/>
+        <w:t>v_commentaires TEXT;</w:t>
+      </w:r>
+    </w:p>
+    <w:p>
+      <w:pPr>
+        <w:spacing w:before="0"/>
+        <w:jc w:val="both"/>
+      </w:pPr>
+      <w:r>
+        <w:tab/>
+        <w:t>--v_ pour indiquer qu'il s'agit de variables. p_ pour paramètre</w:t>
+      </w:r>
+    </w:p>
+    <w:p>
+      <w:pPr>
+        <w:spacing w:before="0"/>
+        <w:jc w:val="both"/>
+      </w:pPr>
+      <w:r>
+        <w:t>BEGIN</w:t>
+      </w:r>
+    </w:p>
+    <w:p>
+      <w:pPr>
+        <w:spacing w:before="0"/>
+        <w:jc w:val="both"/>
+      </w:pPr>
+      <w:r>
+        <w:tab/>
+        <w:t>-- Nombre de ventes et CA réellement présents dans la table vente</w:t>
+      </w:r>
+    </w:p>
+    <w:p>
+      <w:pPr>
+        <w:spacing w:before="0"/>
+        <w:jc w:val="both"/>
+        <w:rPr>
+          <w:lang w:val="en-US"/>
+        </w:rPr>
+      </w:pPr>
+      <w:r>
+        <w:tab/>
+      </w:r>
+      <w:r>
+        <w:rPr>
+          <w:lang w:val="en-US"/>
+        </w:rPr>
+        <w:t>SELECT</w:t>
+      </w:r>
+    </w:p>
+    <w:p>
+      <w:pPr>
+        <w:spacing w:before="0"/>
+        <w:jc w:val="both"/>
+        <w:rPr>
+          <w:lang w:val="en-US"/>
+        </w:rPr>
+      </w:pPr>
+      <w:r>
+        <w:rPr>
+          <w:lang w:val="en-US"/>
+        </w:rPr>
+        <w:tab/>
+        <w:t>COUNT(*),</w:t>
+      </w:r>
+    </w:p>
+    <w:p>
+      <w:pPr>
+        <w:spacing w:before="0"/>
+        <w:jc w:val="both"/>
+        <w:rPr>
+          <w:lang w:val="en-US"/>
+        </w:rPr>
+      </w:pPr>
+      <w:r>
+        <w:rPr>
+          <w:lang w:val="en-US"/>
+        </w:rPr>
+        <w:tab/>
+        <w:t>SUM(ROUND(p.prix::numeric, 2))</w:t>
+      </w:r>
+    </w:p>
+    <w:p>
+      <w:pPr>
+        <w:spacing w:before="0"/>
+        <w:jc w:val="both"/>
+        <w:rPr>
+          <w:lang w:val="en-US"/>
+        </w:rPr>
+      </w:pPr>
+      <w:r>
+        <w:rPr>
+          <w:lang w:val="en-US"/>
+        </w:rPr>
+        <w:t>INTO</w:t>
+      </w:r>
+    </w:p>
+    <w:p>
+      <w:pPr>
+        <w:spacing w:before="0"/>
+        <w:jc w:val="both"/>
+        <w:rPr>
+          <w:lang w:val="en-US"/>
+        </w:rPr>
+      </w:pPr>
+      <w:r>
+        <w:rPr>
+          <w:lang w:val="en-US"/>
+        </w:rPr>
+        <w:tab/>
+        <w:t>v_nb_ventes_base,</w:t>
+      </w:r>
+    </w:p>
+    <w:p>
+      <w:pPr>
+        <w:spacing w:before="0"/>
+        <w:jc w:val="both"/>
+        <w:rPr>
+          <w:lang w:val="en-US"/>
+        </w:rPr>
+      </w:pPr>
+      <w:r>
+        <w:rPr>
+          <w:lang w:val="en-US"/>
+        </w:rPr>
+        <w:tab/>
+        <w:t>v_ca_base</w:t>
+      </w:r>
+    </w:p>
+    <w:p>
+      <w:pPr>
+        <w:spacing w:before="0"/>
+        <w:jc w:val="both"/>
+        <w:rPr>
+          <w:lang w:val="en-US"/>
+        </w:rPr>
+      </w:pPr>
+      <w:r>
+        <w:rPr>
+          <w:lang w:val="en-US"/>
+        </w:rPr>
+        <w:t>FROM vente v</w:t>
+      </w:r>
+    </w:p>
+    <w:p>
+      <w:pPr>
+        <w:spacing w:before="0"/>
+        <w:jc w:val="both"/>
+        <w:rPr>
+          <w:lang w:val="en-US"/>
+        </w:rPr>
+      </w:pPr>
+      <w:r>
+        <w:rPr>
+          <w:lang w:val="en-US"/>
+        </w:rPr>
+        <w:t>JOIN produit p ON v.ean = p.ean</w:t>
+      </w:r>
+    </w:p>
+    <w:p>
+      <w:pPr>
+        <w:spacing w:before="0"/>
+        <w:jc w:val="both"/>
+        <w:rPr>
+          <w:lang w:val="en-US"/>
+        </w:rPr>
+      </w:pPr>
+      <w:r>
+        <w:rPr>
+          <w:lang w:val="en-US"/>
+        </w:rPr>
+        <w:t>JOIN calendrier c ON c.date = v.date</w:t>
+      </w:r>
+    </w:p>
+    <w:p>
+      <w:pPr>
+        <w:spacing w:before="0"/>
+        <w:jc w:val="both"/>
+        <w:rPr>
+          <w:lang w:val="en-US"/>
+        </w:rPr>
+      </w:pPr>
+      <w:r>
+        <w:rPr>
+          <w:lang w:val="en-US"/>
+        </w:rPr>
+        <w:t>WHERE CONCAT(c.jour,'/',c.mois,'/',c.annee) = p_date_vente;</w:t>
+      </w:r>
+    </w:p>
+    <w:p>
+      <w:pPr>
+        <w:spacing w:before="0"/>
+        <w:jc w:val="both"/>
+        <w:rPr>
+          <w:lang w:val="en-US"/>
+        </w:rPr>
+      </w:pPr>
+    </w:p>
+    <w:p>
+      <w:pPr>
+        <w:spacing w:before="0"/>
+        <w:jc w:val="both"/>
+      </w:pPr>
+      <w:r>
+        <w:rPr>
+          <w:lang w:val="en-US"/>
+        </w:rPr>
+        <w:tab/>
+      </w:r>
+      <w:r>
+        <w:t>-- Nombre de ventes et CA présents dans logs_ventes</w:t>
+      </w:r>
+    </w:p>
+    <w:p>
+      <w:pPr>
+        <w:spacing w:before="0"/>
+        <w:jc w:val="both"/>
+        <w:rPr>
+          <w:lang w:val="en-US"/>
+        </w:rPr>
+      </w:pPr>
+      <w:r>
+        <w:tab/>
+      </w:r>
+      <w:r>
+        <w:rPr>
+          <w:lang w:val="en-US"/>
+        </w:rPr>
+        <w:t>SELECT</w:t>
+      </w:r>
+    </w:p>
+    <w:p>
+      <w:pPr>
+        <w:spacing w:before="0"/>
+        <w:jc w:val="both"/>
+        <w:rPr>
+          <w:lang w:val="en-US"/>
+        </w:rPr>
+      </w:pPr>
+      <w:r>
+        <w:rPr>
+          <w:lang w:val="en-US"/>
+        </w:rPr>
+        <w:tab/>
+        <w:t>COUNT(DISTINCT lv.id_ligne),</w:t>
+      </w:r>
+    </w:p>
+    <w:p>
+      <w:pPr>
+        <w:spacing w:before="0"/>
+        <w:jc w:val="both"/>
+        <w:rPr>
+          <w:lang w:val="en-US"/>
+        </w:rPr>
+      </w:pPr>
+      <w:r>
+        <w:rPr>
+          <w:lang w:val="en-US"/>
+        </w:rPr>
+        <w:tab/>
+        <w:t>SUM(ROUND(p.prix::numeric, 2))</w:t>
+      </w:r>
+    </w:p>
+    <w:p>
+      <w:pPr>
+        <w:spacing w:before="0"/>
+        <w:jc w:val="both"/>
+        <w:rPr>
+          <w:lang w:val="es-ES"/>
+        </w:rPr>
+      </w:pPr>
+      <w:r>
+        <w:rPr>
+          <w:lang w:val="es-ES"/>
+        </w:rPr>
+        <w:t>INTO</w:t>
+      </w:r>
+    </w:p>
+    <w:p>
+      <w:pPr>
+        <w:spacing w:before="0"/>
+        <w:jc w:val="both"/>
+        <w:rPr>
+          <w:lang w:val="es-ES"/>
+        </w:rPr>
+      </w:pPr>
+      <w:r>
+        <w:rPr>
+          <w:lang w:val="es-ES"/>
+        </w:rPr>
+        <w:tab/>
+        <w:t>v_nb_ventes_logs,</w:t>
+      </w:r>
+    </w:p>
+    <w:p>
+      <w:pPr>
+        <w:spacing w:before="0"/>
+        <w:jc w:val="both"/>
+        <w:rPr>
+          <w:lang w:val="es-ES"/>
+        </w:rPr>
+      </w:pPr>
+      <w:r>
+        <w:rPr>
+          <w:lang w:val="es-ES"/>
+        </w:rPr>
+        <w:tab/>
+        <w:t>v_ca_logs</w:t>
+      </w:r>
+    </w:p>
+    <w:p>
+      <w:pPr>
+        <w:spacing w:before="0"/>
+        <w:jc w:val="both"/>
+      </w:pPr>
+      <w:r>
+        <w:t>FROM (</w:t>
+      </w:r>
+    </w:p>
+    <w:p>
+      <w:pPr>
+        <w:spacing w:before="0"/>
+        <w:jc w:val="both"/>
+      </w:pPr>
+      <w:r>
+        <w:tab/>
+        <w:t>-- on reconstitue une ligne ean en faisant pivoter toutes les données grâce à MAX (CASE WHEN)</w:t>
+      </w:r>
+    </w:p>
+    <w:p>
+      <w:pPr>
+        <w:spacing w:before="0"/>
+        <w:jc w:val="both"/>
+        <w:rPr>
+          <w:lang w:val="en-US"/>
+        </w:rPr>
+      </w:pPr>
+      <w:r>
+        <w:tab/>
+      </w:r>
+      <w:r>
+        <w:rPr>
+          <w:lang w:val="en-US"/>
+        </w:rPr>
+        <w:t>SELECT</w:t>
+      </w:r>
+    </w:p>
+    <w:p>
+      <w:pPr>
+        <w:spacing w:before="0"/>
+        <w:jc w:val="both"/>
+        <w:rPr>
+          <w:lang w:val="en-US"/>
+        </w:rPr>
+      </w:pPr>
+      <w:r>
+        <w:rPr>
+          <w:lang w:val="en-US"/>
+        </w:rPr>
+        <w:tab/>
+      </w:r>
+      <w:r>
+        <w:rPr>
+          <w:lang w:val="en-US"/>
+        </w:rPr>
+        <w:tab/>
+        <w:t>id_ligne,</w:t>
+      </w:r>
+    </w:p>
+    <w:p>
+      <w:pPr>
+        <w:spacing w:before="0"/>
+        <w:jc w:val="both"/>
+        <w:rPr>
+          <w:lang w:val="en-US"/>
+        </w:rPr>
+      </w:pPr>
+      <w:r>
+        <w:rPr>
+          <w:lang w:val="en-US"/>
+        </w:rPr>
+        <w:tab/>
+      </w:r>
+      <w:r>
+        <w:rPr>
+          <w:lang w:val="en-US"/>
+        </w:rPr>
+        <w:tab/>
+        <w:t>"date",</w:t>
+      </w:r>
+    </w:p>
+    <w:p>
+      <w:pPr>
+        <w:spacing w:before="0"/>
+        <w:jc w:val="both"/>
+        <w:rPr>
+          <w:lang w:val="en-US"/>
+        </w:rPr>
+      </w:pPr>
+      <w:r>
+        <w:rPr>
+          <w:lang w:val="en-US"/>
+        </w:rPr>
+        <w:tab/>
+      </w:r>
+      <w:r>
+        <w:rPr>
+          <w:lang w:val="en-US"/>
+        </w:rPr>
+        <w:tab/>
+        <w:t>MAX(CASE WHEN champs = 'EAN' THEN detail END) AS ean</w:t>
+      </w:r>
+    </w:p>
+    <w:p>
+      <w:pPr>
+        <w:spacing w:before="0"/>
+        <w:jc w:val="both"/>
+        <w:rPr>
+          <w:lang w:val="en-US"/>
+        </w:rPr>
+      </w:pPr>
+      <w:r>
+        <w:rPr>
+          <w:lang w:val="en-US"/>
+        </w:rPr>
+        <w:tab/>
+        <w:t>FROM logs_ventes</w:t>
+      </w:r>
+    </w:p>
+    <w:p>
+      <w:pPr>
+        <w:spacing w:before="0"/>
+        <w:jc w:val="both"/>
+        <w:rPr>
+          <w:lang w:val="en-US"/>
+        </w:rPr>
+      </w:pPr>
+      <w:r>
+        <w:rPr>
+          <w:lang w:val="en-US"/>
+        </w:rPr>
+        <w:tab/>
+        <w:t>GROUP BY id_ligne,"date"</w:t>
+      </w:r>
+    </w:p>
+    <w:p>
+      <w:pPr>
+        <w:spacing w:before="0"/>
+        <w:jc w:val="both"/>
+      </w:pPr>
+      <w:r>
+        <w:t>) lv</w:t>
+      </w:r>
+    </w:p>
+    <w:p>
+      <w:pPr>
+        <w:spacing w:before="0"/>
+        <w:jc w:val="both"/>
+      </w:pPr>
+      <w:r>
+        <w:t>JOIN produit p ON lv.ean = p.ean</w:t>
+      </w:r>
+    </w:p>
+    <w:p>
+      <w:pPr>
+        <w:spacing w:before="0"/>
+        <w:jc w:val="both"/>
+      </w:pPr>
+      <w:r>
+        <w:t>JOIN calendrier c ON c.date = lv."date"</w:t>
+      </w:r>
+    </w:p>
+    <w:p>
+      <w:pPr>
+        <w:spacing w:before="0"/>
+        <w:jc w:val="both"/>
+      </w:pPr>
+      <w:r>
+        <w:t>WHERE CONCAT(c.jour,'/',c.mois,'/',c.annee) = p_date_vente;</w:t>
+      </w:r>
+    </w:p>
+    <w:p>
+      <w:pPr>
+        <w:spacing w:before="0"/>
+        <w:jc w:val="both"/>
+      </w:pPr>
+    </w:p>
+    <w:p>
+      <w:pPr>
+        <w:spacing w:before="0"/>
+        <w:jc w:val="both"/>
+      </w:pPr>
+      <w:r>
+        <w:t>-- attribution du statut</w:t>
+      </w:r>
+    </w:p>
+    <w:p>
+      <w:pPr>
+        <w:spacing w:before="0"/>
+        <w:jc w:val="both"/>
+      </w:pPr>
+      <w:r>
+        <w:t>IF v_nb_ventes_base = v_nb_ventes_logs</w:t>
+      </w:r>
+    </w:p>
+    <w:p>
+      <w:pPr>
+        <w:spacing w:before="0"/>
+        <w:jc w:val="both"/>
+        <w:rPr>
+          <w:lang w:val="en-US"/>
+        </w:rPr>
+      </w:pPr>
+      <w:r>
+        <w:tab/>
+      </w:r>
+      <w:r>
+        <w:rPr>
+          <w:lang w:val="en-US"/>
+        </w:rPr>
+        <w:t>AND v_ca_base = v_ca_logs THEN</w:t>
+      </w:r>
+    </w:p>
+    <w:p>
+      <w:pPr>
+        <w:spacing w:before="0"/>
+        <w:jc w:val="both"/>
+      </w:pPr>
+      <w:r>
+        <w:rPr>
+          <w:lang w:val="en-US"/>
+        </w:rPr>
+        <w:tab/>
+      </w:r>
+      <w:r>
+        <w:t>v_statut := 'CONFORME';</w:t>
+      </w:r>
+    </w:p>
+    <w:p>
+      <w:pPr>
+        <w:spacing w:before="0"/>
+        <w:jc w:val="both"/>
+      </w:pPr>
+      <w:r>
+        <w:tab/>
+        <w:t>v_commentaires := 'Les ventes présentes en base correspondent aux insertions dans les logs';</w:t>
+      </w:r>
+    </w:p>
+    <w:p>
+      <w:pPr>
+        <w:spacing w:before="0"/>
+        <w:jc w:val="both"/>
+      </w:pPr>
+      <w:r>
+        <w:t>ELSE</w:t>
+      </w:r>
+    </w:p>
+    <w:p>
+      <w:pPr>
+        <w:spacing w:before="0"/>
+        <w:jc w:val="both"/>
+      </w:pPr>
+      <w:r>
+        <w:tab/>
+        <w:t>v_statut := 'ANOMALIE';</w:t>
+      </w:r>
+    </w:p>
+    <w:p>
+      <w:pPr>
+        <w:spacing w:before="0"/>
+        <w:jc w:val="both"/>
+      </w:pPr>
+      <w:r>
+        <w:tab/>
+        <w:t>v_commentaires := 'Un écart a été détecté entre les logs et la table vente.';</w:t>
+      </w:r>
+    </w:p>
+    <w:p>
+      <w:pPr>
+        <w:spacing w:before="0"/>
+        <w:jc w:val="both"/>
+      </w:pPr>
+      <w:r>
+        <w:t>END IF;</w:t>
+      </w:r>
+    </w:p>
+    <w:p>
+      <w:pPr>
+        <w:spacing w:before="0"/>
+        <w:jc w:val="both"/>
+      </w:pPr>
+    </w:p>
+    <w:p>
+      <w:pPr>
+        <w:spacing w:before="0"/>
+        <w:jc w:val="both"/>
+      </w:pPr>
+      <w:r>
+        <w:t>-- Enregistrer les résultats dans la table de contrôle</w:t>
+      </w:r>
+    </w:p>
+    <w:p>
+      <w:pPr>
+        <w:spacing w:before="0"/>
+        <w:jc w:val="both"/>
+      </w:pPr>
+      <w:r>
+        <w:t>INSERT INTO controle_completude_ventes(</w:t>
+      </w:r>
+    </w:p>
+    <w:p>
+      <w:pPr>
+        <w:spacing w:before="0"/>
+        <w:jc w:val="both"/>
+      </w:pPr>
+      <w:r>
+        <w:tab/>
+        <w:t>date_vente,</w:t>
+      </w:r>
+    </w:p>
+    <w:p>
+      <w:pPr>
+        <w:spacing w:before="0"/>
+        <w:jc w:val="both"/>
+      </w:pPr>
+      <w:r>
+        <w:tab/>
+        <w:t>nb_ventes_base,</w:t>
+      </w:r>
+    </w:p>
+    <w:p>
+      <w:pPr>
+        <w:spacing w:before="0"/>
+        <w:jc w:val="both"/>
+      </w:pPr>
+      <w:r>
+        <w:tab/>
+        <w:t>nb_ventes_logs,</w:t>
+      </w:r>
+    </w:p>
+    <w:p>
+      <w:pPr>
+        <w:spacing w:before="0"/>
+        <w:jc w:val="both"/>
+        <w:rPr>
+          <w:lang w:val="it-IT"/>
+        </w:rPr>
+      </w:pPr>
+      <w:r>
+        <w:tab/>
+      </w:r>
+      <w:r>
+        <w:rPr>
+          <w:lang w:val="it-IT"/>
+        </w:rPr>
+        <w:t>ca_base,</w:t>
+      </w:r>
+    </w:p>
+    <w:p>
+      <w:pPr>
+        <w:spacing w:before="0"/>
+        <w:jc w:val="both"/>
+        <w:rPr>
+          <w:lang w:val="it-IT"/>
+        </w:rPr>
+      </w:pPr>
+      <w:r>
+        <w:rPr>
+          <w:lang w:val="it-IT"/>
+        </w:rPr>
+        <w:tab/>
+        <w:t>ca_logs,</w:t>
+      </w:r>
+    </w:p>
+    <w:p>
+      <w:pPr>
+        <w:spacing w:before="0"/>
+        <w:jc w:val="both"/>
+        <w:rPr>
+          <w:lang w:val="it-IT"/>
+        </w:rPr>
+      </w:pPr>
+      <w:r>
+        <w:rPr>
+          <w:lang w:val="it-IT"/>
+        </w:rPr>
+        <w:tab/>
+        <w:t>ecart_ca,</w:t>
+      </w:r>
+    </w:p>
+    <w:p>
+      <w:pPr>
+        <w:spacing w:before="0"/>
+        <w:jc w:val="both"/>
+        <w:rPr>
+          <w:lang w:val="it-IT"/>
+        </w:rPr>
+      </w:pPr>
+      <w:r>
+        <w:rPr>
+          <w:lang w:val="it-IT"/>
+        </w:rPr>
+        <w:tab/>
+        <w:t>statut,</w:t>
+      </w:r>
+    </w:p>
+    <w:p>
+      <w:pPr>
+        <w:spacing w:before="0"/>
+        <w:jc w:val="both"/>
+      </w:pPr>
+      <w:r>
+        <w:rPr>
+          <w:lang w:val="it-IT"/>
+        </w:rPr>
+        <w:tab/>
+      </w:r>
+      <w:r>
+        <w:t>date_controle,</w:t>
+      </w:r>
+    </w:p>
+    <w:p>
+      <w:pPr>
+        <w:spacing w:before="0"/>
+        <w:jc w:val="both"/>
+      </w:pPr>
+      <w:r>
+        <w:tab/>
+        <w:t>id_controleur,</w:t>
+      </w:r>
+    </w:p>
+    <w:p>
+      <w:pPr>
+        <w:spacing w:before="0"/>
+        <w:jc w:val="both"/>
+      </w:pPr>
+      <w:r>
+        <w:tab/>
+        <w:t xml:space="preserve">commentaires </w:t>
+      </w:r>
+    </w:p>
+    <w:p>
+      <w:pPr>
+        <w:spacing w:before="0"/>
+        <w:jc w:val="both"/>
+      </w:pPr>
+      <w:r>
+        <w:t>)</w:t>
+      </w:r>
+    </w:p>
+    <w:p>
+      <w:pPr>
+        <w:spacing w:before="0"/>
+        <w:jc w:val="both"/>
+      </w:pPr>
+      <w:r>
+        <w:t>VALUES (</w:t>
+      </w:r>
+    </w:p>
+    <w:p>
+      <w:pPr>
+        <w:spacing w:before="0"/>
+        <w:jc w:val="both"/>
+      </w:pPr>
+      <w:r>
+        <w:tab/>
+        <w:t>p_date_vente::DATE,</w:t>
+      </w:r>
+    </w:p>
+    <w:p>
+      <w:pPr>
+        <w:spacing w:before="0"/>
+        <w:jc w:val="both"/>
+        <w:rPr>
+          <w:lang w:val="es-ES"/>
+        </w:rPr>
+      </w:pPr>
+      <w:r>
+        <w:tab/>
+      </w:r>
+      <w:r>
+        <w:rPr>
+          <w:lang w:val="es-ES"/>
+        </w:rPr>
+        <w:t>v_nb_ventes_base,</w:t>
+      </w:r>
+    </w:p>
+    <w:p>
+      <w:pPr>
+        <w:spacing w:before="0"/>
+        <w:jc w:val="both"/>
+        <w:rPr>
+          <w:lang w:val="es-ES"/>
+        </w:rPr>
+      </w:pPr>
+      <w:r>
+        <w:rPr>
+          <w:lang w:val="es-ES"/>
+        </w:rPr>
+        <w:tab/>
+        <w:t>v_nb_ventes_logs,</w:t>
+      </w:r>
+    </w:p>
+    <w:p>
+      <w:pPr>
+        <w:spacing w:before="0"/>
+        <w:jc w:val="both"/>
+        <w:rPr>
+          <w:lang w:val="es-ES"/>
+        </w:rPr>
+      </w:pPr>
+      <w:r>
+        <w:rPr>
+          <w:lang w:val="es-ES"/>
+        </w:rPr>
+        <w:tab/>
+        <w:t>v_ca_base,</w:t>
+      </w:r>
+    </w:p>
+    <w:p>
+      <w:pPr>
+        <w:spacing w:before="0"/>
+        <w:jc w:val="both"/>
+        <w:rPr>
+          <w:lang w:val="es-ES"/>
+        </w:rPr>
+      </w:pPr>
+      <w:r>
+        <w:rPr>
+          <w:lang w:val="es-ES"/>
+        </w:rPr>
+        <w:tab/>
+        <w:t>v_ca_logs,</w:t>
+      </w:r>
+    </w:p>
+    <w:p>
+      <w:pPr>
+        <w:spacing w:before="0"/>
+        <w:jc w:val="both"/>
+        <w:rPr>
+          <w:lang w:val="es-ES"/>
+        </w:rPr>
+      </w:pPr>
+      <w:r>
+        <w:rPr>
+          <w:lang w:val="es-ES"/>
+        </w:rPr>
+        <w:tab/>
+        <w:t>v_ca_base - v_ca_logs,</w:t>
+      </w:r>
+    </w:p>
+    <w:p>
+      <w:pPr>
+        <w:spacing w:before="0"/>
+        <w:jc w:val="both"/>
+      </w:pPr>
+      <w:r>
+        <w:rPr>
+          <w:lang w:val="es-ES"/>
+        </w:rPr>
+        <w:tab/>
+      </w:r>
+      <w:r>
+        <w:t>v_statut,</w:t>
+      </w:r>
+    </w:p>
+    <w:p>
+      <w:pPr>
+        <w:spacing w:before="0"/>
+        <w:jc w:val="both"/>
+      </w:pPr>
+      <w:r>
+        <w:tab/>
+        <w:t>CURRENT_TIMESTAMP,</w:t>
+      </w:r>
+    </w:p>
+    <w:p>
+      <w:pPr>
+        <w:spacing w:before="0"/>
+        <w:jc w:val="both"/>
+      </w:pPr>
+      <w:r>
+        <w:tab/>
+        <w:t>p_id_controleur,</w:t>
+      </w:r>
+    </w:p>
+    <w:p>
+      <w:pPr>
+        <w:spacing w:before="0"/>
+        <w:jc w:val="both"/>
+      </w:pPr>
+      <w:r>
+        <w:tab/>
+        <w:t>v_commentaires</w:t>
+      </w:r>
+    </w:p>
+    <w:p>
+      <w:pPr>
+        <w:spacing w:before="0"/>
+        <w:jc w:val="both"/>
+        <w:rPr>
+          <w:lang w:val="en-US"/>
+        </w:rPr>
+      </w:pPr>
+      <w:r>
+        <w:rPr>
+          <w:lang w:val="en-US"/>
+        </w:rPr>
+        <w:t>);</w:t>
+      </w:r>
+    </w:p>
+    <w:p>
+      <w:pPr>
+        <w:spacing w:before="0"/>
+        <w:jc w:val="both"/>
+        <w:rPr>
+          <w:lang w:val="en-US"/>
+        </w:rPr>
+      </w:pPr>
+      <w:r>
+        <w:rPr>
+          <w:lang w:val="en-US"/>
+        </w:rPr>
+        <w:t>END;</w:t>
+      </w:r>
+    </w:p>
+    <w:p>
+      <w:pPr>
+        <w:spacing w:before="0"/>
+        <w:jc w:val="both"/>
+        <w:rPr>
+          <w:lang w:val="en-US"/>
+        </w:rPr>
+      </w:pPr>
+      <w:r>
+        <w:rPr>
+          <w:lang w:val="en-US"/>
+        </w:rPr>
+        <w:t>$$;</w:t>
+      </w:r>
+    </w:p>
+    <w:p>
+      <w:pPr>
+        <w:spacing w:before="0"/>
+        <w:jc w:val="both"/>
+        <w:rPr>
+          <w:lang w:val="en-US"/>
+        </w:rPr>
+      </w:pPr>
+    </w:p>
+    <w:p>
+      <w:pPr>
+        <w:spacing w:before="0"/>
+        <w:jc w:val="both"/>
+        <w:rPr>
+          <w:lang w:val="en-US"/>
+        </w:rPr>
+      </w:pPr>
+      <w:r>
+        <w:rPr>
+          <w:lang w:val="en-US"/>
+        </w:rPr>
+        <w:t>CALL ca_ventes_chargees('14/8/2024','jkuiueozbzk');</w:t>
+      </w:r>
+    </w:p>
+    <w:p>
+      <w:pPr>
+        <w:spacing w:before="0"/>
+        <w:jc w:val="both"/>
+        <w:rPr>
+          <w:lang w:val="en-US"/>
+        </w:rPr>
+      </w:pPr>
+      <w:r>
+        <w:rPr>
+          <w:lang w:val="en-US"/>
+        </w:rPr>
+        <w:t>CALL ca_ventes_chargees('15/8/2024','jkuiueozbzk');</w:t>
+      </w:r>
+    </w:p>
+    <w:p>
+      <w:pPr>
+        <w:jc w:val="both"/>
+        <w:rPr>
+          <w:lang w:val="en-US"/>
+        </w:rPr>
+      </w:pPr>
+      <w:r>
+        <w:rPr>
+          <w:lang w:val="en-US"/>
+        </w:rPr>
+        <w:t>SELECT * FROM controle_completude_ventes;</w:t>
+      </w:r>
+    </w:p>
+    <w:p>
+      <w:pPr>
+        <w:jc w:val="both"/>
+        <w:rPr>
+          <w:lang w:val="en-US"/>
+        </w:rPr>
+      </w:pPr>
+    </w:p>
     <w:p>
       <w:pPr>
         <w:pStyle w:val="Titre2"/>
@@ -5833,15 +7207,10 @@
           <w:ilvl w:val="1"/>
           <w:numId w:val="25"/>
         </w:numPr>
-      </w:pPr>
-      <w:r>
-        <w:t xml:space="preserve">Recommandation </w:t>
-      </w:r>
-      <w:r>
-        <w:t xml:space="preserve">2 </w:t>
-      </w:r>
-      <w:r>
-        <w:t xml:space="preserve">: </w:t>
+        <w:jc w:val="both"/>
+      </w:pPr>
+      <w:r>
+        <w:t xml:space="preserve">Recommandation 2 : </w:t>
       </w:r>
       <w:r>
         <w:t xml:space="preserve">Séparer la date </w:t>
@@ -5857,11 +7226,17 @@
       </w:r>
     </w:p>
     <w:p>
+      <w:pPr>
+        <w:jc w:val="both"/>
+      </w:pPr>
       <w:r>
         <w:t>Ajouter dans la table vente une colonne qui correspond à la date réelle de transaction et une autre pour la date d’insertion. Cela permettrait d’analyser les ventes selon leur date réelle, de surveiller les éventuels retards d’insertion.</w:t>
       </w:r>
     </w:p>
     <w:p>
+      <w:pPr>
+        <w:jc w:val="both"/>
+      </w:pPr>
       <w:r>
         <w:t>La table de vente pourrait être modifiée avec l</w:t>
       </w:r>
@@ -5879,12 +7254,18 @@
       </w:r>
     </w:p>
     <w:p>
+      <w:pPr>
+        <w:spacing w:before="0"/>
+        <w:jc w:val="both"/>
+      </w:pPr>
       <w:r>
         <w:t>ALTER TABLE vente</w:t>
       </w:r>
     </w:p>
     <w:p>
       <w:pPr>
+        <w:spacing w:before="0"/>
+        <w:jc w:val="both"/>
         <w:rPr>
           <w:lang w:val="en-US"/>
         </w:rPr>
@@ -5907,10 +7288,176 @@
     </w:p>
     <w:p>
       <w:pPr>
+        <w:spacing w:before="0"/>
+        <w:jc w:val="both"/>
         <w:rPr>
           <w:lang w:val="en-US"/>
         </w:rPr>
       </w:pPr>
+    </w:p>
+    <w:p>
+      <w:pPr>
+        <w:jc w:val="both"/>
+      </w:pPr>
+      <w:r>
+        <w:t xml:space="preserve">ALTER TABLE </w:t>
+      </w:r>
+      <w:r>
+        <w:t>logs_ventes</w:t>
+      </w:r>
+      <w:r>
+        <w:br/>
+        <w:t xml:space="preserve">RENAME COLUMN </w:t>
+      </w:r>
+      <w:r>
+        <w:t>date</w:t>
+      </w:r>
+      <w:r>
+        <w:t xml:space="preserve"> TO </w:t>
+      </w:r>
+      <w:r>
+        <w:t>date_insertion</w:t>
+      </w:r>
+      <w:r>
+        <w:t>;</w:t>
+      </w:r>
+    </w:p>
+    <w:p>
+      <w:pPr>
+        <w:jc w:val="both"/>
+      </w:pPr>
+    </w:p>
+    <w:p>
+      <w:pPr>
+        <w:spacing w:before="0"/>
+        <w:jc w:val="both"/>
+        <w:rPr>
+          <w:lang w:val="en-US"/>
+        </w:rPr>
+      </w:pPr>
+      <w:r>
+        <w:rPr>
+          <w:lang w:val="en-US"/>
+        </w:rPr>
+        <w:t>ALTER TABLE logs_ventes</w:t>
+      </w:r>
+    </w:p>
+    <w:p>
+      <w:pPr>
+        <w:spacing w:before="0"/>
+        <w:jc w:val="both"/>
+        <w:rPr>
+          <w:lang w:val="en-US"/>
+        </w:rPr>
+      </w:pPr>
+      <w:r>
+        <w:rPr>
+          <w:lang w:val="en-US"/>
+        </w:rPr>
+        <w:t>ADD COLUMN date_vente TEXT;</w:t>
+      </w:r>
+    </w:p>
+    <w:p>
+      <w:pPr>
+        <w:spacing w:before="0"/>
+        <w:jc w:val="both"/>
+      </w:pPr>
+      <w:r>
+        <w:t>UPDATE logs_ventes</w:t>
+      </w:r>
+    </w:p>
+    <w:p>
+      <w:pPr>
+        <w:spacing w:before="0"/>
+        <w:jc w:val="both"/>
+      </w:pPr>
+      <w:r>
+        <w:t>SET date_vente = (</w:t>
+      </w:r>
+    </w:p>
+    <w:p>
+      <w:pPr>
+        <w:spacing w:before="0"/>
+        <w:jc w:val="both"/>
+        <w:rPr>
+          <w:lang w:val="en-US"/>
+        </w:rPr>
+      </w:pPr>
+      <w:r>
+        <w:t xml:space="preserve">    </w:t>
+      </w:r>
+      <w:r>
+        <w:rPr>
+          <w:lang w:val="en-US"/>
+        </w:rPr>
+        <w:t xml:space="preserve">CASE </w:t>
+      </w:r>
+    </w:p>
+    <w:p>
+      <w:pPr>
+        <w:spacing w:before="0"/>
+        <w:jc w:val="both"/>
+        <w:rPr>
+          <w:lang w:val="en-US"/>
+        </w:rPr>
+      </w:pPr>
+      <w:r>
+        <w:rPr>
+          <w:lang w:val="en-US"/>
+        </w:rPr>
+        <w:t xml:space="preserve">        WHEN champs = 'Date' THEN detail</w:t>
+      </w:r>
+    </w:p>
+    <w:p>
+      <w:pPr>
+        <w:spacing w:before="0"/>
+        <w:jc w:val="both"/>
+        <w:rPr>
+          <w:lang w:val="en-US"/>
+        </w:rPr>
+      </w:pPr>
+      <w:r>
+        <w:rPr>
+          <w:lang w:val="en-US"/>
+        </w:rPr>
+        <w:t xml:space="preserve">    END</w:t>
+      </w:r>
+    </w:p>
+    <w:p>
+      <w:pPr>
+        <w:spacing w:before="0"/>
+        <w:jc w:val="both"/>
+        <w:rPr>
+          <w:lang w:val="en-US"/>
+        </w:rPr>
+      </w:pPr>
+      <w:r>
+        <w:rPr>
+          <w:lang w:val="en-US"/>
+        </w:rPr>
+        <w:t>);</w:t>
+      </w:r>
+    </w:p>
+    <w:p>
+      <w:pPr>
+        <w:spacing w:before="0"/>
+        <w:jc w:val="both"/>
+        <w:rPr>
+          <w:lang w:val="en-US"/>
+        </w:rPr>
+      </w:pPr>
+    </w:p>
+    <w:p>
+      <w:pPr>
+        <w:spacing w:before="0"/>
+        <w:jc w:val="both"/>
+      </w:pPr>
+      <w:r>
+        <w:t>Ainsi, on fait bien l</w:t>
+      </w:r>
+      <w:r>
+        <w:t>a distinction entre les 2 dates, ce qui permettrait d’identifier plus rapidement les écarts.</w:t>
+      </w:r>
     </w:p>
     <w:p>
       <w:pPr>
@@ -5919,43 +7466,99 @@
           <w:ilvl w:val="1"/>
           <w:numId w:val="25"/>
         </w:numPr>
-      </w:pPr>
-      <w:r>
-        <w:lastRenderedPageBreak/>
-        <w:t xml:space="preserve">Recommandation </w:t>
-      </w:r>
-      <w:r>
-        <w:t>3</w:t>
-      </w:r>
-      <w:r>
-        <w:t xml:space="preserve"> : </w:t>
-      </w:r>
-      <w:r>
-        <w:t>Mettre en place des contrôles de complétude avant publication BI</w:t>
-      </w:r>
-    </w:p>
-    <w:p>
-      <w:r>
-        <w:t xml:space="preserve">Avant de rafraîchir Power BI, un contrôle automatique pourrait être fait. Il s’agirait de vérifier le nombre de ventes chargées, le montant total des ventes, de les comparer avec les logs. </w:t>
-      </w:r>
-    </w:p>
-    <w:p>
-      <w:r>
-        <w:t>Il faudrait créer une étape de validation dans le pipeline. Si les contrôles échouent, cela bloque le rafraîchissement de Power BI, envoie un message d’alerte à l’équipe Data Support, indique que les données sont provisoires.</w:t>
-      </w:r>
-    </w:p>
-    <w:p>
-      <w:r>
-        <w:t>La base de données peut être analysée en rentrant les commandes suivantes dans PostgreSQL :</w:t>
-      </w:r>
-    </w:p>
-    <w:p>
-      <w:r>
-        <w:t xml:space="preserve">-- Afficher les statistiques de la base de données </w:t>
-      </w:r>
-    </w:p>
-    <w:p>
-      <w:pPr>
+        <w:jc w:val="both"/>
+      </w:pPr>
+      <w:r>
+        <w:t xml:space="preserve">Recommandation 3 : </w:t>
+      </w:r>
+      <w:r>
+        <w:t xml:space="preserve">Mettre en place </w:t>
+      </w:r>
+      <w:r>
+        <w:t>une supervision technique</w:t>
+      </w:r>
+    </w:p>
+    <w:p>
+      <w:pPr>
+        <w:jc w:val="both"/>
+      </w:pPr>
+      <w:r>
+        <w:t xml:space="preserve">En complément des contrôles métier, une supervision technique de PostgreSQL peut être mise en place afin de surveiller les performances, l’activité des connexions, l’utilisation des index et les statistiques des tables. Cette supervision </w:t>
+      </w:r>
+      <w:r>
+        <w:t>vient en complément des</w:t>
+      </w:r>
+      <w:r>
+        <w:t xml:space="preserve"> contrôles de complétude métier</w:t>
+      </w:r>
+      <w:r>
+        <w:t xml:space="preserve"> et</w:t>
+      </w:r>
+      <w:r>
+        <w:t xml:space="preserve"> permet d’identifier </w:t>
+      </w:r>
+      <w:r>
+        <w:t xml:space="preserve">en amont les </w:t>
+      </w:r>
+      <w:r>
+        <w:t>anomalies techniques susceptibles d’impacter les traitements BI.</w:t>
+      </w:r>
+    </w:p>
+    <w:p>
+      <w:pPr>
+        <w:jc w:val="both"/>
+      </w:pPr>
+      <w:r>
+        <w:t xml:space="preserve">La base de données peut être analysée </w:t>
+      </w:r>
+      <w:r>
+        <w:t>avec les requêtes SQL suivantes</w:t>
+      </w:r>
+      <w:r>
+        <w:t> :</w:t>
+      </w:r>
+    </w:p>
+    <w:p>
+      <w:pPr>
+        <w:jc w:val="both"/>
+      </w:pPr>
+    </w:p>
+    <w:p>
+      <w:pPr>
+        <w:pStyle w:val="Paragraphedeliste"/>
+        <w:numPr>
+          <w:ilvl w:val="0"/>
+          <w:numId w:val="42"/>
+        </w:numPr>
+        <w:spacing w:before="0"/>
+        <w:jc w:val="both"/>
+      </w:pPr>
+      <w:r>
+        <w:t>Pour a</w:t>
+      </w:r>
+      <w:r>
+        <w:t xml:space="preserve">fficher les statistiques de la base de données </w:t>
+      </w:r>
+      <w:r>
+        <w:t xml:space="preserve">( nombre de connexions, transactions, lectures </w:t>
+      </w:r>
+      <w:r>
+        <w:t xml:space="preserve">de </w:t>
+      </w:r>
+      <w:r>
+        <w:t>disques</w:t>
+      </w:r>
+      <w:r>
+        <w:t>,</w:t>
+      </w:r>
+      <w:r>
+        <w:t xml:space="preserve"> etc). Voir la documentation PostgreSQL pour plus de détails.</w:t>
+      </w:r>
+    </w:p>
+    <w:p>
+      <w:pPr>
+        <w:spacing w:before="0"/>
+        <w:jc w:val="both"/>
         <w:rPr>
           <w:lang w:val="en-US"/>
         </w:rPr>
@@ -5964,16 +7567,87 @@
         <w:rPr>
           <w:lang w:val="en-US"/>
         </w:rPr>
-        <w:t xml:space="preserve">SELECT * FROM pg_stat_database; </w:t>
-      </w:r>
-    </w:p>
-    <w:p>
-      <w:r>
-        <w:t xml:space="preserve">-- Afficher les statistiques des tables utilisateur </w:t>
-      </w:r>
-    </w:p>
-    <w:p>
-      <w:pPr>
+        <w:t>SELECT *</w:t>
+      </w:r>
+      <w:r>
+        <w:rPr>
+          <w:lang w:val="en-US"/>
+        </w:rPr>
+        <w:t xml:space="preserve"> </w:t>
+      </w:r>
+      <w:r>
+        <w:rPr>
+          <w:lang w:val="en-US"/>
+        </w:rPr>
+        <w:t>FROM pg_stat_database</w:t>
+      </w:r>
+    </w:p>
+    <w:p>
+      <w:pPr>
+        <w:spacing w:before="0"/>
+        <w:jc w:val="both"/>
+        <w:rPr>
+          <w:lang w:val="en-US"/>
+        </w:rPr>
+      </w:pPr>
+      <w:r>
+        <w:rPr>
+          <w:lang w:val="en-US"/>
+        </w:rPr>
+        <w:t xml:space="preserve">WHERE datname = </w:t>
+      </w:r>
+      <w:r>
+        <w:rPr>
+          <w:lang w:val="en-US"/>
+        </w:rPr>
+        <w:t>'smartmarket'</w:t>
+      </w:r>
+      <w:r>
+        <w:rPr>
+          <w:lang w:val="en-US"/>
+        </w:rPr>
+        <w:t xml:space="preserve">; </w:t>
+      </w:r>
+    </w:p>
+    <w:p>
+      <w:pPr>
+        <w:spacing w:before="0"/>
+        <w:jc w:val="both"/>
+        <w:rPr>
+          <w:lang w:val="en-US"/>
+        </w:rPr>
+      </w:pPr>
+    </w:p>
+    <w:p>
+      <w:pPr>
+        <w:pStyle w:val="Paragraphedeliste"/>
+        <w:numPr>
+          <w:ilvl w:val="0"/>
+          <w:numId w:val="42"/>
+        </w:numPr>
+        <w:spacing w:before="0"/>
+        <w:jc w:val="both"/>
+      </w:pPr>
+      <w:r>
+        <w:t>Pour a</w:t>
+      </w:r>
+      <w:r>
+        <w:t xml:space="preserve">fficher les statistiques des tables </w:t>
+      </w:r>
+      <w:r>
+        <w:t xml:space="preserve">utilisateur </w:t>
+      </w:r>
+      <w:r>
+        <w:t>de la base de données :</w:t>
+      </w:r>
+      <w:r>
+        <w:t xml:space="preserve"> </w:t>
+      </w:r>
+    </w:p>
+    <w:p>
+      <w:pPr>
+        <w:spacing w:before="0"/>
+        <w:jc w:val="both"/>
         <w:rPr>
           <w:lang w:val="en-US"/>
         </w:rPr>
@@ -5986,31 +7660,510 @@
       </w:r>
     </w:p>
     <w:p>
-      <w:r>
-        <w:t xml:space="preserve">-- Afficher les statistiques des index </w:t>
-      </w:r>
-    </w:p>
-    <w:p>
-      <w:r>
-        <w:t xml:space="preserve">SELECT * FROM pg_stat_user_indexes; </w:t>
-      </w:r>
-    </w:p>
-    <w:p>
-      <w:r>
-        <w:t xml:space="preserve">-- Afficher les activités en cours </w:t>
-      </w:r>
-    </w:p>
-    <w:p>
+      <w:pPr>
+        <w:jc w:val="both"/>
+      </w:pPr>
+      <w:r>
+        <w:t>Identifier les tables</w:t>
+      </w:r>
+      <w:r>
+        <w:t xml:space="preserve"> utilisateur</w:t>
+      </w:r>
+      <w:r>
+        <w:t xml:space="preserve"> les plus modifiées :</w:t>
+      </w:r>
+    </w:p>
+    <w:p>
+      <w:pPr>
+        <w:spacing w:before="0"/>
+        <w:jc w:val="both"/>
+        <w:rPr>
+          <w:lang w:val="en-US"/>
+        </w:rPr>
+      </w:pPr>
+      <w:r>
+        <w:rPr>
+          <w:lang w:val="en-US"/>
+        </w:rPr>
+        <w:t>SELECT</w:t>
+      </w:r>
+    </w:p>
+    <w:p>
+      <w:pPr>
+        <w:spacing w:before="0"/>
+        <w:jc w:val="both"/>
+        <w:rPr>
+          <w:lang w:val="en-US"/>
+        </w:rPr>
+      </w:pPr>
+      <w:r>
+        <w:rPr>
+          <w:lang w:val="en-US"/>
+        </w:rPr>
+        <w:t xml:space="preserve">    relname AS table_name,</w:t>
+      </w:r>
+    </w:p>
+    <w:p>
+      <w:pPr>
+        <w:spacing w:before="0"/>
+        <w:jc w:val="both"/>
+        <w:rPr>
+          <w:lang w:val="en-US"/>
+        </w:rPr>
+      </w:pPr>
+      <w:r>
+        <w:rPr>
+          <w:lang w:val="en-US"/>
+        </w:rPr>
+        <w:t xml:space="preserve">    n_tup_ins AS insertions,</w:t>
+      </w:r>
+    </w:p>
+    <w:p>
+      <w:pPr>
+        <w:spacing w:before="0"/>
+        <w:jc w:val="both"/>
+        <w:rPr>
+          <w:lang w:val="en-US"/>
+        </w:rPr>
+      </w:pPr>
+      <w:r>
+        <w:rPr>
+          <w:lang w:val="en-US"/>
+        </w:rPr>
+        <w:t xml:space="preserve">    n_tup_upd AS updates,</w:t>
+      </w:r>
+    </w:p>
+    <w:p>
+      <w:pPr>
+        <w:spacing w:before="0"/>
+        <w:jc w:val="both"/>
+        <w:rPr>
+          <w:lang w:val="en-US"/>
+        </w:rPr>
+      </w:pPr>
+      <w:r>
+        <w:rPr>
+          <w:lang w:val="en-US"/>
+        </w:rPr>
+        <w:t xml:space="preserve">    n_tup_del AS suppressions,</w:t>
+      </w:r>
+    </w:p>
+    <w:p>
+      <w:pPr>
+        <w:spacing w:before="0"/>
+        <w:jc w:val="both"/>
+        <w:rPr>
+          <w:lang w:val="en-US"/>
+        </w:rPr>
+      </w:pPr>
+      <w:r>
+        <w:rPr>
+          <w:lang w:val="en-US"/>
+        </w:rPr>
+        <w:t xml:space="preserve">    n_live_tup AS lignes_estimees</w:t>
+      </w:r>
+    </w:p>
+    <w:p>
+      <w:pPr>
+        <w:spacing w:before="0"/>
+        <w:jc w:val="both"/>
+        <w:rPr>
+          <w:lang w:val="en-US"/>
+        </w:rPr>
+      </w:pPr>
+      <w:r>
+        <w:rPr>
+          <w:lang w:val="en-US"/>
+        </w:rPr>
+        <w:t>FROM pg_stat_user_tables</w:t>
+      </w:r>
+    </w:p>
+    <w:p>
+      <w:pPr>
+        <w:spacing w:before="0"/>
+        <w:jc w:val="both"/>
+        <w:rPr>
+          <w:lang w:val="en-US"/>
+        </w:rPr>
+      </w:pPr>
+      <w:r>
+        <w:rPr>
+          <w:lang w:val="en-US"/>
+        </w:rPr>
+        <w:t>ORDER BY n_tup_ins + n_tup_upd + n_tup_del DESC;</w:t>
+      </w:r>
+    </w:p>
+    <w:p>
+      <w:pPr>
+        <w:spacing w:before="0"/>
+        <w:jc w:val="both"/>
+        <w:rPr>
+          <w:lang w:val="en-US"/>
+        </w:rPr>
+      </w:pPr>
+    </w:p>
+    <w:p>
+      <w:pPr>
+        <w:pStyle w:val="Paragraphedeliste"/>
+        <w:numPr>
+          <w:ilvl w:val="0"/>
+          <w:numId w:val="42"/>
+        </w:numPr>
+        <w:spacing w:before="0"/>
+        <w:jc w:val="both"/>
+      </w:pPr>
+      <w:r>
+        <w:lastRenderedPageBreak/>
+        <w:t>Pour a</w:t>
+      </w:r>
+      <w:r>
+        <w:t>fficher les statistiques des index</w:t>
+      </w:r>
+      <w:r>
+        <w:t> :</w:t>
+      </w:r>
+    </w:p>
+    <w:p>
+      <w:pPr>
+        <w:spacing w:before="0"/>
+        <w:jc w:val="both"/>
+      </w:pPr>
+      <w:r>
+        <w:t>SELECT * FROM pg_stat_user_indexes;</w:t>
+      </w:r>
+    </w:p>
+    <w:p>
+      <w:pPr>
+        <w:spacing w:before="0"/>
+        <w:jc w:val="both"/>
+      </w:pPr>
+      <w:r>
+        <w:t>Pour une analyse plus ciblée :</w:t>
+      </w:r>
+    </w:p>
+    <w:p>
+      <w:pPr>
+        <w:spacing w:before="0"/>
+        <w:jc w:val="both"/>
+        <w:rPr>
+          <w:lang w:val="en-US"/>
+        </w:rPr>
+      </w:pPr>
+      <w:r>
+        <w:rPr>
+          <w:lang w:val="en-US"/>
+        </w:rPr>
+        <w:t>SELECT</w:t>
+      </w:r>
+    </w:p>
+    <w:p>
+      <w:pPr>
+        <w:spacing w:before="0"/>
+        <w:jc w:val="both"/>
+        <w:rPr>
+          <w:lang w:val="en-US"/>
+        </w:rPr>
+      </w:pPr>
+      <w:r>
+        <w:rPr>
+          <w:lang w:val="en-US"/>
+        </w:rPr>
+        <w:t xml:space="preserve">    relname AS table_name,</w:t>
+      </w:r>
+    </w:p>
+    <w:p>
+      <w:pPr>
+        <w:spacing w:before="0"/>
+        <w:jc w:val="both"/>
+        <w:rPr>
+          <w:lang w:val="en-US"/>
+        </w:rPr>
+      </w:pPr>
+      <w:r>
+        <w:rPr>
+          <w:lang w:val="en-US"/>
+        </w:rPr>
+        <w:t xml:space="preserve">    indexrelname AS index_name,</w:t>
+      </w:r>
+    </w:p>
+    <w:p>
+      <w:pPr>
+        <w:spacing w:before="0"/>
+        <w:jc w:val="both"/>
+        <w:rPr>
+          <w:lang w:val="en-US"/>
+        </w:rPr>
+      </w:pPr>
+      <w:r>
+        <w:rPr>
+          <w:lang w:val="en-US"/>
+        </w:rPr>
+        <w:t xml:space="preserve">    idx_scan AS nombre_utilisations</w:t>
+      </w:r>
+    </w:p>
+    <w:p>
+      <w:pPr>
+        <w:spacing w:before="0"/>
+        <w:jc w:val="both"/>
+        <w:rPr>
+          <w:lang w:val="en-US"/>
+        </w:rPr>
+      </w:pPr>
+      <w:r>
+        <w:rPr>
+          <w:lang w:val="en-US"/>
+        </w:rPr>
+        <w:t>FROM pg_stat_user_indexes</w:t>
+      </w:r>
+    </w:p>
+    <w:p>
+      <w:pPr>
+        <w:spacing w:before="0"/>
+        <w:jc w:val="both"/>
+        <w:rPr>
+          <w:lang w:val="en-US"/>
+        </w:rPr>
+      </w:pPr>
+      <w:r>
+        <w:rPr>
+          <w:lang w:val="en-US"/>
+        </w:rPr>
+        <w:t>ORDER BY idx_scan ASC;</w:t>
+      </w:r>
+    </w:p>
+    <w:p>
+      <w:pPr>
+        <w:spacing w:before="0"/>
+        <w:jc w:val="both"/>
+      </w:pPr>
+      <w:r>
+        <w:t xml:space="preserve"> </w:t>
+      </w:r>
+      <w:r>
+        <w:t>Cela permet d’identifier des i</w:t>
+      </w:r>
+      <w:r>
+        <w:t>ndex inutilisés et peut aider à faire des optimisations.</w:t>
+      </w:r>
+    </w:p>
+    <w:p>
+      <w:pPr>
+        <w:spacing w:before="0"/>
+        <w:jc w:val="both"/>
+      </w:pPr>
+    </w:p>
+    <w:p>
+      <w:pPr>
+        <w:pStyle w:val="Paragraphedeliste"/>
+        <w:numPr>
+          <w:ilvl w:val="0"/>
+          <w:numId w:val="42"/>
+        </w:numPr>
+        <w:spacing w:before="0"/>
+        <w:jc w:val="both"/>
+      </w:pPr>
+      <w:r>
+        <w:t>Pour a</w:t>
+      </w:r>
+      <w:r>
+        <w:t>fficher les activités en cours</w:t>
+      </w:r>
+      <w:r>
+        <w:t> :</w:t>
+      </w:r>
+    </w:p>
+    <w:p>
+      <w:pPr>
+        <w:spacing w:before="0"/>
+        <w:jc w:val="both"/>
+      </w:pPr>
       <w:r>
         <w:t>SELECT * FROM pg_stat_activity;</w:t>
       </w:r>
     </w:p>
     <w:p>
+      <w:pPr>
+        <w:jc w:val="both"/>
+      </w:pPr>
+      <w:r>
+        <w:t>Identifier les requêtes en cours</w:t>
+      </w:r>
+      <w:r>
+        <w:t> :</w:t>
+      </w:r>
+    </w:p>
+    <w:p>
+      <w:pPr>
+        <w:spacing w:before="0"/>
+        <w:jc w:val="both"/>
+      </w:pPr>
+      <w:r>
+        <w:t>SELECT</w:t>
+      </w:r>
+    </w:p>
+    <w:p>
+      <w:pPr>
+        <w:spacing w:before="0"/>
+        <w:jc w:val="both"/>
+        <w:rPr>
+          <w:lang w:val="en-US"/>
+        </w:rPr>
+      </w:pPr>
+      <w:r>
+        <w:t xml:space="preserve">    </w:t>
+      </w:r>
+      <w:r>
+        <w:rPr>
+          <w:lang w:val="en-US"/>
+        </w:rPr>
+        <w:t>pid,</w:t>
+      </w:r>
+      <w:r>
+        <w:rPr>
+          <w:lang w:val="en-US"/>
+        </w:rPr>
+        <w:t xml:space="preserve"> -- process ID</w:t>
+      </w:r>
+    </w:p>
+    <w:p>
+      <w:pPr>
+        <w:spacing w:before="0"/>
+        <w:jc w:val="both"/>
+        <w:rPr>
+          <w:lang w:val="en-US"/>
+        </w:rPr>
+      </w:pPr>
+      <w:r>
+        <w:rPr>
+          <w:lang w:val="en-US"/>
+        </w:rPr>
+        <w:t xml:space="preserve">    usename,</w:t>
+      </w:r>
+    </w:p>
+    <w:p>
+      <w:pPr>
+        <w:spacing w:before="0"/>
+        <w:jc w:val="both"/>
+        <w:rPr>
+          <w:lang w:val="en-US"/>
+        </w:rPr>
+      </w:pPr>
+      <w:r>
+        <w:rPr>
+          <w:lang w:val="en-US"/>
+        </w:rPr>
+        <w:t xml:space="preserve">    datname,</w:t>
+      </w:r>
+    </w:p>
+    <w:p>
+      <w:pPr>
+        <w:spacing w:before="0"/>
+        <w:jc w:val="both"/>
+        <w:rPr>
+          <w:lang w:val="en-US"/>
+        </w:rPr>
+      </w:pPr>
+      <w:r>
+        <w:rPr>
+          <w:lang w:val="en-US"/>
+        </w:rPr>
+        <w:t xml:space="preserve">    state,</w:t>
+      </w:r>
+    </w:p>
+    <w:p>
+      <w:pPr>
+        <w:spacing w:before="0"/>
+        <w:jc w:val="both"/>
+        <w:rPr>
+          <w:lang w:val="en-US"/>
+        </w:rPr>
+      </w:pPr>
+      <w:r>
+        <w:rPr>
+          <w:lang w:val="en-US"/>
+        </w:rPr>
+        <w:t xml:space="preserve">    query_start,</w:t>
+      </w:r>
+    </w:p>
+    <w:p>
+      <w:pPr>
+        <w:spacing w:before="0"/>
+        <w:jc w:val="both"/>
+        <w:rPr>
+          <w:lang w:val="en-US"/>
+        </w:rPr>
+      </w:pPr>
+      <w:r>
+        <w:rPr>
+          <w:lang w:val="en-US"/>
+        </w:rPr>
+        <w:t xml:space="preserve">    query</w:t>
+      </w:r>
+    </w:p>
+    <w:p>
+      <w:pPr>
+        <w:spacing w:before="0"/>
+        <w:jc w:val="both"/>
+        <w:rPr>
+          <w:lang w:val="en-US"/>
+        </w:rPr>
+      </w:pPr>
+      <w:r>
+        <w:rPr>
+          <w:lang w:val="en-US"/>
+        </w:rPr>
+        <w:t>FROM pg_stat_activity</w:t>
+      </w:r>
+    </w:p>
+    <w:p>
+      <w:pPr>
+        <w:spacing w:before="0"/>
+        <w:jc w:val="both"/>
+        <w:rPr>
+          <w:lang w:val="en-US"/>
+        </w:rPr>
+      </w:pPr>
+      <w:r>
+        <w:rPr>
+          <w:lang w:val="en-US"/>
+        </w:rPr>
+        <w:t>WHERE state &lt;&gt; 'idle';</w:t>
+      </w:r>
+      <w:r>
+        <w:rPr>
+          <w:lang w:val="en-US"/>
+        </w:rPr>
+        <w:t xml:space="preserve"> --</w:t>
+      </w:r>
+      <w:r>
+        <w:rPr>
+          <w:rFonts w:ascii="Open Sans" w:hAnsi="Open Sans" w:cs="Open Sans"/>
+          <w:color w:val="212529"/>
+          <w:shd w:val="clear" w:color="auto" w:fill="FFFFFF"/>
+          <w:lang w:val="en-US"/>
+        </w:rPr>
+        <w:t xml:space="preserve"> </w:t>
+      </w:r>
+      <w:r>
+        <w:rPr>
+          <w:lang w:val="en-US"/>
+        </w:rPr>
+        <w:t>The backend is waiting for a new client command</w:t>
+      </w:r>
+    </w:p>
+    <w:p>
+      <w:pPr>
+        <w:jc w:val="both"/>
+      </w:pPr>
       <w:r>
         <w:t>On a ainsi des informations sur les performances des requêtes, l’utilisation des ressources et les activités en cours.</w:t>
       </w:r>
     </w:p>
-    <w:p/>
+    <w:p>
+      <w:pPr>
+        <w:jc w:val="both"/>
+      </w:pPr>
+    </w:p>
     <w:p>
       <w:pPr>
         <w:pStyle w:val="Titre2"/>
@@ -6018,15 +8171,10 @@
           <w:ilvl w:val="1"/>
           <w:numId w:val="25"/>
         </w:numPr>
-      </w:pPr>
-      <w:r>
-        <w:t xml:space="preserve">Recommandation </w:t>
-      </w:r>
-      <w:r>
-        <w:t>4</w:t>
-      </w:r>
-      <w:r>
-        <w:t xml:space="preserve"> : </w:t>
+        <w:jc w:val="both"/>
+      </w:pPr>
+      <w:r>
+        <w:t xml:space="preserve">Recommandation 4 : </w:t>
       </w:r>
       <w:r>
         <w:t>Restreindre les données personnelles dans la couche BI</w:t>
@@ -6037,6 +8185,7 @@
         <w:tabs>
           <w:tab w:val="num" w:pos="720"/>
         </w:tabs>
+        <w:jc w:val="both"/>
       </w:pPr>
       <w:r>
         <w:t>Supprimer ou masquer les colonnes non nécessaires à l’analyse BI, hash_mdp</w:t>
@@ -6071,6 +8220,7 @@
         <w:tabs>
           <w:tab w:val="num" w:pos="720"/>
         </w:tabs>
+        <w:jc w:val="both"/>
       </w:pPr>
       <w:r>
         <w:t>On peut créer une vue dédiée à la Business Intelligence en tapant la commande SQL suivante :</w:t>
@@ -6082,6 +8232,7 @@
           <w:tab w:val="num" w:pos="720"/>
         </w:tabs>
         <w:spacing w:before="0"/>
+        <w:jc w:val="both"/>
         <w:rPr>
           <w:lang w:val="en-US"/>
         </w:rPr>
@@ -6105,6 +8256,7 @@
           <w:tab w:val="num" w:pos="720"/>
         </w:tabs>
         <w:spacing w:before="0"/>
+        <w:jc w:val="both"/>
         <w:rPr>
           <w:lang w:val="en-US"/>
         </w:rPr>
@@ -6122,6 +8274,7 @@
           <w:tab w:val="num" w:pos="720"/>
         </w:tabs>
         <w:spacing w:before="0"/>
+        <w:jc w:val="both"/>
         <w:rPr>
           <w:lang w:val="en-US"/>
         </w:rPr>
@@ -6139,6 +8292,7 @@
           <w:tab w:val="num" w:pos="720"/>
         </w:tabs>
         <w:spacing w:before="0"/>
+        <w:jc w:val="both"/>
         <w:rPr>
           <w:lang w:val="en-US"/>
         </w:rPr>
@@ -6156,6 +8310,7 @@
           <w:tab w:val="num" w:pos="720"/>
         </w:tabs>
         <w:spacing w:before="0"/>
+        <w:jc w:val="both"/>
         <w:rPr>
           <w:lang w:val="en-US"/>
         </w:rPr>
@@ -6173,6 +8328,7 @@
           <w:tab w:val="num" w:pos="720"/>
         </w:tabs>
         <w:spacing w:before="0"/>
+        <w:jc w:val="both"/>
         <w:rPr>
           <w:lang w:val="en-US"/>
         </w:rPr>
@@ -6190,6 +8346,7 @@
           <w:tab w:val="num" w:pos="720"/>
         </w:tabs>
         <w:spacing w:before="0"/>
+        <w:jc w:val="both"/>
         <w:rPr>
           <w:lang w:val="en-US"/>
         </w:rPr>
@@ -6209,6 +8366,7 @@
     </w:p>
     <w:p>
       <w:pPr>
+        <w:jc w:val="both"/>
         <w:rPr>
           <w:lang w:val="en-US"/>
         </w:rPr>
@@ -6226,6 +8384,7 @@
           <w:tab w:val="num" w:pos="720"/>
         </w:tabs>
         <w:spacing w:before="0"/>
+        <w:jc w:val="both"/>
         <w:rPr>
           <w:lang w:val="en-US"/>
         </w:rPr>
@@ -6249,6 +8408,7 @@
           <w:tab w:val="num" w:pos="720"/>
         </w:tabs>
         <w:spacing w:before="0"/>
+        <w:jc w:val="both"/>
         <w:rPr>
           <w:lang w:val="en-US"/>
         </w:rPr>
@@ -6257,6 +8417,7 @@
         <w:rPr>
           <w:lang w:val="en-US"/>
         </w:rPr>
+        <w:lastRenderedPageBreak/>
         <w:t xml:space="preserve">SELECT </w:t>
       </w:r>
     </w:p>
@@ -6266,6 +8427,7 @@
           <w:tab w:val="num" w:pos="720"/>
         </w:tabs>
         <w:spacing w:before="0"/>
+        <w:jc w:val="both"/>
         <w:rPr>
           <w:lang w:val="en-US"/>
         </w:rPr>
@@ -6274,7 +8436,6 @@
         <w:rPr>
           <w:lang w:val="en-US"/>
         </w:rPr>
-        <w:lastRenderedPageBreak/>
         <w:t>id_employe,</w:t>
       </w:r>
     </w:p>
@@ -6284,6 +8445,7 @@
           <w:tab w:val="num" w:pos="720"/>
         </w:tabs>
         <w:spacing w:before="0"/>
+        <w:jc w:val="both"/>
         <w:rPr>
           <w:lang w:val="en-US"/>
         </w:rPr>
@@ -6301,6 +8463,7 @@
           <w:tab w:val="num" w:pos="720"/>
         </w:tabs>
         <w:spacing w:before="0"/>
+        <w:jc w:val="both"/>
         <w:rPr>
           <w:lang w:val="en-US"/>
         </w:rPr>
@@ -6318,6 +8481,7 @@
           <w:tab w:val="num" w:pos="720"/>
         </w:tabs>
         <w:spacing w:before="0"/>
+        <w:jc w:val="both"/>
         <w:rPr>
           <w:lang w:val="en-US"/>
         </w:rPr>
@@ -6359,6 +8523,7 @@
           <w:tab w:val="num" w:pos="720"/>
         </w:tabs>
         <w:spacing w:before="0"/>
+        <w:jc w:val="both"/>
         <w:rPr>
           <w:lang w:val="en-US"/>
         </w:rPr>
@@ -6400,6 +8565,7 @@
           <w:tab w:val="num" w:pos="720"/>
         </w:tabs>
         <w:spacing w:before="0"/>
+        <w:jc w:val="both"/>
       </w:pPr>
       <w:r>
         <w:t>FROM employe</w:t>
@@ -6411,12 +8577,16 @@
           <w:tab w:val="num" w:pos="720"/>
         </w:tabs>
         <w:spacing w:before="0"/>
+        <w:jc w:val="both"/>
       </w:pPr>
       <w:r>
         <w:t>);</w:t>
       </w:r>
     </w:p>
     <w:p>
+      <w:pPr>
+        <w:jc w:val="both"/>
+      </w:pPr>
       <w:r>
         <w:t xml:space="preserve">Power BI et le cube OLAP devraient </w:t>
       </w:r>
@@ -6424,13 +8594,29 @@
         <w:t xml:space="preserve">avoir accès </w:t>
       </w:r>
       <w:r>
-        <w:t>uniquement cette vue et non la table complète</w:t>
+        <w:t xml:space="preserve">uniquement </w:t>
+      </w:r>
+      <w:r>
+        <w:t xml:space="preserve">à </w:t>
+      </w:r>
+      <w:r>
+        <w:t xml:space="preserve">cette vue et non </w:t>
+      </w:r>
+      <w:r>
+        <w:t xml:space="preserve">à </w:t>
+      </w:r>
+      <w:r>
+        <w:t>la table complète</w:t>
       </w:r>
       <w:r>
         <w:t>.</w:t>
       </w:r>
     </w:p>
-    <w:p/>
+    <w:p>
+      <w:pPr>
+        <w:jc w:val="both"/>
+      </w:pPr>
+    </w:p>
     <w:p>
       <w:pPr>
         <w:pStyle w:val="Titre2"/>
@@ -6438,21 +8624,10 @@
           <w:ilvl w:val="1"/>
           <w:numId w:val="25"/>
         </w:numPr>
-      </w:pPr>
-      <w:r>
-        <w:t xml:space="preserve">Recommandation </w:t>
-      </w:r>
-      <w:r>
-        <w:t>5</w:t>
-      </w:r>
-      <w:r>
-        <w:t xml:space="preserve"> : Formaliser le dictionnaire de données</w:t>
-      </w:r>
-      <w:r>
-        <w:t>, documenter</w:t>
-      </w:r>
-      <w:r>
-        <w:t xml:space="preserve"> le modèle relationnel et les règles de calcul</w:t>
+        <w:jc w:val="both"/>
+      </w:pPr>
+      <w:r>
+        <w:t>Recommandation 5 : Formaliser le dictionnaire de données, documenter le modèle relationnel et les règles de calcul</w:t>
       </w:r>
     </w:p>
     <w:p>
@@ -6460,6 +8635,7 @@
         <w:tabs>
           <w:tab w:val="num" w:pos="720"/>
         </w:tabs>
+        <w:jc w:val="both"/>
       </w:pPr>
       <w:r>
         <w:t>Créer un dictionnaire de données officiel</w:t>
@@ -6507,7 +8683,17 @@
         <w:t>es règles de rafraîchissement Power BI.</w:t>
       </w:r>
     </w:p>
-    <w:p/>
+    <w:p>
+      <w:pPr>
+        <w:jc w:val="both"/>
+      </w:pPr>
+      <w:r>
+        <w:t xml:space="preserve">Cela permet de réduire les erreurs d’interprétation, d’améliorer la fiabilité des indicateurs, </w:t>
+      </w:r>
+      <w:r>
+        <w:t>de renforcer la gouvernance des données.</w:t>
+      </w:r>
+    </w:p>
     <w:p>
       <w:pPr>
         <w:pStyle w:val="Titre2"/>
@@ -6515,26 +8701,93 @@
           <w:ilvl w:val="1"/>
           <w:numId w:val="25"/>
         </w:numPr>
-      </w:pPr>
-      <w:r>
-        <w:t xml:space="preserve">Recommandation </w:t>
-      </w:r>
-      <w:r>
-        <w:t>6</w:t>
-      </w:r>
-      <w:r>
-        <w:t xml:space="preserve"> : </w:t>
+        <w:jc w:val="both"/>
+      </w:pPr>
+      <w:r>
+        <w:t xml:space="preserve">Recommandation 6 : </w:t>
       </w:r>
       <w:r>
         <w:t>Améliorer le typage et la qualité des données</w:t>
       </w:r>
     </w:p>
     <w:p>
-      <w:r>
-        <w:t>Mettre en place des règles de validation sur les colonnes critiques.</w:t>
-      </w:r>
-    </w:p>
-    <w:p>
+      <w:pPr>
+        <w:jc w:val="both"/>
+      </w:pPr>
+      <w:r>
+        <w:t xml:space="preserve">Mettre en place </w:t>
+      </w:r>
+      <w:r>
+        <w:t>des contraintes d’intégrité dans la base de données afin de garantir la qualité des données dès leur insertion :</w:t>
+      </w:r>
+    </w:p>
+    <w:p>
+      <w:pPr>
+        <w:numPr>
+          <w:ilvl w:val="0"/>
+          <w:numId w:val="51"/>
+        </w:numPr>
+        <w:jc w:val="both"/>
+      </w:pPr>
+      <w:r>
+        <w:t>contraintes de type (types adaptés : NUMERIC, DATE, etc.)</w:t>
+      </w:r>
+    </w:p>
+    <w:p>
+      <w:pPr>
+        <w:numPr>
+          <w:ilvl w:val="0"/>
+          <w:numId w:val="51"/>
+        </w:numPr>
+        <w:jc w:val="both"/>
+      </w:pPr>
+      <w:r>
+        <w:t>contraintes de nullité (NOT NULL)</w:t>
+      </w:r>
+    </w:p>
+    <w:p>
+      <w:pPr>
+        <w:numPr>
+          <w:ilvl w:val="0"/>
+          <w:numId w:val="51"/>
+        </w:numPr>
+        <w:jc w:val="both"/>
+      </w:pPr>
+      <w:r>
+        <w:t>contraintes d’unicité (PRIMARY KEY, UNIQUE)</w:t>
+      </w:r>
+    </w:p>
+    <w:p>
+      <w:pPr>
+        <w:numPr>
+          <w:ilvl w:val="0"/>
+          <w:numId w:val="51"/>
+        </w:numPr>
+        <w:jc w:val="both"/>
+      </w:pPr>
+      <w:r>
+        <w:t>contraintes de cohérence (CHECK)</w:t>
+      </w:r>
+    </w:p>
+    <w:p>
+      <w:pPr>
+        <w:numPr>
+          <w:ilvl w:val="0"/>
+          <w:numId w:val="51"/>
+        </w:numPr>
+        <w:jc w:val="both"/>
+      </w:pPr>
+      <w:r>
+        <w:t>contraintes de référence (FOREIGN KEY</w:t>
+      </w:r>
+      <w:r>
+        <w:t>)</w:t>
+      </w:r>
+    </w:p>
+    <w:p>
+      <w:pPr>
+        <w:jc w:val="both"/>
+      </w:pPr>
       <w:r>
         <w:t>Par exemple :</w:t>
       </w:r>
@@ -6562,6 +8815,7 @@
           <w:p>
             <w:pPr>
               <w:spacing w:line="259" w:lineRule="auto"/>
+              <w:jc w:val="both"/>
             </w:pPr>
             <w:r>
               <w:t>Champ</w:t>
@@ -6576,6 +8830,7 @@
           <w:p>
             <w:pPr>
               <w:spacing w:line="259" w:lineRule="auto"/>
+              <w:jc w:val="both"/>
               <w:cnfStyle w:val="100000000000" w:firstRow="1" w:lastRow="0" w:firstColumn="0" w:lastColumn="0" w:oddVBand="0" w:evenVBand="0" w:oddHBand="0" w:evenHBand="0" w:firstRowFirstColumn="0" w:firstRowLastColumn="0" w:lastRowFirstColumn="0" w:lastRowLastColumn="0"/>
             </w:pPr>
             <w:r>
@@ -6597,6 +8852,7 @@
           <w:p>
             <w:pPr>
               <w:spacing w:line="259" w:lineRule="auto"/>
+              <w:jc w:val="both"/>
             </w:pPr>
             <w:r>
               <w:t>ean</w:t>
@@ -6611,6 +8867,7 @@
           <w:p>
             <w:pPr>
               <w:spacing w:line="259" w:lineRule="auto"/>
+              <w:jc w:val="both"/>
               <w:cnfStyle w:val="000000100000" w:firstRow="0" w:lastRow="0" w:firstColumn="0" w:lastColumn="0" w:oddVBand="0" w:evenVBand="0" w:oddHBand="1" w:evenHBand="0" w:firstRowFirstColumn="0" w:firstRowLastColumn="0" w:lastRowFirstColumn="0" w:lastRowLastColumn="0"/>
             </w:pPr>
             <w:r>
@@ -6632,6 +8889,7 @@
           <w:p>
             <w:pPr>
               <w:spacing w:line="259" w:lineRule="auto"/>
+              <w:jc w:val="both"/>
             </w:pPr>
             <w:r>
               <w:t>prix</w:t>
@@ -6646,13 +8904,17 @@
           <w:p>
             <w:pPr>
               <w:spacing w:line="259" w:lineRule="auto"/>
+              <w:jc w:val="both"/>
               <w:cnfStyle w:val="000000000000" w:firstRow="0" w:lastRow="0" w:firstColumn="0" w:lastColumn="0" w:oddVBand="0" w:evenVBand="0" w:oddHBand="0" w:evenHBand="0" w:firstRowFirstColumn="0" w:firstRowLastColumn="0" w:lastRowFirstColumn="0" w:lastRowLastColumn="0"/>
             </w:pPr>
             <w:r>
               <w:t>Nombre positif</w:t>
             </w:r>
             <w:r>
-              <w:t>, format Float</w:t>
+              <w:t xml:space="preserve">, format </w:t>
+            </w:r>
+            <w:r>
+              <w:t>NUMERIC(12,2)</w:t>
             </w:r>
           </w:p>
         </w:tc>
@@ -6670,6 +8932,7 @@
           <w:p>
             <w:pPr>
               <w:spacing w:line="259" w:lineRule="auto"/>
+              <w:jc w:val="both"/>
             </w:pPr>
             <w:r>
               <w:t>date_achat</w:t>
@@ -6684,6 +8947,7 @@
           <w:p>
             <w:pPr>
               <w:spacing w:line="259" w:lineRule="auto"/>
+              <w:jc w:val="both"/>
               <w:cnfStyle w:val="000000100000" w:firstRow="0" w:lastRow="0" w:firstColumn="0" w:lastColumn="0" w:oddVBand="0" w:evenVBand="0" w:oddHBand="1" w:evenHBand="0" w:firstRowFirstColumn="0" w:firstRowLastColumn="0" w:lastRowFirstColumn="0" w:lastRowLastColumn="0"/>
             </w:pPr>
             <w:r>
@@ -6702,6 +8966,7 @@
           <w:p>
             <w:pPr>
               <w:spacing w:line="259" w:lineRule="auto"/>
+              <w:jc w:val="both"/>
             </w:pPr>
             <w:r>
               <w:t>customer_id</w:t>
@@ -6716,6 +8981,7 @@
           <w:p>
             <w:pPr>
               <w:spacing w:line="259" w:lineRule="auto"/>
+              <w:jc w:val="both"/>
               <w:cnfStyle w:val="000000000000" w:firstRow="0" w:lastRow="0" w:firstColumn="0" w:lastColumn="0" w:oddVBand="0" w:evenVBand="0" w:oddHBand="0" w:evenHBand="0" w:firstRowFirstColumn="0" w:firstRowLastColumn="0" w:lastRowFirstColumn="0" w:lastRowLastColumn="0"/>
             </w:pPr>
             <w:r>
@@ -6740,6 +9006,7 @@
           <w:p>
             <w:pPr>
               <w:spacing w:line="259" w:lineRule="auto"/>
+              <w:jc w:val="both"/>
             </w:pPr>
             <w:r>
               <w:t>id_employe</w:t>
@@ -6754,6 +9021,7 @@
           <w:p>
             <w:pPr>
               <w:spacing w:line="259" w:lineRule="auto"/>
+              <w:jc w:val="both"/>
               <w:cnfStyle w:val="000000100000" w:firstRow="0" w:lastRow="0" w:firstColumn="0" w:lastColumn="0" w:oddVBand="0" w:evenVBand="0" w:oddHBand="1" w:evenHBand="0" w:firstRowFirstColumn="0" w:firstRowLastColumn="0" w:lastRowFirstColumn="0" w:lastRowLastColumn="0"/>
             </w:pPr>
             <w:r>
@@ -6775,8 +9043,10 @@
           <w:p>
             <w:pPr>
               <w:spacing w:line="259" w:lineRule="auto"/>
+              <w:jc w:val="both"/>
             </w:pPr>
             <w:r>
+              <w:lastRenderedPageBreak/>
               <w:t>id_bdd</w:t>
             </w:r>
           </w:p>
@@ -6789,6 +9059,7 @@
           <w:p>
             <w:pPr>
               <w:spacing w:line="259" w:lineRule="auto"/>
+              <w:jc w:val="both"/>
               <w:cnfStyle w:val="000000000000" w:firstRow="0" w:lastRow="0" w:firstColumn="0" w:lastColumn="0" w:oddVBand="0" w:evenVBand="0" w:oddHBand="0" w:evenHBand="0" w:firstRowFirstColumn="0" w:firstRowLastColumn="0" w:lastRowFirstColumn="0" w:lastRowLastColumn="0"/>
             </w:pPr>
             <w:r>
@@ -6813,6 +9084,7 @@
           <w:p>
             <w:pPr>
               <w:spacing w:line="259" w:lineRule="auto"/>
+              <w:jc w:val="both"/>
             </w:pPr>
             <w:r>
               <w:t>id_ticket</w:t>
@@ -6827,6 +9099,7 @@
           <w:p>
             <w:pPr>
               <w:spacing w:line="259" w:lineRule="auto"/>
+              <w:jc w:val="both"/>
               <w:cnfStyle w:val="000000100000" w:firstRow="0" w:lastRow="0" w:firstColumn="0" w:lastColumn="0" w:oddVBand="0" w:evenVBand="0" w:oddHBand="1" w:evenHBand="0" w:firstRowFirstColumn="0" w:firstRowLastColumn="0" w:lastRowFirstColumn="0" w:lastRowLastColumn="0"/>
             </w:pPr>
             <w:r>
@@ -6836,8 +9109,84 @@
         </w:tc>
       </w:tr>
     </w:tbl>
-    <w:p/>
-    <w:p/>
+    <w:p>
+      <w:pPr>
+        <w:jc w:val="both"/>
+      </w:pPr>
+    </w:p>
+    <w:p>
+      <w:pPr>
+        <w:jc w:val="both"/>
+      </w:pPr>
+      <w:r>
+        <w:t>Voici un exemple de requête SQL :</w:t>
+      </w:r>
+    </w:p>
+    <w:p>
+      <w:pPr>
+        <w:jc w:val="both"/>
+        <w:rPr>
+          <w:lang w:val="en-US"/>
+        </w:rPr>
+      </w:pPr>
+      <w:r>
+        <w:rPr>
+          <w:lang w:val="en-US"/>
+        </w:rPr>
+        <w:t xml:space="preserve">ALTER TABLE </w:t>
+      </w:r>
+      <w:r>
+        <w:rPr>
+          <w:lang w:val="en-US"/>
+        </w:rPr>
+        <w:t>pro</w:t>
+      </w:r>
+      <w:r>
+        <w:rPr>
+          <w:lang w:val="en-US"/>
+        </w:rPr>
+        <w:t>duit</w:t>
+      </w:r>
+    </w:p>
+    <w:p>
+      <w:pPr>
+        <w:jc w:val="both"/>
+        <w:rPr>
+          <w:lang w:val="en-US"/>
+        </w:rPr>
+      </w:pPr>
+      <w:r>
+        <w:rPr>
+          <w:lang w:val="en-US"/>
+        </w:rPr>
+        <w:t>ALTER COLUMN prix TYPE NUMERIC(1</w:t>
+      </w:r>
+      <w:r>
+        <w:rPr>
+          <w:lang w:val="en-US"/>
+        </w:rPr>
+        <w:t>2</w:t>
+      </w:r>
+      <w:r>
+        <w:rPr>
+          <w:lang w:val="en-US"/>
+        </w:rPr>
+        <w:t>,2),</w:t>
+      </w:r>
+    </w:p>
+    <w:p>
+      <w:pPr>
+        <w:jc w:val="both"/>
+      </w:pPr>
+      <w:r>
+        <w:t>ADD CONSTRAINT prix_positif CHECK (prix &gt; 0);</w:t>
+      </w:r>
+    </w:p>
+    <w:p>
+      <w:pPr>
+        <w:jc w:val="both"/>
+      </w:pPr>
+    </w:p>
     <w:p>
       <w:pPr>
         <w:pStyle w:val="Titre2"/>
@@ -6845,6 +9194,7 @@
           <w:ilvl w:val="1"/>
           <w:numId w:val="25"/>
         </w:numPr>
+        <w:jc w:val="both"/>
       </w:pPr>
       <w:r>
         <w:t>Priorisation des recommandations</w:t>
@@ -6875,6 +9225,7 @@
           <w:p>
             <w:pPr>
               <w:spacing w:line="259" w:lineRule="auto"/>
+              <w:jc w:val="both"/>
             </w:pPr>
             <w:r>
               <w:t>Priorité</w:t>
@@ -6889,6 +9240,7 @@
           <w:p>
             <w:pPr>
               <w:spacing w:line="259" w:lineRule="auto"/>
+              <w:jc w:val="both"/>
               <w:cnfStyle w:val="100000000000" w:firstRow="1" w:lastRow="0" w:firstColumn="0" w:lastColumn="0" w:oddVBand="0" w:evenVBand="0" w:oddHBand="0" w:evenHBand="0" w:firstRowFirstColumn="0" w:firstRowLastColumn="0" w:lastRowFirstColumn="0" w:lastRowLastColumn="0"/>
             </w:pPr>
             <w:r>
@@ -6904,6 +9256,7 @@
           <w:p>
             <w:pPr>
               <w:spacing w:line="259" w:lineRule="auto"/>
+              <w:jc w:val="both"/>
               <w:cnfStyle w:val="100000000000" w:firstRow="1" w:lastRow="0" w:firstColumn="0" w:lastColumn="0" w:oddVBand="0" w:evenVBand="0" w:oddHBand="0" w:evenHBand="0" w:firstRowFirstColumn="0" w:firstRowLastColumn="0" w:lastRowFirstColumn="0" w:lastRowLastColumn="0"/>
             </w:pPr>
             <w:r>
@@ -6919,6 +9272,7 @@
           <w:p>
             <w:pPr>
               <w:spacing w:line="259" w:lineRule="auto"/>
+              <w:jc w:val="both"/>
               <w:cnfStyle w:val="100000000000" w:firstRow="1" w:lastRow="0" w:firstColumn="0" w:lastColumn="0" w:oddVBand="0" w:evenVBand="0" w:oddHBand="0" w:evenHBand="0" w:firstRowFirstColumn="0" w:firstRowLastColumn="0" w:lastRowFirstColumn="0" w:lastRowLastColumn="0"/>
             </w:pPr>
             <w:r>
@@ -6940,9 +9294,9 @@
           <w:p>
             <w:pPr>
               <w:spacing w:line="259" w:lineRule="auto"/>
+              <w:jc w:val="both"/>
             </w:pPr>
             <w:r>
-              <w:lastRenderedPageBreak/>
               <w:t>1</w:t>
             </w:r>
           </w:p>
@@ -6955,6 +9309,7 @@
           <w:p>
             <w:pPr>
               <w:spacing w:line="259" w:lineRule="auto"/>
+              <w:jc w:val="both"/>
               <w:cnfStyle w:val="000000100000" w:firstRow="0" w:lastRow="0" w:firstColumn="0" w:lastColumn="0" w:oddVBand="0" w:evenVBand="0" w:oddHBand="1" w:evenHBand="0" w:firstRowFirstColumn="0" w:firstRowLastColumn="0" w:lastRowFirstColumn="0" w:lastRowLastColumn="0"/>
             </w:pPr>
             <w:r>
@@ -6970,6 +9325,7 @@
           <w:p>
             <w:pPr>
               <w:spacing w:line="259" w:lineRule="auto"/>
+              <w:jc w:val="both"/>
               <w:cnfStyle w:val="000000100000" w:firstRow="0" w:lastRow="0" w:firstColumn="0" w:lastColumn="0" w:oddVBand="0" w:evenVBand="0" w:oddHBand="1" w:evenHBand="0" w:firstRowFirstColumn="0" w:firstRowLastColumn="0" w:lastRowFirstColumn="0" w:lastRowLastColumn="0"/>
             </w:pPr>
             <w:r>
@@ -6985,6 +9341,7 @@
           <w:p>
             <w:pPr>
               <w:spacing w:line="259" w:lineRule="auto"/>
+              <w:jc w:val="both"/>
               <w:cnfStyle w:val="000000100000" w:firstRow="0" w:lastRow="0" w:firstColumn="0" w:lastColumn="0" w:oddVBand="0" w:evenVBand="0" w:oddHBand="1" w:evenHBand="0" w:firstRowFirstColumn="0" w:firstRowLastColumn="0" w:lastRowFirstColumn="0" w:lastRowLastColumn="0"/>
             </w:pPr>
             <w:r>
@@ -7003,6 +9360,7 @@
           <w:p>
             <w:pPr>
               <w:spacing w:line="259" w:lineRule="auto"/>
+              <w:jc w:val="both"/>
             </w:pPr>
             <w:r>
               <w:t>2</w:t>
@@ -7017,6 +9375,7 @@
           <w:p>
             <w:pPr>
               <w:spacing w:line="259" w:lineRule="auto"/>
+              <w:jc w:val="both"/>
               <w:cnfStyle w:val="000000000000" w:firstRow="0" w:lastRow="0" w:firstColumn="0" w:lastColumn="0" w:oddVBand="0" w:evenVBand="0" w:oddHBand="0" w:evenHBand="0" w:firstRowFirstColumn="0" w:firstRowLastColumn="0" w:lastRowFirstColumn="0" w:lastRowLastColumn="0"/>
             </w:pPr>
             <w:r>
@@ -7041,6 +9400,7 @@
           <w:p>
             <w:pPr>
               <w:spacing w:line="259" w:lineRule="auto"/>
+              <w:jc w:val="both"/>
               <w:cnfStyle w:val="000000000000" w:firstRow="0" w:lastRow="0" w:firstColumn="0" w:lastColumn="0" w:oddVBand="0" w:evenVBand="0" w:oddHBand="0" w:evenHBand="0" w:firstRowFirstColumn="0" w:firstRowLastColumn="0" w:lastRowFirstColumn="0" w:lastRowLastColumn="0"/>
             </w:pPr>
             <w:r>
@@ -7056,6 +9416,7 @@
           <w:p>
             <w:pPr>
               <w:spacing w:line="259" w:lineRule="auto"/>
+              <w:jc w:val="both"/>
               <w:cnfStyle w:val="000000000000" w:firstRow="0" w:lastRow="0" w:firstColumn="0" w:lastColumn="0" w:oddVBand="0" w:evenVBand="0" w:oddHBand="0" w:evenHBand="0" w:firstRowFirstColumn="0" w:firstRowLastColumn="0" w:lastRowFirstColumn="0" w:lastRowLastColumn="0"/>
             </w:pPr>
             <w:r>
@@ -7077,6 +9438,7 @@
           <w:p>
             <w:pPr>
               <w:spacing w:line="259" w:lineRule="auto"/>
+              <w:jc w:val="both"/>
             </w:pPr>
             <w:r>
               <w:t>3</w:t>
@@ -7091,10 +9453,14 @@
           <w:p>
             <w:pPr>
               <w:spacing w:line="259" w:lineRule="auto"/>
+              <w:jc w:val="both"/>
               <w:cnfStyle w:val="000000100000" w:firstRow="0" w:lastRow="0" w:firstColumn="0" w:lastColumn="0" w:oddVBand="0" w:evenVBand="0" w:oddHBand="1" w:evenHBand="0" w:firstRowFirstColumn="0" w:firstRowLastColumn="0" w:lastRowFirstColumn="0" w:lastRowLastColumn="0"/>
             </w:pPr>
             <w:r>
-              <w:t>Mettre en place des contrôles de complétude</w:t>
+              <w:t xml:space="preserve">Mettre en place </w:t>
+            </w:r>
+            <w:r>
+              <w:t>une supervision</w:t>
             </w:r>
           </w:p>
         </w:tc>
@@ -7106,8 +9472,12 @@
           <w:p>
             <w:pPr>
               <w:spacing w:line="259" w:lineRule="auto"/>
+              <w:jc w:val="both"/>
               <w:cnfStyle w:val="000000100000" w:firstRow="0" w:lastRow="0" w:firstColumn="0" w:lastColumn="0" w:oddVBand="0" w:evenVBand="0" w:oddHBand="1" w:evenHBand="0" w:firstRowFirstColumn="0" w:firstRowLastColumn="0" w:lastRowFirstColumn="0" w:lastRowLastColumn="0"/>
             </w:pPr>
+            <w:r>
+              <w:t xml:space="preserve">Très </w:t>
+            </w:r>
             <w:r>
               <w:t>Élevée</w:t>
             </w:r>
@@ -7121,6 +9491,7 @@
           <w:p>
             <w:pPr>
               <w:spacing w:line="259" w:lineRule="auto"/>
+              <w:jc w:val="both"/>
               <w:cnfStyle w:val="000000100000" w:firstRow="0" w:lastRow="0" w:firstColumn="0" w:lastColumn="0" w:oddVBand="0" w:evenVBand="0" w:oddHBand="1" w:evenHBand="0" w:firstRowFirstColumn="0" w:firstRowLastColumn="0" w:lastRowFirstColumn="0" w:lastRowLastColumn="0"/>
             </w:pPr>
             <w:r>
@@ -7139,6 +9510,7 @@
           <w:p>
             <w:pPr>
               <w:spacing w:line="259" w:lineRule="auto"/>
+              <w:jc w:val="both"/>
             </w:pPr>
             <w:r>
               <w:t>4</w:t>
@@ -7153,6 +9525,7 @@
           <w:p>
             <w:pPr>
               <w:spacing w:line="259" w:lineRule="auto"/>
+              <w:jc w:val="both"/>
               <w:cnfStyle w:val="000000000000" w:firstRow="0" w:lastRow="0" w:firstColumn="0" w:lastColumn="0" w:oddVBand="0" w:evenVBand="0" w:oddHBand="0" w:evenHBand="0" w:firstRowFirstColumn="0" w:firstRowLastColumn="0" w:lastRowFirstColumn="0" w:lastRowLastColumn="0"/>
             </w:pPr>
             <w:r>
@@ -7174,6 +9547,7 @@
           <w:p>
             <w:pPr>
               <w:spacing w:line="259" w:lineRule="auto"/>
+              <w:jc w:val="both"/>
               <w:cnfStyle w:val="000000000000" w:firstRow="0" w:lastRow="0" w:firstColumn="0" w:lastColumn="0" w:oddVBand="0" w:evenVBand="0" w:oddHBand="0" w:evenHBand="0" w:firstRowFirstColumn="0" w:firstRowLastColumn="0" w:lastRowFirstColumn="0" w:lastRowLastColumn="0"/>
             </w:pPr>
             <w:r>
@@ -7189,6 +9563,7 @@
           <w:p>
             <w:pPr>
               <w:spacing w:line="259" w:lineRule="auto"/>
+              <w:jc w:val="both"/>
               <w:cnfStyle w:val="000000000000" w:firstRow="0" w:lastRow="0" w:firstColumn="0" w:lastColumn="0" w:oddVBand="0" w:evenVBand="0" w:oddHBand="0" w:evenHBand="0" w:firstRowFirstColumn="0" w:firstRowLastColumn="0" w:lastRowFirstColumn="0" w:lastRowLastColumn="0"/>
             </w:pPr>
             <w:r>
@@ -7210,6 +9585,7 @@
           <w:p>
             <w:pPr>
               <w:spacing w:line="259" w:lineRule="auto"/>
+              <w:jc w:val="both"/>
             </w:pPr>
             <w:r>
               <w:t>5</w:t>
@@ -7224,6 +9600,7 @@
           <w:p>
             <w:pPr>
               <w:spacing w:line="259" w:lineRule="auto"/>
+              <w:jc w:val="both"/>
               <w:cnfStyle w:val="000000100000" w:firstRow="0" w:lastRow="0" w:firstColumn="0" w:lastColumn="0" w:oddVBand="0" w:evenVBand="0" w:oddHBand="1" w:evenHBand="0" w:firstRowFirstColumn="0" w:firstRowLastColumn="0" w:lastRowFirstColumn="0" w:lastRowLastColumn="0"/>
             </w:pPr>
             <w:r>
@@ -7248,6 +9625,7 @@
           <w:p>
             <w:pPr>
               <w:spacing w:line="259" w:lineRule="auto"/>
+              <w:jc w:val="both"/>
               <w:cnfStyle w:val="000000100000" w:firstRow="0" w:lastRow="0" w:firstColumn="0" w:lastColumn="0" w:oddVBand="0" w:evenVBand="0" w:oddHBand="1" w:evenHBand="0" w:firstRowFirstColumn="0" w:firstRowLastColumn="0" w:lastRowFirstColumn="0" w:lastRowLastColumn="0"/>
             </w:pPr>
             <w:r>
@@ -7263,6 +9641,7 @@
           <w:p>
             <w:pPr>
               <w:spacing w:line="259" w:lineRule="auto"/>
+              <w:jc w:val="both"/>
               <w:cnfStyle w:val="000000100000" w:firstRow="0" w:lastRow="0" w:firstColumn="0" w:lastColumn="0" w:oddVBand="0" w:evenVBand="0" w:oddHBand="1" w:evenHBand="0" w:firstRowFirstColumn="0" w:firstRowLastColumn="0" w:lastRowFirstColumn="0" w:lastRowLastColumn="0"/>
             </w:pPr>
             <w:r>
@@ -7281,6 +9660,7 @@
           <w:p>
             <w:pPr>
               <w:spacing w:line="259" w:lineRule="auto"/>
+              <w:jc w:val="both"/>
             </w:pPr>
             <w:r>
               <w:t>6</w:t>
@@ -7295,6 +9675,7 @@
           <w:p>
             <w:pPr>
               <w:spacing w:line="259" w:lineRule="auto"/>
+              <w:jc w:val="both"/>
               <w:cnfStyle w:val="000000000000" w:firstRow="0" w:lastRow="0" w:firstColumn="0" w:lastColumn="0" w:oddVBand="0" w:evenVBand="0" w:oddHBand="0" w:evenHBand="0" w:firstRowFirstColumn="0" w:firstRowLastColumn="0" w:lastRowFirstColumn="0" w:lastRowLastColumn="0"/>
             </w:pPr>
             <w:r>
@@ -7310,6 +9691,7 @@
           <w:p>
             <w:pPr>
               <w:spacing w:line="259" w:lineRule="auto"/>
+              <w:jc w:val="both"/>
               <w:cnfStyle w:val="000000000000" w:firstRow="0" w:lastRow="0" w:firstColumn="0" w:lastColumn="0" w:oddVBand="0" w:evenVBand="0" w:oddHBand="0" w:evenHBand="0" w:firstRowFirstColumn="0" w:firstRowLastColumn="0" w:lastRowFirstColumn="0" w:lastRowLastColumn="0"/>
             </w:pPr>
             <w:r>
@@ -7325,6 +9707,7 @@
           <w:p>
             <w:pPr>
               <w:spacing w:line="259" w:lineRule="auto"/>
+              <w:jc w:val="both"/>
               <w:cnfStyle w:val="000000000000" w:firstRow="0" w:lastRow="0" w:firstColumn="0" w:lastColumn="0" w:oddVBand="0" w:evenVBand="0" w:oddHBand="0" w:evenHBand="0" w:firstRowFirstColumn="0" w:firstRowLastColumn="0" w:lastRowFirstColumn="0" w:lastRowLastColumn="0"/>
             </w:pPr>
             <w:r>
@@ -7334,15 +9717,50 @@
         </w:tc>
       </w:tr>
     </w:tbl>
-    <w:p/>
-    <w:p/>
-    <w:p/>
-    <w:p/>
-    <w:p/>
-    <w:p/>
-    <w:p/>
-    <w:p/>
-    <w:p>
+    <w:p>
+      <w:pPr>
+        <w:jc w:val="both"/>
+      </w:pPr>
+    </w:p>
+    <w:p>
+      <w:pPr>
+        <w:jc w:val="both"/>
+      </w:pPr>
+    </w:p>
+    <w:p>
+      <w:pPr>
+        <w:jc w:val="both"/>
+      </w:pPr>
+    </w:p>
+    <w:p>
+      <w:pPr>
+        <w:jc w:val="both"/>
+      </w:pPr>
+    </w:p>
+    <w:p>
+      <w:pPr>
+        <w:jc w:val="both"/>
+      </w:pPr>
+    </w:p>
+    <w:p>
+      <w:pPr>
+        <w:jc w:val="both"/>
+      </w:pPr>
+    </w:p>
+    <w:p>
+      <w:pPr>
+        <w:jc w:val="both"/>
+      </w:pPr>
+    </w:p>
+    <w:p>
+      <w:pPr>
+        <w:jc w:val="both"/>
+      </w:pPr>
+    </w:p>
+    <w:p>
+      <w:pPr>
+        <w:jc w:val="both"/>
+      </w:pPr>
       <w:r>
         <w:br w:type="page"/>
       </w:r>
@@ -7354,6 +9772,7 @@
           <w:ilvl w:val="0"/>
           <w:numId w:val="25"/>
         </w:numPr>
+        <w:jc w:val="both"/>
       </w:pPr>
       <w:r>
         <w:lastRenderedPageBreak/>
@@ -7401,7 +9820,10 @@
         <w:jc w:val="both"/>
       </w:pPr>
       <w:r>
-        <w:t>fiabiliser les chiffres publiés dans Power BI ;</w:t>
+        <w:t>fiabiliser les chiffres publiés dans Power BI</w:t>
+      </w:r>
+      <w:r>
+        <w:t>,</w:t>
       </w:r>
     </w:p>
     <w:p>
@@ -7413,7 +9835,10 @@
         <w:jc w:val="both"/>
       </w:pPr>
       <w:r>
-        <w:t>éviter l’affichage de données incomplètes ;</w:t>
+        <w:t>éviter l’affichage de données incomplètes</w:t>
+      </w:r>
+      <w:r>
+        <w:t>,</w:t>
       </w:r>
     </w:p>
     <w:p>
@@ -7425,7 +9850,7 @@
         <w:jc w:val="both"/>
       </w:pPr>
       <w:r>
-        <w:t>renforcer la traçabilité des traitements ;</w:t>
+        <w:t>améliorer la détection d’anomalies,</w:t>
       </w:r>
     </w:p>
     <w:p>
@@ -7437,7 +9862,10 @@
         <w:jc w:val="both"/>
       </w:pPr>
       <w:r>
-        <w:t>améliorer la gouvernance des données ;</w:t>
+        <w:t>améliorer la gouvernance des données</w:t>
+      </w:r>
+      <w:r>
+        <w:t>,</w:t>
       </w:r>
     </w:p>
     <w:p>
@@ -7449,7 +9877,10 @@
         <w:jc w:val="both"/>
       </w:pPr>
       <w:r>
-        <w:t>sécuriser les données personnelles ;</w:t>
+        <w:t>sécuriser les données personnelles</w:t>
+      </w:r>
+      <w:r>
+        <w:t>,</w:t>
       </w:r>
     </w:p>
     <w:p>
@@ -7469,17 +9900,154 @@
         <w:jc w:val="both"/>
       </w:pPr>
       <w:r>
-        <w:t>La mise en œuvre de ces actions est essentielle pour restaurer la confiance dans les indicateurs BI et permettre à SuperSmartMarket de poursuivre son ambition de personnalisation client sur des bases de données fiables.</w:t>
-      </w:r>
-    </w:p>
-    <w:p/>
+        <w:t xml:space="preserve">La mise en œuvre de ces actions est </w:t>
+      </w:r>
+      <w:r>
+        <w:t>importante</w:t>
+      </w:r>
+      <w:r>
+        <w:t xml:space="preserve"> pour restaurer la confiance dans les indicateurs BI et permettre à SuperSmartMarket de poursuivre son ambition de personnalisation client sur des bases de données fiables.</w:t>
+      </w:r>
+    </w:p>
+    <w:p>
+      <w:pPr>
+        <w:jc w:val="both"/>
+      </w:pPr>
+    </w:p>
+    <w:p>
+      <w:pPr>
+        <w:jc w:val="both"/>
+      </w:pPr>
+    </w:p>
+    <w:p>
+      <w:pPr>
+        <w:jc w:val="both"/>
+      </w:pPr>
+    </w:p>
+    <w:p>
+      <w:pPr>
+        <w:jc w:val="both"/>
+      </w:pPr>
+    </w:p>
+    <w:p>
+      <w:pPr>
+        <w:jc w:val="both"/>
+      </w:pPr>
+    </w:p>
+    <w:p>
+      <w:pPr>
+        <w:jc w:val="both"/>
+      </w:pPr>
+    </w:p>
+    <w:p>
+      <w:pPr>
+        <w:jc w:val="both"/>
+      </w:pPr>
+    </w:p>
+    <w:p>
+      <w:pPr>
+        <w:jc w:val="both"/>
+      </w:pPr>
+      <w:r>
+        <w:br w:type="page"/>
+      </w:r>
+    </w:p>
+    <w:p>
+      <w:pPr>
+        <w:pStyle w:val="Titre1"/>
+        <w:numPr>
+          <w:ilvl w:val="0"/>
+          <w:numId w:val="25"/>
+        </w:numPr>
+        <w:jc w:val="both"/>
+      </w:pPr>
+      <w:r>
+        <w:lastRenderedPageBreak/>
+        <w:t>Annexes</w:t>
+      </w:r>
+    </w:p>
+    <w:p>
+      <w:pPr>
+        <w:jc w:val="both"/>
+      </w:pPr>
+    </w:p>
+    <w:p>
+      <w:pPr>
+        <w:jc w:val="both"/>
+      </w:pPr>
+    </w:p>
+    <w:p>
+      <w:pPr>
+        <w:jc w:val="both"/>
+      </w:pPr>
+      <w:r>
+        <w:t>Sources :</w:t>
+      </w:r>
+    </w:p>
+    <w:p>
+      <w:pPr>
+        <w:jc w:val="both"/>
+      </w:pPr>
+      <w:hyperlink r:id="rId12" w:history="1">
+        <w:r>
+          <w:rPr>
+            <w:rStyle w:val="Lienhypertexte"/>
+          </w:rPr>
+          <w:t>https://www.postgresql.org/docs/current/monitoring-stats.html#MONITORING-PG-STAT-DATABASE-VIEW</w:t>
+        </w:r>
+      </w:hyperlink>
+    </w:p>
+    <w:p>
+      <w:pPr>
+        <w:jc w:val="both"/>
+      </w:pPr>
+      <w:hyperlink r:id="rId13" w:history="1">
+        <w:r>
+          <w:rPr>
+            <w:rStyle w:val="Lienhypertexte"/>
+          </w:rPr>
+          <w:t>https://www.postgresql.org/docs/current/monitoring-stats.html#MONITORING-PG-STAT-ACTIVITY-VIEW</w:t>
+        </w:r>
+      </w:hyperlink>
+    </w:p>
+    <w:p>
+      <w:pPr>
+        <w:jc w:val="both"/>
+      </w:pPr>
+      <w:hyperlink r:id="rId14" w:history="1">
+        <w:r>
+          <w:rPr>
+            <w:rStyle w:val="Lienhypertexte"/>
+          </w:rPr>
+          <w:t>https://www.postgresql.org/docs/current/monitoring-stats.html#MONITORING-PG-STAT-ALL-INDEXES-VIEW</w:t>
+        </w:r>
+      </w:hyperlink>
+    </w:p>
+    <w:p>
+      <w:pPr>
+        <w:jc w:val="both"/>
+      </w:pPr>
+      <w:hyperlink r:id="rId15" w:history="1">
+        <w:r>
+          <w:rPr>
+            <w:rStyle w:val="Lienhypertexte"/>
+          </w:rPr>
+          <w:t>https://www.postgresql.org/docs/current/monitoring-stats.html#MONITORING-PG-STAT-ALL-TABLES-VIEW</w:t>
+        </w:r>
+      </w:hyperlink>
+    </w:p>
+    <w:p>
+      <w:pPr>
+        <w:jc w:val="both"/>
+      </w:pPr>
+    </w:p>
     <w:sectPr>
-      <w:headerReference w:type="even" r:id="rId12"/>
-      <w:headerReference w:type="default" r:id="rId13"/>
-      <w:footerReference w:type="even" r:id="rId14"/>
-      <w:footerReference w:type="default" r:id="rId15"/>
-      <w:headerReference w:type="first" r:id="rId16"/>
-      <w:footerReference w:type="first" r:id="rId17"/>
+      <w:headerReference w:type="even" r:id="rId16"/>
+      <w:headerReference w:type="default" r:id="rId17"/>
+      <w:footerReference w:type="even" r:id="rId18"/>
+      <w:footerReference w:type="default" r:id="rId19"/>
+      <w:headerReference w:type="first" r:id="rId20"/>
+      <w:footerReference w:type="first" r:id="rId21"/>
       <w:pgSz w:w="11906" w:h="16838"/>
       <w:pgMar w:top="1021" w:right="1021" w:bottom="1021" w:left="1021" w:header="289" w:footer="720" w:gutter="0"/>
       <w:pgNumType w:start="1"/>
@@ -7741,6 +10309,155 @@
 <file path=word/numbering.xml><?xml version="1.0" encoding="utf-8"?>
 <w:numbering xmlns:wpc="http://schemas.microsoft.com/office/word/2010/wordprocessingCanvas" xmlns:cx="http://schemas.microsoft.com/office/drawing/2014/chartex" xmlns:cx1="http://schemas.microsoft.com/office/drawing/2015/9/8/chartex" xmlns:cx2="http://schemas.microsoft.com/office/drawing/2015/10/21/chartex" xmlns:cx3="http://schemas.microsoft.com/office/drawing/2016/5/9/chartex" xmlns:cx4="http://schemas.microsoft.com/office/drawing/2016/5/10/chartex" xmlns:cx5="http://schemas.microsoft.com/office/drawing/2016/5/11/chartex" xmlns:cx6="http://schemas.microsoft.com/office/drawing/2016/5/12/chartex" xmlns:cx7="http://schemas.microsoft.com/office/drawing/2016/5/13/chartex" xmlns:cx8="http://schemas.microsoft.com/office/drawing/2016/5/14/chartex" xmlns:mc="http://schemas.openxmlformats.org/markup-compatibility/2006" xmlns:aink="http://schemas.microsoft.com/office/drawing/2016/ink" xmlns:am3d="http://schemas.microsoft.com/office/drawing/2017/model3d" xmlns:o="urn:schemas-microsoft-com:office:office" xmlns:oel="http://schemas.microsoft.com/office/2019/extlst" xmlns:r="http://schemas.openxmlformats.org/officeDocument/2006/relationships" xmlns:m="http://schemas.openxmlformats.org/officeDocument/2006/math" xmlns:v="urn:schemas-microsoft-com:vml" xmlns:wp14="http://schemas.microsoft.com/office/word/2010/wordprocessingDrawing" xmlns:wp="http://schemas.openxmlformats.org/drawingml/2006/wordprocessingDrawing" xmlns:w10="urn:schemas-microsoft-com:office:word" xmlns:w="http://schemas.openxmlformats.org/wordprocessingml/2006/main" xmlns:w14="http://schemas.microsoft.com/office/word/2010/wordml" xmlns:w15="http://schemas.microsoft.com/office/word/2012/wordml" xmlns:w16cex="http://schemas.microsoft.com/office/word/2018/wordml/cex" xmlns:w16cid="http://schemas.microsoft.com/office/word/2016/wordml/cid" xmlns:w16="http://schemas.microsoft.com/office/word/2018/wordml" xmlns:w16du="http://schemas.microsoft.com/office/word/2023/wordml/word16du" xmlns:w16sdtdh="http://schemas.microsoft.com/office/word/2020/wordml/sdtdatahash" xmlns:w16sdtfl="http://schemas.microsoft.com/office/word/2024/wordml/sdtformatlock" xmlns:w16se="http://schemas.microsoft.com/office/word/2015/wordml/symex" xmlns:wpg="http://schemas.microsoft.com/office/word/2010/wordprocessingGroup" xmlns:wpi="http://schemas.microsoft.com/office/word/2010/wordprocessingInk" xmlns:wne="http://schemas.microsoft.com/office/word/2006/wordml" xmlns:wps="http://schemas.microsoft.com/office/word/2010/wordprocessingShape" mc:Ignorable="w14 w15 w16se w16cid w16 w16cex w16sdtdh w16sdtfl w16du wp14">
   <w:abstractNum w:abstractNumId="0" w15:restartNumberingAfterBreak="0">
+    <w:nsid w:val="0469605E"/>
+    <w:multiLevelType w:val="multilevel"/>
+    <w:tmpl w:val="5EC06D74"/>
+    <w:lvl w:ilvl="0">
+      <w:start w:val="1"/>
+      <w:numFmt w:val="bullet"/>
+      <w:lvlText w:val=""/>
+      <w:lvlJc w:val="left"/>
+      <w:pPr>
+        <w:tabs>
+          <w:tab w:val="num" w:pos="720"/>
+        </w:tabs>
+        <w:ind w:left="720" w:hanging="360"/>
+      </w:pPr>
+      <w:rPr>
+        <w:rFonts w:ascii="Symbol" w:hAnsi="Symbol" w:hint="default"/>
+        <w:sz w:val="20"/>
+      </w:rPr>
+    </w:lvl>
+    <w:lvl w:ilvl="1" w:tentative="1">
+      <w:start w:val="1"/>
+      <w:numFmt w:val="bullet"/>
+      <w:lvlText w:val="o"/>
+      <w:lvlJc w:val="left"/>
+      <w:pPr>
+        <w:tabs>
+          <w:tab w:val="num" w:pos="1440"/>
+        </w:tabs>
+        <w:ind w:left="1440" w:hanging="360"/>
+      </w:pPr>
+      <w:rPr>
+        <w:rFonts w:ascii="Courier New" w:hAnsi="Courier New" w:hint="default"/>
+        <w:sz w:val="20"/>
+      </w:rPr>
+    </w:lvl>
+    <w:lvl w:ilvl="2" w:tentative="1">
+      <w:start w:val="1"/>
+      <w:numFmt w:val="bullet"/>
+      <w:lvlText w:val=""/>
+      <w:lvlJc w:val="left"/>
+      <w:pPr>
+        <w:tabs>
+          <w:tab w:val="num" w:pos="2160"/>
+        </w:tabs>
+        <w:ind w:left="2160" w:hanging="360"/>
+      </w:pPr>
+      <w:rPr>
+        <w:rFonts w:ascii="Wingdings" w:hAnsi="Wingdings" w:hint="default"/>
+        <w:sz w:val="20"/>
+      </w:rPr>
+    </w:lvl>
+    <w:lvl w:ilvl="3" w:tentative="1">
+      <w:start w:val="1"/>
+      <w:numFmt w:val="bullet"/>
+      <w:lvlText w:val=""/>
+      <w:lvlJc w:val="left"/>
+      <w:pPr>
+        <w:tabs>
+          <w:tab w:val="num" w:pos="2880"/>
+        </w:tabs>
+        <w:ind w:left="2880" w:hanging="360"/>
+      </w:pPr>
+      <w:rPr>
+        <w:rFonts w:ascii="Wingdings" w:hAnsi="Wingdings" w:hint="default"/>
+        <w:sz w:val="20"/>
+      </w:rPr>
+    </w:lvl>
+    <w:lvl w:ilvl="4" w:tentative="1">
+      <w:start w:val="1"/>
+      <w:numFmt w:val="bullet"/>
+      <w:lvlText w:val=""/>
+      <w:lvlJc w:val="left"/>
+      <w:pPr>
+        <w:tabs>
+          <w:tab w:val="num" w:pos="3600"/>
+        </w:tabs>
+        <w:ind w:left="3600" w:hanging="360"/>
+      </w:pPr>
+      <w:rPr>
+        <w:rFonts w:ascii="Wingdings" w:hAnsi="Wingdings" w:hint="default"/>
+        <w:sz w:val="20"/>
+      </w:rPr>
+    </w:lvl>
+    <w:lvl w:ilvl="5" w:tentative="1">
+      <w:start w:val="1"/>
+      <w:numFmt w:val="bullet"/>
+      <w:lvlText w:val=""/>
+      <w:lvlJc w:val="left"/>
+      <w:pPr>
+        <w:tabs>
+          <w:tab w:val="num" w:pos="4320"/>
+        </w:tabs>
+        <w:ind w:left="4320" w:hanging="360"/>
+      </w:pPr>
+      <w:rPr>
+        <w:rFonts w:ascii="Wingdings" w:hAnsi="Wingdings" w:hint="default"/>
+        <w:sz w:val="20"/>
+      </w:rPr>
+    </w:lvl>
+    <w:lvl w:ilvl="6" w:tentative="1">
+      <w:start w:val="1"/>
+      <w:numFmt w:val="bullet"/>
+      <w:lvlText w:val=""/>
+      <w:lvlJc w:val="left"/>
+      <w:pPr>
+        <w:tabs>
+          <w:tab w:val="num" w:pos="5040"/>
+        </w:tabs>
+        <w:ind w:left="5040" w:hanging="360"/>
+      </w:pPr>
+      <w:rPr>
+        <w:rFonts w:ascii="Wingdings" w:hAnsi="Wingdings" w:hint="default"/>
+        <w:sz w:val="20"/>
+      </w:rPr>
+    </w:lvl>
+    <w:lvl w:ilvl="7" w:tentative="1">
+      <w:start w:val="1"/>
+      <w:numFmt w:val="bullet"/>
+      <w:lvlText w:val=""/>
+      <w:lvlJc w:val="left"/>
+      <w:pPr>
+        <w:tabs>
+          <w:tab w:val="num" w:pos="5760"/>
+        </w:tabs>
+        <w:ind w:left="5760" w:hanging="360"/>
+      </w:pPr>
+      <w:rPr>
+        <w:rFonts w:ascii="Wingdings" w:hAnsi="Wingdings" w:hint="default"/>
+        <w:sz w:val="20"/>
+      </w:rPr>
+    </w:lvl>
+    <w:lvl w:ilvl="8" w:tentative="1">
+      <w:start w:val="1"/>
+      <w:numFmt w:val="bullet"/>
+      <w:lvlText w:val=""/>
+      <w:lvlJc w:val="left"/>
+      <w:pPr>
+        <w:tabs>
+          <w:tab w:val="num" w:pos="6480"/>
+        </w:tabs>
+        <w:ind w:left="6480" w:hanging="360"/>
+      </w:pPr>
+      <w:rPr>
+        <w:rFonts w:ascii="Wingdings" w:hAnsi="Wingdings" w:hint="default"/>
+        <w:sz w:val="20"/>
+      </w:rPr>
+    </w:lvl>
+  </w:abstractNum>
+  <w:abstractNum w:abstractNumId="1" w15:restartNumberingAfterBreak="0">
     <w:nsid w:val="07992EC9"/>
     <w:multiLevelType w:val="multilevel"/>
     <w:tmpl w:val="88C2FCCE"/>
@@ -7888,7 +10605,7 @@
       </w:rPr>
     </w:lvl>
   </w:abstractNum>
-  <w:abstractNum w:abstractNumId="1" w15:restartNumberingAfterBreak="0">
+  <w:abstractNum w:abstractNumId="2" w15:restartNumberingAfterBreak="0">
     <w:nsid w:val="082D4530"/>
     <w:multiLevelType w:val="multilevel"/>
     <w:tmpl w:val="E5881A36"/>
@@ -8019,7 +10736,7 @@
       </w:rPr>
     </w:lvl>
   </w:abstractNum>
-  <w:abstractNum w:abstractNumId="2" w15:restartNumberingAfterBreak="0">
+  <w:abstractNum w:abstractNumId="3" w15:restartNumberingAfterBreak="0">
     <w:nsid w:val="0AD676F5"/>
     <w:multiLevelType w:val="multilevel"/>
     <w:tmpl w:val="B59EDE72"/>
@@ -8150,7 +10867,156 @@
       </w:rPr>
     </w:lvl>
   </w:abstractNum>
-  <w:abstractNum w:abstractNumId="3" w15:restartNumberingAfterBreak="0">
+  <w:abstractNum w:abstractNumId="4" w15:restartNumberingAfterBreak="0">
+    <w:nsid w:val="0F5B48CA"/>
+    <w:multiLevelType w:val="multilevel"/>
+    <w:tmpl w:val="62FE2F86"/>
+    <w:lvl w:ilvl="0">
+      <w:start w:val="1"/>
+      <w:numFmt w:val="bullet"/>
+      <w:lvlText w:val=""/>
+      <w:lvlJc w:val="left"/>
+      <w:pPr>
+        <w:tabs>
+          <w:tab w:val="num" w:pos="720"/>
+        </w:tabs>
+        <w:ind w:left="720" w:hanging="360"/>
+      </w:pPr>
+      <w:rPr>
+        <w:rFonts w:ascii="Symbol" w:hAnsi="Symbol" w:hint="default"/>
+        <w:sz w:val="20"/>
+      </w:rPr>
+    </w:lvl>
+    <w:lvl w:ilvl="1" w:tentative="1">
+      <w:start w:val="1"/>
+      <w:numFmt w:val="bullet"/>
+      <w:lvlText w:val="o"/>
+      <w:lvlJc w:val="left"/>
+      <w:pPr>
+        <w:tabs>
+          <w:tab w:val="num" w:pos="1440"/>
+        </w:tabs>
+        <w:ind w:left="1440" w:hanging="360"/>
+      </w:pPr>
+      <w:rPr>
+        <w:rFonts w:ascii="Courier New" w:hAnsi="Courier New" w:hint="default"/>
+        <w:sz w:val="20"/>
+      </w:rPr>
+    </w:lvl>
+    <w:lvl w:ilvl="2" w:tentative="1">
+      <w:start w:val="1"/>
+      <w:numFmt w:val="bullet"/>
+      <w:lvlText w:val=""/>
+      <w:lvlJc w:val="left"/>
+      <w:pPr>
+        <w:tabs>
+          <w:tab w:val="num" w:pos="2160"/>
+        </w:tabs>
+        <w:ind w:left="2160" w:hanging="360"/>
+      </w:pPr>
+      <w:rPr>
+        <w:rFonts w:ascii="Wingdings" w:hAnsi="Wingdings" w:hint="default"/>
+        <w:sz w:val="20"/>
+      </w:rPr>
+    </w:lvl>
+    <w:lvl w:ilvl="3" w:tentative="1">
+      <w:start w:val="1"/>
+      <w:numFmt w:val="bullet"/>
+      <w:lvlText w:val=""/>
+      <w:lvlJc w:val="left"/>
+      <w:pPr>
+        <w:tabs>
+          <w:tab w:val="num" w:pos="2880"/>
+        </w:tabs>
+        <w:ind w:left="2880" w:hanging="360"/>
+      </w:pPr>
+      <w:rPr>
+        <w:rFonts w:ascii="Wingdings" w:hAnsi="Wingdings" w:hint="default"/>
+        <w:sz w:val="20"/>
+      </w:rPr>
+    </w:lvl>
+    <w:lvl w:ilvl="4" w:tentative="1">
+      <w:start w:val="1"/>
+      <w:numFmt w:val="bullet"/>
+      <w:lvlText w:val=""/>
+      <w:lvlJc w:val="left"/>
+      <w:pPr>
+        <w:tabs>
+          <w:tab w:val="num" w:pos="3600"/>
+        </w:tabs>
+        <w:ind w:left="3600" w:hanging="360"/>
+      </w:pPr>
+      <w:rPr>
+        <w:rFonts w:ascii="Wingdings" w:hAnsi="Wingdings" w:hint="default"/>
+        <w:sz w:val="20"/>
+      </w:rPr>
+    </w:lvl>
+    <w:lvl w:ilvl="5" w:tentative="1">
+      <w:start w:val="1"/>
+      <w:numFmt w:val="bullet"/>
+      <w:lvlText w:val=""/>
+      <w:lvlJc w:val="left"/>
+      <w:pPr>
+        <w:tabs>
+          <w:tab w:val="num" w:pos="4320"/>
+        </w:tabs>
+        <w:ind w:left="4320" w:hanging="360"/>
+      </w:pPr>
+      <w:rPr>
+        <w:rFonts w:ascii="Wingdings" w:hAnsi="Wingdings" w:hint="default"/>
+        <w:sz w:val="20"/>
+      </w:rPr>
+    </w:lvl>
+    <w:lvl w:ilvl="6" w:tentative="1">
+      <w:start w:val="1"/>
+      <w:numFmt w:val="bullet"/>
+      <w:lvlText w:val=""/>
+      <w:lvlJc w:val="left"/>
+      <w:pPr>
+        <w:tabs>
+          <w:tab w:val="num" w:pos="5040"/>
+        </w:tabs>
+        <w:ind w:left="5040" w:hanging="360"/>
+      </w:pPr>
+      <w:rPr>
+        <w:rFonts w:ascii="Wingdings" w:hAnsi="Wingdings" w:hint="default"/>
+        <w:sz w:val="20"/>
+      </w:rPr>
+    </w:lvl>
+    <w:lvl w:ilvl="7" w:tentative="1">
+      <w:start w:val="1"/>
+      <w:numFmt w:val="bullet"/>
+      <w:lvlText w:val=""/>
+      <w:lvlJc w:val="left"/>
+      <w:pPr>
+        <w:tabs>
+          <w:tab w:val="num" w:pos="5760"/>
+        </w:tabs>
+        <w:ind w:left="5760" w:hanging="360"/>
+      </w:pPr>
+      <w:rPr>
+        <w:rFonts w:ascii="Wingdings" w:hAnsi="Wingdings" w:hint="default"/>
+        <w:sz w:val="20"/>
+      </w:rPr>
+    </w:lvl>
+    <w:lvl w:ilvl="8" w:tentative="1">
+      <w:start w:val="1"/>
+      <w:numFmt w:val="bullet"/>
+      <w:lvlText w:val=""/>
+      <w:lvlJc w:val="left"/>
+      <w:pPr>
+        <w:tabs>
+          <w:tab w:val="num" w:pos="6480"/>
+        </w:tabs>
+        <w:ind w:left="6480" w:hanging="360"/>
+      </w:pPr>
+      <w:rPr>
+        <w:rFonts w:ascii="Wingdings" w:hAnsi="Wingdings" w:hint="default"/>
+        <w:sz w:val="20"/>
+      </w:rPr>
+    </w:lvl>
+  </w:abstractNum>
+  <w:abstractNum w:abstractNumId="5" w15:restartNumberingAfterBreak="0">
     <w:nsid w:val="100A0041"/>
     <w:multiLevelType w:val="multilevel"/>
     <w:tmpl w:val="CFAC7B14"/>
@@ -8299,7 +11165,7 @@
       </w:rPr>
     </w:lvl>
   </w:abstractNum>
-  <w:abstractNum w:abstractNumId="4" w15:restartNumberingAfterBreak="0">
+  <w:abstractNum w:abstractNumId="6" w15:restartNumberingAfterBreak="0">
     <w:nsid w:val="1B501165"/>
     <w:multiLevelType w:val="multilevel"/>
     <w:tmpl w:val="E42C113E"/>
@@ -8448,7 +11314,7 @@
       </w:rPr>
     </w:lvl>
   </w:abstractNum>
-  <w:abstractNum w:abstractNumId="5" w15:restartNumberingAfterBreak="0">
+  <w:abstractNum w:abstractNumId="7" w15:restartNumberingAfterBreak="0">
     <w:nsid w:val="1BD85E58"/>
     <w:multiLevelType w:val="multilevel"/>
     <w:tmpl w:val="62D61ECC"/>
@@ -8597,7 +11463,7 @@
       </w:rPr>
     </w:lvl>
   </w:abstractNum>
-  <w:abstractNum w:abstractNumId="6" w15:restartNumberingAfterBreak="0">
+  <w:abstractNum w:abstractNumId="8" w15:restartNumberingAfterBreak="0">
     <w:nsid w:val="205B6C10"/>
     <w:multiLevelType w:val="hybridMultilevel"/>
     <w:tmpl w:val="01020B20"/>
@@ -8709,7 +11575,7 @@
       </w:rPr>
     </w:lvl>
   </w:abstractNum>
-  <w:abstractNum w:abstractNumId="7" w15:restartNumberingAfterBreak="0">
+  <w:abstractNum w:abstractNumId="9" w15:restartNumberingAfterBreak="0">
     <w:nsid w:val="256B2408"/>
     <w:multiLevelType w:val="multilevel"/>
     <w:tmpl w:val="10DC0C82"/>
@@ -8857,7 +11723,7 @@
       </w:rPr>
     </w:lvl>
   </w:abstractNum>
-  <w:abstractNum w:abstractNumId="8" w15:restartNumberingAfterBreak="0">
+  <w:abstractNum w:abstractNumId="10" w15:restartNumberingAfterBreak="0">
     <w:nsid w:val="26CD324A"/>
     <w:multiLevelType w:val="multilevel"/>
     <w:tmpl w:val="113211B6"/>
@@ -9006,7 +11872,7 @@
       </w:rPr>
     </w:lvl>
   </w:abstractNum>
-  <w:abstractNum w:abstractNumId="9" w15:restartNumberingAfterBreak="0">
+  <w:abstractNum w:abstractNumId="11" w15:restartNumberingAfterBreak="0">
     <w:nsid w:val="2913027E"/>
     <w:multiLevelType w:val="multilevel"/>
     <w:tmpl w:val="6F2A306E"/>
@@ -9154,7 +12020,7 @@
       </w:rPr>
     </w:lvl>
   </w:abstractNum>
-  <w:abstractNum w:abstractNumId="10" w15:restartNumberingAfterBreak="0">
+  <w:abstractNum w:abstractNumId="12" w15:restartNumberingAfterBreak="0">
     <w:nsid w:val="2CEE726A"/>
     <w:multiLevelType w:val="multilevel"/>
     <w:tmpl w:val="56BA931A"/>
@@ -9303,7 +12169,7 @@
       </w:rPr>
     </w:lvl>
   </w:abstractNum>
-  <w:abstractNum w:abstractNumId="11" w15:restartNumberingAfterBreak="0">
+  <w:abstractNum w:abstractNumId="13" w15:restartNumberingAfterBreak="0">
     <w:nsid w:val="31140E2B"/>
     <w:multiLevelType w:val="multilevel"/>
     <w:tmpl w:val="4DFC3DF2"/>
@@ -9417,7 +12283,7 @@
       </w:pPr>
     </w:lvl>
   </w:abstractNum>
-  <w:abstractNum w:abstractNumId="12" w15:restartNumberingAfterBreak="0">
+  <w:abstractNum w:abstractNumId="14" w15:restartNumberingAfterBreak="0">
     <w:nsid w:val="31542F40"/>
     <w:multiLevelType w:val="multilevel"/>
     <w:tmpl w:val="DA02FDE8"/>
@@ -9548,7 +12414,7 @@
       </w:rPr>
     </w:lvl>
   </w:abstractNum>
-  <w:abstractNum w:abstractNumId="13" w15:restartNumberingAfterBreak="0">
+  <w:abstractNum w:abstractNumId="15" w15:restartNumberingAfterBreak="0">
     <w:nsid w:val="31A96F87"/>
     <w:multiLevelType w:val="multilevel"/>
     <w:tmpl w:val="50541F42"/>
@@ -9696,7 +12562,7 @@
       </w:rPr>
     </w:lvl>
   </w:abstractNum>
-  <w:abstractNum w:abstractNumId="14" w15:restartNumberingAfterBreak="0">
+  <w:abstractNum w:abstractNumId="16" w15:restartNumberingAfterBreak="0">
     <w:nsid w:val="358D1E4A"/>
     <w:multiLevelType w:val="hybridMultilevel"/>
     <w:tmpl w:val="74B84C0C"/>
@@ -9808,7 +12674,155 @@
       </w:rPr>
     </w:lvl>
   </w:abstractNum>
-  <w:abstractNum w:abstractNumId="15" w15:restartNumberingAfterBreak="0">
+  <w:abstractNum w:abstractNumId="17" w15:restartNumberingAfterBreak="0">
+    <w:nsid w:val="378D6A5A"/>
+    <w:multiLevelType w:val="multilevel"/>
+    <w:tmpl w:val="975AC568"/>
+    <w:lvl w:ilvl="0">
+      <w:numFmt w:val="bullet"/>
+      <w:lvlText w:val="-"/>
+      <w:lvlJc w:val="left"/>
+      <w:pPr>
+        <w:tabs>
+          <w:tab w:val="num" w:pos="720"/>
+        </w:tabs>
+        <w:ind w:left="720" w:hanging="360"/>
+      </w:pPr>
+      <w:rPr>
+        <w:rFonts w:ascii="Segoe UI" w:eastAsia="Quattrocento Sans" w:hAnsi="Segoe UI" w:cs="Segoe UI" w:hint="default"/>
+        <w:sz w:val="20"/>
+      </w:rPr>
+    </w:lvl>
+    <w:lvl w:ilvl="1" w:tentative="1">
+      <w:start w:val="1"/>
+      <w:numFmt w:val="bullet"/>
+      <w:lvlText w:val="o"/>
+      <w:lvlJc w:val="left"/>
+      <w:pPr>
+        <w:tabs>
+          <w:tab w:val="num" w:pos="1440"/>
+        </w:tabs>
+        <w:ind w:left="1440" w:hanging="360"/>
+      </w:pPr>
+      <w:rPr>
+        <w:rFonts w:ascii="Courier New" w:hAnsi="Courier New" w:hint="default"/>
+        <w:sz w:val="20"/>
+      </w:rPr>
+    </w:lvl>
+    <w:lvl w:ilvl="2" w:tentative="1">
+      <w:start w:val="1"/>
+      <w:numFmt w:val="bullet"/>
+      <w:lvlText w:val=""/>
+      <w:lvlJc w:val="left"/>
+      <w:pPr>
+        <w:tabs>
+          <w:tab w:val="num" w:pos="2160"/>
+        </w:tabs>
+        <w:ind w:left="2160" w:hanging="360"/>
+      </w:pPr>
+      <w:rPr>
+        <w:rFonts w:ascii="Wingdings" w:hAnsi="Wingdings" w:hint="default"/>
+        <w:sz w:val="20"/>
+      </w:rPr>
+    </w:lvl>
+    <w:lvl w:ilvl="3" w:tentative="1">
+      <w:start w:val="1"/>
+      <w:numFmt w:val="bullet"/>
+      <w:lvlText w:val=""/>
+      <w:lvlJc w:val="left"/>
+      <w:pPr>
+        <w:tabs>
+          <w:tab w:val="num" w:pos="2880"/>
+        </w:tabs>
+        <w:ind w:left="2880" w:hanging="360"/>
+      </w:pPr>
+      <w:rPr>
+        <w:rFonts w:ascii="Wingdings" w:hAnsi="Wingdings" w:hint="default"/>
+        <w:sz w:val="20"/>
+      </w:rPr>
+    </w:lvl>
+    <w:lvl w:ilvl="4" w:tentative="1">
+      <w:start w:val="1"/>
+      <w:numFmt w:val="bullet"/>
+      <w:lvlText w:val=""/>
+      <w:lvlJc w:val="left"/>
+      <w:pPr>
+        <w:tabs>
+          <w:tab w:val="num" w:pos="3600"/>
+        </w:tabs>
+        <w:ind w:left="3600" w:hanging="360"/>
+      </w:pPr>
+      <w:rPr>
+        <w:rFonts w:ascii="Wingdings" w:hAnsi="Wingdings" w:hint="default"/>
+        <w:sz w:val="20"/>
+      </w:rPr>
+    </w:lvl>
+    <w:lvl w:ilvl="5" w:tentative="1">
+      <w:start w:val="1"/>
+      <w:numFmt w:val="bullet"/>
+      <w:lvlText w:val=""/>
+      <w:lvlJc w:val="left"/>
+      <w:pPr>
+        <w:tabs>
+          <w:tab w:val="num" w:pos="4320"/>
+        </w:tabs>
+        <w:ind w:left="4320" w:hanging="360"/>
+      </w:pPr>
+      <w:rPr>
+        <w:rFonts w:ascii="Wingdings" w:hAnsi="Wingdings" w:hint="default"/>
+        <w:sz w:val="20"/>
+      </w:rPr>
+    </w:lvl>
+    <w:lvl w:ilvl="6" w:tentative="1">
+      <w:start w:val="1"/>
+      <w:numFmt w:val="bullet"/>
+      <w:lvlText w:val=""/>
+      <w:lvlJc w:val="left"/>
+      <w:pPr>
+        <w:tabs>
+          <w:tab w:val="num" w:pos="5040"/>
+        </w:tabs>
+        <w:ind w:left="5040" w:hanging="360"/>
+      </w:pPr>
+      <w:rPr>
+        <w:rFonts w:ascii="Wingdings" w:hAnsi="Wingdings" w:hint="default"/>
+        <w:sz w:val="20"/>
+      </w:rPr>
+    </w:lvl>
+    <w:lvl w:ilvl="7" w:tentative="1">
+      <w:start w:val="1"/>
+      <w:numFmt w:val="bullet"/>
+      <w:lvlText w:val=""/>
+      <w:lvlJc w:val="left"/>
+      <w:pPr>
+        <w:tabs>
+          <w:tab w:val="num" w:pos="5760"/>
+        </w:tabs>
+        <w:ind w:left="5760" w:hanging="360"/>
+      </w:pPr>
+      <w:rPr>
+        <w:rFonts w:ascii="Wingdings" w:hAnsi="Wingdings" w:hint="default"/>
+        <w:sz w:val="20"/>
+      </w:rPr>
+    </w:lvl>
+    <w:lvl w:ilvl="8" w:tentative="1">
+      <w:start w:val="1"/>
+      <w:numFmt w:val="bullet"/>
+      <w:lvlText w:val=""/>
+      <w:lvlJc w:val="left"/>
+      <w:pPr>
+        <w:tabs>
+          <w:tab w:val="num" w:pos="6480"/>
+        </w:tabs>
+        <w:ind w:left="6480" w:hanging="360"/>
+      </w:pPr>
+      <w:rPr>
+        <w:rFonts w:ascii="Wingdings" w:hAnsi="Wingdings" w:hint="default"/>
+        <w:sz w:val="20"/>
+      </w:rPr>
+    </w:lvl>
+  </w:abstractNum>
+  <w:abstractNum w:abstractNumId="18" w15:restartNumberingAfterBreak="0">
     <w:nsid w:val="3AFD491E"/>
     <w:multiLevelType w:val="multilevel"/>
     <w:tmpl w:val="AE1C0C42"/>
@@ -9957,7 +12971,155 @@
       </w:rPr>
     </w:lvl>
   </w:abstractNum>
-  <w:abstractNum w:abstractNumId="16" w15:restartNumberingAfterBreak="0">
+  <w:abstractNum w:abstractNumId="19" w15:restartNumberingAfterBreak="0">
+    <w:nsid w:val="3B2F3BD3"/>
+    <w:multiLevelType w:val="multilevel"/>
+    <w:tmpl w:val="A1F4904A"/>
+    <w:lvl w:ilvl="0">
+      <w:numFmt w:val="bullet"/>
+      <w:lvlText w:val="-"/>
+      <w:lvlJc w:val="left"/>
+      <w:pPr>
+        <w:tabs>
+          <w:tab w:val="num" w:pos="720"/>
+        </w:tabs>
+        <w:ind w:left="720" w:hanging="360"/>
+      </w:pPr>
+      <w:rPr>
+        <w:rFonts w:ascii="Segoe UI" w:eastAsia="Quattrocento Sans" w:hAnsi="Segoe UI" w:cs="Segoe UI" w:hint="default"/>
+        <w:sz w:val="20"/>
+      </w:rPr>
+    </w:lvl>
+    <w:lvl w:ilvl="1" w:tentative="1">
+      <w:start w:val="1"/>
+      <w:numFmt w:val="bullet"/>
+      <w:lvlText w:val="o"/>
+      <w:lvlJc w:val="left"/>
+      <w:pPr>
+        <w:tabs>
+          <w:tab w:val="num" w:pos="1440"/>
+        </w:tabs>
+        <w:ind w:left="1440" w:hanging="360"/>
+      </w:pPr>
+      <w:rPr>
+        <w:rFonts w:ascii="Courier New" w:hAnsi="Courier New" w:hint="default"/>
+        <w:sz w:val="20"/>
+      </w:rPr>
+    </w:lvl>
+    <w:lvl w:ilvl="2" w:tentative="1">
+      <w:start w:val="1"/>
+      <w:numFmt w:val="bullet"/>
+      <w:lvlText w:val=""/>
+      <w:lvlJc w:val="left"/>
+      <w:pPr>
+        <w:tabs>
+          <w:tab w:val="num" w:pos="2160"/>
+        </w:tabs>
+        <w:ind w:left="2160" w:hanging="360"/>
+      </w:pPr>
+      <w:rPr>
+        <w:rFonts w:ascii="Wingdings" w:hAnsi="Wingdings" w:hint="default"/>
+        <w:sz w:val="20"/>
+      </w:rPr>
+    </w:lvl>
+    <w:lvl w:ilvl="3" w:tentative="1">
+      <w:start w:val="1"/>
+      <w:numFmt w:val="bullet"/>
+      <w:lvlText w:val=""/>
+      <w:lvlJc w:val="left"/>
+      <w:pPr>
+        <w:tabs>
+          <w:tab w:val="num" w:pos="2880"/>
+        </w:tabs>
+        <w:ind w:left="2880" w:hanging="360"/>
+      </w:pPr>
+      <w:rPr>
+        <w:rFonts w:ascii="Wingdings" w:hAnsi="Wingdings" w:hint="default"/>
+        <w:sz w:val="20"/>
+      </w:rPr>
+    </w:lvl>
+    <w:lvl w:ilvl="4" w:tentative="1">
+      <w:start w:val="1"/>
+      <w:numFmt w:val="bullet"/>
+      <w:lvlText w:val=""/>
+      <w:lvlJc w:val="left"/>
+      <w:pPr>
+        <w:tabs>
+          <w:tab w:val="num" w:pos="3600"/>
+        </w:tabs>
+        <w:ind w:left="3600" w:hanging="360"/>
+      </w:pPr>
+      <w:rPr>
+        <w:rFonts w:ascii="Wingdings" w:hAnsi="Wingdings" w:hint="default"/>
+        <w:sz w:val="20"/>
+      </w:rPr>
+    </w:lvl>
+    <w:lvl w:ilvl="5" w:tentative="1">
+      <w:start w:val="1"/>
+      <w:numFmt w:val="bullet"/>
+      <w:lvlText w:val=""/>
+      <w:lvlJc w:val="left"/>
+      <w:pPr>
+        <w:tabs>
+          <w:tab w:val="num" w:pos="4320"/>
+        </w:tabs>
+        <w:ind w:left="4320" w:hanging="360"/>
+      </w:pPr>
+      <w:rPr>
+        <w:rFonts w:ascii="Wingdings" w:hAnsi="Wingdings" w:hint="default"/>
+        <w:sz w:val="20"/>
+      </w:rPr>
+    </w:lvl>
+    <w:lvl w:ilvl="6" w:tentative="1">
+      <w:start w:val="1"/>
+      <w:numFmt w:val="bullet"/>
+      <w:lvlText w:val=""/>
+      <w:lvlJc w:val="left"/>
+      <w:pPr>
+        <w:tabs>
+          <w:tab w:val="num" w:pos="5040"/>
+        </w:tabs>
+        <w:ind w:left="5040" w:hanging="360"/>
+      </w:pPr>
+      <w:rPr>
+        <w:rFonts w:ascii="Wingdings" w:hAnsi="Wingdings" w:hint="default"/>
+        <w:sz w:val="20"/>
+      </w:rPr>
+    </w:lvl>
+    <w:lvl w:ilvl="7" w:tentative="1">
+      <w:start w:val="1"/>
+      <w:numFmt w:val="bullet"/>
+      <w:lvlText w:val=""/>
+      <w:lvlJc w:val="left"/>
+      <w:pPr>
+        <w:tabs>
+          <w:tab w:val="num" w:pos="5760"/>
+        </w:tabs>
+        <w:ind w:left="5760" w:hanging="360"/>
+      </w:pPr>
+      <w:rPr>
+        <w:rFonts w:ascii="Wingdings" w:hAnsi="Wingdings" w:hint="default"/>
+        <w:sz w:val="20"/>
+      </w:rPr>
+    </w:lvl>
+    <w:lvl w:ilvl="8" w:tentative="1">
+      <w:start w:val="1"/>
+      <w:numFmt w:val="bullet"/>
+      <w:lvlText w:val=""/>
+      <w:lvlJc w:val="left"/>
+      <w:pPr>
+        <w:tabs>
+          <w:tab w:val="num" w:pos="6480"/>
+        </w:tabs>
+        <w:ind w:left="6480" w:hanging="360"/>
+      </w:pPr>
+      <w:rPr>
+        <w:rFonts w:ascii="Wingdings" w:hAnsi="Wingdings" w:hint="default"/>
+        <w:sz w:val="20"/>
+      </w:rPr>
+    </w:lvl>
+  </w:abstractNum>
+  <w:abstractNum w:abstractNumId="20" w15:restartNumberingAfterBreak="0">
     <w:nsid w:val="42557397"/>
     <w:multiLevelType w:val="multilevel"/>
     <w:tmpl w:val="5BB6BF52"/>
@@ -10105,7 +13267,7 @@
       </w:rPr>
     </w:lvl>
   </w:abstractNum>
-  <w:abstractNum w:abstractNumId="17" w15:restartNumberingAfterBreak="0">
+  <w:abstractNum w:abstractNumId="21" w15:restartNumberingAfterBreak="0">
     <w:nsid w:val="45D118AE"/>
     <w:multiLevelType w:val="hybridMultilevel"/>
     <w:tmpl w:val="1D442AAE"/>
@@ -10217,7 +13379,7 @@
       </w:rPr>
     </w:lvl>
   </w:abstractNum>
-  <w:abstractNum w:abstractNumId="18" w15:restartNumberingAfterBreak="0">
+  <w:abstractNum w:abstractNumId="22" w15:restartNumberingAfterBreak="0">
     <w:nsid w:val="4EC35100"/>
     <w:multiLevelType w:val="multilevel"/>
     <w:tmpl w:val="4BB26384"/>
@@ -10330,7 +13492,7 @@
       </w:rPr>
     </w:lvl>
   </w:abstractNum>
-  <w:abstractNum w:abstractNumId="19" w15:restartNumberingAfterBreak="0">
+  <w:abstractNum w:abstractNumId="23" w15:restartNumberingAfterBreak="0">
     <w:nsid w:val="592A750C"/>
     <w:multiLevelType w:val="multilevel"/>
     <w:tmpl w:val="5D423212"/>
@@ -10478,7 +13640,7 @@
       </w:rPr>
     </w:lvl>
   </w:abstractNum>
-  <w:abstractNum w:abstractNumId="20" w15:restartNumberingAfterBreak="0">
+  <w:abstractNum w:abstractNumId="24" w15:restartNumberingAfterBreak="0">
     <w:nsid w:val="59C819E8"/>
     <w:multiLevelType w:val="hybridMultilevel"/>
     <w:tmpl w:val="12247354"/>
@@ -10590,7 +13752,7 @@
       </w:rPr>
     </w:lvl>
   </w:abstractNum>
-  <w:abstractNum w:abstractNumId="21" w15:restartNumberingAfterBreak="0">
+  <w:abstractNum w:abstractNumId="25" w15:restartNumberingAfterBreak="0">
     <w:nsid w:val="5A943154"/>
     <w:multiLevelType w:val="multilevel"/>
     <w:tmpl w:val="468E3DE4"/>
@@ -10721,7 +13883,7 @@
       </w:rPr>
     </w:lvl>
   </w:abstractNum>
-  <w:abstractNum w:abstractNumId="22" w15:restartNumberingAfterBreak="0">
+  <w:abstractNum w:abstractNumId="26" w15:restartNumberingAfterBreak="0">
     <w:nsid w:val="674C1B54"/>
     <w:multiLevelType w:val="multilevel"/>
     <w:tmpl w:val="321CE464"/>
@@ -10870,7 +14032,7 @@
       </w:rPr>
     </w:lvl>
   </w:abstractNum>
-  <w:abstractNum w:abstractNumId="23" w15:restartNumberingAfterBreak="0">
+  <w:abstractNum w:abstractNumId="27" w15:restartNumberingAfterBreak="0">
     <w:nsid w:val="697C0D89"/>
     <w:multiLevelType w:val="multilevel"/>
     <w:tmpl w:val="D938F9B0"/>
@@ -11001,7 +14163,7 @@
       </w:rPr>
     </w:lvl>
   </w:abstractNum>
-  <w:abstractNum w:abstractNumId="24" w15:restartNumberingAfterBreak="0">
+  <w:abstractNum w:abstractNumId="28" w15:restartNumberingAfterBreak="0">
     <w:nsid w:val="699B2C92"/>
     <w:multiLevelType w:val="multilevel"/>
     <w:tmpl w:val="448ADCFE"/>
@@ -11150,7 +14312,7 @@
       </w:rPr>
     </w:lvl>
   </w:abstractNum>
-  <w:abstractNum w:abstractNumId="25" w15:restartNumberingAfterBreak="0">
+  <w:abstractNum w:abstractNumId="29" w15:restartNumberingAfterBreak="0">
     <w:nsid w:val="6AE3491D"/>
     <w:multiLevelType w:val="multilevel"/>
     <w:tmpl w:val="4CF259D6"/>
@@ -11299,7 +14461,7 @@
       </w:rPr>
     </w:lvl>
   </w:abstractNum>
-  <w:abstractNum w:abstractNumId="26" w15:restartNumberingAfterBreak="0">
+  <w:abstractNum w:abstractNumId="30" w15:restartNumberingAfterBreak="0">
     <w:nsid w:val="6B01615F"/>
     <w:multiLevelType w:val="multilevel"/>
     <w:tmpl w:val="90FC811A"/>
@@ -11420,7 +14582,7 @@
       </w:rPr>
     </w:lvl>
   </w:abstractNum>
-  <w:abstractNum w:abstractNumId="27" w15:restartNumberingAfterBreak="0">
+  <w:abstractNum w:abstractNumId="31" w15:restartNumberingAfterBreak="0">
     <w:nsid w:val="6E586852"/>
     <w:multiLevelType w:val="multilevel"/>
     <w:tmpl w:val="9AA67E64"/>
@@ -11552,7 +14714,7 @@
       </w:rPr>
     </w:lvl>
   </w:abstractNum>
-  <w:abstractNum w:abstractNumId="28" w15:restartNumberingAfterBreak="0">
+  <w:abstractNum w:abstractNumId="32" w15:restartNumberingAfterBreak="0">
     <w:nsid w:val="72C820BD"/>
     <w:multiLevelType w:val="multilevel"/>
     <w:tmpl w:val="78C45686"/>
@@ -11701,7 +14863,7 @@
       </w:rPr>
     </w:lvl>
   </w:abstractNum>
-  <w:abstractNum w:abstractNumId="29" w15:restartNumberingAfterBreak="0">
+  <w:abstractNum w:abstractNumId="33" w15:restartNumberingAfterBreak="0">
     <w:nsid w:val="77BA7105"/>
     <w:multiLevelType w:val="multilevel"/>
     <w:tmpl w:val="1962320E"/>
@@ -11832,7 +14994,7 @@
       </w:rPr>
     </w:lvl>
   </w:abstractNum>
-  <w:abstractNum w:abstractNumId="30" w15:restartNumberingAfterBreak="0">
+  <w:abstractNum w:abstractNumId="34" w15:restartNumberingAfterBreak="0">
     <w:nsid w:val="7A5F63B7"/>
     <w:multiLevelType w:val="multilevel"/>
     <w:tmpl w:val="5D10C980"/>
@@ -11963,7 +15125,7 @@
       </w:rPr>
     </w:lvl>
   </w:abstractNum>
-  <w:abstractNum w:abstractNumId="31" w15:restartNumberingAfterBreak="0">
+  <w:abstractNum w:abstractNumId="35" w15:restartNumberingAfterBreak="0">
     <w:nsid w:val="7AAC5CEC"/>
     <w:multiLevelType w:val="multilevel"/>
     <w:tmpl w:val="AAEA8430"/>
@@ -12111,7 +15273,7 @@
       </w:rPr>
     </w:lvl>
   </w:abstractNum>
-  <w:abstractNum w:abstractNumId="32" w15:restartNumberingAfterBreak="0">
+  <w:abstractNum w:abstractNumId="36" w15:restartNumberingAfterBreak="0">
     <w:nsid w:val="7B025C05"/>
     <w:multiLevelType w:val="multilevel"/>
     <w:tmpl w:val="EC1C83F2"/>
@@ -12243,7 +15405,7 @@
       </w:rPr>
     </w:lvl>
   </w:abstractNum>
-  <w:abstractNum w:abstractNumId="33" w15:restartNumberingAfterBreak="0">
+  <w:abstractNum w:abstractNumId="37" w15:restartNumberingAfterBreak="0">
     <w:nsid w:val="7B663BCA"/>
     <w:multiLevelType w:val="multilevel"/>
     <w:tmpl w:val="F86AABEC"/>
@@ -12356,7 +15518,7 @@
       </w:rPr>
     </w:lvl>
   </w:abstractNum>
-  <w:abstractNum w:abstractNumId="34" w15:restartNumberingAfterBreak="0">
+  <w:abstractNum w:abstractNumId="38" w15:restartNumberingAfterBreak="0">
     <w:nsid w:val="7BDD17F0"/>
     <w:multiLevelType w:val="multilevel"/>
     <w:tmpl w:val="2E2EE822"/>
@@ -12477,7 +15639,7 @@
       </w:rPr>
     </w:lvl>
   </w:abstractNum>
-  <w:abstractNum w:abstractNumId="35" w15:restartNumberingAfterBreak="0">
+  <w:abstractNum w:abstractNumId="39" w15:restartNumberingAfterBreak="0">
     <w:nsid w:val="7D795CB9"/>
     <w:multiLevelType w:val="multilevel"/>
     <w:tmpl w:val="E548AA76"/>
@@ -12626,7 +15788,7 @@
       </w:rPr>
     </w:lvl>
   </w:abstractNum>
-  <w:abstractNum w:abstractNumId="36" w15:restartNumberingAfterBreak="0">
+  <w:abstractNum w:abstractNumId="40" w15:restartNumberingAfterBreak="0">
     <w:nsid w:val="7DFB60DA"/>
     <w:multiLevelType w:val="multilevel"/>
     <w:tmpl w:val="4AE6CE0E"/>
@@ -12775,37 +15937,37 @@
     </w:lvl>
   </w:abstractNum>
   <w:num w:numId="1" w16cid:durableId="1424958623">
-    <w:abstractNumId w:val="12"/>
+    <w:abstractNumId w:val="14"/>
   </w:num>
   <w:num w:numId="2" w16cid:durableId="1453785540">
+    <w:abstractNumId w:val="3"/>
+  </w:num>
+  <w:num w:numId="3" w16cid:durableId="2045447920">
+    <w:abstractNumId w:val="36"/>
+  </w:num>
+  <w:num w:numId="4" w16cid:durableId="145753571">
+    <w:abstractNumId w:val="25"/>
+  </w:num>
+  <w:num w:numId="5" w16cid:durableId="1567842348">
+    <w:abstractNumId w:val="31"/>
+  </w:num>
+  <w:num w:numId="6" w16cid:durableId="607155097">
     <w:abstractNumId w:val="2"/>
   </w:num>
-  <w:num w:numId="3" w16cid:durableId="2045447920">
-    <w:abstractNumId w:val="32"/>
+  <w:num w:numId="7" w16cid:durableId="621234134">
+    <w:abstractNumId w:val="34"/>
   </w:num>
-  <w:num w:numId="4" w16cid:durableId="145753571">
-    <w:abstractNumId w:val="21"/>
-  </w:num>
-  <w:num w:numId="5" w16cid:durableId="1567842348">
+  <w:num w:numId="8" w16cid:durableId="1021856419">
     <w:abstractNumId w:val="27"/>
   </w:num>
-  <w:num w:numId="6" w16cid:durableId="607155097">
-    <w:abstractNumId w:val="1"/>
-  </w:num>
-  <w:num w:numId="7" w16cid:durableId="621234134">
-    <w:abstractNumId w:val="30"/>
-  </w:num>
-  <w:num w:numId="8" w16cid:durableId="1021856419">
-    <w:abstractNumId w:val="23"/>
-  </w:num>
   <w:num w:numId="9" w16cid:durableId="1204175806">
-    <w:abstractNumId w:val="29"/>
+    <w:abstractNumId w:val="33"/>
   </w:num>
   <w:num w:numId="10" w16cid:durableId="1789422756">
-    <w:abstractNumId w:val="11"/>
+    <w:abstractNumId w:val="13"/>
   </w:num>
   <w:num w:numId="11" w16cid:durableId="309214705">
-    <w:abstractNumId w:val="11"/>
+    <w:abstractNumId w:val="13"/>
     <w:lvlOverride w:ilvl="0">
       <w:startOverride w:val="1"/>
     </w:lvlOverride>
@@ -12835,7 +15997,7 @@
     </w:lvlOverride>
   </w:num>
   <w:num w:numId="12" w16cid:durableId="2133353807">
-    <w:abstractNumId w:val="11"/>
+    <w:abstractNumId w:val="13"/>
     <w:lvlOverride w:ilvl="0">
       <w:startOverride w:val="1"/>
     </w:lvlOverride>
@@ -12865,7 +16027,7 @@
     </w:lvlOverride>
   </w:num>
   <w:num w:numId="13" w16cid:durableId="1242563617">
-    <w:abstractNumId w:val="11"/>
+    <w:abstractNumId w:val="13"/>
     <w:lvlOverride w:ilvl="0">
       <w:startOverride w:val="1"/>
     </w:lvlOverride>
@@ -12895,7 +16057,7 @@
     </w:lvlOverride>
   </w:num>
   <w:num w:numId="14" w16cid:durableId="306592483">
-    <w:abstractNumId w:val="11"/>
+    <w:abstractNumId w:val="13"/>
     <w:lvlOverride w:ilvl="0">
       <w:startOverride w:val="1"/>
     </w:lvlOverride>
@@ -12925,7 +16087,7 @@
     </w:lvlOverride>
   </w:num>
   <w:num w:numId="15" w16cid:durableId="1424956173">
-    <w:abstractNumId w:val="11"/>
+    <w:abstractNumId w:val="13"/>
     <w:lvlOverride w:ilvl="0">
       <w:startOverride w:val="1"/>
     </w:lvlOverride>
@@ -12955,7 +16117,7 @@
     </w:lvlOverride>
   </w:num>
   <w:num w:numId="16" w16cid:durableId="1762874061">
-    <w:abstractNumId w:val="11"/>
+    <w:abstractNumId w:val="13"/>
     <w:lvlOverride w:ilvl="0">
       <w:startOverride w:val="1"/>
     </w:lvlOverride>
@@ -12985,7 +16147,7 @@
     </w:lvlOverride>
   </w:num>
   <w:num w:numId="17" w16cid:durableId="1042972586">
-    <w:abstractNumId w:val="11"/>
+    <w:abstractNumId w:val="13"/>
     <w:lvlOverride w:ilvl="0">
       <w:startOverride w:val="1"/>
     </w:lvlOverride>
@@ -13015,7 +16177,7 @@
     </w:lvlOverride>
   </w:num>
   <w:num w:numId="18" w16cid:durableId="1628193812">
-    <w:abstractNumId w:val="11"/>
+    <w:abstractNumId w:val="13"/>
     <w:lvlOverride w:ilvl="0">
       <w:startOverride w:val="1"/>
     </w:lvlOverride>
@@ -13045,7 +16207,7 @@
     </w:lvlOverride>
   </w:num>
   <w:num w:numId="19" w16cid:durableId="38942456">
-    <w:abstractNumId w:val="11"/>
+    <w:abstractNumId w:val="13"/>
     <w:lvlOverride w:ilvl="0">
       <w:startOverride w:val="1"/>
     </w:lvlOverride>
@@ -13075,7 +16237,7 @@
     </w:lvlOverride>
   </w:num>
   <w:num w:numId="20" w16cid:durableId="144393522">
-    <w:abstractNumId w:val="11"/>
+    <w:abstractNumId w:val="13"/>
     <w:lvlOverride w:ilvl="0">
       <w:startOverride w:val="1"/>
     </w:lvlOverride>
@@ -13105,85 +16267,97 @@
     </w:lvlOverride>
   </w:num>
   <w:num w:numId="21" w16cid:durableId="725179468">
-    <w:abstractNumId w:val="14"/>
+    <w:abstractNumId w:val="16"/>
   </w:num>
   <w:num w:numId="22" w16cid:durableId="1265381444">
-    <w:abstractNumId w:val="34"/>
+    <w:abstractNumId w:val="38"/>
   </w:num>
   <w:num w:numId="23" w16cid:durableId="142162434">
+    <w:abstractNumId w:val="30"/>
+  </w:num>
+  <w:num w:numId="24" w16cid:durableId="144592225">
+    <w:abstractNumId w:val="37"/>
+  </w:num>
+  <w:num w:numId="25" w16cid:durableId="626664438">
+    <w:abstractNumId w:val="22"/>
+  </w:num>
+  <w:num w:numId="26" w16cid:durableId="495925943">
+    <w:abstractNumId w:val="21"/>
+  </w:num>
+  <w:num w:numId="27" w16cid:durableId="858931825">
     <w:abstractNumId w:val="26"/>
   </w:num>
-  <w:num w:numId="24" w16cid:durableId="144592225">
-    <w:abstractNumId w:val="33"/>
+  <w:num w:numId="28" w16cid:durableId="750351585">
+    <w:abstractNumId w:val="20"/>
   </w:num>
-  <w:num w:numId="25" w16cid:durableId="626664438">
+  <w:num w:numId="29" w16cid:durableId="1078095562">
+    <w:abstractNumId w:val="28"/>
+  </w:num>
+  <w:num w:numId="30" w16cid:durableId="1269629682">
+    <w:abstractNumId w:val="11"/>
+  </w:num>
+  <w:num w:numId="31" w16cid:durableId="1495146341">
+    <w:abstractNumId w:val="10"/>
+  </w:num>
+  <w:num w:numId="32" w16cid:durableId="266160812">
+    <w:abstractNumId w:val="5"/>
+  </w:num>
+  <w:num w:numId="33" w16cid:durableId="1882402080">
+    <w:abstractNumId w:val="39"/>
+  </w:num>
+  <w:num w:numId="34" w16cid:durableId="560989622">
+    <w:abstractNumId w:val="35"/>
+  </w:num>
+  <w:num w:numId="35" w16cid:durableId="1666518801">
+    <w:abstractNumId w:val="15"/>
+  </w:num>
+  <w:num w:numId="36" w16cid:durableId="1933388927">
+    <w:abstractNumId w:val="6"/>
+  </w:num>
+  <w:num w:numId="37" w16cid:durableId="488253540">
+    <w:abstractNumId w:val="23"/>
+  </w:num>
+  <w:num w:numId="38" w16cid:durableId="2004353684">
+    <w:abstractNumId w:val="29"/>
+  </w:num>
+  <w:num w:numId="39" w16cid:durableId="1691646038">
+    <w:abstractNumId w:val="7"/>
+  </w:num>
+  <w:num w:numId="40" w16cid:durableId="2010282162">
+    <w:abstractNumId w:val="9"/>
+  </w:num>
+  <w:num w:numId="41" w16cid:durableId="596210406">
+    <w:abstractNumId w:val="1"/>
+  </w:num>
+  <w:num w:numId="42" w16cid:durableId="635330029">
+    <w:abstractNumId w:val="8"/>
+  </w:num>
+  <w:num w:numId="43" w16cid:durableId="1026835702">
+    <w:abstractNumId w:val="24"/>
+  </w:num>
+  <w:num w:numId="44" w16cid:durableId="1625884270">
+    <w:abstractNumId w:val="32"/>
+  </w:num>
+  <w:num w:numId="45" w16cid:durableId="1581213031">
     <w:abstractNumId w:val="18"/>
   </w:num>
-  <w:num w:numId="26" w16cid:durableId="495925943">
+  <w:num w:numId="46" w16cid:durableId="1728871159">
+    <w:abstractNumId w:val="12"/>
+  </w:num>
+  <w:num w:numId="47" w16cid:durableId="1199440786">
+    <w:abstractNumId w:val="40"/>
+  </w:num>
+  <w:num w:numId="48" w16cid:durableId="1280723070">
+    <w:abstractNumId w:val="0"/>
+  </w:num>
+  <w:num w:numId="49" w16cid:durableId="1012798179">
     <w:abstractNumId w:val="17"/>
   </w:num>
-  <w:num w:numId="27" w16cid:durableId="858931825">
-    <w:abstractNumId w:val="22"/>
-  </w:num>
-  <w:num w:numId="28" w16cid:durableId="750351585">
-    <w:abstractNumId w:val="16"/>
-  </w:num>
-  <w:num w:numId="29" w16cid:durableId="1078095562">
-    <w:abstractNumId w:val="24"/>
-  </w:num>
-  <w:num w:numId="30" w16cid:durableId="1269629682">
-    <w:abstractNumId w:val="9"/>
-  </w:num>
-  <w:num w:numId="31" w16cid:durableId="1495146341">
-    <w:abstractNumId w:val="8"/>
-  </w:num>
-  <w:num w:numId="32" w16cid:durableId="266160812">
-    <w:abstractNumId w:val="3"/>
-  </w:num>
-  <w:num w:numId="33" w16cid:durableId="1882402080">
-    <w:abstractNumId w:val="35"/>
-  </w:num>
-  <w:num w:numId="34" w16cid:durableId="560989622">
-    <w:abstractNumId w:val="31"/>
-  </w:num>
-  <w:num w:numId="35" w16cid:durableId="1666518801">
-    <w:abstractNumId w:val="13"/>
-  </w:num>
-  <w:num w:numId="36" w16cid:durableId="1933388927">
+  <w:num w:numId="50" w16cid:durableId="1458908387">
     <w:abstractNumId w:val="4"/>
   </w:num>
-  <w:num w:numId="37" w16cid:durableId="488253540">
+  <w:num w:numId="51" w16cid:durableId="1211455038">
     <w:abstractNumId w:val="19"/>
-  </w:num>
-  <w:num w:numId="38" w16cid:durableId="2004353684">
-    <w:abstractNumId w:val="25"/>
-  </w:num>
-  <w:num w:numId="39" w16cid:durableId="1691646038">
-    <w:abstractNumId w:val="5"/>
-  </w:num>
-  <w:num w:numId="40" w16cid:durableId="2010282162">
-    <w:abstractNumId w:val="7"/>
-  </w:num>
-  <w:num w:numId="41" w16cid:durableId="596210406">
-    <w:abstractNumId w:val="0"/>
-  </w:num>
-  <w:num w:numId="42" w16cid:durableId="635330029">
-    <w:abstractNumId w:val="6"/>
-  </w:num>
-  <w:num w:numId="43" w16cid:durableId="1026835702">
-    <w:abstractNumId w:val="20"/>
-  </w:num>
-  <w:num w:numId="44" w16cid:durableId="1625884270">
-    <w:abstractNumId w:val="28"/>
-  </w:num>
-  <w:num w:numId="45" w16cid:durableId="1581213031">
-    <w:abstractNumId w:val="15"/>
-  </w:num>
-  <w:num w:numId="46" w16cid:durableId="1728871159">
-    <w:abstractNumId w:val="10"/>
-  </w:num>
-  <w:num w:numId="47" w16cid:durableId="1199440786">
-    <w:abstractNumId w:val="36"/>
   </w:num>
 </w:numbering>
 </file>

--- a/Rapport+d'audit-Sebastien_ULESIE.docx
+++ b/Rapport+d'audit-Sebastien_ULESIE.docx
@@ -7819,24 +7819,14 @@
       <w:r>
         <w:t xml:space="preserve">Figure </w:t>
       </w:r>
-      <w:r>
-        <w:fldChar w:fldCharType="begin"/>
-      </w:r>
-      <w:r>
-        <w:instrText xml:space="preserve"> SEQ Figure \* ARABIC </w:instrText>
-      </w:r>
-      <w:r>
-        <w:fldChar w:fldCharType="separate"/>
-      </w:r>
-      <w:r>
-        <w:rPr>
-          <w:noProof/>
-        </w:rPr>
-        <w:t>1</w:t>
-      </w:r>
-      <w:r>
-        <w:fldChar w:fldCharType="end"/>
-      </w:r>
+      <w:fldSimple w:instr=" SEQ Figure \* ARABIC ">
+        <w:r>
+          <w:rPr>
+            <w:noProof/>
+          </w:rPr>
+          <w:t>1</w:t>
+        </w:r>
+      </w:fldSimple>
       <w:r>
         <w:t xml:space="preserve">: Architecture data de </w:t>
       </w:r>
@@ -8079,24 +8069,14 @@
       <w:r>
         <w:t xml:space="preserve">Figure </w:t>
       </w:r>
-      <w:r>
-        <w:fldChar w:fldCharType="begin"/>
-      </w:r>
-      <w:r>
-        <w:instrText xml:space="preserve"> SEQ Figure \* ARABIC </w:instrText>
-      </w:r>
-      <w:r>
-        <w:fldChar w:fldCharType="separate"/>
-      </w:r>
-      <w:r>
-        <w:rPr>
-          <w:noProof/>
-        </w:rPr>
-        <w:t>2</w:t>
-      </w:r>
-      <w:r>
-        <w:fldChar w:fldCharType="end"/>
-      </w:r>
+      <w:fldSimple w:instr=" SEQ Figure \* ARABIC ">
+        <w:r>
+          <w:rPr>
+            <w:noProof/>
+          </w:rPr>
+          <w:t>2</w:t>
+        </w:r>
+      </w:fldSimple>
       <w:r>
         <w:t xml:space="preserve">: </w:t>
       </w:r>
@@ -16931,7 +16911,7 @@
         <w:jc w:val="both"/>
       </w:pPr>
       <w:r>
-        <w:t xml:space="preserve">Supprimer ou masquer les colonnes non nécessaires à l’analyse BI, </w:t>
+        <w:t xml:space="preserve">Supprimer les colonnes non nécessaires à l’analyse BI, </w:t>
       </w:r>
       <w:proofErr w:type="spellStart"/>
       <w:r>
@@ -16954,19 +16934,7 @@
         <w:t>é</w:t>
       </w:r>
       <w:r>
-        <w:t>nom mail</w:t>
-      </w:r>
-      <w:r>
-        <w:t xml:space="preserve"> (</w:t>
-      </w:r>
-      <w:r>
-        <w:t>sauf besoin métier justifié</w:t>
-      </w:r>
-      <w:r>
-        <w:t>)</w:t>
-      </w:r>
-      <w:r>
-        <w:t>.</w:t>
+        <w:t>nom mail.</w:t>
       </w:r>
     </w:p>
     <w:p>
@@ -17101,15 +17069,16 @@
         </w:tabs>
         <w:spacing w:before="0"/>
         <w:jc w:val="both"/>
-      </w:pPr>
-      <w:r>
-        <w:t xml:space="preserve">FROM </w:t>
-      </w:r>
-      <w:proofErr w:type="spellStart"/>
-      <w:r>
-        <w:t>employe</w:t>
-      </w:r>
-      <w:proofErr w:type="spellEnd"/>
+        <w:rPr>
+          <w:lang w:val="en-US"/>
+        </w:rPr>
+      </w:pPr>
+      <w:r>
+        <w:rPr>
+          <w:lang w:val="en-US"/>
+        </w:rPr>
+        <w:t>FROM employe</w:t>
+      </w:r>
     </w:p>
     <w:p>
       <w:pPr>
@@ -17128,317 +17097,7 @@
         <w:tabs>
           <w:tab w:val="num" w:pos="720"/>
         </w:tabs>
-        <w:jc w:val="both"/>
-      </w:pPr>
-    </w:p>
-    <w:p>
-      <w:pPr>
-        <w:tabs>
-          <w:tab w:val="num" w:pos="720"/>
-        </w:tabs>
-        <w:jc w:val="both"/>
-      </w:pPr>
-      <w:r>
-        <w:t>ou</w:t>
-      </w:r>
-    </w:p>
-    <w:p>
-      <w:pPr>
-        <w:tabs>
-          <w:tab w:val="num" w:pos="720"/>
-        </w:tabs>
-        <w:jc w:val="both"/>
-      </w:pPr>
-    </w:p>
-    <w:p>
-      <w:pPr>
-        <w:tabs>
-          <w:tab w:val="num" w:pos="720"/>
-        </w:tabs>
-        <w:spacing w:before="0"/>
-        <w:jc w:val="both"/>
-        <w:rPr>
-          <w:lang w:val="en-US"/>
-        </w:rPr>
-      </w:pPr>
-      <w:r>
-        <w:rPr>
-          <w:lang w:val="en-US"/>
-        </w:rPr>
-        <w:t xml:space="preserve">CREATE VIEW </w:t>
-      </w:r>
-      <w:proofErr w:type="spellStart"/>
-      <w:r>
-        <w:rPr>
-          <w:lang w:val="en-US"/>
-        </w:rPr>
-        <w:t>employe_bi</w:t>
-      </w:r>
-      <w:proofErr w:type="spellEnd"/>
-      <w:r>
-        <w:rPr>
-          <w:lang w:val="en-US"/>
-        </w:rPr>
-        <w:t xml:space="preserve"> AS</w:t>
-      </w:r>
-      <w:r>
-        <w:rPr>
-          <w:lang w:val="en-US"/>
-        </w:rPr>
-        <w:t>(</w:t>
-      </w:r>
-    </w:p>
-    <w:p>
-      <w:pPr>
-        <w:tabs>
-          <w:tab w:val="num" w:pos="720"/>
-        </w:tabs>
-        <w:spacing w:before="0"/>
-        <w:jc w:val="both"/>
-        <w:rPr>
-          <w:lang w:val="en-US"/>
-        </w:rPr>
-      </w:pPr>
-      <w:r>
-        <w:rPr>
-          <w:lang w:val="en-US"/>
-        </w:rPr>
-        <w:t xml:space="preserve">SELECT </w:t>
-      </w:r>
-    </w:p>
-    <w:p>
-      <w:pPr>
-        <w:tabs>
-          <w:tab w:val="num" w:pos="720"/>
-        </w:tabs>
-        <w:spacing w:before="0"/>
-        <w:jc w:val="both"/>
-        <w:rPr>
-          <w:lang w:val="en-US"/>
-        </w:rPr>
-      </w:pPr>
-      <w:proofErr w:type="spellStart"/>
-      <w:r>
-        <w:rPr>
-          <w:lang w:val="en-US"/>
-        </w:rPr>
-        <w:t>id_employe</w:t>
-      </w:r>
-      <w:proofErr w:type="spellEnd"/>
-      <w:r>
-        <w:rPr>
-          <w:lang w:val="en-US"/>
-        </w:rPr>
-        <w:t>,</w:t>
-      </w:r>
-    </w:p>
-    <w:p>
-      <w:pPr>
-        <w:tabs>
-          <w:tab w:val="num" w:pos="720"/>
-        </w:tabs>
-        <w:spacing w:before="0"/>
-        <w:jc w:val="both"/>
-        <w:rPr>
-          <w:lang w:val="en-US"/>
-        </w:rPr>
-      </w:pPr>
-      <w:r>
-        <w:rPr>
-          <w:lang w:val="en-US"/>
-        </w:rPr>
-        <w:t>employe,</w:t>
-      </w:r>
-    </w:p>
-    <w:p>
-      <w:pPr>
-        <w:tabs>
-          <w:tab w:val="num" w:pos="720"/>
-        </w:tabs>
-        <w:spacing w:before="0"/>
-        <w:jc w:val="both"/>
-        <w:rPr>
-          <w:lang w:val="en-US"/>
-        </w:rPr>
-      </w:pPr>
-      <w:proofErr w:type="spellStart"/>
-      <w:r>
-        <w:rPr>
-          <w:lang w:val="en-US"/>
-        </w:rPr>
-        <w:t>date_debut</w:t>
-      </w:r>
-      <w:proofErr w:type="spellEnd"/>
-      <w:r>
-        <w:rPr>
-          <w:lang w:val="en-US"/>
-        </w:rPr>
-        <w:t>,</w:t>
-      </w:r>
-      <w:r>
-        <w:rPr>
-          <w:lang w:val="en-US"/>
-        </w:rPr>
-        <w:t xml:space="preserve"> </w:t>
-      </w:r>
-    </w:p>
-    <w:p>
-      <w:pPr>
-        <w:tabs>
-          <w:tab w:val="num" w:pos="720"/>
-        </w:tabs>
-        <w:spacing w:before="0"/>
-        <w:jc w:val="both"/>
-        <w:rPr>
-          <w:lang w:val="en-US"/>
-        </w:rPr>
-      </w:pPr>
-      <w:r>
-        <w:rPr>
-          <w:lang w:val="en-US"/>
-        </w:rPr>
-        <w:t>SUBSTRING(</w:t>
-      </w:r>
-      <w:r>
-        <w:rPr>
-          <w:lang w:val="en-US"/>
-        </w:rPr>
-        <w:t>mail</w:t>
-      </w:r>
-      <w:r>
-        <w:rPr>
-          <w:lang w:val="en-US"/>
-        </w:rPr>
-        <w:t xml:space="preserve"> FROM 1 FOR 3) || '***</w:t>
-      </w:r>
-      <w:r>
-        <w:rPr>
-          <w:lang w:val="en-US"/>
-        </w:rPr>
-        <w:t>*</w:t>
-      </w:r>
-      <w:r>
-        <w:rPr>
-          <w:lang w:val="en-US"/>
-        </w:rPr>
-        <w:t xml:space="preserve">' AS </w:t>
-      </w:r>
-      <w:proofErr w:type="spellStart"/>
-      <w:r>
-        <w:rPr>
-          <w:lang w:val="en-US"/>
-        </w:rPr>
-        <w:t>obscured_</w:t>
-      </w:r>
-      <w:r>
-        <w:rPr>
-          <w:lang w:val="en-US"/>
-        </w:rPr>
-        <w:t>mail</w:t>
-      </w:r>
-      <w:proofErr w:type="spellEnd"/>
-      <w:r>
-        <w:rPr>
-          <w:lang w:val="en-US"/>
-        </w:rPr>
-        <w:t xml:space="preserve">, </w:t>
-      </w:r>
-    </w:p>
-    <w:p>
-      <w:pPr>
-        <w:tabs>
-          <w:tab w:val="num" w:pos="720"/>
-        </w:tabs>
-        <w:spacing w:before="0"/>
-        <w:jc w:val="both"/>
-        <w:rPr>
-          <w:lang w:val="en-US"/>
-        </w:rPr>
-      </w:pPr>
-      <w:r>
-        <w:rPr>
-          <w:lang w:val="en-US"/>
-        </w:rPr>
-        <w:t>SUBSTRING(</w:t>
-      </w:r>
-      <w:proofErr w:type="spellStart"/>
-      <w:r>
-        <w:rPr>
-          <w:lang w:val="en-US"/>
-        </w:rPr>
-        <w:t>hash_mdp</w:t>
-      </w:r>
-      <w:proofErr w:type="spellEnd"/>
-      <w:r>
-        <w:rPr>
-          <w:lang w:val="en-US"/>
-        </w:rPr>
-        <w:t xml:space="preserve"> FROM 1 FOR 3) || '***</w:t>
-      </w:r>
-      <w:r>
-        <w:rPr>
-          <w:lang w:val="en-US"/>
-        </w:rPr>
-        <w:t>*</w:t>
-      </w:r>
-      <w:r>
-        <w:rPr>
-          <w:lang w:val="en-US"/>
-        </w:rPr>
-        <w:t xml:space="preserve">' AS </w:t>
-      </w:r>
-      <w:proofErr w:type="spellStart"/>
-      <w:r>
-        <w:rPr>
-          <w:lang w:val="en-US"/>
-        </w:rPr>
-        <w:t>obscured_</w:t>
-      </w:r>
-      <w:r>
-        <w:rPr>
-          <w:lang w:val="en-US"/>
-        </w:rPr>
-        <w:t>hash_mdp</w:t>
-      </w:r>
-      <w:proofErr w:type="spellEnd"/>
-      <w:r>
-        <w:rPr>
-          <w:lang w:val="en-US"/>
-        </w:rPr>
-        <w:t xml:space="preserve">, </w:t>
-      </w:r>
-    </w:p>
-    <w:p>
-      <w:pPr>
-        <w:tabs>
-          <w:tab w:val="num" w:pos="720"/>
-        </w:tabs>
-        <w:spacing w:before="0"/>
-        <w:jc w:val="both"/>
-      </w:pPr>
-      <w:r>
-        <w:t xml:space="preserve">FROM </w:t>
-      </w:r>
-      <w:proofErr w:type="spellStart"/>
-      <w:r>
-        <w:t>employe</w:t>
-      </w:r>
-      <w:proofErr w:type="spellEnd"/>
-    </w:p>
-    <w:p>
-      <w:pPr>
-        <w:tabs>
-          <w:tab w:val="num" w:pos="720"/>
-        </w:tabs>
-        <w:spacing w:before="0"/>
-        <w:jc w:val="both"/>
-      </w:pPr>
-      <w:r>
-        <w:t>);</w:t>
-      </w:r>
-    </w:p>
-    <w:p>
-      <w:pPr>
+        <w:spacing w:before="0"/>
         <w:jc w:val="both"/>
       </w:pPr>
       <w:r>
@@ -17749,7 +17408,6 @@
               <w:jc w:val="both"/>
             </w:pPr>
             <w:r>
-              <w:lastRenderedPageBreak/>
               <w:t>prix</w:t>
             </w:r>
           </w:p>
@@ -18026,6 +17684,7 @@
         <w:jc w:val="both"/>
       </w:pPr>
       <w:r>
+        <w:lastRenderedPageBreak/>
         <w:t xml:space="preserve">ADD CONSTRAINT </w:t>
       </w:r>
       <w:proofErr w:type="spellStart"/>
@@ -18051,8 +17710,1698 @@
         </w:numPr>
         <w:jc w:val="both"/>
       </w:pPr>
+      <w:r>
+        <w:t xml:space="preserve">Recommandation </w:t>
+      </w:r>
+      <w:r>
+        <w:t>7</w:t>
+      </w:r>
+      <w:r>
+        <w:t xml:space="preserve"> : </w:t>
+      </w:r>
+      <w:r>
+        <w:t>Automatiser le remplissage de tables logs</w:t>
+      </w:r>
+    </w:p>
+    <w:p>
+      <w:pPr>
+        <w:jc w:val="both"/>
+      </w:pPr>
+      <w:r>
+        <w:t xml:space="preserve">Mettre en place une automatisation afin de compléter instantanément , à chaque modification sur les tables </w:t>
+      </w:r>
+      <w:proofErr w:type="spellStart"/>
+      <w:r>
+        <w:t>employe</w:t>
+      </w:r>
+      <w:proofErr w:type="spellEnd"/>
+      <w:r>
+        <w:t xml:space="preserve">, vente, produit, client, les logs pour chacune de ces tables. </w:t>
+      </w:r>
+    </w:p>
+    <w:p>
+      <w:pPr>
+        <w:jc w:val="both"/>
+      </w:pPr>
+      <w:r>
+        <w:t>Cela permet d’éviter d’avoir une table logs pour toutes les tables de la base de données.</w:t>
+      </w:r>
+    </w:p>
+    <w:p>
+      <w:pPr>
+        <w:jc w:val="both"/>
+      </w:pPr>
+      <w:r>
+        <w:t xml:space="preserve">Cela permet de faire une comparaison plus simple entre la table et son log. </w:t>
+      </w:r>
+    </w:p>
+    <w:p>
+      <w:pPr>
+        <w:jc w:val="both"/>
+      </w:pPr>
+      <w:r>
+        <w:t xml:space="preserve">Pour ce faire, on utilise un trigger afin d’automatiser l’opération. Il faut d’abord avoir créer la table </w:t>
+      </w:r>
+      <w:proofErr w:type="spellStart"/>
+      <w:r>
+        <w:t>logs_employe</w:t>
+      </w:r>
+      <w:proofErr w:type="spellEnd"/>
+    </w:p>
+    <w:p>
+      <w:pPr>
+        <w:jc w:val="both"/>
+      </w:pPr>
+      <w:r>
+        <w:t xml:space="preserve">Voici un exemple de requêtes SQL pour les </w:t>
+      </w:r>
+      <w:proofErr w:type="spellStart"/>
+      <w:r>
+        <w:t>logs_employe</w:t>
+      </w:r>
+      <w:proofErr w:type="spellEnd"/>
+      <w:r>
+        <w:t> :</w:t>
+      </w:r>
+    </w:p>
+    <w:p>
+      <w:pPr>
+        <w:jc w:val="both"/>
+      </w:pPr>
+      <w:r>
+        <w:t xml:space="preserve">-- Création de la fonction trigger pour </w:t>
+      </w:r>
+      <w:proofErr w:type="spellStart"/>
+      <w:r>
+        <w:t>logs_employe</w:t>
+      </w:r>
+      <w:proofErr w:type="spellEnd"/>
+    </w:p>
+    <w:p>
+      <w:pPr>
+        <w:spacing w:before="0"/>
+        <w:jc w:val="both"/>
+        <w:rPr>
+          <w:lang w:val="en-US"/>
+        </w:rPr>
+      </w:pPr>
+      <w:r>
+        <w:rPr>
+          <w:lang w:val="en-US"/>
+        </w:rPr>
+        <w:t xml:space="preserve">CREATE OR REPLACE FUNCTION </w:t>
+      </w:r>
+      <w:proofErr w:type="spellStart"/>
+      <w:r>
+        <w:rPr>
+          <w:lang w:val="en-US"/>
+        </w:rPr>
+        <w:t>logs_employe_trigger_function</w:t>
+      </w:r>
+      <w:proofErr w:type="spellEnd"/>
+      <w:r>
+        <w:rPr>
+          <w:lang w:val="en-US"/>
+        </w:rPr>
+        <w:t>()</w:t>
+      </w:r>
+    </w:p>
+    <w:p>
+      <w:pPr>
+        <w:spacing w:before="0"/>
+        <w:jc w:val="both"/>
+        <w:rPr>
+          <w:lang w:val="en-US"/>
+        </w:rPr>
+      </w:pPr>
+      <w:r>
+        <w:rPr>
+          <w:lang w:val="en-US"/>
+        </w:rPr>
+        <w:t>RETURNS TRIGGER AS $$</w:t>
+      </w:r>
+    </w:p>
+    <w:p>
+      <w:pPr>
+        <w:spacing w:before="0"/>
+        <w:jc w:val="both"/>
+        <w:rPr>
+          <w:lang w:val="en-US"/>
+        </w:rPr>
+      </w:pPr>
+      <w:r>
+        <w:rPr>
+          <w:lang w:val="en-US"/>
+        </w:rPr>
+        <w:tab/>
+        <w:t>BEGIN</w:t>
+      </w:r>
+    </w:p>
+    <w:p>
+      <w:pPr>
+        <w:spacing w:before="0"/>
+        <w:jc w:val="both"/>
+        <w:rPr>
+          <w:lang w:val="en-US"/>
+        </w:rPr>
+      </w:pPr>
+      <w:r>
+        <w:rPr>
+          <w:lang w:val="en-US"/>
+        </w:rPr>
+        <w:tab/>
+      </w:r>
+      <w:r>
+        <w:rPr>
+          <w:lang w:val="en-US"/>
+        </w:rPr>
+        <w:tab/>
+        <w:t>IF TG_OP ='INSERT' THEN -- operation for which the trigger was fired: INSERT, UPDATE, DELETE, or TRUNCATE</w:t>
+      </w:r>
+    </w:p>
+    <w:p>
+      <w:pPr>
+        <w:spacing w:before="0"/>
+        <w:jc w:val="both"/>
+        <w:rPr>
+          <w:lang w:val="en-US"/>
+        </w:rPr>
+      </w:pPr>
+      <w:r>
+        <w:rPr>
+          <w:lang w:val="en-US"/>
+        </w:rPr>
+        <w:tab/>
+      </w:r>
+      <w:r>
+        <w:rPr>
+          <w:lang w:val="en-US"/>
+        </w:rPr>
+        <w:tab/>
+      </w:r>
+      <w:r>
+        <w:rPr>
+          <w:lang w:val="en-US"/>
+        </w:rPr>
+        <w:tab/>
+        <w:t xml:space="preserve">INSERT INTO </w:t>
+      </w:r>
+      <w:proofErr w:type="spellStart"/>
+      <w:r>
+        <w:rPr>
+          <w:lang w:val="en-US"/>
+        </w:rPr>
+        <w:t>logs_employe_test</w:t>
+      </w:r>
+      <w:proofErr w:type="spellEnd"/>
+      <w:r>
+        <w:rPr>
+          <w:lang w:val="en-US"/>
+        </w:rPr>
+        <w:t xml:space="preserve"> (</w:t>
+      </w:r>
+    </w:p>
+    <w:p>
+      <w:pPr>
+        <w:spacing w:before="0"/>
+        <w:jc w:val="both"/>
+      </w:pPr>
+      <w:r>
+        <w:rPr>
+          <w:lang w:val="en-US"/>
+        </w:rPr>
+        <w:tab/>
+      </w:r>
+      <w:r>
+        <w:rPr>
+          <w:lang w:val="en-US"/>
+        </w:rPr>
+        <w:tab/>
+      </w:r>
+      <w:r>
+        <w:rPr>
+          <w:lang w:val="en-US"/>
+        </w:rPr>
+        <w:tab/>
+      </w:r>
+      <w:r>
+        <w:rPr>
+          <w:lang w:val="en-US"/>
+        </w:rPr>
+        <w:tab/>
+      </w:r>
+      <w:proofErr w:type="spellStart"/>
+      <w:r>
+        <w:t>id_user</w:t>
+      </w:r>
+      <w:proofErr w:type="spellEnd"/>
+      <w:r>
+        <w:t>,</w:t>
+      </w:r>
+    </w:p>
+    <w:p>
+      <w:pPr>
+        <w:spacing w:before="0"/>
+        <w:jc w:val="both"/>
+      </w:pPr>
+      <w:r>
+        <w:tab/>
+      </w:r>
+      <w:r>
+        <w:tab/>
+      </w:r>
+      <w:r>
+        <w:tab/>
+      </w:r>
+      <w:r>
+        <w:tab/>
+        <w:t>date,</w:t>
+      </w:r>
+    </w:p>
+    <w:p>
+      <w:pPr>
+        <w:spacing w:before="0"/>
+        <w:jc w:val="both"/>
+      </w:pPr>
+      <w:r>
+        <w:tab/>
+      </w:r>
+      <w:r>
+        <w:tab/>
+      </w:r>
+      <w:r>
+        <w:tab/>
+      </w:r>
+      <w:r>
+        <w:tab/>
+        <w:t>action,</w:t>
+      </w:r>
+    </w:p>
+    <w:p>
+      <w:pPr>
+        <w:spacing w:before="0"/>
+        <w:jc w:val="both"/>
+      </w:pPr>
+      <w:r>
+        <w:tab/>
+      </w:r>
+      <w:r>
+        <w:tab/>
+      </w:r>
+      <w:r>
+        <w:tab/>
+      </w:r>
+      <w:r>
+        <w:tab/>
+      </w:r>
+      <w:proofErr w:type="spellStart"/>
+      <w:r>
+        <w:t>id_ligne</w:t>
+      </w:r>
+      <w:proofErr w:type="spellEnd"/>
+      <w:r>
+        <w:t>,</w:t>
+      </w:r>
+      <w:r>
+        <w:tab/>
+      </w:r>
+      <w:r>
+        <w:tab/>
+      </w:r>
+      <w:r>
+        <w:tab/>
+      </w:r>
+      <w:r>
+        <w:tab/>
+      </w:r>
+    </w:p>
+    <w:p>
+      <w:pPr>
+        <w:spacing w:before="0"/>
+        <w:jc w:val="both"/>
+      </w:pPr>
+      <w:r>
+        <w:tab/>
+      </w:r>
+      <w:r>
+        <w:tab/>
+      </w:r>
+      <w:r>
+        <w:tab/>
+      </w:r>
+      <w:r>
+        <w:tab/>
+        <w:t>commentaire</w:t>
+      </w:r>
+    </w:p>
+    <w:p>
+      <w:pPr>
+        <w:spacing w:before="0"/>
+        <w:jc w:val="both"/>
+      </w:pPr>
+      <w:r>
+        <w:tab/>
+      </w:r>
+      <w:r>
+        <w:tab/>
+      </w:r>
+      <w:r>
+        <w:tab/>
+        <w:t>)</w:t>
+      </w:r>
+    </w:p>
+    <w:p>
+      <w:pPr>
+        <w:spacing w:before="0"/>
+        <w:jc w:val="both"/>
+      </w:pPr>
+      <w:r>
+        <w:tab/>
+      </w:r>
+      <w:r>
+        <w:tab/>
+      </w:r>
+      <w:r>
+        <w:tab/>
+        <w:t>VALUES (</w:t>
+      </w:r>
+    </w:p>
+    <w:p>
+      <w:pPr>
+        <w:spacing w:before="0"/>
+        <w:jc w:val="both"/>
+      </w:pPr>
+      <w:r>
+        <w:tab/>
+      </w:r>
+      <w:r>
+        <w:tab/>
+      </w:r>
+      <w:r>
+        <w:tab/>
+      </w:r>
+      <w:r>
+        <w:tab/>
+        <w:t>CURRENT_USER, -- utilisateur PostgreSQL connecté</w:t>
+      </w:r>
+    </w:p>
+    <w:p>
+      <w:pPr>
+        <w:spacing w:before="0"/>
+        <w:jc w:val="both"/>
+      </w:pPr>
+      <w:r>
+        <w:tab/>
+      </w:r>
+      <w:r>
+        <w:tab/>
+      </w:r>
+      <w:r>
+        <w:tab/>
+      </w:r>
+      <w:r>
+        <w:tab/>
+        <w:t>CURRENT_DATE - DATE '1899-12-30',</w:t>
+      </w:r>
+    </w:p>
+    <w:p>
+      <w:pPr>
+        <w:spacing w:before="0"/>
+        <w:jc w:val="both"/>
+      </w:pPr>
+      <w:r>
+        <w:tab/>
+      </w:r>
+      <w:r>
+        <w:tab/>
+      </w:r>
+      <w:r>
+        <w:tab/>
+      </w:r>
+      <w:r>
+        <w:tab/>
+        <w:t>TG_OP,</w:t>
+      </w:r>
+    </w:p>
+    <w:p>
+      <w:pPr>
+        <w:spacing w:before="0"/>
+        <w:jc w:val="both"/>
+      </w:pPr>
+      <w:r>
+        <w:tab/>
+      </w:r>
+      <w:r>
+        <w:tab/>
+      </w:r>
+      <w:r>
+        <w:tab/>
+      </w:r>
+      <w:r>
+        <w:tab/>
+      </w:r>
+      <w:proofErr w:type="spellStart"/>
+      <w:r>
+        <w:t>NEW.id_employe</w:t>
+      </w:r>
+      <w:proofErr w:type="spellEnd"/>
+      <w:r>
+        <w:t>,</w:t>
+      </w:r>
+    </w:p>
+    <w:p>
+      <w:pPr>
+        <w:spacing w:before="0"/>
+        <w:jc w:val="both"/>
+      </w:pPr>
+      <w:r>
+        <w:tab/>
+      </w:r>
+      <w:r>
+        <w:tab/>
+      </w:r>
+      <w:r>
+        <w:tab/>
+      </w:r>
+      <w:r>
+        <w:tab/>
+        <w:t>'Nouvel employé'</w:t>
+      </w:r>
+    </w:p>
+    <w:p>
+      <w:pPr>
+        <w:spacing w:before="0"/>
+        <w:jc w:val="both"/>
+        <w:rPr>
+          <w:lang w:val="en-US"/>
+        </w:rPr>
+      </w:pPr>
+      <w:r>
+        <w:tab/>
+      </w:r>
+      <w:r>
+        <w:tab/>
+      </w:r>
+      <w:r>
+        <w:tab/>
+      </w:r>
+      <w:r>
+        <w:rPr>
+          <w:lang w:val="en-US"/>
+        </w:rPr>
+        <w:t>);</w:t>
+      </w:r>
+    </w:p>
+    <w:p>
+      <w:pPr>
+        <w:spacing w:before="0"/>
+        <w:jc w:val="both"/>
+        <w:rPr>
+          <w:lang w:val="en-US"/>
+        </w:rPr>
+      </w:pPr>
+      <w:r>
+        <w:rPr>
+          <w:lang w:val="en-US"/>
+        </w:rPr>
+        <w:tab/>
+      </w:r>
+    </w:p>
+    <w:p>
+      <w:pPr>
+        <w:spacing w:before="0"/>
+        <w:jc w:val="both"/>
+        <w:rPr>
+          <w:lang w:val="en-US"/>
+        </w:rPr>
+      </w:pPr>
+      <w:r>
+        <w:rPr>
+          <w:lang w:val="en-US"/>
+        </w:rPr>
+        <w:tab/>
+      </w:r>
+      <w:r>
+        <w:rPr>
+          <w:lang w:val="en-US"/>
+        </w:rPr>
+        <w:tab/>
+      </w:r>
+      <w:r>
+        <w:rPr>
+          <w:lang w:val="en-US"/>
+        </w:rPr>
+        <w:tab/>
+        <w:t>RETURN NEW;</w:t>
+      </w:r>
+    </w:p>
+    <w:p>
+      <w:pPr>
+        <w:spacing w:before="0"/>
+        <w:jc w:val="both"/>
+        <w:rPr>
+          <w:lang w:val="en-US"/>
+        </w:rPr>
+      </w:pPr>
+      <w:r>
+        <w:rPr>
+          <w:lang w:val="en-US"/>
+        </w:rPr>
+        <w:tab/>
+      </w:r>
+      <w:r>
+        <w:rPr>
+          <w:lang w:val="en-US"/>
+        </w:rPr>
+        <w:tab/>
+      </w:r>
+      <w:r>
+        <w:rPr>
+          <w:lang w:val="en-US"/>
+        </w:rPr>
+        <w:tab/>
+      </w:r>
+    </w:p>
+    <w:p>
+      <w:pPr>
+        <w:spacing w:before="0"/>
+        <w:jc w:val="both"/>
+        <w:rPr>
+          <w:lang w:val="en-US"/>
+        </w:rPr>
+      </w:pPr>
+      <w:r>
+        <w:rPr>
+          <w:lang w:val="en-US"/>
+        </w:rPr>
+        <w:tab/>
+      </w:r>
+      <w:r>
+        <w:rPr>
+          <w:lang w:val="en-US"/>
+        </w:rPr>
+        <w:tab/>
+        <w:t>ELSIF TG_OP = 'UPDATE' THEN</w:t>
+      </w:r>
+    </w:p>
+    <w:p>
+      <w:pPr>
+        <w:spacing w:before="0"/>
+        <w:jc w:val="both"/>
+        <w:rPr>
+          <w:lang w:val="en-US"/>
+        </w:rPr>
+      </w:pPr>
+      <w:r>
+        <w:rPr>
+          <w:lang w:val="en-US"/>
+        </w:rPr>
+        <w:tab/>
+      </w:r>
+      <w:r>
+        <w:rPr>
+          <w:lang w:val="en-US"/>
+        </w:rPr>
+        <w:tab/>
+      </w:r>
+      <w:r>
+        <w:rPr>
+          <w:lang w:val="en-US"/>
+        </w:rPr>
+        <w:tab/>
+        <w:t xml:space="preserve">INSERT INTO </w:t>
+      </w:r>
+      <w:proofErr w:type="spellStart"/>
+      <w:r>
+        <w:rPr>
+          <w:lang w:val="en-US"/>
+        </w:rPr>
+        <w:t>logs_employe_test</w:t>
+      </w:r>
+      <w:proofErr w:type="spellEnd"/>
+      <w:r>
+        <w:rPr>
+          <w:lang w:val="en-US"/>
+        </w:rPr>
+        <w:t xml:space="preserve"> (</w:t>
+      </w:r>
+    </w:p>
+    <w:p>
+      <w:pPr>
+        <w:spacing w:before="0"/>
+        <w:jc w:val="both"/>
+      </w:pPr>
+      <w:r>
+        <w:rPr>
+          <w:lang w:val="en-US"/>
+        </w:rPr>
+        <w:tab/>
+      </w:r>
+      <w:r>
+        <w:rPr>
+          <w:lang w:val="en-US"/>
+        </w:rPr>
+        <w:tab/>
+      </w:r>
+      <w:r>
+        <w:rPr>
+          <w:lang w:val="en-US"/>
+        </w:rPr>
+        <w:tab/>
+      </w:r>
+      <w:r>
+        <w:rPr>
+          <w:lang w:val="en-US"/>
+        </w:rPr>
+        <w:tab/>
+      </w:r>
+      <w:proofErr w:type="spellStart"/>
+      <w:r>
+        <w:t>id_user</w:t>
+      </w:r>
+      <w:proofErr w:type="spellEnd"/>
+      <w:r>
+        <w:t>,</w:t>
+      </w:r>
+    </w:p>
+    <w:p>
+      <w:pPr>
+        <w:spacing w:before="0"/>
+        <w:jc w:val="both"/>
+      </w:pPr>
+      <w:r>
+        <w:tab/>
+      </w:r>
+      <w:r>
+        <w:tab/>
+      </w:r>
+      <w:r>
+        <w:tab/>
+      </w:r>
+      <w:r>
+        <w:tab/>
+        <w:t>date,</w:t>
+      </w:r>
+    </w:p>
+    <w:p>
+      <w:pPr>
+        <w:spacing w:before="0"/>
+        <w:jc w:val="both"/>
+      </w:pPr>
+      <w:r>
+        <w:tab/>
+      </w:r>
+      <w:r>
+        <w:tab/>
+      </w:r>
+      <w:r>
+        <w:tab/>
+      </w:r>
+      <w:r>
+        <w:tab/>
+        <w:t>action,</w:t>
+      </w:r>
+    </w:p>
+    <w:p>
+      <w:pPr>
+        <w:spacing w:before="0"/>
+        <w:jc w:val="both"/>
+      </w:pPr>
+      <w:r>
+        <w:tab/>
+      </w:r>
+      <w:r>
+        <w:tab/>
+      </w:r>
+      <w:r>
+        <w:tab/>
+      </w:r>
+      <w:r>
+        <w:tab/>
+      </w:r>
+      <w:proofErr w:type="spellStart"/>
+      <w:r>
+        <w:t>id_ligne</w:t>
+      </w:r>
+      <w:proofErr w:type="spellEnd"/>
+      <w:r>
+        <w:t>,</w:t>
+      </w:r>
+    </w:p>
+    <w:p>
+      <w:pPr>
+        <w:spacing w:before="0"/>
+        <w:jc w:val="both"/>
+      </w:pPr>
+      <w:r>
+        <w:lastRenderedPageBreak/>
+        <w:tab/>
+      </w:r>
+      <w:r>
+        <w:tab/>
+      </w:r>
+      <w:r>
+        <w:tab/>
+      </w:r>
+      <w:r>
+        <w:tab/>
+        <w:t>commentaire</w:t>
+      </w:r>
+    </w:p>
+    <w:p>
+      <w:pPr>
+        <w:spacing w:before="0"/>
+        <w:jc w:val="both"/>
+      </w:pPr>
+      <w:r>
+        <w:tab/>
+      </w:r>
+      <w:r>
+        <w:tab/>
+      </w:r>
+      <w:r>
+        <w:tab/>
+        <w:t>)</w:t>
+      </w:r>
+    </w:p>
+    <w:p>
+      <w:pPr>
+        <w:spacing w:before="0"/>
+        <w:jc w:val="both"/>
+      </w:pPr>
+      <w:r>
+        <w:tab/>
+      </w:r>
+      <w:r>
+        <w:tab/>
+      </w:r>
+      <w:r>
+        <w:tab/>
+        <w:t>VALUES (</w:t>
+      </w:r>
+    </w:p>
+    <w:p>
+      <w:pPr>
+        <w:spacing w:before="0"/>
+        <w:jc w:val="both"/>
+      </w:pPr>
+      <w:r>
+        <w:tab/>
+      </w:r>
+      <w:r>
+        <w:tab/>
+      </w:r>
+      <w:r>
+        <w:tab/>
+      </w:r>
+      <w:r>
+        <w:tab/>
+        <w:t>CURRENT_USER,</w:t>
+      </w:r>
+    </w:p>
+    <w:p>
+      <w:pPr>
+        <w:spacing w:before="0"/>
+        <w:jc w:val="both"/>
+      </w:pPr>
+      <w:r>
+        <w:tab/>
+      </w:r>
+      <w:r>
+        <w:tab/>
+      </w:r>
+      <w:r>
+        <w:tab/>
+      </w:r>
+      <w:r>
+        <w:tab/>
+        <w:t>CURRENT_DATE - DATE '1899-12-30',</w:t>
+      </w:r>
+    </w:p>
+    <w:p>
+      <w:pPr>
+        <w:spacing w:before="0"/>
+        <w:jc w:val="both"/>
+      </w:pPr>
+      <w:r>
+        <w:tab/>
+      </w:r>
+      <w:r>
+        <w:tab/>
+      </w:r>
+      <w:r>
+        <w:tab/>
+      </w:r>
+      <w:r>
+        <w:tab/>
+        <w:t>TG_OP,</w:t>
+      </w:r>
+    </w:p>
+    <w:p>
+      <w:pPr>
+        <w:spacing w:before="0"/>
+        <w:jc w:val="both"/>
+      </w:pPr>
+      <w:r>
+        <w:tab/>
+      </w:r>
+      <w:r>
+        <w:tab/>
+      </w:r>
+      <w:r>
+        <w:tab/>
+      </w:r>
+      <w:r>
+        <w:tab/>
+      </w:r>
+      <w:proofErr w:type="spellStart"/>
+      <w:r>
+        <w:t>OLD.id_employe</w:t>
+      </w:r>
+      <w:proofErr w:type="spellEnd"/>
+      <w:r>
+        <w:t xml:space="preserve">, -- En cas d'update, </w:t>
+      </w:r>
+      <w:proofErr w:type="spellStart"/>
+      <w:r>
+        <w:t>l'id</w:t>
+      </w:r>
+      <w:proofErr w:type="spellEnd"/>
+      <w:r>
+        <w:t xml:space="preserve"> ne doit pas changer</w:t>
+      </w:r>
+    </w:p>
+    <w:p>
+      <w:pPr>
+        <w:spacing w:before="0"/>
+        <w:jc w:val="both"/>
+      </w:pPr>
+      <w:r>
+        <w:tab/>
+      </w:r>
+      <w:r>
+        <w:tab/>
+      </w:r>
+      <w:r>
+        <w:tab/>
+      </w:r>
+      <w:r>
+        <w:tab/>
+        <w:t>'Modification mot de passe'</w:t>
+      </w:r>
+    </w:p>
+    <w:p>
+      <w:pPr>
+        <w:spacing w:before="0"/>
+        <w:jc w:val="both"/>
+      </w:pPr>
+      <w:r>
+        <w:tab/>
+      </w:r>
+      <w:r>
+        <w:tab/>
+      </w:r>
+      <w:r>
+        <w:tab/>
+        <w:t>);</w:t>
+      </w:r>
+    </w:p>
+    <w:p>
+      <w:pPr>
+        <w:spacing w:before="0"/>
+        <w:jc w:val="both"/>
+      </w:pPr>
+      <w:r>
+        <w:tab/>
+      </w:r>
+    </w:p>
+    <w:p>
+      <w:pPr>
+        <w:spacing w:before="0"/>
+        <w:jc w:val="both"/>
+      </w:pPr>
+      <w:r>
+        <w:tab/>
+      </w:r>
+      <w:r>
+        <w:tab/>
+      </w:r>
+      <w:r>
+        <w:tab/>
+        <w:t>RETURN NEW;</w:t>
+      </w:r>
+    </w:p>
+    <w:p>
+      <w:pPr>
+        <w:spacing w:before="0"/>
+        <w:jc w:val="both"/>
+      </w:pPr>
+      <w:r>
+        <w:tab/>
+      </w:r>
+      <w:r>
+        <w:tab/>
+      </w:r>
+      <w:r>
+        <w:tab/>
+      </w:r>
+    </w:p>
+    <w:p>
+      <w:pPr>
+        <w:spacing w:before="0"/>
+        <w:jc w:val="both"/>
+        <w:rPr>
+          <w:lang w:val="en-US"/>
+        </w:rPr>
+      </w:pPr>
+      <w:r>
+        <w:tab/>
+      </w:r>
+      <w:r>
+        <w:tab/>
+      </w:r>
+      <w:r>
+        <w:rPr>
+          <w:lang w:val="en-US"/>
+        </w:rPr>
+        <w:t>ELSIF TG_OP = 'DELETE' THEN</w:t>
+      </w:r>
+    </w:p>
+    <w:p>
+      <w:pPr>
+        <w:spacing w:before="0"/>
+        <w:jc w:val="both"/>
+        <w:rPr>
+          <w:lang w:val="en-US"/>
+        </w:rPr>
+      </w:pPr>
+      <w:r>
+        <w:rPr>
+          <w:lang w:val="en-US"/>
+        </w:rPr>
+        <w:tab/>
+      </w:r>
+      <w:r>
+        <w:rPr>
+          <w:lang w:val="en-US"/>
+        </w:rPr>
+        <w:tab/>
+      </w:r>
+      <w:r>
+        <w:rPr>
+          <w:lang w:val="en-US"/>
+        </w:rPr>
+        <w:tab/>
+        <w:t xml:space="preserve">INSERT INTO </w:t>
+      </w:r>
+      <w:proofErr w:type="spellStart"/>
+      <w:r>
+        <w:rPr>
+          <w:lang w:val="en-US"/>
+        </w:rPr>
+        <w:t>logs_employe_test</w:t>
+      </w:r>
+      <w:proofErr w:type="spellEnd"/>
+      <w:r>
+        <w:rPr>
+          <w:lang w:val="en-US"/>
+        </w:rPr>
+        <w:t xml:space="preserve"> (</w:t>
+      </w:r>
+    </w:p>
+    <w:p>
+      <w:pPr>
+        <w:spacing w:before="0"/>
+        <w:jc w:val="both"/>
+      </w:pPr>
+      <w:r>
+        <w:rPr>
+          <w:lang w:val="en-US"/>
+        </w:rPr>
+        <w:tab/>
+      </w:r>
+      <w:r>
+        <w:rPr>
+          <w:lang w:val="en-US"/>
+        </w:rPr>
+        <w:tab/>
+      </w:r>
+      <w:r>
+        <w:rPr>
+          <w:lang w:val="en-US"/>
+        </w:rPr>
+        <w:tab/>
+      </w:r>
+      <w:r>
+        <w:rPr>
+          <w:lang w:val="en-US"/>
+        </w:rPr>
+        <w:tab/>
+      </w:r>
+      <w:proofErr w:type="spellStart"/>
+      <w:r>
+        <w:t>id_user</w:t>
+      </w:r>
+      <w:proofErr w:type="spellEnd"/>
+      <w:r>
+        <w:t>,</w:t>
+      </w:r>
+    </w:p>
+    <w:p>
+      <w:pPr>
+        <w:spacing w:before="0"/>
+        <w:jc w:val="both"/>
+      </w:pPr>
+      <w:r>
+        <w:tab/>
+      </w:r>
+      <w:r>
+        <w:tab/>
+      </w:r>
+      <w:r>
+        <w:tab/>
+      </w:r>
+      <w:r>
+        <w:tab/>
+        <w:t>date,</w:t>
+      </w:r>
+    </w:p>
+    <w:p>
+      <w:pPr>
+        <w:spacing w:before="0"/>
+        <w:jc w:val="both"/>
+      </w:pPr>
+      <w:r>
+        <w:tab/>
+      </w:r>
+      <w:r>
+        <w:tab/>
+      </w:r>
+      <w:r>
+        <w:tab/>
+      </w:r>
+      <w:r>
+        <w:tab/>
+        <w:t>action,</w:t>
+      </w:r>
+    </w:p>
+    <w:p>
+      <w:pPr>
+        <w:spacing w:before="0"/>
+        <w:jc w:val="both"/>
+      </w:pPr>
+      <w:r>
+        <w:tab/>
+      </w:r>
+      <w:r>
+        <w:tab/>
+      </w:r>
+      <w:r>
+        <w:tab/>
+      </w:r>
+      <w:r>
+        <w:tab/>
+      </w:r>
+      <w:proofErr w:type="spellStart"/>
+      <w:r>
+        <w:t>id_ligne</w:t>
+      </w:r>
+      <w:proofErr w:type="spellEnd"/>
+      <w:r>
+        <w:t>,</w:t>
+      </w:r>
+    </w:p>
+    <w:p>
+      <w:pPr>
+        <w:spacing w:before="0"/>
+        <w:jc w:val="both"/>
+      </w:pPr>
+      <w:r>
+        <w:tab/>
+      </w:r>
+      <w:r>
+        <w:tab/>
+      </w:r>
+      <w:r>
+        <w:tab/>
+      </w:r>
+      <w:r>
+        <w:tab/>
+        <w:t>commentaire</w:t>
+      </w:r>
+    </w:p>
+    <w:p>
+      <w:pPr>
+        <w:spacing w:before="0"/>
+        <w:jc w:val="both"/>
+      </w:pPr>
+      <w:r>
+        <w:tab/>
+      </w:r>
+      <w:r>
+        <w:tab/>
+      </w:r>
+      <w:r>
+        <w:tab/>
+        <w:t>)</w:t>
+      </w:r>
+    </w:p>
+    <w:p>
+      <w:pPr>
+        <w:spacing w:before="0"/>
+        <w:jc w:val="both"/>
+      </w:pPr>
+      <w:r>
+        <w:tab/>
+      </w:r>
+      <w:r>
+        <w:tab/>
+      </w:r>
+      <w:r>
+        <w:tab/>
+        <w:t>VALUES (</w:t>
+      </w:r>
+    </w:p>
+    <w:p>
+      <w:pPr>
+        <w:spacing w:before="0"/>
+        <w:jc w:val="both"/>
+      </w:pPr>
+      <w:r>
+        <w:tab/>
+      </w:r>
+      <w:r>
+        <w:tab/>
+      </w:r>
+      <w:r>
+        <w:tab/>
+      </w:r>
+      <w:r>
+        <w:tab/>
+        <w:t>CURRENT_USER,</w:t>
+      </w:r>
+    </w:p>
+    <w:p>
+      <w:pPr>
+        <w:spacing w:before="0"/>
+        <w:jc w:val="both"/>
+      </w:pPr>
+      <w:r>
+        <w:tab/>
+      </w:r>
+      <w:r>
+        <w:tab/>
+      </w:r>
+      <w:r>
+        <w:tab/>
+      </w:r>
+      <w:r>
+        <w:tab/>
+        <w:t xml:space="preserve">CURRENT_DATE - DATE '1899-12-30', -- </w:t>
+      </w:r>
+      <w:r>
+        <w:t>Ex</w:t>
+      </w:r>
+      <w:r>
+        <w:t xml:space="preserve"> pour 14/8/2024 on a 45518</w:t>
+      </w:r>
+      <w:r>
+        <w:t>. Cela sert à faire le lien avec la table calendrier qui contient toutes les dates.</w:t>
+      </w:r>
+    </w:p>
+    <w:p>
+      <w:pPr>
+        <w:spacing w:before="0"/>
+        <w:jc w:val="both"/>
+        <w:rPr>
+          <w:lang w:val="en-US"/>
+        </w:rPr>
+      </w:pPr>
+      <w:r>
+        <w:tab/>
+      </w:r>
+      <w:r>
+        <w:tab/>
+      </w:r>
+      <w:r>
+        <w:tab/>
+      </w:r>
+      <w:r>
+        <w:tab/>
+      </w:r>
+      <w:r>
+        <w:rPr>
+          <w:lang w:val="en-US"/>
+        </w:rPr>
+        <w:t>TG_OP,</w:t>
+      </w:r>
+    </w:p>
+    <w:p>
+      <w:pPr>
+        <w:spacing w:before="0"/>
+        <w:jc w:val="both"/>
+        <w:rPr>
+          <w:lang w:val="en-US"/>
+        </w:rPr>
+      </w:pPr>
+      <w:r>
+        <w:rPr>
+          <w:lang w:val="en-US"/>
+        </w:rPr>
+        <w:tab/>
+      </w:r>
+      <w:r>
+        <w:rPr>
+          <w:lang w:val="en-US"/>
+        </w:rPr>
+        <w:tab/>
+      </w:r>
+      <w:r>
+        <w:rPr>
+          <w:lang w:val="en-US"/>
+        </w:rPr>
+        <w:tab/>
+      </w:r>
+      <w:r>
+        <w:rPr>
+          <w:lang w:val="en-US"/>
+        </w:rPr>
+        <w:tab/>
+      </w:r>
+      <w:proofErr w:type="spellStart"/>
+      <w:r>
+        <w:rPr>
+          <w:lang w:val="en-US"/>
+        </w:rPr>
+        <w:t>OLD.id_employe</w:t>
+      </w:r>
+      <w:proofErr w:type="spellEnd"/>
+      <w:r>
+        <w:rPr>
+          <w:lang w:val="en-US"/>
+        </w:rPr>
+        <w:t>,</w:t>
+      </w:r>
+    </w:p>
+    <w:p>
+      <w:pPr>
+        <w:spacing w:before="0"/>
+        <w:jc w:val="both"/>
+        <w:rPr>
+          <w:lang w:val="en-US"/>
+        </w:rPr>
+      </w:pPr>
+      <w:r>
+        <w:rPr>
+          <w:lang w:val="en-US"/>
+        </w:rPr>
+        <w:tab/>
+      </w:r>
+      <w:r>
+        <w:rPr>
+          <w:lang w:val="en-US"/>
+        </w:rPr>
+        <w:tab/>
+      </w:r>
+      <w:r>
+        <w:rPr>
+          <w:lang w:val="en-US"/>
+        </w:rPr>
+        <w:tab/>
+      </w:r>
+      <w:r>
+        <w:rPr>
+          <w:lang w:val="en-US"/>
+        </w:rPr>
+        <w:tab/>
+        <w:t>'</w:t>
+      </w:r>
+      <w:proofErr w:type="spellStart"/>
+      <w:r>
+        <w:rPr>
+          <w:lang w:val="en-US"/>
+        </w:rPr>
+        <w:t>Départ</w:t>
+      </w:r>
+      <w:proofErr w:type="spellEnd"/>
+      <w:r>
+        <w:rPr>
+          <w:lang w:val="en-US"/>
+        </w:rPr>
+        <w:t xml:space="preserve"> </w:t>
+      </w:r>
+      <w:proofErr w:type="spellStart"/>
+      <w:r>
+        <w:rPr>
+          <w:lang w:val="en-US"/>
+        </w:rPr>
+        <w:t>employé</w:t>
+      </w:r>
+      <w:proofErr w:type="spellEnd"/>
+      <w:r>
+        <w:rPr>
+          <w:lang w:val="en-US"/>
+        </w:rPr>
+        <w:t>'</w:t>
+      </w:r>
+    </w:p>
+    <w:p>
+      <w:pPr>
+        <w:spacing w:before="0"/>
+        <w:jc w:val="both"/>
+        <w:rPr>
+          <w:lang w:val="en-US"/>
+        </w:rPr>
+      </w:pPr>
+      <w:r>
+        <w:rPr>
+          <w:lang w:val="en-US"/>
+        </w:rPr>
+        <w:tab/>
+      </w:r>
+      <w:r>
+        <w:rPr>
+          <w:lang w:val="en-US"/>
+        </w:rPr>
+        <w:tab/>
+      </w:r>
+      <w:r>
+        <w:rPr>
+          <w:lang w:val="en-US"/>
+        </w:rPr>
+        <w:tab/>
+        <w:t>);</w:t>
+      </w:r>
+    </w:p>
+    <w:p>
+      <w:pPr>
+        <w:spacing w:before="0"/>
+        <w:jc w:val="both"/>
+        <w:rPr>
+          <w:lang w:val="en-US"/>
+        </w:rPr>
+      </w:pPr>
+      <w:r>
+        <w:rPr>
+          <w:lang w:val="en-US"/>
+        </w:rPr>
+        <w:tab/>
+      </w:r>
+    </w:p>
+    <w:p>
+      <w:pPr>
+        <w:spacing w:before="0"/>
+        <w:jc w:val="both"/>
+        <w:rPr>
+          <w:lang w:val="en-US"/>
+        </w:rPr>
+      </w:pPr>
+      <w:r>
+        <w:rPr>
+          <w:lang w:val="en-US"/>
+        </w:rPr>
+        <w:tab/>
+      </w:r>
+      <w:r>
+        <w:rPr>
+          <w:lang w:val="en-US"/>
+        </w:rPr>
+        <w:tab/>
+      </w:r>
+      <w:r>
+        <w:rPr>
+          <w:lang w:val="en-US"/>
+        </w:rPr>
+        <w:tab/>
+        <w:t>RETURN OLD;</w:t>
+      </w:r>
+    </w:p>
+    <w:p>
+      <w:pPr>
+        <w:spacing w:before="0"/>
+        <w:jc w:val="both"/>
+        <w:rPr>
+          <w:lang w:val="en-US"/>
+        </w:rPr>
+      </w:pPr>
+      <w:r>
+        <w:rPr>
+          <w:lang w:val="en-US"/>
+        </w:rPr>
+        <w:tab/>
+      </w:r>
+      <w:r>
+        <w:rPr>
+          <w:lang w:val="en-US"/>
+        </w:rPr>
+        <w:tab/>
+        <w:t>END IF;</w:t>
+      </w:r>
+    </w:p>
+    <w:p>
+      <w:pPr>
+        <w:spacing w:before="0"/>
+        <w:jc w:val="both"/>
+        <w:rPr>
+          <w:lang w:val="en-US"/>
+        </w:rPr>
+      </w:pPr>
+      <w:r>
+        <w:rPr>
+          <w:lang w:val="en-US"/>
+        </w:rPr>
+        <w:tab/>
+      </w:r>
+      <w:r>
+        <w:rPr>
+          <w:lang w:val="en-US"/>
+        </w:rPr>
+        <w:tab/>
+        <w:t>RETURN NULL;</w:t>
+      </w:r>
+    </w:p>
+    <w:p>
+      <w:pPr>
+        <w:spacing w:before="0"/>
+        <w:jc w:val="both"/>
+        <w:rPr>
+          <w:lang w:val="en-US"/>
+        </w:rPr>
+      </w:pPr>
+      <w:r>
+        <w:rPr>
+          <w:lang w:val="en-US"/>
+        </w:rPr>
+        <w:tab/>
+        <w:t>END;</w:t>
+      </w:r>
+    </w:p>
+    <w:p>
+      <w:pPr>
+        <w:spacing w:before="0"/>
+        <w:jc w:val="both"/>
+        <w:rPr>
+          <w:lang w:val="en-US"/>
+        </w:rPr>
+      </w:pPr>
+      <w:r>
+        <w:rPr>
+          <w:lang w:val="en-US"/>
+        </w:rPr>
+        <w:t xml:space="preserve">$$ LANGUAGE </w:t>
+      </w:r>
+      <w:proofErr w:type="spellStart"/>
+      <w:r>
+        <w:rPr>
+          <w:lang w:val="en-US"/>
+        </w:rPr>
+        <w:t>plpgsql</w:t>
+      </w:r>
+      <w:proofErr w:type="spellEnd"/>
+      <w:r>
+        <w:rPr>
+          <w:lang w:val="en-US"/>
+        </w:rPr>
+        <w:t>;</w:t>
+      </w:r>
+    </w:p>
+    <w:p>
+      <w:pPr>
+        <w:spacing w:before="0"/>
+        <w:jc w:val="both"/>
+        <w:rPr>
+          <w:lang w:val="en-US"/>
+        </w:rPr>
+      </w:pPr>
+      <w:r>
+        <w:rPr>
+          <w:lang w:val="en-US"/>
+        </w:rPr>
+        <w:tab/>
+      </w:r>
+      <w:r>
+        <w:rPr>
+          <w:lang w:val="en-US"/>
+        </w:rPr>
+        <w:tab/>
+      </w:r>
+    </w:p>
+    <w:p>
+      <w:pPr>
+        <w:spacing w:before="0"/>
+        <w:jc w:val="both"/>
+        <w:rPr>
+          <w:lang w:val="en-US"/>
+        </w:rPr>
+      </w:pPr>
+      <w:r>
+        <w:rPr>
+          <w:lang w:val="en-US"/>
+        </w:rPr>
+        <w:t xml:space="preserve">-- </w:t>
+      </w:r>
+      <w:proofErr w:type="spellStart"/>
+      <w:r>
+        <w:rPr>
+          <w:lang w:val="en-US"/>
+        </w:rPr>
+        <w:t>Création</w:t>
+      </w:r>
+      <w:proofErr w:type="spellEnd"/>
+      <w:r>
+        <w:rPr>
+          <w:lang w:val="en-US"/>
+        </w:rPr>
+        <w:t xml:space="preserve"> du trigger</w:t>
+      </w:r>
+    </w:p>
+    <w:p>
+      <w:pPr>
+        <w:spacing w:before="0"/>
+        <w:jc w:val="both"/>
+        <w:rPr>
+          <w:lang w:val="en-US"/>
+        </w:rPr>
+      </w:pPr>
+    </w:p>
+    <w:p>
+      <w:pPr>
+        <w:spacing w:before="0"/>
+        <w:jc w:val="both"/>
+        <w:rPr>
+          <w:lang w:val="en-US"/>
+        </w:rPr>
+      </w:pPr>
+      <w:r>
+        <w:rPr>
+          <w:lang w:val="en-US"/>
+        </w:rPr>
+        <w:t xml:space="preserve">CREATE OR REPLACE TRIGGER </w:t>
+      </w:r>
+      <w:proofErr w:type="spellStart"/>
+      <w:r>
+        <w:rPr>
+          <w:lang w:val="en-US"/>
+        </w:rPr>
+        <w:t>logs_employe_trigger</w:t>
+      </w:r>
+      <w:proofErr w:type="spellEnd"/>
+    </w:p>
+    <w:p>
+      <w:pPr>
+        <w:spacing w:before="0"/>
+        <w:jc w:val="both"/>
+        <w:rPr>
+          <w:lang w:val="en-US"/>
+        </w:rPr>
+      </w:pPr>
+      <w:r>
+        <w:rPr>
+          <w:lang w:val="en-US"/>
+        </w:rPr>
+        <w:t>BEFORE INSERT OR UPDATE OR DELETE ON employe</w:t>
+      </w:r>
+    </w:p>
+    <w:p>
+      <w:pPr>
+        <w:spacing w:before="0"/>
+        <w:jc w:val="both"/>
+        <w:rPr>
+          <w:lang w:val="en-US"/>
+        </w:rPr>
+      </w:pPr>
+      <w:r>
+        <w:rPr>
+          <w:lang w:val="en-US"/>
+        </w:rPr>
+        <w:tab/>
+        <w:t>FOR EACH ROW</w:t>
+      </w:r>
+    </w:p>
+    <w:p>
+      <w:pPr>
+        <w:spacing w:before="0"/>
+        <w:jc w:val="both"/>
+        <w:rPr>
+          <w:lang w:val="en-US"/>
+        </w:rPr>
+      </w:pPr>
+      <w:r>
+        <w:rPr>
+          <w:lang w:val="en-US"/>
+        </w:rPr>
+        <w:tab/>
+        <w:t xml:space="preserve">EXECUTE FUNCTION </w:t>
+      </w:r>
+      <w:proofErr w:type="spellStart"/>
+      <w:r>
+        <w:rPr>
+          <w:lang w:val="en-US"/>
+        </w:rPr>
+        <w:t>logs_employe_trigger_function</w:t>
+      </w:r>
+      <w:proofErr w:type="spellEnd"/>
+      <w:r>
+        <w:rPr>
+          <w:lang w:val="en-US"/>
+        </w:rPr>
+        <w:t>();</w:t>
+      </w:r>
+    </w:p>
+    <w:p>
+      <w:pPr>
+        <w:jc w:val="both"/>
+      </w:pPr>
+      <w:r>
+        <w:t>Pour les autres tables, v</w:t>
+      </w:r>
+      <w:r>
+        <w:t xml:space="preserve">oir </w:t>
+      </w:r>
+      <w:r>
+        <w:t xml:space="preserve">le </w:t>
+      </w:r>
+      <w:r>
+        <w:t>code en annexe.</w:t>
+      </w:r>
+    </w:p>
+    <w:p>
+      <w:pPr>
+        <w:jc w:val="both"/>
+      </w:pPr>
+    </w:p>
+    <w:p>
+      <w:pPr>
+        <w:pStyle w:val="Titre2"/>
+        <w:numPr>
+          <w:ilvl w:val="1"/>
+          <w:numId w:val="7"/>
+        </w:numPr>
+        <w:jc w:val="both"/>
+      </w:pPr>
       <w:bookmarkStart w:id="60" w:name="_Toc229940806"/>
       <w:r>
+        <w:lastRenderedPageBreak/>
         <w:t>Priorisation des recommandations</w:t>
       </w:r>
       <w:bookmarkEnd w:id="60"/>
@@ -18779,6 +20128,9 @@
       <w:pPr>
         <w:jc w:val="both"/>
       </w:pPr>
+      <w:r>
+        <w:t>Tant qu’un mécanisme de clôture et de contrôle quotidien n’est pas mis en place, les chiffres de Power BI ne doivent pas être considérés comme définitifs pour les journées récentes.</w:t>
+      </w:r>
     </w:p>
     <w:p>
       <w:pPr>
@@ -19416,10 +20768,10 @@
             <v:path o:extrusionok="f" gradientshapeok="t" o:connecttype="rect"/>
             <o:lock v:ext="edit" aspectratio="t"/>
           </v:shapetype>
-          <v:shape id="_x0000_i1043" type="#_x0000_t75" style="width:169.5pt;height:111pt" o:ole="">
+          <v:shape id="_x0000_i1025" type="#_x0000_t75" style="width:169.5pt;height:111pt" o:ole="">
             <v:imagedata r:id="rId18" o:title=""/>
           </v:shape>
-          <o:OLEObject Type="Embed" ProgID="Excel.Sheet.12" ShapeID="_x0000_i1043" DrawAspect="Icon" ObjectID="_1840555888" r:id="rId19"/>
+          <o:OLEObject Type="Embed" ProgID="Excel.Sheet.12" ShapeID="_x0000_i1025" DrawAspect="Icon" ObjectID="_1840641015" r:id="rId19"/>
         </w:object>
       </w:r>
       <w:r>
@@ -21465,7 +22817,45 @@
         <w:t>--On a bien le 14 août 284243,88 € de chiffre d'affaires</w:t>
       </w:r>
     </w:p>
-    <w:p/>
+    <w:p>
+      <w:r>
+        <w:drawing>
+          <wp:inline distT="0" distB="0" distL="0" distR="0" wp14:anchorId="4D92DA97" wp14:editId="15D8B1F1">
+            <wp:extent cx="1623201" cy="510584"/>
+            <wp:effectExtent l="0" t="0" r="0" b="3810"/>
+            <wp:docPr id="1045300537" name="Image 1"/>
+            <wp:cNvGraphicFramePr>
+              <a:graphicFrameLocks xmlns:a="http://schemas.openxmlformats.org/drawingml/2006/main" noChangeAspect="1"/>
+            </wp:cNvGraphicFramePr>
+            <a:graphic xmlns:a="http://schemas.openxmlformats.org/drawingml/2006/main">
+              <a:graphicData uri="http://schemas.openxmlformats.org/drawingml/2006/picture">
+                <pic:pic xmlns:pic="http://schemas.openxmlformats.org/drawingml/2006/picture">
+                  <pic:nvPicPr>
+                    <pic:cNvPr id="1045300537" name=""/>
+                    <pic:cNvPicPr/>
+                  </pic:nvPicPr>
+                  <pic:blipFill>
+                    <a:blip r:embed="rId20"/>
+                    <a:stretch>
+                      <a:fillRect/>
+                    </a:stretch>
+                  </pic:blipFill>
+                  <pic:spPr>
+                    <a:xfrm>
+                      <a:off x="0" y="0"/>
+                      <a:ext cx="1623201" cy="510584"/>
+                    </a:xfrm>
+                    <a:prstGeom prst="rect">
+                      <a:avLst/>
+                    </a:prstGeom>
+                  </pic:spPr>
+                </pic:pic>
+              </a:graphicData>
+            </a:graphic>
+          </wp:inline>
+        </w:drawing>
+      </w:r>
+    </w:p>
     <w:p>
       <w:r>
         <w:br w:type="page"/>
@@ -21694,6 +23084,46 @@
           <w:lang w:val="en-US"/>
         </w:rPr>
       </w:pPr>
+      <w:r>
+        <w:rPr>
+          <w:lang w:val="en-US"/>
+        </w:rPr>
+        <w:drawing>
+          <wp:inline distT="0" distB="0" distL="0" distR="0" wp14:anchorId="50EE653E" wp14:editId="64AEDF07">
+            <wp:extent cx="2080440" cy="2232853"/>
+            <wp:effectExtent l="0" t="0" r="0" b="0"/>
+            <wp:docPr id="1163490523" name="Image 1"/>
+            <wp:cNvGraphicFramePr>
+              <a:graphicFrameLocks xmlns:a="http://schemas.openxmlformats.org/drawingml/2006/main" noChangeAspect="1"/>
+            </wp:cNvGraphicFramePr>
+            <a:graphic xmlns:a="http://schemas.openxmlformats.org/drawingml/2006/main">
+              <a:graphicData uri="http://schemas.openxmlformats.org/drawingml/2006/picture">
+                <pic:pic xmlns:pic="http://schemas.openxmlformats.org/drawingml/2006/picture">
+                  <pic:nvPicPr>
+                    <pic:cNvPr id="1163490523" name=""/>
+                    <pic:cNvPicPr/>
+                  </pic:nvPicPr>
+                  <pic:blipFill>
+                    <a:blip r:embed="rId21"/>
+                    <a:stretch>
+                      <a:fillRect/>
+                    </a:stretch>
+                  </pic:blipFill>
+                  <pic:spPr>
+                    <a:xfrm>
+                      <a:off x="0" y="0"/>
+                      <a:ext cx="2080440" cy="2232853"/>
+                    </a:xfrm>
+                    <a:prstGeom prst="rect">
+                      <a:avLst/>
+                    </a:prstGeom>
+                  </pic:spPr>
+                </pic:pic>
+              </a:graphicData>
+            </a:graphic>
+          </wp:inline>
+        </w:drawing>
+      </w:r>
     </w:p>
     <w:p>
       <w:pPr>
@@ -22505,6 +23935,44 @@
     </w:p>
     <w:p>
       <w:r>
+        <w:lastRenderedPageBreak/>
+        <w:drawing>
+          <wp:inline distT="0" distB="0" distL="0" distR="0" wp14:anchorId="3BE3B6EA" wp14:editId="29ED14FD">
+            <wp:extent cx="4458086" cy="3162574"/>
+            <wp:effectExtent l="0" t="0" r="0" b="0"/>
+            <wp:docPr id="301669671" name="Image 1"/>
+            <wp:cNvGraphicFramePr>
+              <a:graphicFrameLocks xmlns:a="http://schemas.openxmlformats.org/drawingml/2006/main" noChangeAspect="1"/>
+            </wp:cNvGraphicFramePr>
+            <a:graphic xmlns:a="http://schemas.openxmlformats.org/drawingml/2006/main">
+              <a:graphicData uri="http://schemas.openxmlformats.org/drawingml/2006/picture">
+                <pic:pic xmlns:pic="http://schemas.openxmlformats.org/drawingml/2006/picture">
+                  <pic:nvPicPr>
+                    <pic:cNvPr id="301669671" name=""/>
+                    <pic:cNvPicPr/>
+                  </pic:nvPicPr>
+                  <pic:blipFill>
+                    <a:blip r:embed="rId22"/>
+                    <a:stretch>
+                      <a:fillRect/>
+                    </a:stretch>
+                  </pic:blipFill>
+                  <pic:spPr>
+                    <a:xfrm>
+                      <a:off x="0" y="0"/>
+                      <a:ext cx="4458086" cy="3162574"/>
+                    </a:xfrm>
+                    <a:prstGeom prst="rect">
+                      <a:avLst/>
+                    </a:prstGeom>
+                  </pic:spPr>
+                </pic:pic>
+              </a:graphicData>
+            </a:graphic>
+          </wp:inline>
+        </w:drawing>
+      </w:r>
+      <w:r>
         <w:br w:type="page"/>
       </w:r>
     </w:p>
@@ -22515,7 +23983,693 @@
       <w:bookmarkStart w:id="69" w:name="_Toc229940815"/>
       <w:r>
         <w:lastRenderedPageBreak/>
-        <w:t>Annexe 7 : Requête SQL pour la création des tables logs</w:t>
+        <w:t>Annexe 7 : Requête SQL pour retrouver l’écart du chiffre d’affaires</w:t>
+      </w:r>
+    </w:p>
+    <w:p>
+      <w:pPr>
+        <w:spacing w:before="0"/>
+      </w:pPr>
+      <w:r>
+        <w:t>-- Vérifions les dates insertion des données de ventes qui sont indiqués dans le log</w:t>
+      </w:r>
+    </w:p>
+    <w:p>
+      <w:pPr>
+        <w:spacing w:before="0"/>
+      </w:pPr>
+      <w:r>
+        <w:t xml:space="preserve">SELECT </w:t>
+      </w:r>
+    </w:p>
+    <w:p>
+      <w:pPr>
+        <w:spacing w:before="0"/>
+      </w:pPr>
+      <w:proofErr w:type="spellStart"/>
+      <w:r>
+        <w:t>l.table_insert</w:t>
+      </w:r>
+      <w:proofErr w:type="spellEnd"/>
+      <w:r>
+        <w:t>,</w:t>
+      </w:r>
+    </w:p>
+    <w:p>
+      <w:pPr>
+        <w:spacing w:before="0"/>
+      </w:pPr>
+      <w:r>
+        <w:t>CONCAT(</w:t>
+      </w:r>
+      <w:proofErr w:type="spellStart"/>
+      <w:r>
+        <w:t>c.jour</w:t>
+      </w:r>
+      <w:proofErr w:type="spellEnd"/>
+      <w:r>
+        <w:t>,'/',</w:t>
+      </w:r>
+      <w:proofErr w:type="spellStart"/>
+      <w:r>
+        <w:t>c.mois</w:t>
+      </w:r>
+      <w:proofErr w:type="spellEnd"/>
+      <w:r>
+        <w:t>,'/',</w:t>
+      </w:r>
+      <w:proofErr w:type="spellStart"/>
+      <w:r>
+        <w:t>c.annee</w:t>
+      </w:r>
+      <w:proofErr w:type="spellEnd"/>
+      <w:r>
+        <w:t xml:space="preserve">) AS </w:t>
+      </w:r>
+      <w:proofErr w:type="spellStart"/>
+      <w:r>
+        <w:t>date_insertion</w:t>
+      </w:r>
+      <w:proofErr w:type="spellEnd"/>
+    </w:p>
+    <w:p>
+      <w:pPr>
+        <w:spacing w:before="0"/>
+      </w:pPr>
+      <w:r>
+        <w:t xml:space="preserve">FROM </w:t>
+      </w:r>
+    </w:p>
+    <w:p>
+      <w:pPr>
+        <w:spacing w:before="0"/>
+      </w:pPr>
+      <w:r>
+        <w:t>logs l</w:t>
+      </w:r>
+    </w:p>
+    <w:p>
+      <w:pPr>
+        <w:spacing w:before="0"/>
+        <w:rPr>
+          <w:lang w:val="en-US"/>
+        </w:rPr>
+      </w:pPr>
+      <w:r>
+        <w:rPr>
+          <w:lang w:val="en-US"/>
+        </w:rPr>
+        <w:t xml:space="preserve">JOIN </w:t>
+      </w:r>
+      <w:proofErr w:type="spellStart"/>
+      <w:r>
+        <w:rPr>
+          <w:lang w:val="en-US"/>
+        </w:rPr>
+        <w:t>calendrier</w:t>
+      </w:r>
+      <w:proofErr w:type="spellEnd"/>
+      <w:r>
+        <w:rPr>
+          <w:lang w:val="en-US"/>
+        </w:rPr>
+        <w:t xml:space="preserve"> c</w:t>
+      </w:r>
+    </w:p>
+    <w:p>
+      <w:pPr>
+        <w:spacing w:before="0"/>
+        <w:rPr>
+          <w:lang w:val="en-US"/>
+        </w:rPr>
+      </w:pPr>
+      <w:r>
+        <w:rPr>
+          <w:lang w:val="en-US"/>
+        </w:rPr>
+        <w:tab/>
+        <w:t xml:space="preserve">ON </w:t>
+      </w:r>
+      <w:proofErr w:type="spellStart"/>
+      <w:r>
+        <w:rPr>
+          <w:lang w:val="en-US"/>
+        </w:rPr>
+        <w:t>l.date</w:t>
+      </w:r>
+      <w:proofErr w:type="spellEnd"/>
+      <w:r>
+        <w:rPr>
+          <w:lang w:val="en-US"/>
+        </w:rPr>
+        <w:t xml:space="preserve"> = </w:t>
+      </w:r>
+      <w:proofErr w:type="spellStart"/>
+      <w:r>
+        <w:rPr>
+          <w:lang w:val="en-US"/>
+        </w:rPr>
+        <w:t>c.date</w:t>
+      </w:r>
+      <w:proofErr w:type="spellEnd"/>
+    </w:p>
+    <w:p>
+      <w:pPr>
+        <w:spacing w:before="0"/>
+        <w:rPr>
+          <w:lang w:val="en-US"/>
+        </w:rPr>
+      </w:pPr>
+      <w:r>
+        <w:rPr>
+          <w:lang w:val="en-US"/>
+        </w:rPr>
+        <w:t xml:space="preserve">WHERE </w:t>
+      </w:r>
+      <w:proofErr w:type="spellStart"/>
+      <w:r>
+        <w:rPr>
+          <w:lang w:val="en-US"/>
+        </w:rPr>
+        <w:t>l.table_insert</w:t>
+      </w:r>
+      <w:proofErr w:type="spellEnd"/>
+      <w:r>
+        <w:rPr>
+          <w:lang w:val="en-US"/>
+        </w:rPr>
+        <w:t xml:space="preserve"> = 'Ventes'</w:t>
+      </w:r>
+    </w:p>
+    <w:p>
+      <w:pPr>
+        <w:spacing w:before="0"/>
+        <w:rPr>
+          <w:lang w:val="en-US"/>
+        </w:rPr>
+      </w:pPr>
+      <w:r>
+        <w:rPr>
+          <w:lang w:val="en-US"/>
+        </w:rPr>
+        <w:t xml:space="preserve">GROUP BY </w:t>
+      </w:r>
+      <w:proofErr w:type="spellStart"/>
+      <w:r>
+        <w:rPr>
+          <w:lang w:val="en-US"/>
+        </w:rPr>
+        <w:t>date_insertion,l.table_insert</w:t>
+      </w:r>
+      <w:proofErr w:type="spellEnd"/>
+    </w:p>
+    <w:p>
+      <w:pPr>
+        <w:spacing w:before="0"/>
+      </w:pPr>
+      <w:r>
+        <w:t>;</w:t>
+      </w:r>
+    </w:p>
+    <w:p>
+      <w:r>
+        <w:drawing>
+          <wp:inline distT="0" distB="0" distL="0" distR="0" wp14:anchorId="0649E269" wp14:editId="5B7F8306">
+            <wp:extent cx="2408129" cy="701101"/>
+            <wp:effectExtent l="0" t="0" r="0" b="3810"/>
+            <wp:docPr id="1145118090" name="Image 1"/>
+            <wp:cNvGraphicFramePr>
+              <a:graphicFrameLocks xmlns:a="http://schemas.openxmlformats.org/drawingml/2006/main" noChangeAspect="1"/>
+            </wp:cNvGraphicFramePr>
+            <a:graphic xmlns:a="http://schemas.openxmlformats.org/drawingml/2006/main">
+              <a:graphicData uri="http://schemas.openxmlformats.org/drawingml/2006/picture">
+                <pic:pic xmlns:pic="http://schemas.openxmlformats.org/drawingml/2006/picture">
+                  <pic:nvPicPr>
+                    <pic:cNvPr id="1145118090" name=""/>
+                    <pic:cNvPicPr/>
+                  </pic:nvPicPr>
+                  <pic:blipFill>
+                    <a:blip r:embed="rId23"/>
+                    <a:stretch>
+                      <a:fillRect/>
+                    </a:stretch>
+                  </pic:blipFill>
+                  <pic:spPr>
+                    <a:xfrm>
+                      <a:off x="0" y="0"/>
+                      <a:ext cx="2408129" cy="701101"/>
+                    </a:xfrm>
+                    <a:prstGeom prst="rect">
+                      <a:avLst/>
+                    </a:prstGeom>
+                  </pic:spPr>
+                </pic:pic>
+              </a:graphicData>
+            </a:graphic>
+          </wp:inline>
+        </w:drawing>
+      </w:r>
+    </w:p>
+    <w:p>
+      <w:pPr>
+        <w:spacing w:before="0"/>
+      </w:pPr>
+      <w:r>
+        <w:t>-- Vérification de l'écart de chiffre d'affaires</w:t>
+      </w:r>
+    </w:p>
+    <w:p>
+      <w:pPr>
+        <w:spacing w:before="0"/>
+      </w:pPr>
+      <w:r>
+        <w:t>WITH ventes_log_15 AS (</w:t>
+      </w:r>
+    </w:p>
+    <w:p>
+      <w:pPr>
+        <w:spacing w:before="0"/>
+      </w:pPr>
+      <w:r>
+        <w:t>SELECT</w:t>
+      </w:r>
+    </w:p>
+    <w:p>
+      <w:pPr>
+        <w:spacing w:before="0"/>
+      </w:pPr>
+      <w:proofErr w:type="spellStart"/>
+      <w:r>
+        <w:t>l.id_ligne</w:t>
+      </w:r>
+      <w:proofErr w:type="spellEnd"/>
+      <w:r>
+        <w:t xml:space="preserve"> AS vente,</w:t>
+      </w:r>
+    </w:p>
+    <w:p>
+      <w:pPr>
+        <w:spacing w:before="0"/>
+      </w:pPr>
+      <w:r>
+        <w:t>CONCAT(</w:t>
+      </w:r>
+      <w:proofErr w:type="spellStart"/>
+      <w:r>
+        <w:t>c.jour</w:t>
+      </w:r>
+      <w:proofErr w:type="spellEnd"/>
+      <w:r>
+        <w:t>,'/',</w:t>
+      </w:r>
+      <w:proofErr w:type="spellStart"/>
+      <w:r>
+        <w:t>c.mois</w:t>
+      </w:r>
+      <w:proofErr w:type="spellEnd"/>
+      <w:r>
+        <w:t>,'/',</w:t>
+      </w:r>
+      <w:proofErr w:type="spellStart"/>
+      <w:r>
+        <w:t>c.annee</w:t>
+      </w:r>
+      <w:proofErr w:type="spellEnd"/>
+      <w:r>
+        <w:t xml:space="preserve">) AS </w:t>
+      </w:r>
+      <w:proofErr w:type="spellStart"/>
+      <w:r>
+        <w:t>date_log</w:t>
+      </w:r>
+      <w:proofErr w:type="spellEnd"/>
+      <w:r>
+        <w:t>,</w:t>
+      </w:r>
+    </w:p>
+    <w:p>
+      <w:pPr>
+        <w:spacing w:before="0"/>
+      </w:pPr>
+      <w:proofErr w:type="spellStart"/>
+      <w:r>
+        <w:t>v.ean</w:t>
+      </w:r>
+      <w:proofErr w:type="spellEnd"/>
+    </w:p>
+    <w:p>
+      <w:pPr>
+        <w:spacing w:before="0"/>
+      </w:pPr>
+      <w:r>
+        <w:t>FROM logs l</w:t>
+      </w:r>
+    </w:p>
+    <w:p>
+      <w:pPr>
+        <w:spacing w:before="0"/>
+      </w:pPr>
+      <w:r>
+        <w:t xml:space="preserve">JOIN vente v ON </w:t>
+      </w:r>
+      <w:proofErr w:type="spellStart"/>
+      <w:r>
+        <w:t>l.id_ligne</w:t>
+      </w:r>
+      <w:proofErr w:type="spellEnd"/>
+      <w:r>
+        <w:t xml:space="preserve"> = </w:t>
+      </w:r>
+      <w:proofErr w:type="spellStart"/>
+      <w:r>
+        <w:t>v.id_bdd</w:t>
+      </w:r>
+      <w:proofErr w:type="spellEnd"/>
+    </w:p>
+    <w:p>
+      <w:pPr>
+        <w:spacing w:before="0"/>
+      </w:pPr>
+      <w:r>
+        <w:t xml:space="preserve">JOIN calendrier c ON </w:t>
+      </w:r>
+      <w:proofErr w:type="spellStart"/>
+      <w:r>
+        <w:t>l.date</w:t>
+      </w:r>
+      <w:proofErr w:type="spellEnd"/>
+      <w:r>
+        <w:t xml:space="preserve"> = </w:t>
+      </w:r>
+      <w:proofErr w:type="spellStart"/>
+      <w:r>
+        <w:t>c.date</w:t>
+      </w:r>
+      <w:proofErr w:type="spellEnd"/>
+    </w:p>
+    <w:p>
+      <w:pPr>
+        <w:spacing w:before="0"/>
+        <w:rPr>
+          <w:lang w:val="en-US"/>
+        </w:rPr>
+      </w:pPr>
+      <w:r>
+        <w:rPr>
+          <w:lang w:val="en-US"/>
+        </w:rPr>
+        <w:t xml:space="preserve">WHERE </w:t>
+      </w:r>
+      <w:proofErr w:type="spellStart"/>
+      <w:r>
+        <w:rPr>
+          <w:lang w:val="en-US"/>
+        </w:rPr>
+        <w:t>l.date</w:t>
+      </w:r>
+      <w:proofErr w:type="spellEnd"/>
+      <w:r>
+        <w:rPr>
+          <w:lang w:val="en-US"/>
+        </w:rPr>
+        <w:t xml:space="preserve"> = '45519' AND </w:t>
+      </w:r>
+      <w:proofErr w:type="spellStart"/>
+      <w:r>
+        <w:rPr>
+          <w:lang w:val="en-US"/>
+        </w:rPr>
+        <w:t>l.table_insert</w:t>
+      </w:r>
+      <w:proofErr w:type="spellEnd"/>
+      <w:r>
+        <w:rPr>
+          <w:lang w:val="en-US"/>
+        </w:rPr>
+        <w:t xml:space="preserve"> = 'Ventes'</w:t>
+      </w:r>
+    </w:p>
+    <w:p>
+      <w:pPr>
+        <w:spacing w:before="0"/>
+        <w:rPr>
+          <w:lang w:val="en-US"/>
+        </w:rPr>
+      </w:pPr>
+      <w:r>
+        <w:rPr>
+          <w:lang w:val="en-US"/>
+        </w:rPr>
+        <w:t xml:space="preserve">GROUP BY </w:t>
+      </w:r>
+      <w:proofErr w:type="spellStart"/>
+      <w:r>
+        <w:rPr>
+          <w:lang w:val="en-US"/>
+        </w:rPr>
+        <w:t>l.id_ligne,v.ean</w:t>
+      </w:r>
+      <w:proofErr w:type="spellEnd"/>
+      <w:r>
+        <w:rPr>
+          <w:lang w:val="en-US"/>
+        </w:rPr>
+        <w:t xml:space="preserve">, </w:t>
+      </w:r>
+      <w:proofErr w:type="spellStart"/>
+      <w:r>
+        <w:rPr>
+          <w:lang w:val="en-US"/>
+        </w:rPr>
+        <w:t>date_log</w:t>
+      </w:r>
+      <w:proofErr w:type="spellEnd"/>
+    </w:p>
+    <w:p>
+      <w:pPr>
+        <w:spacing w:before="0"/>
+        <w:rPr>
+          <w:lang w:val="en-US"/>
+        </w:rPr>
+      </w:pPr>
+      <w:r>
+        <w:rPr>
+          <w:lang w:val="en-US"/>
+        </w:rPr>
+        <w:t>)</w:t>
+      </w:r>
+    </w:p>
+    <w:p>
+      <w:pPr>
+        <w:spacing w:before="0"/>
+        <w:rPr>
+          <w:lang w:val="en-US"/>
+        </w:rPr>
+      </w:pPr>
+    </w:p>
+    <w:p>
+      <w:pPr>
+        <w:spacing w:before="0"/>
+        <w:rPr>
+          <w:lang w:val="en-US"/>
+        </w:rPr>
+      </w:pPr>
+      <w:r>
+        <w:rPr>
+          <w:lang w:val="en-US"/>
+        </w:rPr>
+        <w:t>SELECT</w:t>
+      </w:r>
+    </w:p>
+    <w:p>
+      <w:pPr>
+        <w:spacing w:before="0"/>
+        <w:rPr>
+          <w:lang w:val="en-US"/>
+        </w:rPr>
+      </w:pPr>
+      <w:proofErr w:type="spellStart"/>
+      <w:r>
+        <w:rPr>
+          <w:lang w:val="en-US"/>
+        </w:rPr>
+        <w:t>vl.date_log</w:t>
+      </w:r>
+      <w:proofErr w:type="spellEnd"/>
+      <w:r>
+        <w:rPr>
+          <w:lang w:val="en-US"/>
+        </w:rPr>
+        <w:t>,</w:t>
+      </w:r>
+    </w:p>
+    <w:p>
+      <w:pPr>
+        <w:spacing w:before="0"/>
+        <w:rPr>
+          <w:lang w:val="en-US"/>
+        </w:rPr>
+      </w:pPr>
+      <w:r>
+        <w:rPr>
+          <w:lang w:val="en-US"/>
+        </w:rPr>
+        <w:t>ROUND(SUM(</w:t>
+      </w:r>
+      <w:proofErr w:type="spellStart"/>
+      <w:r>
+        <w:rPr>
+          <w:lang w:val="en-US"/>
+        </w:rPr>
+        <w:t>p.prix</w:t>
+      </w:r>
+      <w:proofErr w:type="spellEnd"/>
+      <w:r>
+        <w:rPr>
+          <w:lang w:val="en-US"/>
+        </w:rPr>
+        <w:t>::numeric),2) AS CA_update_15_aout</w:t>
+      </w:r>
+    </w:p>
+    <w:p>
+      <w:pPr>
+        <w:spacing w:before="0"/>
+      </w:pPr>
+      <w:r>
+        <w:t xml:space="preserve">FROM ventes_log_15 </w:t>
+      </w:r>
+      <w:proofErr w:type="spellStart"/>
+      <w:r>
+        <w:t>vl</w:t>
+      </w:r>
+      <w:proofErr w:type="spellEnd"/>
+    </w:p>
+    <w:p>
+      <w:pPr>
+        <w:spacing w:before="0"/>
+      </w:pPr>
+      <w:r>
+        <w:t>JOIN produit p</w:t>
+      </w:r>
+    </w:p>
+    <w:p>
+      <w:pPr>
+        <w:spacing w:before="0"/>
+        <w:rPr>
+          <w:lang w:val="en-US"/>
+        </w:rPr>
+      </w:pPr>
+      <w:r>
+        <w:rPr>
+          <w:lang w:val="en-US"/>
+        </w:rPr>
+        <w:t xml:space="preserve">ON </w:t>
+      </w:r>
+      <w:proofErr w:type="spellStart"/>
+      <w:r>
+        <w:rPr>
+          <w:lang w:val="en-US"/>
+        </w:rPr>
+        <w:t>vl.ean</w:t>
+      </w:r>
+      <w:proofErr w:type="spellEnd"/>
+      <w:r>
+        <w:rPr>
+          <w:lang w:val="en-US"/>
+        </w:rPr>
+        <w:t xml:space="preserve"> = </w:t>
+      </w:r>
+      <w:proofErr w:type="spellStart"/>
+      <w:r>
+        <w:rPr>
+          <w:lang w:val="en-US"/>
+        </w:rPr>
+        <w:t>p.ean</w:t>
+      </w:r>
+      <w:proofErr w:type="spellEnd"/>
+    </w:p>
+    <w:p>
+      <w:pPr>
+        <w:spacing w:before="0"/>
+        <w:rPr>
+          <w:lang w:val="en-US"/>
+        </w:rPr>
+      </w:pPr>
+      <w:r>
+        <w:rPr>
+          <w:lang w:val="en-US"/>
+        </w:rPr>
+        <w:t xml:space="preserve">GROUP BY </w:t>
+      </w:r>
+      <w:proofErr w:type="spellStart"/>
+      <w:r>
+        <w:rPr>
+          <w:lang w:val="en-US"/>
+        </w:rPr>
+        <w:t>vl.date_log</w:t>
+      </w:r>
+      <w:proofErr w:type="spellEnd"/>
+    </w:p>
+    <w:p>
+      <w:pPr>
+        <w:spacing w:before="0"/>
+      </w:pPr>
+      <w:r>
+        <w:t>;</w:t>
+      </w:r>
+    </w:p>
+    <w:p>
+      <w:r>
+        <w:drawing>
+          <wp:inline distT="0" distB="0" distL="0" distR="0" wp14:anchorId="20A8135D" wp14:editId="6AFB92A7">
+            <wp:extent cx="1958510" cy="518205"/>
+            <wp:effectExtent l="0" t="0" r="3810" b="0"/>
+            <wp:docPr id="776302215" name="Image 1"/>
+            <wp:cNvGraphicFramePr>
+              <a:graphicFrameLocks xmlns:a="http://schemas.openxmlformats.org/drawingml/2006/main" noChangeAspect="1"/>
+            </wp:cNvGraphicFramePr>
+            <a:graphic xmlns:a="http://schemas.openxmlformats.org/drawingml/2006/main">
+              <a:graphicData uri="http://schemas.openxmlformats.org/drawingml/2006/picture">
+                <pic:pic xmlns:pic="http://schemas.openxmlformats.org/drawingml/2006/picture">
+                  <pic:nvPicPr>
+                    <pic:cNvPr id="776302215" name=""/>
+                    <pic:cNvPicPr/>
+                  </pic:nvPicPr>
+                  <pic:blipFill>
+                    <a:blip r:embed="rId24"/>
+                    <a:stretch>
+                      <a:fillRect/>
+                    </a:stretch>
+                  </pic:blipFill>
+                  <pic:spPr>
+                    <a:xfrm>
+                      <a:off x="0" y="0"/>
+                      <a:ext cx="1958510" cy="518205"/>
+                    </a:xfrm>
+                    <a:prstGeom prst="rect">
+                      <a:avLst/>
+                    </a:prstGeom>
+                  </pic:spPr>
+                </pic:pic>
+              </a:graphicData>
+            </a:graphic>
+          </wp:inline>
+        </w:drawing>
+      </w:r>
+    </w:p>
+    <w:p>
+      <w:pPr>
+        <w:pStyle w:val="Titre2"/>
+      </w:pPr>
+      <w:r>
+        <w:lastRenderedPageBreak/>
+        <w:t xml:space="preserve">Annexe </w:t>
+      </w:r>
+      <w:r>
+        <w:t>8</w:t>
+      </w:r>
+      <w:r>
+        <w:t> : Requête SQL pour la création des tables logs</w:t>
       </w:r>
       <w:bookmarkEnd w:id="69"/>
     </w:p>
@@ -22523,6 +24677,276 @@
       <w:pPr>
         <w:spacing w:before="0"/>
         <w:jc w:val="both"/>
+      </w:pPr>
+    </w:p>
+    <w:p>
+      <w:pPr>
+        <w:spacing w:before="0"/>
+        <w:jc w:val="both"/>
+        <w:rPr>
+          <w:lang w:val="en-US"/>
+        </w:rPr>
+      </w:pPr>
+      <w:r>
+        <w:rPr>
+          <w:lang w:val="en-US"/>
+        </w:rPr>
+        <w:t xml:space="preserve">-- </w:t>
+      </w:r>
+      <w:proofErr w:type="spellStart"/>
+      <w:r>
+        <w:rPr>
+          <w:lang w:val="en-US"/>
+        </w:rPr>
+        <w:t>Création</w:t>
+      </w:r>
+      <w:proofErr w:type="spellEnd"/>
+      <w:r>
+        <w:rPr>
+          <w:lang w:val="en-US"/>
+        </w:rPr>
+        <w:t xml:space="preserve"> table log</w:t>
+      </w:r>
+      <w:r>
+        <w:rPr>
+          <w:lang w:val="en-US"/>
+        </w:rPr>
+        <w:t>s</w:t>
+      </w:r>
+    </w:p>
+    <w:p>
+      <w:pPr>
+        <w:spacing w:before="0"/>
+        <w:jc w:val="both"/>
+        <w:rPr>
+          <w:lang w:val="en-US"/>
+        </w:rPr>
+      </w:pPr>
+    </w:p>
+    <w:p>
+      <w:pPr>
+        <w:spacing w:before="0"/>
+        <w:jc w:val="both"/>
+        <w:rPr>
+          <w:lang w:val="en-US"/>
+        </w:rPr>
+      </w:pPr>
+      <w:r>
+        <w:rPr>
+          <w:lang w:val="en-US"/>
+        </w:rPr>
+        <w:t>CREATE TABLE logs(</w:t>
+      </w:r>
+    </w:p>
+    <w:p>
+      <w:pPr>
+        <w:spacing w:before="0"/>
+        <w:jc w:val="both"/>
+        <w:rPr>
+          <w:lang w:val="en-US"/>
+        </w:rPr>
+      </w:pPr>
+      <w:proofErr w:type="spellStart"/>
+      <w:r>
+        <w:rPr>
+          <w:lang w:val="en-US"/>
+        </w:rPr>
+        <w:t>id_user</w:t>
+      </w:r>
+      <w:proofErr w:type="spellEnd"/>
+      <w:r>
+        <w:rPr>
+          <w:lang w:val="en-US"/>
+        </w:rPr>
+        <w:t xml:space="preserve"> VARCHAR NOT NULL,</w:t>
+      </w:r>
+    </w:p>
+    <w:p>
+      <w:pPr>
+        <w:spacing w:before="0"/>
+        <w:jc w:val="both"/>
+        <w:rPr>
+          <w:lang w:val="en-US"/>
+        </w:rPr>
+      </w:pPr>
+      <w:r>
+        <w:rPr>
+          <w:lang w:val="en-US"/>
+        </w:rPr>
+        <w:t>date INTEGER NOT NULL,</w:t>
+      </w:r>
+    </w:p>
+    <w:p>
+      <w:pPr>
+        <w:spacing w:before="0"/>
+        <w:jc w:val="both"/>
+        <w:rPr>
+          <w:lang w:val="en-US"/>
+        </w:rPr>
+      </w:pPr>
+      <w:r>
+        <w:rPr>
+          <w:lang w:val="en-US"/>
+        </w:rPr>
+        <w:t>action VARCHAR(10) NOT NULL,</w:t>
+      </w:r>
+    </w:p>
+    <w:p>
+      <w:pPr>
+        <w:spacing w:before="0"/>
+        <w:jc w:val="both"/>
+        <w:rPr>
+          <w:lang w:val="en-US"/>
+        </w:rPr>
+      </w:pPr>
+      <w:proofErr w:type="spellStart"/>
+      <w:r>
+        <w:rPr>
+          <w:lang w:val="en-US"/>
+        </w:rPr>
+        <w:t>table_insert</w:t>
+      </w:r>
+      <w:proofErr w:type="spellEnd"/>
+      <w:r>
+        <w:rPr>
+          <w:lang w:val="en-US"/>
+        </w:rPr>
+        <w:t xml:space="preserve"> VARCHAR(10) NOT NULL,</w:t>
+      </w:r>
+    </w:p>
+    <w:p>
+      <w:pPr>
+        <w:spacing w:before="0"/>
+        <w:jc w:val="both"/>
+        <w:rPr>
+          <w:lang w:val="en-US"/>
+        </w:rPr>
+      </w:pPr>
+      <w:proofErr w:type="spellStart"/>
+      <w:r>
+        <w:rPr>
+          <w:lang w:val="en-US"/>
+        </w:rPr>
+        <w:t>id_ligne</w:t>
+      </w:r>
+      <w:proofErr w:type="spellEnd"/>
+      <w:r>
+        <w:rPr>
+          <w:lang w:val="en-US"/>
+        </w:rPr>
+        <w:t xml:space="preserve"> VARCHAR NOT NULL,</w:t>
+      </w:r>
+    </w:p>
+    <w:p>
+      <w:pPr>
+        <w:spacing w:before="0"/>
+        <w:jc w:val="both"/>
+        <w:rPr>
+          <w:lang w:val="en-US"/>
+        </w:rPr>
+      </w:pPr>
+      <w:r>
+        <w:rPr>
+          <w:lang w:val="en-US"/>
+        </w:rPr>
+        <w:t>champs VARCHAR(20),</w:t>
+      </w:r>
+    </w:p>
+    <w:p>
+      <w:pPr>
+        <w:spacing w:before="0"/>
+        <w:jc w:val="both"/>
+        <w:rPr>
+          <w:lang w:val="en-US"/>
+        </w:rPr>
+      </w:pPr>
+      <w:r>
+        <w:rPr>
+          <w:lang w:val="en-US"/>
+        </w:rPr>
+        <w:t>detail VARCHAR</w:t>
+      </w:r>
+    </w:p>
+    <w:p>
+      <w:pPr>
+        <w:spacing w:before="0"/>
+        <w:jc w:val="both"/>
+        <w:rPr>
+          <w:lang w:val="en-US"/>
+        </w:rPr>
+      </w:pPr>
+      <w:r>
+        <w:rPr>
+          <w:lang w:val="en-US"/>
+        </w:rPr>
+        <w:t>);</w:t>
+      </w:r>
+    </w:p>
+    <w:p>
+      <w:pPr>
+        <w:spacing w:before="0"/>
+        <w:jc w:val="both"/>
+        <w:rPr>
+          <w:lang w:val="en-US"/>
+        </w:rPr>
+      </w:pPr>
+    </w:p>
+    <w:p>
+      <w:pPr>
+        <w:spacing w:before="0"/>
+        <w:jc w:val="both"/>
+        <w:rPr>
+          <w:lang w:val="en-US"/>
+        </w:rPr>
+      </w:pPr>
+      <w:r>
+        <w:rPr>
+          <w:lang w:val="en-US"/>
+        </w:rPr>
+        <w:t xml:space="preserve">-- </w:t>
+      </w:r>
+      <w:proofErr w:type="spellStart"/>
+      <w:r>
+        <w:rPr>
+          <w:lang w:val="en-US"/>
+        </w:rPr>
+        <w:t>Création</w:t>
+      </w:r>
+      <w:proofErr w:type="spellEnd"/>
+      <w:r>
+        <w:rPr>
+          <w:lang w:val="en-US"/>
+        </w:rPr>
+        <w:t xml:space="preserve"> table </w:t>
+      </w:r>
+      <w:proofErr w:type="spellStart"/>
+      <w:r>
+        <w:rPr>
+          <w:lang w:val="en-US"/>
+        </w:rPr>
+        <w:t>logs_</w:t>
+      </w:r>
+      <w:r>
+        <w:rPr>
+          <w:lang w:val="en-US"/>
+        </w:rPr>
+        <w:t>client</w:t>
+      </w:r>
+      <w:proofErr w:type="spellEnd"/>
+    </w:p>
+    <w:p>
+      <w:pPr>
+        <w:spacing w:before="0"/>
+        <w:jc w:val="both"/>
+        <w:rPr>
+          <w:lang w:val="en-US"/>
+        </w:rPr>
+      </w:pPr>
+    </w:p>
+    <w:p>
+      <w:pPr>
+        <w:spacing w:before="0"/>
+        <w:jc w:val="both"/>
         <w:rPr>
           <w:lang w:val="en-US"/>
         </w:rPr>
@@ -22545,22 +24969,993 @@
         <w:rPr>
           <w:lang w:val="en-US"/>
         </w:rPr>
-        <w:t xml:space="preserve"> (</w:t>
-      </w:r>
-    </w:p>
-    <w:p>
-      <w:pPr>
-        <w:spacing w:before="0"/>
-        <w:jc w:val="both"/>
-        <w:rPr>
-          <w:lang w:val="en-US"/>
-        </w:rPr>
-      </w:pPr>
+        <w:t xml:space="preserve"> </w:t>
+      </w:r>
+      <w:r>
+        <w:rPr>
+          <w:lang w:val="en-US"/>
+        </w:rPr>
+        <w:t>AS (</w:t>
+      </w:r>
+    </w:p>
+    <w:p>
+      <w:pPr>
+        <w:spacing w:before="0"/>
+        <w:jc w:val="both"/>
+        <w:rPr>
+          <w:lang w:val="en-US"/>
+        </w:rPr>
+      </w:pPr>
+      <w:r>
+        <w:rPr>
+          <w:lang w:val="en-US"/>
+        </w:rPr>
+        <w:t>SELECT *</w:t>
+      </w:r>
+    </w:p>
+    <w:p>
+      <w:pPr>
+        <w:spacing w:before="0"/>
+        <w:jc w:val="both"/>
+        <w:rPr>
+          <w:lang w:val="en-US"/>
+        </w:rPr>
+      </w:pPr>
+      <w:r>
+        <w:rPr>
+          <w:lang w:val="en-US"/>
+        </w:rPr>
+        <w:t>FROM logs</w:t>
+      </w:r>
+    </w:p>
+    <w:p>
+      <w:pPr>
+        <w:spacing w:before="0"/>
+        <w:jc w:val="both"/>
+        <w:rPr>
+          <w:lang w:val="en-US"/>
+        </w:rPr>
+      </w:pPr>
+      <w:r>
+        <w:rPr>
+          <w:lang w:val="en-US"/>
+        </w:rPr>
+        <w:t xml:space="preserve">WHERE </w:t>
+      </w:r>
       <w:proofErr w:type="spellStart"/>
       <w:r>
         <w:rPr>
           <w:lang w:val="en-US"/>
         </w:rPr>
+        <w:t>table_insert</w:t>
+      </w:r>
+      <w:proofErr w:type="spellEnd"/>
+      <w:r>
+        <w:rPr>
+          <w:lang w:val="en-US"/>
+        </w:rPr>
+        <w:t xml:space="preserve"> = ‘</w:t>
+      </w:r>
+      <w:r>
+        <w:rPr>
+          <w:lang w:val="en-US"/>
+        </w:rPr>
+        <w:t>Client</w:t>
+      </w:r>
+      <w:r>
+        <w:rPr>
+          <w:lang w:val="en-US"/>
+        </w:rPr>
+        <w:t>’</w:t>
+      </w:r>
+    </w:p>
+    <w:p>
+      <w:pPr>
+        <w:spacing w:before="0"/>
+        <w:jc w:val="both"/>
+        <w:rPr>
+          <w:lang w:val="en-US"/>
+        </w:rPr>
+      </w:pPr>
+      <w:r>
+        <w:rPr>
+          <w:lang w:val="en-US"/>
+        </w:rPr>
+        <w:t>);</w:t>
+      </w:r>
+    </w:p>
+    <w:p>
+      <w:pPr>
+        <w:spacing w:before="0"/>
+        <w:jc w:val="both"/>
+      </w:pPr>
+      <w:r>
+        <w:t xml:space="preserve">ALTER TABLE </w:t>
+      </w:r>
+      <w:proofErr w:type="spellStart"/>
+      <w:r>
+        <w:t>logs_client</w:t>
+      </w:r>
+      <w:proofErr w:type="spellEnd"/>
+    </w:p>
+    <w:p>
+      <w:pPr>
+        <w:spacing w:before="0"/>
+        <w:jc w:val="both"/>
+      </w:pPr>
+      <w:r>
+        <w:t xml:space="preserve">DROP COLUMN </w:t>
+      </w:r>
+      <w:proofErr w:type="spellStart"/>
+      <w:r>
+        <w:t>table_insert</w:t>
+      </w:r>
+      <w:proofErr w:type="spellEnd"/>
+      <w:r>
+        <w:t>;</w:t>
+      </w:r>
+      <w:r>
+        <w:t xml:space="preserve"> -- Colonne</w:t>
+      </w:r>
+      <w:r>
+        <w:t xml:space="preserve"> non nécessaire</w:t>
+      </w:r>
+    </w:p>
+    <w:p>
+      <w:pPr>
+        <w:spacing w:before="0"/>
+        <w:jc w:val="both"/>
+      </w:pPr>
+    </w:p>
+    <w:p>
+      <w:pPr>
+        <w:spacing w:before="0"/>
+        <w:jc w:val="both"/>
+        <w:rPr>
+          <w:lang w:val="en-US"/>
+        </w:rPr>
+      </w:pPr>
+      <w:r>
+        <w:rPr>
+          <w:lang w:val="en-US"/>
+        </w:rPr>
+        <w:t xml:space="preserve">ALTER TABLE </w:t>
+      </w:r>
+      <w:proofErr w:type="spellStart"/>
+      <w:r>
+        <w:rPr>
+          <w:lang w:val="en-US"/>
+        </w:rPr>
+        <w:t>logs_client</w:t>
+      </w:r>
+      <w:proofErr w:type="spellEnd"/>
+    </w:p>
+    <w:p>
+      <w:pPr>
+        <w:spacing w:before="0"/>
+        <w:jc w:val="both"/>
+      </w:pPr>
+      <w:r>
+        <w:t xml:space="preserve">RENAME COLUMN date TO </w:t>
+      </w:r>
+      <w:proofErr w:type="spellStart"/>
+      <w:r>
+        <w:t>date_insertion</w:t>
+      </w:r>
+      <w:proofErr w:type="spellEnd"/>
+      <w:r>
+        <w:t>;</w:t>
+      </w:r>
+      <w:r>
+        <w:t xml:space="preserve"> --changement du nom</w:t>
+      </w:r>
+      <w:r>
+        <w:t xml:space="preserve"> pour éviter la confusion</w:t>
+      </w:r>
+    </w:p>
+    <w:p>
+      <w:pPr>
+        <w:spacing w:before="0"/>
+        <w:jc w:val="both"/>
+      </w:pPr>
+    </w:p>
+    <w:p>
+      <w:pPr>
+        <w:spacing w:before="0"/>
+        <w:jc w:val="both"/>
+        <w:rPr>
+          <w:lang w:val="en-US"/>
+        </w:rPr>
+      </w:pPr>
+    </w:p>
+    <w:p>
+      <w:pPr>
+        <w:spacing w:before="0"/>
+        <w:jc w:val="both"/>
+      </w:pPr>
+      <w:r>
+        <w:t xml:space="preserve">-- Création table </w:t>
+      </w:r>
+      <w:proofErr w:type="spellStart"/>
+      <w:r>
+        <w:t>logs_</w:t>
+      </w:r>
+      <w:r>
+        <w:t>employe</w:t>
+      </w:r>
+      <w:proofErr w:type="spellEnd"/>
+    </w:p>
+    <w:p>
+      <w:pPr>
+        <w:spacing w:before="0"/>
+        <w:jc w:val="both"/>
+      </w:pPr>
+    </w:p>
+    <w:p>
+      <w:pPr>
+        <w:spacing w:before="0"/>
+        <w:jc w:val="both"/>
+        <w:rPr>
+          <w:lang w:val="en-US"/>
+        </w:rPr>
+      </w:pPr>
+      <w:r>
+        <w:rPr>
+          <w:lang w:val="en-US"/>
+        </w:rPr>
+        <w:t xml:space="preserve">CREATE TABLE IF NOT EXISTS </w:t>
+      </w:r>
+      <w:proofErr w:type="spellStart"/>
+      <w:r>
+        <w:rPr>
+          <w:lang w:val="en-US"/>
+        </w:rPr>
+        <w:t>logs_employe</w:t>
+      </w:r>
+      <w:proofErr w:type="spellEnd"/>
+      <w:r>
+        <w:rPr>
+          <w:lang w:val="en-US"/>
+        </w:rPr>
+        <w:t xml:space="preserve"> </w:t>
+      </w:r>
+      <w:r>
+        <w:rPr>
+          <w:lang w:val="en-US"/>
+        </w:rPr>
+        <w:t>AS (</w:t>
+      </w:r>
+    </w:p>
+    <w:p>
+      <w:pPr>
+        <w:spacing w:before="0"/>
+        <w:jc w:val="both"/>
+        <w:rPr>
+          <w:lang w:val="en-US"/>
+        </w:rPr>
+      </w:pPr>
+      <w:r>
+        <w:rPr>
+          <w:lang w:val="en-US"/>
+        </w:rPr>
+        <w:t>SELECT *</w:t>
+      </w:r>
+    </w:p>
+    <w:p>
+      <w:pPr>
+        <w:spacing w:before="0"/>
+        <w:jc w:val="both"/>
+        <w:rPr>
+          <w:lang w:val="en-US"/>
+        </w:rPr>
+      </w:pPr>
+      <w:r>
+        <w:rPr>
+          <w:lang w:val="en-US"/>
+        </w:rPr>
+        <w:t>FROM logs</w:t>
+      </w:r>
+    </w:p>
+    <w:p>
+      <w:pPr>
+        <w:spacing w:before="0"/>
+        <w:jc w:val="both"/>
+        <w:rPr>
+          <w:lang w:val="en-US"/>
+        </w:rPr>
+      </w:pPr>
+      <w:r>
+        <w:rPr>
+          <w:lang w:val="en-US"/>
+        </w:rPr>
+        <w:t xml:space="preserve">WHERE </w:t>
+      </w:r>
+      <w:proofErr w:type="spellStart"/>
+      <w:r>
+        <w:rPr>
+          <w:lang w:val="en-US"/>
+        </w:rPr>
+        <w:t>table_insert</w:t>
+      </w:r>
+      <w:proofErr w:type="spellEnd"/>
+      <w:r>
+        <w:rPr>
+          <w:lang w:val="en-US"/>
+        </w:rPr>
+        <w:t xml:space="preserve"> = ‘</w:t>
+      </w:r>
+      <w:proofErr w:type="spellStart"/>
+      <w:r>
+        <w:rPr>
+          <w:lang w:val="en-US"/>
+        </w:rPr>
+        <w:t>Employé</w:t>
+      </w:r>
+      <w:proofErr w:type="spellEnd"/>
+      <w:r>
+        <w:rPr>
+          <w:lang w:val="en-US"/>
+        </w:rPr>
+        <w:t>’</w:t>
+      </w:r>
+    </w:p>
+    <w:p>
+      <w:pPr>
+        <w:spacing w:before="0"/>
+        <w:jc w:val="both"/>
+        <w:rPr>
+          <w:lang w:val="en-US"/>
+        </w:rPr>
+      </w:pPr>
+      <w:r>
+        <w:rPr>
+          <w:lang w:val="en-US"/>
+        </w:rPr>
+        <w:t>);</w:t>
+      </w:r>
+    </w:p>
+    <w:p>
+      <w:pPr>
+        <w:spacing w:before="0"/>
+        <w:jc w:val="both"/>
+        <w:rPr>
+          <w:lang w:val="en-US"/>
+        </w:rPr>
+      </w:pPr>
+    </w:p>
+    <w:p>
+      <w:pPr>
+        <w:spacing w:before="0"/>
+        <w:jc w:val="both"/>
+      </w:pPr>
+      <w:r>
+        <w:t xml:space="preserve">ALTER TABLE </w:t>
+      </w:r>
+      <w:proofErr w:type="spellStart"/>
+      <w:r>
+        <w:t>logs_employe</w:t>
+      </w:r>
+      <w:proofErr w:type="spellEnd"/>
+    </w:p>
+    <w:p>
+      <w:pPr>
+        <w:spacing w:before="0"/>
+        <w:jc w:val="both"/>
+      </w:pPr>
+      <w:r>
+        <w:t>DROP COLUMN champs,</w:t>
+      </w:r>
+    </w:p>
+    <w:p>
+      <w:pPr>
+        <w:spacing w:before="0"/>
+        <w:jc w:val="both"/>
+      </w:pPr>
+      <w:r>
+        <w:t xml:space="preserve">DROP COLUMN </w:t>
+      </w:r>
+      <w:proofErr w:type="spellStart"/>
+      <w:r>
+        <w:t>detail</w:t>
+      </w:r>
+      <w:proofErr w:type="spellEnd"/>
+      <w:r>
+        <w:t>;</w:t>
+      </w:r>
+      <w:r>
+        <w:t xml:space="preserve"> </w:t>
+      </w:r>
+      <w:r>
+        <w:t xml:space="preserve">-- Suppression des colonnes champs et </w:t>
+      </w:r>
+      <w:proofErr w:type="spellStart"/>
+      <w:r>
+        <w:t>detail</w:t>
+      </w:r>
+      <w:proofErr w:type="spellEnd"/>
+    </w:p>
+    <w:p>
+      <w:pPr>
+        <w:spacing w:before="0"/>
+        <w:jc w:val="both"/>
+      </w:pPr>
+    </w:p>
+    <w:p>
+      <w:pPr>
+        <w:spacing w:before="0"/>
+        <w:jc w:val="both"/>
+      </w:pPr>
+      <w:r>
+        <w:t xml:space="preserve">ALTER TABLE </w:t>
+      </w:r>
+      <w:proofErr w:type="spellStart"/>
+      <w:r>
+        <w:t>logs_employe</w:t>
+      </w:r>
+      <w:proofErr w:type="spellEnd"/>
+    </w:p>
+    <w:p>
+      <w:pPr>
+        <w:spacing w:before="0"/>
+        <w:jc w:val="both"/>
+      </w:pPr>
+      <w:r>
+        <w:t>ADD COLUMN commentaire TEXT ; -- ajout d’une colonne commentaire</w:t>
+      </w:r>
+    </w:p>
+    <w:p>
+      <w:pPr>
+        <w:spacing w:before="0"/>
+        <w:jc w:val="both"/>
+      </w:pPr>
+    </w:p>
+    <w:p>
+      <w:pPr>
+        <w:spacing w:before="0"/>
+        <w:jc w:val="both"/>
+        <w:rPr>
+          <w:lang w:val="en-US"/>
+        </w:rPr>
+      </w:pPr>
+    </w:p>
+    <w:p>
+      <w:pPr>
+        <w:spacing w:before="0"/>
+        <w:jc w:val="both"/>
+        <w:rPr>
+          <w:lang w:val="en-US"/>
+        </w:rPr>
+      </w:pPr>
+    </w:p>
+    <w:p>
+      <w:pPr>
+        <w:spacing w:before="0"/>
+        <w:jc w:val="both"/>
+      </w:pPr>
+      <w:r>
+        <w:t xml:space="preserve">-- Création table </w:t>
+      </w:r>
+      <w:proofErr w:type="spellStart"/>
+      <w:r>
+        <w:t>logs_</w:t>
+      </w:r>
+      <w:r>
+        <w:t>produits</w:t>
+      </w:r>
+      <w:proofErr w:type="spellEnd"/>
+    </w:p>
+    <w:p>
+      <w:pPr>
+        <w:spacing w:before="0"/>
+        <w:jc w:val="both"/>
+      </w:pPr>
+    </w:p>
+    <w:p>
+      <w:pPr>
+        <w:spacing w:before="0"/>
+        <w:jc w:val="both"/>
+        <w:rPr>
+          <w:lang w:val="en-US"/>
+        </w:rPr>
+      </w:pPr>
+      <w:r>
+        <w:rPr>
+          <w:lang w:val="en-US"/>
+        </w:rPr>
+        <w:t xml:space="preserve">CREATE TABLE IF NOT EXISTS </w:t>
+      </w:r>
+      <w:proofErr w:type="spellStart"/>
+      <w:r>
+        <w:rPr>
+          <w:lang w:val="en-US"/>
+        </w:rPr>
+        <w:t>logs_produits</w:t>
+      </w:r>
+      <w:proofErr w:type="spellEnd"/>
+      <w:r>
+        <w:rPr>
+          <w:lang w:val="en-US"/>
+        </w:rPr>
+        <w:t xml:space="preserve"> </w:t>
+      </w:r>
+      <w:r>
+        <w:rPr>
+          <w:lang w:val="en-US"/>
+        </w:rPr>
+        <w:t>AS (</w:t>
+      </w:r>
+    </w:p>
+    <w:p>
+      <w:pPr>
+        <w:spacing w:before="0"/>
+        <w:jc w:val="both"/>
+        <w:rPr>
+          <w:lang w:val="en-US"/>
+        </w:rPr>
+      </w:pPr>
+      <w:r>
+        <w:rPr>
+          <w:lang w:val="en-US"/>
+        </w:rPr>
+        <w:t>SELECT *</w:t>
+      </w:r>
+    </w:p>
+    <w:p>
+      <w:pPr>
+        <w:spacing w:before="0"/>
+        <w:jc w:val="both"/>
+        <w:rPr>
+          <w:lang w:val="en-US"/>
+        </w:rPr>
+      </w:pPr>
+      <w:r>
+        <w:rPr>
+          <w:lang w:val="en-US"/>
+        </w:rPr>
+        <w:t>FROM logs</w:t>
+      </w:r>
+    </w:p>
+    <w:p>
+      <w:pPr>
+        <w:spacing w:before="0"/>
+        <w:jc w:val="both"/>
+        <w:rPr>
+          <w:lang w:val="en-US"/>
+        </w:rPr>
+      </w:pPr>
+      <w:r>
+        <w:rPr>
+          <w:lang w:val="en-US"/>
+        </w:rPr>
+        <w:t xml:space="preserve">WHERE </w:t>
+      </w:r>
+      <w:proofErr w:type="spellStart"/>
+      <w:r>
+        <w:rPr>
+          <w:lang w:val="en-US"/>
+        </w:rPr>
+        <w:t>table_insert</w:t>
+      </w:r>
+      <w:proofErr w:type="spellEnd"/>
+      <w:r>
+        <w:rPr>
+          <w:lang w:val="en-US"/>
+        </w:rPr>
+        <w:t xml:space="preserve"> = ‘</w:t>
+      </w:r>
+      <w:proofErr w:type="spellStart"/>
+      <w:r>
+        <w:rPr>
+          <w:lang w:val="en-US"/>
+        </w:rPr>
+        <w:t>Produits</w:t>
+      </w:r>
+      <w:proofErr w:type="spellEnd"/>
+      <w:r>
+        <w:rPr>
+          <w:lang w:val="en-US"/>
+        </w:rPr>
+        <w:t>’</w:t>
+      </w:r>
+    </w:p>
+    <w:p>
+      <w:pPr>
+        <w:spacing w:before="0"/>
+        <w:jc w:val="both"/>
+      </w:pPr>
+      <w:r>
+        <w:t>);</w:t>
+      </w:r>
+    </w:p>
+    <w:p>
+      <w:pPr>
+        <w:spacing w:before="0"/>
+        <w:jc w:val="both"/>
+        <w:rPr>
+          <w:lang w:val="en-US"/>
+        </w:rPr>
+      </w:pPr>
+    </w:p>
+    <w:p>
+      <w:pPr>
+        <w:spacing w:before="0"/>
+        <w:jc w:val="both"/>
+        <w:rPr>
+          <w:lang w:val="en-US"/>
+        </w:rPr>
+      </w:pPr>
+      <w:r>
+        <w:rPr>
+          <w:lang w:val="en-US"/>
+        </w:rPr>
+        <w:t xml:space="preserve">-- </w:t>
+      </w:r>
+      <w:proofErr w:type="spellStart"/>
+      <w:r>
+        <w:rPr>
+          <w:lang w:val="en-US"/>
+        </w:rPr>
+        <w:t>Création</w:t>
+      </w:r>
+      <w:proofErr w:type="spellEnd"/>
+      <w:r>
+        <w:rPr>
+          <w:lang w:val="en-US"/>
+        </w:rPr>
+        <w:t xml:space="preserve"> table </w:t>
+      </w:r>
+      <w:proofErr w:type="spellStart"/>
+      <w:r>
+        <w:rPr>
+          <w:lang w:val="en-US"/>
+        </w:rPr>
+        <w:t>logs_ventes</w:t>
+      </w:r>
+      <w:proofErr w:type="spellEnd"/>
+    </w:p>
+    <w:p>
+      <w:pPr>
+        <w:spacing w:before="0"/>
+        <w:jc w:val="both"/>
+        <w:rPr>
+          <w:lang w:val="en-US"/>
+        </w:rPr>
+      </w:pPr>
+      <w:r>
+        <w:rPr>
+          <w:lang w:val="en-US"/>
+        </w:rPr>
+        <w:t xml:space="preserve">CREATE TABLE IF NOT EXISTS </w:t>
+      </w:r>
+      <w:proofErr w:type="spellStart"/>
+      <w:r>
+        <w:rPr>
+          <w:lang w:val="en-US"/>
+        </w:rPr>
+        <w:t>logs_ventes</w:t>
+      </w:r>
+      <w:proofErr w:type="spellEnd"/>
+      <w:r>
+        <w:rPr>
+          <w:lang w:val="en-US"/>
+        </w:rPr>
+        <w:t xml:space="preserve"> AS (</w:t>
+      </w:r>
+    </w:p>
+    <w:p>
+      <w:pPr>
+        <w:spacing w:before="0"/>
+        <w:jc w:val="both"/>
+        <w:rPr>
+          <w:lang w:val="en-US"/>
+        </w:rPr>
+      </w:pPr>
+      <w:r>
+        <w:rPr>
+          <w:lang w:val="en-US"/>
+        </w:rPr>
+        <w:t>SELECT *</w:t>
+      </w:r>
+    </w:p>
+    <w:p>
+      <w:pPr>
+        <w:spacing w:before="0"/>
+        <w:jc w:val="both"/>
+        <w:rPr>
+          <w:lang w:val="en-US"/>
+        </w:rPr>
+      </w:pPr>
+      <w:r>
+        <w:rPr>
+          <w:lang w:val="en-US"/>
+        </w:rPr>
+        <w:t>FROM logs</w:t>
+      </w:r>
+    </w:p>
+    <w:p>
+      <w:pPr>
+        <w:spacing w:before="0"/>
+        <w:jc w:val="both"/>
+        <w:rPr>
+          <w:lang w:val="en-US"/>
+        </w:rPr>
+      </w:pPr>
+      <w:r>
+        <w:rPr>
+          <w:lang w:val="en-US"/>
+        </w:rPr>
+        <w:t xml:space="preserve">WHERE </w:t>
+      </w:r>
+      <w:proofErr w:type="spellStart"/>
+      <w:r>
+        <w:rPr>
+          <w:lang w:val="en-US"/>
+        </w:rPr>
+        <w:t>table_insert</w:t>
+      </w:r>
+      <w:proofErr w:type="spellEnd"/>
+      <w:r>
+        <w:rPr>
+          <w:lang w:val="en-US"/>
+        </w:rPr>
+        <w:t xml:space="preserve"> = ‘Ventes’</w:t>
+      </w:r>
+    </w:p>
+    <w:p>
+      <w:pPr>
+        <w:spacing w:before="0"/>
+        <w:jc w:val="both"/>
+      </w:pPr>
+      <w:r>
+        <w:t>);</w:t>
+      </w:r>
+    </w:p>
+    <w:p>
+      <w:pPr>
+        <w:spacing w:before="0"/>
+        <w:jc w:val="both"/>
+      </w:pPr>
+    </w:p>
+    <w:p>
+      <w:pPr>
+        <w:spacing w:before="0"/>
+        <w:jc w:val="both"/>
+        <w:rPr>
+          <w:lang w:val="en-US"/>
+        </w:rPr>
+      </w:pPr>
+      <w:r>
+        <w:rPr>
+          <w:lang w:val="en-US"/>
+        </w:rPr>
+        <w:t xml:space="preserve">ALTER TABLE </w:t>
+      </w:r>
+      <w:proofErr w:type="spellStart"/>
+      <w:r>
+        <w:rPr>
+          <w:lang w:val="en-US"/>
+        </w:rPr>
+        <w:t>logs_ventes</w:t>
+      </w:r>
+      <w:proofErr w:type="spellEnd"/>
+    </w:p>
+    <w:p>
+      <w:pPr>
+        <w:spacing w:before="0"/>
+        <w:jc w:val="both"/>
+        <w:rPr>
+          <w:lang w:val="en-US"/>
+        </w:rPr>
+      </w:pPr>
+      <w:r>
+        <w:rPr>
+          <w:lang w:val="en-US"/>
+        </w:rPr>
+        <w:t xml:space="preserve">ADD COLUMN </w:t>
+      </w:r>
+      <w:proofErr w:type="spellStart"/>
+      <w:r>
+        <w:rPr>
+          <w:lang w:val="en-US"/>
+        </w:rPr>
+        <w:t>customer_id</w:t>
+      </w:r>
+      <w:proofErr w:type="spellEnd"/>
+      <w:r>
+        <w:rPr>
+          <w:lang w:val="en-US"/>
+        </w:rPr>
+        <w:t xml:space="preserve"> VARCHAR(200),</w:t>
+      </w:r>
+    </w:p>
+    <w:p>
+      <w:pPr>
+        <w:spacing w:before="0"/>
+        <w:jc w:val="both"/>
+        <w:rPr>
+          <w:lang w:val="en-US"/>
+        </w:rPr>
+      </w:pPr>
+      <w:r>
+        <w:rPr>
+          <w:lang w:val="en-US"/>
+        </w:rPr>
+        <w:t xml:space="preserve">ADD COLUMN </w:t>
+      </w:r>
+      <w:proofErr w:type="spellStart"/>
+      <w:r>
+        <w:rPr>
+          <w:lang w:val="en-US"/>
+        </w:rPr>
+        <w:t>id_employe</w:t>
+      </w:r>
+      <w:proofErr w:type="spellEnd"/>
+      <w:r>
+        <w:rPr>
+          <w:lang w:val="en-US"/>
+        </w:rPr>
+        <w:t xml:space="preserve"> VARCHAR(200),</w:t>
+      </w:r>
+    </w:p>
+    <w:p>
+      <w:pPr>
+        <w:spacing w:before="0"/>
+        <w:jc w:val="both"/>
+        <w:rPr>
+          <w:lang w:val="en-US"/>
+        </w:rPr>
+      </w:pPr>
+      <w:r>
+        <w:rPr>
+          <w:lang w:val="en-US"/>
+        </w:rPr>
+        <w:t xml:space="preserve">ADD COLUMN </w:t>
+      </w:r>
+      <w:proofErr w:type="spellStart"/>
+      <w:r>
+        <w:rPr>
+          <w:lang w:val="en-US"/>
+        </w:rPr>
+        <w:t>ean</w:t>
+      </w:r>
+      <w:proofErr w:type="spellEnd"/>
+      <w:r>
+        <w:rPr>
+          <w:lang w:val="en-US"/>
+        </w:rPr>
+        <w:t xml:space="preserve"> VARCHAR(50),</w:t>
+      </w:r>
+    </w:p>
+    <w:p>
+      <w:pPr>
+        <w:spacing w:before="0"/>
+        <w:jc w:val="both"/>
+        <w:rPr>
+          <w:lang w:val="en-US"/>
+        </w:rPr>
+      </w:pPr>
+      <w:r>
+        <w:rPr>
+          <w:lang w:val="en-US"/>
+        </w:rPr>
+        <w:t xml:space="preserve">ADD COLUMN </w:t>
+      </w:r>
+      <w:proofErr w:type="spellStart"/>
+      <w:r>
+        <w:rPr>
+          <w:lang w:val="en-US"/>
+        </w:rPr>
+        <w:t>date_achat</w:t>
+      </w:r>
+      <w:proofErr w:type="spellEnd"/>
+      <w:r>
+        <w:rPr>
+          <w:lang w:val="en-US"/>
+        </w:rPr>
+        <w:t>::VARCHAR</w:t>
+      </w:r>
+    </w:p>
+    <w:p>
+      <w:pPr>
+        <w:spacing w:before="0"/>
+        <w:jc w:val="both"/>
+        <w:rPr>
+          <w:lang w:val="en-US"/>
+        </w:rPr>
+      </w:pPr>
+      <w:r>
+        <w:rPr>
+          <w:lang w:val="en-US"/>
+        </w:rPr>
+        <w:t xml:space="preserve">ADD COLUMN </w:t>
+      </w:r>
+      <w:proofErr w:type="spellStart"/>
+      <w:r>
+        <w:rPr>
+          <w:lang w:val="en-US"/>
+        </w:rPr>
+        <w:t>id_ticket</w:t>
+      </w:r>
+      <w:proofErr w:type="spellEnd"/>
+      <w:r>
+        <w:rPr>
+          <w:lang w:val="en-US"/>
+        </w:rPr>
+        <w:t xml:space="preserve"> VARCHAR(10);</w:t>
+      </w:r>
+    </w:p>
+    <w:p>
+      <w:pPr>
+        <w:spacing w:before="0"/>
+        <w:jc w:val="both"/>
+        <w:rPr>
+          <w:lang w:val="en-US"/>
+        </w:rPr>
+      </w:pPr>
+    </w:p>
+    <w:p>
+      <w:pPr>
+        <w:spacing w:before="0"/>
+        <w:jc w:val="both"/>
+        <w:rPr>
+          <w:lang w:val="en-US"/>
+        </w:rPr>
+      </w:pPr>
+      <w:r>
+        <w:rPr>
+          <w:lang w:val="en-US"/>
+        </w:rPr>
+        <w:t xml:space="preserve">CREATE TABLE </w:t>
+      </w:r>
+      <w:proofErr w:type="spellStart"/>
+      <w:r>
+        <w:rPr>
+          <w:lang w:val="en-US"/>
+        </w:rPr>
+        <w:t>logs_ventes_clean</w:t>
+      </w:r>
+      <w:proofErr w:type="spellEnd"/>
+      <w:r>
+        <w:rPr>
+          <w:lang w:val="en-US"/>
+        </w:rPr>
+        <w:t xml:space="preserve"> AS</w:t>
+      </w:r>
+    </w:p>
+    <w:p>
+      <w:pPr>
+        <w:spacing w:before="0"/>
+        <w:jc w:val="both"/>
+        <w:rPr>
+          <w:lang w:val="en-US"/>
+        </w:rPr>
+      </w:pPr>
+      <w:r>
+        <w:rPr>
+          <w:lang w:val="en-US"/>
+        </w:rPr>
+        <w:t>SELECT</w:t>
+      </w:r>
+    </w:p>
+    <w:p>
+      <w:pPr>
+        <w:spacing w:before="0"/>
+        <w:jc w:val="both"/>
+        <w:rPr>
+          <w:lang w:val="en-US"/>
+        </w:rPr>
+      </w:pPr>
+      <w:r>
+        <w:rPr>
+          <w:lang w:val="en-US"/>
+        </w:rPr>
+        <w:t xml:space="preserve">    MAX(</w:t>
+      </w:r>
+      <w:proofErr w:type="spellStart"/>
+      <w:r>
+        <w:rPr>
+          <w:lang w:val="en-US"/>
+        </w:rPr>
         <w:t>id_user</w:t>
       </w:r>
       <w:proofErr w:type="spellEnd"/>
@@ -22568,75 +25963,88 @@
         <w:rPr>
           <w:lang w:val="en-US"/>
         </w:rPr>
-        <w:t xml:space="preserve"> VARCHAR NOT NULL,</w:t>
-      </w:r>
-    </w:p>
-    <w:p>
-      <w:pPr>
-        <w:spacing w:before="0"/>
-        <w:jc w:val="both"/>
-        <w:rPr>
-          <w:lang w:val="en-US"/>
-        </w:rPr>
-      </w:pPr>
-      <w:r>
-        <w:rPr>
-          <w:lang w:val="en-US"/>
-        </w:rPr>
-        <w:t>date INTEGER NOT NULL,</w:t>
-      </w:r>
-    </w:p>
-    <w:p>
-      <w:pPr>
-        <w:spacing w:before="0"/>
-        <w:jc w:val="both"/>
-        <w:rPr>
-          <w:lang w:val="en-US"/>
-        </w:rPr>
-      </w:pPr>
-      <w:r>
-        <w:rPr>
-          <w:lang w:val="en-US"/>
-        </w:rPr>
-        <w:t>action VARCHAR(10) NOT NULL,</w:t>
-      </w:r>
-    </w:p>
-    <w:p>
-      <w:pPr>
-        <w:spacing w:before="0"/>
-        <w:jc w:val="both"/>
-        <w:rPr>
-          <w:lang w:val="en-US"/>
-        </w:rPr>
-      </w:pPr>
+        <w:t xml:space="preserve">) AS </w:t>
+      </w:r>
       <w:proofErr w:type="spellStart"/>
       <w:r>
         <w:rPr>
           <w:lang w:val="en-US"/>
         </w:rPr>
-        <w:t>table_insert</w:t>
+        <w:t>id_user</w:t>
       </w:r>
       <w:proofErr w:type="spellEnd"/>
       <w:r>
         <w:rPr>
           <w:lang w:val="en-US"/>
         </w:rPr>
-        <w:t xml:space="preserve"> VARCHAR(10) NOT NULL,</w:t>
-      </w:r>
-    </w:p>
-    <w:p>
-      <w:pPr>
-        <w:spacing w:before="0"/>
-        <w:jc w:val="both"/>
-        <w:rPr>
-          <w:lang w:val="en-US"/>
-        </w:rPr>
-      </w:pPr>
+        <w:t>,</w:t>
+      </w:r>
+    </w:p>
+    <w:p>
+      <w:pPr>
+        <w:spacing w:before="0"/>
+        <w:jc w:val="both"/>
+        <w:rPr>
+          <w:lang w:val="en-US"/>
+        </w:rPr>
+      </w:pPr>
+      <w:r>
+        <w:rPr>
+          <w:lang w:val="en-US"/>
+        </w:rPr>
+        <w:tab/>
+        <w:t xml:space="preserve">MAX(date) AS </w:t>
+      </w:r>
       <w:proofErr w:type="spellStart"/>
       <w:r>
         <w:rPr>
           <w:lang w:val="en-US"/>
         </w:rPr>
+        <w:t>date_insertion</w:t>
+      </w:r>
+      <w:proofErr w:type="spellEnd"/>
+      <w:r>
+        <w:rPr>
+          <w:lang w:val="en-US"/>
+        </w:rPr>
+        <w:t>,</w:t>
+      </w:r>
+    </w:p>
+    <w:p>
+      <w:pPr>
+        <w:spacing w:before="0"/>
+        <w:jc w:val="both"/>
+        <w:rPr>
+          <w:lang w:val="en-US"/>
+        </w:rPr>
+      </w:pPr>
+      <w:r>
+        <w:rPr>
+          <w:lang w:val="en-US"/>
+        </w:rPr>
+        <w:tab/>
+        <w:t>MAX(action) AS action,</w:t>
+      </w:r>
+    </w:p>
+    <w:p>
+      <w:pPr>
+        <w:spacing w:before="0"/>
+        <w:jc w:val="both"/>
+        <w:rPr>
+          <w:lang w:val="en-US"/>
+        </w:rPr>
+      </w:pPr>
+      <w:r>
+        <w:rPr>
+          <w:lang w:val="en-US"/>
+        </w:rPr>
+        <w:tab/>
+      </w:r>
+      <w:proofErr w:type="spellStart"/>
+      <w:r>
+        <w:rPr>
+          <w:lang w:val="en-US"/>
+        </w:rPr>
         <w:t>id_ligne</w:t>
       </w:r>
       <w:proofErr w:type="spellEnd"/>
@@ -22644,176 +26052,1515 @@
         <w:rPr>
           <w:lang w:val="en-US"/>
         </w:rPr>
-        <w:t xml:space="preserve"> VARCHAR(50) NOT NULL,</w:t>
-      </w:r>
-    </w:p>
-    <w:p>
-      <w:pPr>
-        <w:spacing w:before="0"/>
-        <w:jc w:val="both"/>
-        <w:rPr>
-          <w:lang w:val="en-US"/>
-        </w:rPr>
-      </w:pPr>
-      <w:r>
-        <w:rPr>
-          <w:lang w:val="en-US"/>
-        </w:rPr>
-        <w:t>champs VARCHAR(20) NOT NULL,</w:t>
-      </w:r>
-    </w:p>
-    <w:p>
-      <w:pPr>
-        <w:spacing w:before="0"/>
-        <w:jc w:val="both"/>
-        <w:rPr>
-          <w:lang w:val="en-US"/>
-        </w:rPr>
-      </w:pPr>
-      <w:r>
-        <w:rPr>
-          <w:lang w:val="en-US"/>
-        </w:rPr>
-        <w:t>detail DATE NOT NULL</w:t>
-      </w:r>
-    </w:p>
-    <w:p>
-      <w:pPr>
-        <w:spacing w:before="0"/>
-        <w:jc w:val="both"/>
-        <w:rPr>
-          <w:lang w:val="en-US"/>
-        </w:rPr>
-      </w:pPr>
-      <w:r>
-        <w:rPr>
-          <w:lang w:val="en-US"/>
-        </w:rPr>
+        <w:t>,</w:t>
+      </w:r>
+    </w:p>
+    <w:p>
+      <w:pPr>
+        <w:spacing w:before="0"/>
+        <w:jc w:val="both"/>
+        <w:rPr>
+          <w:lang w:val="en-US"/>
+        </w:rPr>
+      </w:pPr>
+      <w:r>
+        <w:rPr>
+          <w:lang w:val="en-US"/>
+        </w:rPr>
+        <w:t xml:space="preserve">    MAX(</w:t>
+      </w:r>
+      <w:proofErr w:type="spellStart"/>
+      <w:r>
+        <w:rPr>
+          <w:lang w:val="en-US"/>
+        </w:rPr>
+        <w:t>customer_id</w:t>
+      </w:r>
+      <w:proofErr w:type="spellEnd"/>
+      <w:r>
+        <w:rPr>
+          <w:lang w:val="en-US"/>
+        </w:rPr>
+        <w:t xml:space="preserve">) AS </w:t>
+      </w:r>
+      <w:proofErr w:type="spellStart"/>
+      <w:r>
+        <w:rPr>
+          <w:lang w:val="en-US"/>
+        </w:rPr>
+        <w:t>customer_id</w:t>
+      </w:r>
+      <w:proofErr w:type="spellEnd"/>
+      <w:r>
+        <w:rPr>
+          <w:lang w:val="en-US"/>
+        </w:rPr>
+        <w:t>,</w:t>
+      </w:r>
+    </w:p>
+    <w:p>
+      <w:pPr>
+        <w:spacing w:before="0"/>
+        <w:jc w:val="both"/>
+        <w:rPr>
+          <w:lang w:val="en-US"/>
+        </w:rPr>
+      </w:pPr>
+      <w:r>
+        <w:rPr>
+          <w:lang w:val="en-US"/>
+        </w:rPr>
+        <w:t xml:space="preserve">    MAX(</w:t>
+      </w:r>
+      <w:proofErr w:type="spellStart"/>
+      <w:r>
+        <w:rPr>
+          <w:lang w:val="en-US"/>
+        </w:rPr>
+        <w:t>id_employe</w:t>
+      </w:r>
+      <w:proofErr w:type="spellEnd"/>
+      <w:r>
+        <w:rPr>
+          <w:lang w:val="en-US"/>
+        </w:rPr>
+        <w:t xml:space="preserve">) AS </w:t>
+      </w:r>
+      <w:proofErr w:type="spellStart"/>
+      <w:r>
+        <w:rPr>
+          <w:lang w:val="en-US"/>
+        </w:rPr>
+        <w:t>id_employe</w:t>
+      </w:r>
+      <w:proofErr w:type="spellEnd"/>
+      <w:r>
+        <w:rPr>
+          <w:lang w:val="en-US"/>
+        </w:rPr>
+        <w:t>,</w:t>
+      </w:r>
+    </w:p>
+    <w:p>
+      <w:pPr>
+        <w:spacing w:before="0"/>
+        <w:jc w:val="both"/>
+        <w:rPr>
+          <w:lang w:val="en-US"/>
+        </w:rPr>
+      </w:pPr>
+      <w:r>
+        <w:rPr>
+          <w:lang w:val="en-US"/>
+        </w:rPr>
+        <w:t xml:space="preserve">    MAX(</w:t>
+      </w:r>
+      <w:proofErr w:type="spellStart"/>
+      <w:r>
+        <w:rPr>
+          <w:lang w:val="en-US"/>
+        </w:rPr>
+        <w:t>ean</w:t>
+      </w:r>
+      <w:proofErr w:type="spellEnd"/>
+      <w:r>
+        <w:rPr>
+          <w:lang w:val="en-US"/>
+        </w:rPr>
+        <w:t xml:space="preserve">) AS </w:t>
+      </w:r>
+      <w:proofErr w:type="spellStart"/>
+      <w:r>
+        <w:rPr>
+          <w:lang w:val="en-US"/>
+        </w:rPr>
+        <w:t>ean</w:t>
+      </w:r>
+      <w:proofErr w:type="spellEnd"/>
+      <w:r>
+        <w:rPr>
+          <w:lang w:val="en-US"/>
+        </w:rPr>
+        <w:t>,</w:t>
+      </w:r>
+    </w:p>
+    <w:p>
+      <w:pPr>
+        <w:spacing w:before="0"/>
+        <w:jc w:val="both"/>
+        <w:rPr>
+          <w:lang w:val="en-US"/>
+        </w:rPr>
+      </w:pPr>
+      <w:r>
+        <w:rPr>
+          <w:lang w:val="en-US"/>
+        </w:rPr>
+        <w:t xml:space="preserve">    MAX(</w:t>
+      </w:r>
+      <w:proofErr w:type="spellStart"/>
+      <w:r>
+        <w:rPr>
+          <w:lang w:val="en-US"/>
+        </w:rPr>
+        <w:t>date_achat</w:t>
+      </w:r>
+      <w:proofErr w:type="spellEnd"/>
+      <w:r>
+        <w:rPr>
+          <w:lang w:val="en-US"/>
+        </w:rPr>
+        <w:t xml:space="preserve">) AS </w:t>
+      </w:r>
+      <w:proofErr w:type="spellStart"/>
+      <w:r>
+        <w:rPr>
+          <w:lang w:val="en-US"/>
+        </w:rPr>
+        <w:t>date_achat</w:t>
+      </w:r>
+      <w:proofErr w:type="spellEnd"/>
+      <w:r>
+        <w:rPr>
+          <w:lang w:val="en-US"/>
+        </w:rPr>
+        <w:t>,</w:t>
+      </w:r>
+    </w:p>
+    <w:p>
+      <w:pPr>
+        <w:spacing w:before="0"/>
+        <w:jc w:val="both"/>
+        <w:rPr>
+          <w:lang w:val="en-US"/>
+        </w:rPr>
+      </w:pPr>
+      <w:r>
+        <w:rPr>
+          <w:lang w:val="en-US"/>
+        </w:rPr>
+        <w:t xml:space="preserve">    MAX(</w:t>
+      </w:r>
+      <w:proofErr w:type="spellStart"/>
+      <w:r>
+        <w:rPr>
+          <w:lang w:val="en-US"/>
+        </w:rPr>
+        <w:t>id_ticket</w:t>
+      </w:r>
+      <w:proofErr w:type="spellEnd"/>
+      <w:r>
+        <w:rPr>
+          <w:lang w:val="en-US"/>
+        </w:rPr>
+        <w:t xml:space="preserve">) AS </w:t>
+      </w:r>
+      <w:proofErr w:type="spellStart"/>
+      <w:r>
+        <w:rPr>
+          <w:lang w:val="en-US"/>
+        </w:rPr>
+        <w:t>id_ticket</w:t>
+      </w:r>
+      <w:proofErr w:type="spellEnd"/>
+    </w:p>
+    <w:p>
+      <w:pPr>
+        <w:spacing w:before="0"/>
+        <w:jc w:val="both"/>
+        <w:rPr>
+          <w:lang w:val="en-US"/>
+        </w:rPr>
+      </w:pPr>
+      <w:r>
+        <w:rPr>
+          <w:lang w:val="en-US"/>
+        </w:rPr>
+        <w:t xml:space="preserve">FROM </w:t>
+      </w:r>
+      <w:proofErr w:type="spellStart"/>
+      <w:r>
+        <w:rPr>
+          <w:lang w:val="en-US"/>
+        </w:rPr>
+        <w:t>logs_ventes</w:t>
+      </w:r>
+      <w:proofErr w:type="spellEnd"/>
+    </w:p>
+    <w:p>
+      <w:pPr>
+        <w:spacing w:before="0"/>
+        <w:jc w:val="both"/>
+        <w:rPr>
+          <w:lang w:val="en-US"/>
+        </w:rPr>
+      </w:pPr>
+      <w:r>
+        <w:rPr>
+          <w:lang w:val="en-US"/>
+        </w:rPr>
+        <w:t xml:space="preserve">GROUP BY </w:t>
+      </w:r>
+      <w:proofErr w:type="spellStart"/>
+      <w:r>
+        <w:rPr>
+          <w:lang w:val="en-US"/>
+        </w:rPr>
+        <w:t>id_ligne</w:t>
+      </w:r>
+      <w:proofErr w:type="spellEnd"/>
+      <w:r>
+        <w:rPr>
+          <w:lang w:val="en-US"/>
+        </w:rPr>
+        <w:t>;</w:t>
+      </w:r>
+    </w:p>
+    <w:p>
+      <w:pPr>
+        <w:spacing w:before="0"/>
+        <w:jc w:val="both"/>
+        <w:rPr>
+          <w:lang w:val="en-US"/>
+        </w:rPr>
+      </w:pPr>
+    </w:p>
+    <w:p>
+      <w:pPr>
+        <w:spacing w:before="0"/>
+        <w:jc w:val="both"/>
+        <w:rPr>
+          <w:lang w:val="en-US"/>
+        </w:rPr>
+      </w:pPr>
+      <w:r>
+        <w:rPr>
+          <w:lang w:val="en-US"/>
+        </w:rPr>
+        <w:t xml:space="preserve">DROP TABLE </w:t>
+      </w:r>
+      <w:proofErr w:type="spellStart"/>
+      <w:r>
+        <w:rPr>
+          <w:lang w:val="en-US"/>
+        </w:rPr>
+        <w:t>logs_ventes</w:t>
+      </w:r>
+      <w:proofErr w:type="spellEnd"/>
+      <w:r>
+        <w:rPr>
+          <w:lang w:val="en-US"/>
+        </w:rPr>
+        <w:t>;</w:t>
+      </w:r>
+    </w:p>
+    <w:p>
+      <w:pPr>
+        <w:spacing w:before="0"/>
+        <w:jc w:val="both"/>
+        <w:rPr>
+          <w:lang w:val="en-US"/>
+        </w:rPr>
+      </w:pPr>
+    </w:p>
+    <w:p>
+      <w:pPr>
+        <w:spacing w:before="0"/>
+        <w:jc w:val="both"/>
+        <w:rPr>
+          <w:lang w:val="en-US"/>
+        </w:rPr>
+      </w:pPr>
+      <w:r>
+        <w:rPr>
+          <w:lang w:val="en-US"/>
+        </w:rPr>
+        <w:t xml:space="preserve">ALTER TABLE </w:t>
+      </w:r>
+      <w:proofErr w:type="spellStart"/>
+      <w:r>
+        <w:rPr>
+          <w:lang w:val="en-US"/>
+        </w:rPr>
+        <w:t>logs_ventes_clean</w:t>
+      </w:r>
+      <w:proofErr w:type="spellEnd"/>
+    </w:p>
+    <w:p>
+      <w:pPr>
+        <w:spacing w:before="0"/>
+        <w:jc w:val="both"/>
+        <w:rPr>
+          <w:lang w:val="en-US"/>
+        </w:rPr>
+      </w:pPr>
+      <w:r>
+        <w:rPr>
+          <w:lang w:val="en-US"/>
+        </w:rPr>
+        <w:t xml:space="preserve">RENAME TO </w:t>
+      </w:r>
+      <w:proofErr w:type="spellStart"/>
+      <w:r>
+        <w:rPr>
+          <w:lang w:val="en-US"/>
+        </w:rPr>
+        <w:t>logs_ventes</w:t>
+      </w:r>
+      <w:proofErr w:type="spellEnd"/>
+      <w:r>
+        <w:rPr>
+          <w:lang w:val="en-US"/>
+        </w:rPr>
+        <w:t>;</w:t>
+      </w:r>
+    </w:p>
+    <w:p>
+      <w:pPr>
+        <w:spacing w:before="0"/>
+        <w:jc w:val="both"/>
+        <w:rPr>
+          <w:lang w:val="en-US"/>
+        </w:rPr>
+      </w:pPr>
+    </w:p>
+    <w:p>
+      <w:pPr>
+        <w:spacing w:before="0"/>
+        <w:jc w:val="both"/>
+        <w:rPr>
+          <w:lang w:val="en-US"/>
+        </w:rPr>
+      </w:pPr>
+    </w:p>
+    <w:p>
+      <w:pPr>
+        <w:spacing w:before="0"/>
+        <w:jc w:val="both"/>
+        <w:rPr>
+          <w:lang w:val="en-US"/>
+        </w:rPr>
+      </w:pPr>
+    </w:p>
+    <w:p>
+      <w:pPr>
+        <w:spacing w:before="0"/>
+        <w:jc w:val="both"/>
+        <w:rPr>
+          <w:lang w:val="en-US"/>
+        </w:rPr>
+      </w:pPr>
+    </w:p>
+    <w:p>
+      <w:pPr>
+        <w:spacing w:before="0"/>
+        <w:jc w:val="both"/>
+        <w:rPr>
+          <w:lang w:val="en-US"/>
+        </w:rPr>
+      </w:pPr>
+    </w:p>
+    <w:p>
+      <w:pPr>
+        <w:spacing w:before="0"/>
+        <w:jc w:val="both"/>
+        <w:rPr>
+          <w:lang w:val="en-US"/>
+        </w:rPr>
+      </w:pPr>
+    </w:p>
+    <w:p>
+      <w:pPr>
+        <w:spacing w:before="0"/>
+        <w:jc w:val="both"/>
+        <w:rPr>
+          <w:lang w:val="en-US"/>
+        </w:rPr>
+      </w:pPr>
+    </w:p>
+    <w:p>
+      <w:pPr>
+        <w:spacing w:before="0"/>
+        <w:jc w:val="both"/>
+        <w:rPr>
+          <w:lang w:val="en-US"/>
+        </w:rPr>
+      </w:pPr>
+    </w:p>
+    <w:p>
+      <w:pPr>
+        <w:spacing w:before="0"/>
+        <w:jc w:val="both"/>
+        <w:rPr>
+          <w:lang w:val="en-US"/>
+        </w:rPr>
+      </w:pPr>
+    </w:p>
+    <w:p>
+      <w:pPr>
+        <w:spacing w:before="0"/>
+        <w:jc w:val="both"/>
+        <w:rPr>
+          <w:lang w:val="en-US"/>
+        </w:rPr>
+      </w:pPr>
+    </w:p>
+    <w:p>
+      <w:pPr>
+        <w:spacing w:before="0"/>
+        <w:jc w:val="both"/>
+        <w:rPr>
+          <w:lang w:val="en-US"/>
+        </w:rPr>
+      </w:pPr>
+    </w:p>
+    <w:p>
+      <w:pPr>
+        <w:rPr>
+          <w:lang w:val="en-US"/>
+        </w:rPr>
+      </w:pPr>
+      <w:r>
+        <w:rPr>
+          <w:lang w:val="en-US"/>
+        </w:rPr>
+        <w:br w:type="page"/>
+      </w:r>
+    </w:p>
+    <w:p>
+      <w:pPr>
+        <w:spacing w:before="0"/>
+        <w:jc w:val="both"/>
+        <w:rPr>
+          <w:lang w:val="en-US"/>
+        </w:rPr>
+      </w:pPr>
+    </w:p>
+    <w:p>
+      <w:pPr>
+        <w:pStyle w:val="Titre2"/>
+      </w:pPr>
+      <w:r>
+        <w:t xml:space="preserve">Annexe </w:t>
+      </w:r>
+      <w:r>
+        <w:t>9</w:t>
+      </w:r>
+      <w:r>
+        <w:t xml:space="preserve">: Requête SQL </w:t>
+      </w:r>
+      <w:proofErr w:type="spellStart"/>
+      <w:r>
+        <w:t>function</w:t>
+      </w:r>
+      <w:proofErr w:type="spellEnd"/>
+      <w:r>
+        <w:t xml:space="preserve"> trigger </w:t>
+      </w:r>
+      <w:proofErr w:type="spellStart"/>
+      <w:r>
+        <w:t>logs_ventes</w:t>
+      </w:r>
+      <w:proofErr w:type="spellEnd"/>
+    </w:p>
+    <w:p>
+      <w:pPr>
+        <w:spacing w:before="0"/>
+      </w:pPr>
+      <w:r>
+        <w:t>-- Création de la fonction trigger pour les logs vente</w:t>
+      </w:r>
+      <w:r>
+        <w:t>s</w:t>
+      </w:r>
+    </w:p>
+    <w:p>
+      <w:pPr>
+        <w:spacing w:before="0"/>
+      </w:pPr>
+    </w:p>
+    <w:p>
+      <w:pPr>
+        <w:spacing w:before="0"/>
+        <w:rPr>
+          <w:lang w:val="en-US"/>
+        </w:rPr>
+      </w:pPr>
+      <w:r>
+        <w:rPr>
+          <w:lang w:val="en-US"/>
+        </w:rPr>
+        <w:t xml:space="preserve">CREATE OR REPLACE FUNCTION </w:t>
+      </w:r>
+      <w:proofErr w:type="spellStart"/>
+      <w:r>
+        <w:rPr>
+          <w:lang w:val="en-US"/>
+        </w:rPr>
+        <w:t>logs_ventes_trigger_function</w:t>
+      </w:r>
+      <w:proofErr w:type="spellEnd"/>
+      <w:r>
+        <w:rPr>
+          <w:lang w:val="en-US"/>
+        </w:rPr>
+        <w:t>()</w:t>
+      </w:r>
+    </w:p>
+    <w:p>
+      <w:pPr>
+        <w:spacing w:before="0"/>
+        <w:rPr>
+          <w:lang w:val="en-US"/>
+        </w:rPr>
+      </w:pPr>
+      <w:r>
+        <w:rPr>
+          <w:lang w:val="en-US"/>
+        </w:rPr>
+        <w:t>RETURNS TRIGGER AS $$</w:t>
+      </w:r>
+    </w:p>
+    <w:p>
+      <w:pPr>
+        <w:spacing w:before="0"/>
+        <w:rPr>
+          <w:lang w:val="en-US"/>
+        </w:rPr>
+      </w:pPr>
+      <w:r>
+        <w:rPr>
+          <w:lang w:val="en-US"/>
+        </w:rPr>
+        <w:t>BEGIN</w:t>
+      </w:r>
+    </w:p>
+    <w:p>
+      <w:pPr>
+        <w:spacing w:before="0"/>
+        <w:rPr>
+          <w:lang w:val="en-US"/>
+        </w:rPr>
+      </w:pPr>
+      <w:r>
+        <w:rPr>
+          <w:lang w:val="en-US"/>
+        </w:rPr>
+        <w:tab/>
+        <w:t>IF TG_OP = 'INSERT' THEN</w:t>
+      </w:r>
+    </w:p>
+    <w:p>
+      <w:pPr>
+        <w:spacing w:before="0"/>
+        <w:rPr>
+          <w:lang w:val="en-US"/>
+        </w:rPr>
+      </w:pPr>
+      <w:r>
+        <w:rPr>
+          <w:lang w:val="en-US"/>
+        </w:rPr>
+        <w:tab/>
+      </w:r>
+      <w:r>
+        <w:rPr>
+          <w:lang w:val="en-US"/>
+        </w:rPr>
+        <w:tab/>
+        <w:t xml:space="preserve">INSERT INTO </w:t>
+      </w:r>
+      <w:proofErr w:type="spellStart"/>
+      <w:r>
+        <w:rPr>
+          <w:lang w:val="en-US"/>
+        </w:rPr>
+        <w:t>logs_ventes</w:t>
+      </w:r>
+      <w:proofErr w:type="spellEnd"/>
+      <w:r>
+        <w:rPr>
+          <w:lang w:val="en-US"/>
+        </w:rPr>
+        <w:t xml:space="preserve"> </w:t>
+      </w:r>
+      <w:r>
+        <w:rPr>
+          <w:lang w:val="en-US"/>
+        </w:rPr>
+        <w:t>(</w:t>
+      </w:r>
+    </w:p>
+    <w:p>
+      <w:pPr>
+        <w:spacing w:before="0"/>
+      </w:pPr>
+      <w:r>
+        <w:rPr>
+          <w:lang w:val="en-US"/>
+        </w:rPr>
+        <w:tab/>
+      </w:r>
+      <w:r>
+        <w:rPr>
+          <w:lang w:val="en-US"/>
+        </w:rPr>
+        <w:tab/>
+      </w:r>
+      <w:r>
+        <w:rPr>
+          <w:lang w:val="en-US"/>
+        </w:rPr>
+        <w:tab/>
+      </w:r>
+      <w:proofErr w:type="spellStart"/>
+      <w:r>
+        <w:t>id_user</w:t>
+      </w:r>
+      <w:proofErr w:type="spellEnd"/>
+      <w:r>
+        <w:t>,</w:t>
+      </w:r>
+    </w:p>
+    <w:p>
+      <w:pPr>
+        <w:spacing w:before="0"/>
+      </w:pPr>
+      <w:r>
+        <w:tab/>
+      </w:r>
+      <w:r>
+        <w:tab/>
+      </w:r>
+      <w:r>
+        <w:tab/>
+      </w:r>
+      <w:proofErr w:type="spellStart"/>
+      <w:r>
+        <w:t>date_insertion</w:t>
+      </w:r>
+      <w:proofErr w:type="spellEnd"/>
+      <w:r>
+        <w:t>,</w:t>
+      </w:r>
+    </w:p>
+    <w:p>
+      <w:pPr>
+        <w:spacing w:before="0"/>
+      </w:pPr>
+      <w:r>
+        <w:tab/>
+      </w:r>
+      <w:r>
+        <w:tab/>
+      </w:r>
+      <w:r>
+        <w:tab/>
+        <w:t>action,</w:t>
+      </w:r>
+    </w:p>
+    <w:p>
+      <w:pPr>
+        <w:spacing w:before="0"/>
+        <w:rPr>
+          <w:lang w:val="en-US"/>
+        </w:rPr>
+      </w:pPr>
+      <w:r>
+        <w:tab/>
+      </w:r>
+      <w:r>
+        <w:tab/>
+      </w:r>
+      <w:r>
+        <w:tab/>
+      </w:r>
+      <w:proofErr w:type="spellStart"/>
+      <w:r>
+        <w:rPr>
+          <w:lang w:val="en-US"/>
+        </w:rPr>
+        <w:t>id_ligne</w:t>
+      </w:r>
+      <w:proofErr w:type="spellEnd"/>
+      <w:r>
+        <w:rPr>
+          <w:lang w:val="en-US"/>
+        </w:rPr>
+        <w:t>,</w:t>
+      </w:r>
+    </w:p>
+    <w:p>
+      <w:pPr>
+        <w:spacing w:before="0"/>
+        <w:rPr>
+          <w:lang w:val="en-US"/>
+        </w:rPr>
+      </w:pPr>
+      <w:r>
+        <w:rPr>
+          <w:lang w:val="en-US"/>
+        </w:rPr>
+        <w:tab/>
+      </w:r>
+      <w:r>
+        <w:rPr>
+          <w:lang w:val="en-US"/>
+        </w:rPr>
+        <w:tab/>
+      </w:r>
+      <w:r>
+        <w:rPr>
+          <w:lang w:val="en-US"/>
+        </w:rPr>
+        <w:tab/>
+      </w:r>
+      <w:proofErr w:type="spellStart"/>
+      <w:r>
+        <w:rPr>
+          <w:lang w:val="en-US"/>
+        </w:rPr>
+        <w:t>customer_id</w:t>
+      </w:r>
+      <w:proofErr w:type="spellEnd"/>
+      <w:r>
+        <w:rPr>
+          <w:lang w:val="en-US"/>
+        </w:rPr>
+        <w:t>,</w:t>
+      </w:r>
+    </w:p>
+    <w:p>
+      <w:pPr>
+        <w:spacing w:before="0"/>
+        <w:rPr>
+          <w:lang w:val="en-US"/>
+        </w:rPr>
+      </w:pPr>
+      <w:r>
+        <w:rPr>
+          <w:lang w:val="en-US"/>
+        </w:rPr>
+        <w:tab/>
+      </w:r>
+      <w:r>
+        <w:rPr>
+          <w:lang w:val="en-US"/>
+        </w:rPr>
+        <w:tab/>
+      </w:r>
+      <w:r>
+        <w:rPr>
+          <w:lang w:val="en-US"/>
+        </w:rPr>
+        <w:tab/>
+      </w:r>
+      <w:proofErr w:type="spellStart"/>
+      <w:r>
+        <w:rPr>
+          <w:lang w:val="en-US"/>
+        </w:rPr>
+        <w:t>id_employe</w:t>
+      </w:r>
+      <w:proofErr w:type="spellEnd"/>
+      <w:r>
+        <w:rPr>
+          <w:lang w:val="en-US"/>
+        </w:rPr>
+        <w:t>,</w:t>
+      </w:r>
+    </w:p>
+    <w:p>
+      <w:pPr>
+        <w:spacing w:before="0"/>
+        <w:rPr>
+          <w:lang w:val="en-US"/>
+        </w:rPr>
+      </w:pPr>
+      <w:r>
+        <w:rPr>
+          <w:lang w:val="en-US"/>
+        </w:rPr>
+        <w:tab/>
+      </w:r>
+      <w:r>
+        <w:rPr>
+          <w:lang w:val="en-US"/>
+        </w:rPr>
+        <w:tab/>
+      </w:r>
+      <w:r>
+        <w:rPr>
+          <w:lang w:val="en-US"/>
+        </w:rPr>
+        <w:tab/>
+      </w:r>
+      <w:proofErr w:type="spellStart"/>
+      <w:r>
+        <w:rPr>
+          <w:lang w:val="en-US"/>
+        </w:rPr>
+        <w:t>ean</w:t>
+      </w:r>
+      <w:proofErr w:type="spellEnd"/>
+      <w:r>
+        <w:rPr>
+          <w:lang w:val="en-US"/>
+        </w:rPr>
+        <w:t>,</w:t>
+      </w:r>
+    </w:p>
+    <w:p>
+      <w:pPr>
+        <w:spacing w:before="0"/>
+        <w:rPr>
+          <w:lang w:val="en-US"/>
+        </w:rPr>
+      </w:pPr>
+      <w:r>
+        <w:rPr>
+          <w:lang w:val="en-US"/>
+        </w:rPr>
+        <w:tab/>
+      </w:r>
+      <w:r>
+        <w:rPr>
+          <w:lang w:val="en-US"/>
+        </w:rPr>
+        <w:tab/>
+      </w:r>
+      <w:r>
+        <w:rPr>
+          <w:lang w:val="en-US"/>
+        </w:rPr>
+        <w:tab/>
+      </w:r>
+      <w:proofErr w:type="spellStart"/>
+      <w:r>
+        <w:rPr>
+          <w:lang w:val="en-US"/>
+        </w:rPr>
+        <w:t>date_achat</w:t>
+      </w:r>
+      <w:proofErr w:type="spellEnd"/>
+      <w:r>
+        <w:rPr>
+          <w:lang w:val="en-US"/>
+        </w:rPr>
+        <w:t>,</w:t>
+      </w:r>
+    </w:p>
+    <w:p>
+      <w:pPr>
+        <w:spacing w:before="0"/>
+        <w:rPr>
+          <w:lang w:val="en-US"/>
+        </w:rPr>
+      </w:pPr>
+      <w:r>
+        <w:rPr>
+          <w:lang w:val="en-US"/>
+        </w:rPr>
+        <w:tab/>
+      </w:r>
+      <w:r>
+        <w:rPr>
+          <w:lang w:val="en-US"/>
+        </w:rPr>
+        <w:tab/>
+      </w:r>
+      <w:r>
+        <w:rPr>
+          <w:lang w:val="en-US"/>
+        </w:rPr>
+        <w:tab/>
+      </w:r>
+      <w:proofErr w:type="spellStart"/>
+      <w:r>
+        <w:rPr>
+          <w:lang w:val="en-US"/>
+        </w:rPr>
+        <w:t>id_ticket</w:t>
+      </w:r>
+      <w:proofErr w:type="spellEnd"/>
+    </w:p>
+    <w:p>
+      <w:pPr>
+        <w:spacing w:before="0"/>
+        <w:rPr>
+          <w:lang w:val="en-US"/>
+        </w:rPr>
+      </w:pPr>
+      <w:r>
+        <w:rPr>
+          <w:lang w:val="en-US"/>
+        </w:rPr>
+        <w:tab/>
+      </w:r>
+      <w:r>
+        <w:rPr>
+          <w:lang w:val="en-US"/>
+        </w:rPr>
+        <w:tab/>
+        <w:t>)</w:t>
+      </w:r>
+    </w:p>
+    <w:p>
+      <w:pPr>
+        <w:spacing w:before="0"/>
+        <w:rPr>
+          <w:lang w:val="en-US"/>
+        </w:rPr>
+      </w:pPr>
+      <w:r>
+        <w:rPr>
+          <w:lang w:val="en-US"/>
+        </w:rPr>
+        <w:tab/>
+      </w:r>
+      <w:r>
+        <w:rPr>
+          <w:lang w:val="en-US"/>
+        </w:rPr>
+        <w:tab/>
+        <w:t>VALUES(</w:t>
+      </w:r>
+    </w:p>
+    <w:p>
+      <w:pPr>
+        <w:spacing w:before="0"/>
+        <w:rPr>
+          <w:lang w:val="en-US"/>
+        </w:rPr>
+      </w:pPr>
+      <w:r>
+        <w:rPr>
+          <w:lang w:val="en-US"/>
+        </w:rPr>
+        <w:tab/>
+      </w:r>
+      <w:r>
+        <w:rPr>
+          <w:lang w:val="en-US"/>
+        </w:rPr>
+        <w:tab/>
+      </w:r>
+      <w:r>
+        <w:rPr>
+          <w:lang w:val="en-US"/>
+        </w:rPr>
+        <w:tab/>
+        <w:t>CURRENT_USER,</w:t>
+      </w:r>
+    </w:p>
+    <w:p>
+      <w:pPr>
+        <w:spacing w:before="0"/>
+        <w:rPr>
+          <w:lang w:val="en-US"/>
+        </w:rPr>
+      </w:pPr>
+      <w:r>
+        <w:rPr>
+          <w:lang w:val="en-US"/>
+        </w:rPr>
+        <w:tab/>
+      </w:r>
+      <w:r>
+        <w:rPr>
+          <w:lang w:val="en-US"/>
+        </w:rPr>
+        <w:tab/>
+      </w:r>
+      <w:r>
+        <w:rPr>
+          <w:lang w:val="en-US"/>
+        </w:rPr>
+        <w:tab/>
+        <w:t>CURRENT_DATE - DATE '1899-12-30',</w:t>
+      </w:r>
+    </w:p>
+    <w:p>
+      <w:pPr>
+        <w:spacing w:before="0"/>
+        <w:rPr>
+          <w:lang w:val="en-US"/>
+        </w:rPr>
+      </w:pPr>
+      <w:r>
+        <w:rPr>
+          <w:lang w:val="en-US"/>
+        </w:rPr>
+        <w:tab/>
+      </w:r>
+      <w:r>
+        <w:rPr>
+          <w:lang w:val="en-US"/>
+        </w:rPr>
+        <w:tab/>
+      </w:r>
+      <w:r>
+        <w:rPr>
+          <w:lang w:val="en-US"/>
+        </w:rPr>
+        <w:tab/>
+        <w:t>TG_OP,</w:t>
+      </w:r>
+    </w:p>
+    <w:p>
+      <w:pPr>
+        <w:spacing w:before="0"/>
+        <w:rPr>
+          <w:lang w:val="en-US"/>
+        </w:rPr>
+      </w:pPr>
+      <w:r>
+        <w:rPr>
+          <w:lang w:val="en-US"/>
+        </w:rPr>
+        <w:tab/>
+      </w:r>
+      <w:r>
+        <w:rPr>
+          <w:lang w:val="en-US"/>
+        </w:rPr>
+        <w:tab/>
+      </w:r>
+      <w:r>
+        <w:rPr>
+          <w:lang w:val="en-US"/>
+        </w:rPr>
+        <w:tab/>
+      </w:r>
+      <w:proofErr w:type="spellStart"/>
+      <w:r>
+        <w:rPr>
+          <w:lang w:val="en-US"/>
+        </w:rPr>
+        <w:t>NEW.id_bdd</w:t>
+      </w:r>
+      <w:proofErr w:type="spellEnd"/>
+      <w:r>
+        <w:rPr>
+          <w:lang w:val="en-US"/>
+        </w:rPr>
+        <w:t>,</w:t>
+      </w:r>
+    </w:p>
+    <w:p>
+      <w:pPr>
+        <w:spacing w:before="0"/>
+        <w:rPr>
+          <w:lang w:val="en-US"/>
+        </w:rPr>
+      </w:pPr>
+      <w:r>
+        <w:rPr>
+          <w:lang w:val="en-US"/>
+        </w:rPr>
+        <w:tab/>
+      </w:r>
+      <w:r>
+        <w:rPr>
+          <w:lang w:val="en-US"/>
+        </w:rPr>
+        <w:tab/>
+      </w:r>
+      <w:r>
+        <w:rPr>
+          <w:lang w:val="en-US"/>
+        </w:rPr>
+        <w:tab/>
+      </w:r>
+      <w:proofErr w:type="spellStart"/>
+      <w:r>
+        <w:rPr>
+          <w:lang w:val="en-US"/>
+        </w:rPr>
+        <w:t>NEW.customer_id</w:t>
+      </w:r>
+      <w:proofErr w:type="spellEnd"/>
+      <w:r>
+        <w:rPr>
+          <w:lang w:val="en-US"/>
+        </w:rPr>
+        <w:t>,</w:t>
+      </w:r>
+    </w:p>
+    <w:p>
+      <w:pPr>
+        <w:spacing w:before="0"/>
+        <w:rPr>
+          <w:lang w:val="en-US"/>
+        </w:rPr>
+      </w:pPr>
+      <w:r>
+        <w:rPr>
+          <w:lang w:val="en-US"/>
+        </w:rPr>
+        <w:tab/>
+      </w:r>
+      <w:r>
+        <w:rPr>
+          <w:lang w:val="en-US"/>
+        </w:rPr>
+        <w:tab/>
+      </w:r>
+      <w:r>
+        <w:rPr>
+          <w:lang w:val="en-US"/>
+        </w:rPr>
+        <w:tab/>
+      </w:r>
+      <w:proofErr w:type="spellStart"/>
+      <w:r>
+        <w:rPr>
+          <w:lang w:val="en-US"/>
+        </w:rPr>
+        <w:t>NEW.id_employe</w:t>
+      </w:r>
+      <w:proofErr w:type="spellEnd"/>
+      <w:r>
+        <w:rPr>
+          <w:lang w:val="en-US"/>
+        </w:rPr>
+        <w:t>,</w:t>
+      </w:r>
+    </w:p>
+    <w:p>
+      <w:pPr>
+        <w:spacing w:before="0"/>
+        <w:rPr>
+          <w:lang w:val="en-US"/>
+        </w:rPr>
+      </w:pPr>
+      <w:r>
+        <w:rPr>
+          <w:lang w:val="en-US"/>
+        </w:rPr>
+        <w:tab/>
+      </w:r>
+      <w:r>
+        <w:rPr>
+          <w:lang w:val="en-US"/>
+        </w:rPr>
+        <w:tab/>
+      </w:r>
+      <w:r>
+        <w:rPr>
+          <w:lang w:val="en-US"/>
+        </w:rPr>
+        <w:tab/>
+      </w:r>
+      <w:proofErr w:type="spellStart"/>
+      <w:r>
+        <w:rPr>
+          <w:lang w:val="en-US"/>
+        </w:rPr>
+        <w:t>NEW.ean</w:t>
+      </w:r>
+      <w:proofErr w:type="spellEnd"/>
+      <w:r>
+        <w:rPr>
+          <w:lang w:val="en-US"/>
+        </w:rPr>
+        <w:t>,</w:t>
+      </w:r>
+    </w:p>
+    <w:p>
+      <w:pPr>
+        <w:spacing w:before="0"/>
+        <w:rPr>
+          <w:lang w:val="en-US"/>
+        </w:rPr>
+      </w:pPr>
+      <w:r>
+        <w:rPr>
+          <w:lang w:val="en-US"/>
+        </w:rPr>
+        <w:tab/>
+      </w:r>
+      <w:r>
+        <w:rPr>
+          <w:lang w:val="en-US"/>
+        </w:rPr>
+        <w:tab/>
+      </w:r>
+      <w:r>
+        <w:rPr>
+          <w:lang w:val="en-US"/>
+        </w:rPr>
+        <w:tab/>
+      </w:r>
+      <w:proofErr w:type="spellStart"/>
+      <w:r>
+        <w:rPr>
+          <w:lang w:val="en-US"/>
+        </w:rPr>
+        <w:t>NEW.date</w:t>
+      </w:r>
+      <w:proofErr w:type="spellEnd"/>
+      <w:r>
+        <w:rPr>
+          <w:lang w:val="en-US"/>
+        </w:rPr>
+        <w:t>,</w:t>
+      </w:r>
+    </w:p>
+    <w:p>
+      <w:pPr>
+        <w:spacing w:before="0"/>
+        <w:rPr>
+          <w:lang w:val="en-US"/>
+        </w:rPr>
+      </w:pPr>
+      <w:r>
+        <w:rPr>
+          <w:lang w:val="en-US"/>
+        </w:rPr>
+        <w:tab/>
+      </w:r>
+      <w:r>
+        <w:rPr>
+          <w:lang w:val="en-US"/>
+        </w:rPr>
+        <w:tab/>
+      </w:r>
+      <w:r>
+        <w:rPr>
+          <w:lang w:val="en-US"/>
+        </w:rPr>
+        <w:tab/>
+      </w:r>
+      <w:proofErr w:type="spellStart"/>
+      <w:r>
+        <w:rPr>
+          <w:lang w:val="en-US"/>
+        </w:rPr>
+        <w:t>NEW.id_ticket</w:t>
+      </w:r>
+      <w:proofErr w:type="spellEnd"/>
+      <w:r>
+        <w:rPr>
+          <w:lang w:val="en-US"/>
+        </w:rPr>
+        <w:tab/>
+      </w:r>
+      <w:r>
+        <w:rPr>
+          <w:lang w:val="en-US"/>
+        </w:rPr>
+        <w:tab/>
+      </w:r>
+      <w:r>
+        <w:rPr>
+          <w:lang w:val="en-US"/>
+        </w:rPr>
+        <w:tab/>
+      </w:r>
+      <w:r>
+        <w:rPr>
+          <w:lang w:val="en-US"/>
+        </w:rPr>
+        <w:tab/>
+      </w:r>
+    </w:p>
+    <w:p>
+      <w:pPr>
+        <w:spacing w:before="0"/>
+        <w:rPr>
+          <w:lang w:val="en-US"/>
+        </w:rPr>
+      </w:pPr>
+      <w:r>
+        <w:rPr>
+          <w:lang w:val="en-US"/>
+        </w:rPr>
+        <w:tab/>
+      </w:r>
+      <w:r>
+        <w:rPr>
+          <w:lang w:val="en-US"/>
+        </w:rPr>
+        <w:tab/>
         <w:t>);</w:t>
       </w:r>
     </w:p>
     <w:p>
       <w:pPr>
         <w:spacing w:before="0"/>
-        <w:jc w:val="both"/>
-        <w:rPr>
-          <w:lang w:val="en-US"/>
-        </w:rPr>
-      </w:pPr>
-    </w:p>
-    <w:p>
-      <w:pPr>
-        <w:spacing w:before="0"/>
-        <w:jc w:val="both"/>
-        <w:rPr>
-          <w:lang w:val="en-US"/>
-        </w:rPr>
-      </w:pPr>
-      <w:r>
-        <w:rPr>
-          <w:lang w:val="en-US"/>
-        </w:rPr>
-        <w:t xml:space="preserve">CREATE TABLE IF NOT EXISTS </w:t>
+        <w:rPr>
+          <w:lang w:val="en-US"/>
+        </w:rPr>
+      </w:pPr>
+      <w:r>
+        <w:rPr>
+          <w:lang w:val="en-US"/>
+        </w:rPr>
+        <w:tab/>
+      </w:r>
+      <w:r>
+        <w:rPr>
+          <w:lang w:val="en-US"/>
+        </w:rPr>
+        <w:tab/>
+        <w:t>RETURN NEW;</w:t>
+      </w:r>
+    </w:p>
+    <w:p>
+      <w:pPr>
+        <w:spacing w:before="0"/>
+        <w:rPr>
+          <w:lang w:val="en-US"/>
+        </w:rPr>
+      </w:pPr>
+      <w:r>
+        <w:rPr>
+          <w:lang w:val="en-US"/>
+        </w:rPr>
+        <w:tab/>
+      </w:r>
+      <w:r>
+        <w:rPr>
+          <w:lang w:val="en-US"/>
+        </w:rPr>
+        <w:tab/>
+      </w:r>
+    </w:p>
+    <w:p>
+      <w:pPr>
+        <w:spacing w:before="0"/>
+        <w:rPr>
+          <w:lang w:val="en-US"/>
+        </w:rPr>
+      </w:pPr>
+      <w:r>
+        <w:rPr>
+          <w:lang w:val="en-US"/>
+        </w:rPr>
+        <w:tab/>
+        <w:t>ELSIF TG_OP = 'DELETE' THEN</w:t>
+      </w:r>
+    </w:p>
+    <w:p>
+      <w:pPr>
+        <w:spacing w:before="0"/>
+        <w:rPr>
+          <w:lang w:val="en-US"/>
+        </w:rPr>
+      </w:pPr>
+      <w:r>
+        <w:rPr>
+          <w:lang w:val="en-US"/>
+        </w:rPr>
+        <w:tab/>
+      </w:r>
+      <w:r>
+        <w:rPr>
+          <w:lang w:val="en-US"/>
+        </w:rPr>
+        <w:tab/>
+        <w:t xml:space="preserve">INSERT INTO </w:t>
       </w:r>
       <w:proofErr w:type="spellStart"/>
       <w:r>
         <w:rPr>
           <w:lang w:val="en-US"/>
         </w:rPr>
-        <w:t>logs_employe</w:t>
+        <w:t>logs_ventes</w:t>
       </w:r>
       <w:proofErr w:type="spellEnd"/>
       <w:r>
         <w:rPr>
           <w:lang w:val="en-US"/>
         </w:rPr>
-        <w:t xml:space="preserve"> (</w:t>
-      </w:r>
-    </w:p>
-    <w:p>
-      <w:pPr>
-        <w:spacing w:before="0"/>
-        <w:jc w:val="both"/>
-        <w:rPr>
-          <w:lang w:val="en-US"/>
-        </w:rPr>
-      </w:pPr>
+        <w:t>(</w:t>
+      </w:r>
+    </w:p>
+    <w:p>
+      <w:pPr>
+        <w:spacing w:before="0"/>
+      </w:pPr>
+      <w:r>
+        <w:rPr>
+          <w:lang w:val="en-US"/>
+        </w:rPr>
+        <w:tab/>
+      </w:r>
+      <w:r>
+        <w:rPr>
+          <w:lang w:val="en-US"/>
+        </w:rPr>
+        <w:tab/>
+      </w:r>
+      <w:r>
+        <w:rPr>
+          <w:lang w:val="en-US"/>
+        </w:rPr>
+        <w:tab/>
+      </w:r>
       <w:proofErr w:type="spellStart"/>
       <w:r>
-        <w:rPr>
-          <w:lang w:val="en-US"/>
-        </w:rPr>
         <w:t>id_user</w:t>
       </w:r>
       <w:proofErr w:type="spellEnd"/>
       <w:r>
-        <w:rPr>
-          <w:lang w:val="en-US"/>
-        </w:rPr>
-        <w:t xml:space="preserve"> VARCHAR NOT NULL,</w:t>
-      </w:r>
-    </w:p>
-    <w:p>
-      <w:pPr>
-        <w:spacing w:before="0"/>
-        <w:jc w:val="both"/>
-        <w:rPr>
-          <w:lang w:val="en-US"/>
-        </w:rPr>
-      </w:pPr>
-      <w:r>
-        <w:rPr>
-          <w:lang w:val="en-US"/>
-        </w:rPr>
-        <w:t>date INTEGER NOT NULL,</w:t>
-      </w:r>
-    </w:p>
-    <w:p>
-      <w:pPr>
-        <w:spacing w:before="0"/>
-        <w:jc w:val="both"/>
-        <w:rPr>
-          <w:lang w:val="en-US"/>
-        </w:rPr>
-      </w:pPr>
-      <w:r>
-        <w:rPr>
-          <w:lang w:val="en-US"/>
-        </w:rPr>
-        <w:t>action VARCHAR(10) NOT NULL,</w:t>
-      </w:r>
-    </w:p>
-    <w:p>
-      <w:pPr>
-        <w:spacing w:before="0"/>
-        <w:jc w:val="both"/>
-        <w:rPr>
-          <w:lang w:val="en-US"/>
-        </w:rPr>
-      </w:pPr>
+        <w:t>,</w:t>
+      </w:r>
+    </w:p>
+    <w:p>
+      <w:pPr>
+        <w:spacing w:before="0"/>
+      </w:pPr>
+      <w:r>
+        <w:tab/>
+      </w:r>
+      <w:r>
+        <w:tab/>
+      </w:r>
+      <w:r>
+        <w:tab/>
+      </w:r>
       <w:proofErr w:type="spellStart"/>
       <w:r>
-        <w:rPr>
-          <w:lang w:val="en-US"/>
-        </w:rPr>
-        <w:t>table_insert</w:t>
+        <w:t>date_insertion</w:t>
       </w:r>
       <w:proofErr w:type="spellEnd"/>
       <w:r>
-        <w:rPr>
-          <w:lang w:val="en-US"/>
-        </w:rPr>
-        <w:t xml:space="preserve"> VARCHAR(10) NOT NULL,</w:t>
-      </w:r>
-    </w:p>
-    <w:p>
-      <w:pPr>
-        <w:spacing w:before="0"/>
-        <w:jc w:val="both"/>
-        <w:rPr>
-          <w:lang w:val="en-US"/>
-        </w:rPr>
-      </w:pPr>
+        <w:t>,</w:t>
+      </w:r>
+    </w:p>
+    <w:p>
+      <w:pPr>
+        <w:spacing w:before="0"/>
+      </w:pPr>
+      <w:r>
+        <w:tab/>
+      </w:r>
+      <w:r>
+        <w:tab/>
+      </w:r>
+      <w:r>
+        <w:tab/>
+        <w:t>action,</w:t>
+      </w:r>
+    </w:p>
+    <w:p>
+      <w:pPr>
+        <w:spacing w:before="0"/>
+        <w:rPr>
+          <w:lang w:val="en-US"/>
+        </w:rPr>
+      </w:pPr>
+      <w:r>
+        <w:tab/>
+      </w:r>
+      <w:r>
+        <w:tab/>
+      </w:r>
+      <w:r>
+        <w:tab/>
+      </w:r>
       <w:proofErr w:type="spellStart"/>
       <w:r>
         <w:rPr>
@@ -22826,422 +27573,2107 @@
         <w:rPr>
           <w:lang w:val="en-US"/>
         </w:rPr>
-        <w:t xml:space="preserve"> VARCHAR NOT NULL,</w:t>
-      </w:r>
-    </w:p>
-    <w:p>
-      <w:pPr>
-        <w:spacing w:before="0"/>
-        <w:jc w:val="both"/>
-        <w:rPr>
-          <w:lang w:val="en-US"/>
-        </w:rPr>
-      </w:pPr>
-      <w:r>
-        <w:rPr>
-          <w:lang w:val="en-US"/>
-        </w:rPr>
-        <w:t>champs VARCHAR(10),</w:t>
-      </w:r>
-    </w:p>
-    <w:p>
-      <w:pPr>
-        <w:spacing w:before="0"/>
-        <w:jc w:val="both"/>
-        <w:rPr>
-          <w:lang w:val="en-US"/>
-        </w:rPr>
-      </w:pPr>
-      <w:r>
-        <w:rPr>
-          <w:lang w:val="en-US"/>
-        </w:rPr>
-        <w:t>detail VARCHAR</w:t>
-      </w:r>
-    </w:p>
-    <w:p>
-      <w:pPr>
-        <w:spacing w:before="0"/>
-        <w:jc w:val="both"/>
-        <w:rPr>
-          <w:lang w:val="en-US"/>
-        </w:rPr>
-      </w:pPr>
-      <w:r>
-        <w:rPr>
-          <w:lang w:val="en-US"/>
-        </w:rPr>
+        <w:t>,</w:t>
+      </w:r>
+    </w:p>
+    <w:p>
+      <w:pPr>
+        <w:spacing w:before="0"/>
+        <w:rPr>
+          <w:lang w:val="en-US"/>
+        </w:rPr>
+      </w:pPr>
+      <w:r>
+        <w:rPr>
+          <w:lang w:val="en-US"/>
+        </w:rPr>
+        <w:tab/>
+      </w:r>
+      <w:r>
+        <w:rPr>
+          <w:lang w:val="en-US"/>
+        </w:rPr>
+        <w:tab/>
+      </w:r>
+      <w:r>
+        <w:rPr>
+          <w:lang w:val="en-US"/>
+        </w:rPr>
+        <w:tab/>
+      </w:r>
+      <w:proofErr w:type="spellStart"/>
+      <w:r>
+        <w:rPr>
+          <w:lang w:val="en-US"/>
+        </w:rPr>
+        <w:t>customer_id</w:t>
+      </w:r>
+      <w:proofErr w:type="spellEnd"/>
+      <w:r>
+        <w:rPr>
+          <w:lang w:val="en-US"/>
+        </w:rPr>
+        <w:t>,</w:t>
+      </w:r>
+    </w:p>
+    <w:p>
+      <w:pPr>
+        <w:spacing w:before="0"/>
+        <w:rPr>
+          <w:lang w:val="en-US"/>
+        </w:rPr>
+      </w:pPr>
+      <w:r>
+        <w:rPr>
+          <w:lang w:val="en-US"/>
+        </w:rPr>
+        <w:tab/>
+      </w:r>
+      <w:r>
+        <w:rPr>
+          <w:lang w:val="en-US"/>
+        </w:rPr>
+        <w:tab/>
+      </w:r>
+      <w:r>
+        <w:rPr>
+          <w:lang w:val="en-US"/>
+        </w:rPr>
+        <w:tab/>
+      </w:r>
+      <w:proofErr w:type="spellStart"/>
+      <w:r>
+        <w:rPr>
+          <w:lang w:val="en-US"/>
+        </w:rPr>
+        <w:t>id_employe</w:t>
+      </w:r>
+      <w:proofErr w:type="spellEnd"/>
+      <w:r>
+        <w:rPr>
+          <w:lang w:val="en-US"/>
+        </w:rPr>
+        <w:t>,</w:t>
+      </w:r>
+    </w:p>
+    <w:p>
+      <w:pPr>
+        <w:spacing w:before="0"/>
+        <w:rPr>
+          <w:lang w:val="en-US"/>
+        </w:rPr>
+      </w:pPr>
+      <w:r>
+        <w:rPr>
+          <w:lang w:val="en-US"/>
+        </w:rPr>
+        <w:tab/>
+      </w:r>
+      <w:r>
+        <w:rPr>
+          <w:lang w:val="en-US"/>
+        </w:rPr>
+        <w:tab/>
+      </w:r>
+      <w:r>
+        <w:rPr>
+          <w:lang w:val="en-US"/>
+        </w:rPr>
+        <w:tab/>
+      </w:r>
+      <w:proofErr w:type="spellStart"/>
+      <w:r>
+        <w:rPr>
+          <w:lang w:val="en-US"/>
+        </w:rPr>
+        <w:t>ean</w:t>
+      </w:r>
+      <w:proofErr w:type="spellEnd"/>
+      <w:r>
+        <w:rPr>
+          <w:lang w:val="en-US"/>
+        </w:rPr>
+        <w:t>,</w:t>
+      </w:r>
+    </w:p>
+    <w:p>
+      <w:pPr>
+        <w:spacing w:before="0"/>
+        <w:rPr>
+          <w:lang w:val="en-US"/>
+        </w:rPr>
+      </w:pPr>
+      <w:r>
+        <w:rPr>
+          <w:lang w:val="en-US"/>
+        </w:rPr>
+        <w:tab/>
+      </w:r>
+      <w:r>
+        <w:rPr>
+          <w:lang w:val="en-US"/>
+        </w:rPr>
+        <w:tab/>
+      </w:r>
+      <w:r>
+        <w:rPr>
+          <w:lang w:val="en-US"/>
+        </w:rPr>
+        <w:tab/>
+      </w:r>
+      <w:proofErr w:type="spellStart"/>
+      <w:r>
+        <w:rPr>
+          <w:lang w:val="en-US"/>
+        </w:rPr>
+        <w:t>date_achat</w:t>
+      </w:r>
+      <w:proofErr w:type="spellEnd"/>
+      <w:r>
+        <w:rPr>
+          <w:lang w:val="en-US"/>
+        </w:rPr>
+        <w:t>,</w:t>
+      </w:r>
+    </w:p>
+    <w:p>
+      <w:pPr>
+        <w:spacing w:before="0"/>
+        <w:rPr>
+          <w:lang w:val="en-US"/>
+        </w:rPr>
+      </w:pPr>
+      <w:r>
+        <w:rPr>
+          <w:lang w:val="en-US"/>
+        </w:rPr>
+        <w:tab/>
+      </w:r>
+      <w:r>
+        <w:rPr>
+          <w:lang w:val="en-US"/>
+        </w:rPr>
+        <w:tab/>
+      </w:r>
+      <w:r>
+        <w:rPr>
+          <w:lang w:val="en-US"/>
+        </w:rPr>
+        <w:tab/>
+      </w:r>
+      <w:proofErr w:type="spellStart"/>
+      <w:r>
+        <w:rPr>
+          <w:lang w:val="en-US"/>
+        </w:rPr>
+        <w:t>id_ticket</w:t>
+      </w:r>
+      <w:proofErr w:type="spellEnd"/>
+    </w:p>
+    <w:p>
+      <w:pPr>
+        <w:spacing w:before="0"/>
+        <w:rPr>
+          <w:lang w:val="en-US"/>
+        </w:rPr>
+      </w:pPr>
+      <w:r>
+        <w:rPr>
+          <w:lang w:val="en-US"/>
+        </w:rPr>
+        <w:tab/>
+      </w:r>
+      <w:r>
+        <w:rPr>
+          <w:lang w:val="en-US"/>
+        </w:rPr>
+        <w:tab/>
+        <w:t>)</w:t>
+      </w:r>
+    </w:p>
+    <w:p>
+      <w:pPr>
+        <w:spacing w:before="0"/>
+        <w:rPr>
+          <w:lang w:val="en-US"/>
+        </w:rPr>
+      </w:pPr>
+      <w:r>
+        <w:rPr>
+          <w:lang w:val="en-US"/>
+        </w:rPr>
+        <w:lastRenderedPageBreak/>
+        <w:tab/>
+      </w:r>
+      <w:r>
+        <w:rPr>
+          <w:lang w:val="en-US"/>
+        </w:rPr>
+        <w:tab/>
+        <w:t>VALUES(</w:t>
+      </w:r>
+    </w:p>
+    <w:p>
+      <w:pPr>
+        <w:spacing w:before="0"/>
+        <w:rPr>
+          <w:lang w:val="en-US"/>
+        </w:rPr>
+      </w:pPr>
+      <w:r>
+        <w:rPr>
+          <w:lang w:val="en-US"/>
+        </w:rPr>
+        <w:tab/>
+      </w:r>
+      <w:r>
+        <w:rPr>
+          <w:lang w:val="en-US"/>
+        </w:rPr>
+        <w:tab/>
+      </w:r>
+      <w:r>
+        <w:rPr>
+          <w:lang w:val="en-US"/>
+        </w:rPr>
+        <w:tab/>
+        <w:t>CURRENT_USER,</w:t>
+      </w:r>
+    </w:p>
+    <w:p>
+      <w:pPr>
+        <w:spacing w:before="0"/>
+        <w:rPr>
+          <w:lang w:val="en-US"/>
+        </w:rPr>
+      </w:pPr>
+      <w:r>
+        <w:rPr>
+          <w:lang w:val="en-US"/>
+        </w:rPr>
+        <w:tab/>
+      </w:r>
+      <w:r>
+        <w:rPr>
+          <w:lang w:val="en-US"/>
+        </w:rPr>
+        <w:tab/>
+      </w:r>
+      <w:r>
+        <w:rPr>
+          <w:lang w:val="en-US"/>
+        </w:rPr>
+        <w:tab/>
+        <w:t>CURRENT_DATE - DATE '1899-12-30',</w:t>
+      </w:r>
+    </w:p>
+    <w:p>
+      <w:pPr>
+        <w:spacing w:before="0"/>
+        <w:rPr>
+          <w:lang w:val="en-US"/>
+        </w:rPr>
+      </w:pPr>
+      <w:r>
+        <w:rPr>
+          <w:lang w:val="en-US"/>
+        </w:rPr>
+        <w:tab/>
+      </w:r>
+      <w:r>
+        <w:rPr>
+          <w:lang w:val="en-US"/>
+        </w:rPr>
+        <w:tab/>
+      </w:r>
+      <w:r>
+        <w:rPr>
+          <w:lang w:val="en-US"/>
+        </w:rPr>
+        <w:tab/>
+        <w:t>TG_OP,</w:t>
+      </w:r>
+    </w:p>
+    <w:p>
+      <w:pPr>
+        <w:spacing w:before="0"/>
+        <w:rPr>
+          <w:lang w:val="en-US"/>
+        </w:rPr>
+      </w:pPr>
+      <w:r>
+        <w:rPr>
+          <w:lang w:val="en-US"/>
+        </w:rPr>
+        <w:tab/>
+      </w:r>
+      <w:r>
+        <w:rPr>
+          <w:lang w:val="en-US"/>
+        </w:rPr>
+        <w:tab/>
+      </w:r>
+      <w:r>
+        <w:rPr>
+          <w:lang w:val="en-US"/>
+        </w:rPr>
+        <w:tab/>
+      </w:r>
+      <w:proofErr w:type="spellStart"/>
+      <w:r>
+        <w:rPr>
+          <w:lang w:val="en-US"/>
+        </w:rPr>
+        <w:t>OLD.id_bdd</w:t>
+      </w:r>
+      <w:proofErr w:type="spellEnd"/>
+      <w:r>
+        <w:rPr>
+          <w:lang w:val="en-US"/>
+        </w:rPr>
+        <w:t>,</w:t>
+      </w:r>
+    </w:p>
+    <w:p>
+      <w:pPr>
+        <w:spacing w:before="0"/>
+        <w:rPr>
+          <w:lang w:val="en-US"/>
+        </w:rPr>
+      </w:pPr>
+      <w:r>
+        <w:rPr>
+          <w:lang w:val="en-US"/>
+        </w:rPr>
+        <w:tab/>
+      </w:r>
+      <w:r>
+        <w:rPr>
+          <w:lang w:val="en-US"/>
+        </w:rPr>
+        <w:tab/>
+      </w:r>
+      <w:r>
+        <w:rPr>
+          <w:lang w:val="en-US"/>
+        </w:rPr>
+        <w:tab/>
+      </w:r>
+      <w:proofErr w:type="spellStart"/>
+      <w:r>
+        <w:rPr>
+          <w:lang w:val="en-US"/>
+        </w:rPr>
+        <w:t>OLD.customer_id</w:t>
+      </w:r>
+      <w:proofErr w:type="spellEnd"/>
+      <w:r>
+        <w:rPr>
+          <w:lang w:val="en-US"/>
+        </w:rPr>
+        <w:t>,</w:t>
+      </w:r>
+    </w:p>
+    <w:p>
+      <w:pPr>
+        <w:spacing w:before="0"/>
+        <w:rPr>
+          <w:lang w:val="en-US"/>
+        </w:rPr>
+      </w:pPr>
+      <w:r>
+        <w:rPr>
+          <w:lang w:val="en-US"/>
+        </w:rPr>
+        <w:tab/>
+      </w:r>
+      <w:r>
+        <w:rPr>
+          <w:lang w:val="en-US"/>
+        </w:rPr>
+        <w:tab/>
+      </w:r>
+      <w:r>
+        <w:rPr>
+          <w:lang w:val="en-US"/>
+        </w:rPr>
+        <w:tab/>
+      </w:r>
+      <w:proofErr w:type="spellStart"/>
+      <w:r>
+        <w:rPr>
+          <w:lang w:val="en-US"/>
+        </w:rPr>
+        <w:t>OLD.id_employe</w:t>
+      </w:r>
+      <w:proofErr w:type="spellEnd"/>
+      <w:r>
+        <w:rPr>
+          <w:lang w:val="en-US"/>
+        </w:rPr>
+        <w:t>,</w:t>
+      </w:r>
+    </w:p>
+    <w:p>
+      <w:pPr>
+        <w:spacing w:before="0"/>
+        <w:rPr>
+          <w:lang w:val="en-US"/>
+        </w:rPr>
+      </w:pPr>
+      <w:r>
+        <w:rPr>
+          <w:lang w:val="en-US"/>
+        </w:rPr>
+        <w:tab/>
+      </w:r>
+      <w:r>
+        <w:rPr>
+          <w:lang w:val="en-US"/>
+        </w:rPr>
+        <w:tab/>
+      </w:r>
+      <w:r>
+        <w:rPr>
+          <w:lang w:val="en-US"/>
+        </w:rPr>
+        <w:tab/>
+      </w:r>
+      <w:proofErr w:type="spellStart"/>
+      <w:r>
+        <w:rPr>
+          <w:lang w:val="en-US"/>
+        </w:rPr>
+        <w:t>OLD.ean</w:t>
+      </w:r>
+      <w:proofErr w:type="spellEnd"/>
+      <w:r>
+        <w:rPr>
+          <w:lang w:val="en-US"/>
+        </w:rPr>
+        <w:t>,</w:t>
+      </w:r>
+    </w:p>
+    <w:p>
+      <w:pPr>
+        <w:spacing w:before="0"/>
+        <w:rPr>
+          <w:lang w:val="en-US"/>
+        </w:rPr>
+      </w:pPr>
+      <w:r>
+        <w:rPr>
+          <w:lang w:val="en-US"/>
+        </w:rPr>
+        <w:tab/>
+      </w:r>
+      <w:r>
+        <w:rPr>
+          <w:lang w:val="en-US"/>
+        </w:rPr>
+        <w:tab/>
+      </w:r>
+      <w:r>
+        <w:rPr>
+          <w:lang w:val="en-US"/>
+        </w:rPr>
+        <w:tab/>
+      </w:r>
+      <w:proofErr w:type="spellStart"/>
+      <w:r>
+        <w:rPr>
+          <w:lang w:val="en-US"/>
+        </w:rPr>
+        <w:t>OLD.date</w:t>
+      </w:r>
+      <w:proofErr w:type="spellEnd"/>
+      <w:r>
+        <w:rPr>
+          <w:lang w:val="en-US"/>
+        </w:rPr>
+        <w:t>,</w:t>
+      </w:r>
+    </w:p>
+    <w:p>
+      <w:pPr>
+        <w:spacing w:before="0"/>
+        <w:rPr>
+          <w:lang w:val="en-US"/>
+        </w:rPr>
+      </w:pPr>
+      <w:r>
+        <w:rPr>
+          <w:lang w:val="en-US"/>
+        </w:rPr>
+        <w:tab/>
+      </w:r>
+      <w:r>
+        <w:rPr>
+          <w:lang w:val="en-US"/>
+        </w:rPr>
+        <w:tab/>
+      </w:r>
+      <w:r>
+        <w:rPr>
+          <w:lang w:val="en-US"/>
+        </w:rPr>
+        <w:tab/>
+      </w:r>
+      <w:proofErr w:type="spellStart"/>
+      <w:r>
+        <w:rPr>
+          <w:lang w:val="en-US"/>
+        </w:rPr>
+        <w:t>OLD.id_ticket</w:t>
+      </w:r>
+      <w:proofErr w:type="spellEnd"/>
+      <w:r>
+        <w:rPr>
+          <w:lang w:val="en-US"/>
+        </w:rPr>
+        <w:tab/>
+      </w:r>
+      <w:r>
+        <w:rPr>
+          <w:lang w:val="en-US"/>
+        </w:rPr>
+        <w:tab/>
+      </w:r>
+      <w:r>
+        <w:rPr>
+          <w:lang w:val="en-US"/>
+        </w:rPr>
+        <w:tab/>
+      </w:r>
+      <w:r>
+        <w:rPr>
+          <w:lang w:val="en-US"/>
+        </w:rPr>
+        <w:tab/>
+      </w:r>
+    </w:p>
+    <w:p>
+      <w:pPr>
+        <w:spacing w:before="0"/>
+        <w:rPr>
+          <w:lang w:val="en-US"/>
+        </w:rPr>
+      </w:pPr>
+      <w:r>
+        <w:rPr>
+          <w:lang w:val="en-US"/>
+        </w:rPr>
+        <w:tab/>
+      </w:r>
+      <w:r>
+        <w:rPr>
+          <w:lang w:val="en-US"/>
+        </w:rPr>
+        <w:tab/>
         <w:t>);</w:t>
       </w:r>
     </w:p>
     <w:p>
       <w:pPr>
         <w:spacing w:before="0"/>
-        <w:jc w:val="both"/>
-        <w:rPr>
-          <w:lang w:val="en-US"/>
-        </w:rPr>
-      </w:pPr>
-    </w:p>
-    <w:p>
-      <w:pPr>
-        <w:spacing w:before="0"/>
-        <w:jc w:val="both"/>
-        <w:rPr>
-          <w:lang w:val="en-US"/>
-        </w:rPr>
-      </w:pPr>
-      <w:r>
-        <w:rPr>
-          <w:lang w:val="en-US"/>
-        </w:rPr>
-        <w:t xml:space="preserve">CREATE TABLE IF NOT EXISTS </w:t>
+        <w:rPr>
+          <w:lang w:val="en-US"/>
+        </w:rPr>
+      </w:pPr>
+      <w:r>
+        <w:rPr>
+          <w:lang w:val="en-US"/>
+        </w:rPr>
+        <w:tab/>
+      </w:r>
+      <w:r>
+        <w:rPr>
+          <w:lang w:val="en-US"/>
+        </w:rPr>
+        <w:tab/>
+        <w:t>RETURN OLD;</w:t>
+      </w:r>
+    </w:p>
+    <w:p>
+      <w:pPr>
+        <w:spacing w:before="0"/>
+        <w:rPr>
+          <w:lang w:val="en-US"/>
+        </w:rPr>
+      </w:pPr>
+      <w:r>
+        <w:rPr>
+          <w:lang w:val="en-US"/>
+        </w:rPr>
+        <w:tab/>
+        <w:t>END IF;</w:t>
+      </w:r>
+    </w:p>
+    <w:p>
+      <w:pPr>
+        <w:spacing w:before="0"/>
+        <w:rPr>
+          <w:lang w:val="en-US"/>
+        </w:rPr>
+      </w:pPr>
+      <w:r>
+        <w:rPr>
+          <w:lang w:val="en-US"/>
+        </w:rPr>
+        <w:tab/>
+        <w:t>RETURN NULL;</w:t>
+      </w:r>
+    </w:p>
+    <w:p>
+      <w:pPr>
+        <w:spacing w:before="0"/>
+        <w:rPr>
+          <w:lang w:val="en-US"/>
+        </w:rPr>
+      </w:pPr>
+      <w:r>
+        <w:rPr>
+          <w:lang w:val="en-US"/>
+        </w:rPr>
+        <w:t>END;</w:t>
+      </w:r>
+    </w:p>
+    <w:p>
+      <w:pPr>
+        <w:spacing w:before="0"/>
+        <w:rPr>
+          <w:lang w:val="en-US"/>
+        </w:rPr>
+      </w:pPr>
+      <w:r>
+        <w:rPr>
+          <w:lang w:val="en-US"/>
+        </w:rPr>
+        <w:t xml:space="preserve">$$ LANGUAGE </w:t>
       </w:r>
       <w:proofErr w:type="spellStart"/>
       <w:r>
         <w:rPr>
           <w:lang w:val="en-US"/>
         </w:rPr>
-        <w:t>logs_produits</w:t>
+        <w:t>plpgsql</w:t>
       </w:r>
       <w:proofErr w:type="spellEnd"/>
       <w:r>
         <w:rPr>
           <w:lang w:val="en-US"/>
         </w:rPr>
-        <w:t xml:space="preserve"> (</w:t>
-      </w:r>
-    </w:p>
-    <w:p>
-      <w:pPr>
-        <w:spacing w:before="0"/>
-        <w:jc w:val="both"/>
-        <w:rPr>
-          <w:lang w:val="en-US"/>
-        </w:rPr>
-      </w:pPr>
+        <w:t>;</w:t>
+      </w:r>
+    </w:p>
+    <w:p>
+      <w:pPr>
+        <w:spacing w:before="0"/>
+        <w:rPr>
+          <w:lang w:val="en-US"/>
+        </w:rPr>
+      </w:pPr>
+    </w:p>
+    <w:p>
+      <w:pPr>
+        <w:spacing w:before="0"/>
+        <w:rPr>
+          <w:lang w:val="en-US"/>
+        </w:rPr>
+      </w:pPr>
+      <w:r>
+        <w:rPr>
+          <w:lang w:val="en-US"/>
+        </w:rPr>
+        <w:t xml:space="preserve">CREATE OR REPLACE TRIGGER </w:t>
+      </w:r>
       <w:proofErr w:type="spellStart"/>
       <w:r>
         <w:rPr>
           <w:lang w:val="en-US"/>
         </w:rPr>
+        <w:t>logs_ventes_trigger</w:t>
+      </w:r>
+      <w:proofErr w:type="spellEnd"/>
+    </w:p>
+    <w:p>
+      <w:pPr>
+        <w:spacing w:before="0"/>
+        <w:rPr>
+          <w:lang w:val="en-US"/>
+        </w:rPr>
+      </w:pPr>
+      <w:r>
+        <w:rPr>
+          <w:lang w:val="en-US"/>
+        </w:rPr>
+        <w:t>BEFORE INSERT OR  DELETE ON vente</w:t>
+      </w:r>
+    </w:p>
+    <w:p>
+      <w:pPr>
+        <w:spacing w:before="0"/>
+        <w:rPr>
+          <w:lang w:val="en-US"/>
+        </w:rPr>
+      </w:pPr>
+      <w:r>
+        <w:rPr>
+          <w:lang w:val="en-US"/>
+        </w:rPr>
+        <w:tab/>
+        <w:t>FOR EACH ROW</w:t>
+      </w:r>
+    </w:p>
+    <w:p>
+      <w:pPr>
+        <w:spacing w:before="0"/>
+        <w:rPr>
+          <w:lang w:val="en-US"/>
+        </w:rPr>
+      </w:pPr>
+      <w:r>
+        <w:rPr>
+          <w:lang w:val="en-US"/>
+        </w:rPr>
+        <w:tab/>
+        <w:t xml:space="preserve">EXECUTE FUNCTION </w:t>
+      </w:r>
+      <w:proofErr w:type="spellStart"/>
+      <w:r>
+        <w:rPr>
+          <w:lang w:val="en-US"/>
+        </w:rPr>
+        <w:t>logs_ventes_trigger_function</w:t>
+      </w:r>
+      <w:proofErr w:type="spellEnd"/>
+      <w:r>
+        <w:rPr>
+          <w:lang w:val="en-US"/>
+        </w:rPr>
+        <w:t>();</w:t>
+      </w:r>
+    </w:p>
+    <w:p>
+      <w:pPr>
+        <w:spacing w:before="0"/>
+        <w:rPr>
+          <w:lang w:val="en-US"/>
+        </w:rPr>
+      </w:pPr>
+    </w:p>
+    <w:p>
+      <w:pPr>
+        <w:spacing w:before="0"/>
+        <w:rPr>
+          <w:lang w:val="en-US"/>
+        </w:rPr>
+      </w:pPr>
+    </w:p>
+    <w:p>
+      <w:pPr>
+        <w:spacing w:before="0"/>
+      </w:pPr>
+      <w:r>
+        <w:br w:type="page"/>
+      </w:r>
+    </w:p>
+    <w:p>
+      <w:pPr>
+        <w:pStyle w:val="Titre2"/>
+      </w:pPr>
+      <w:r>
+        <w:lastRenderedPageBreak/>
+        <w:t xml:space="preserve">Annexe </w:t>
+      </w:r>
+      <w:r>
+        <w:t>10</w:t>
+      </w:r>
+      <w:r>
+        <w:t xml:space="preserve">: Requête SQL </w:t>
+      </w:r>
+      <w:proofErr w:type="spellStart"/>
+      <w:r>
+        <w:t>function</w:t>
+      </w:r>
+      <w:proofErr w:type="spellEnd"/>
+      <w:r>
+        <w:t xml:space="preserve"> trigger </w:t>
+      </w:r>
+      <w:proofErr w:type="spellStart"/>
+      <w:r>
+        <w:t>logs_</w:t>
+      </w:r>
+      <w:r>
+        <w:t>client</w:t>
+      </w:r>
+      <w:proofErr w:type="spellEnd"/>
+    </w:p>
+    <w:p>
+      <w:pPr>
+        <w:spacing w:before="0"/>
+      </w:pPr>
+      <w:r>
+        <w:t>-- Création de la fonction trigger pour les logs clients</w:t>
+      </w:r>
+    </w:p>
+    <w:p>
+      <w:pPr>
+        <w:spacing w:before="0"/>
+        <w:rPr>
+          <w:lang w:val="en-US"/>
+        </w:rPr>
+      </w:pPr>
+      <w:r>
+        <w:rPr>
+          <w:lang w:val="en-US"/>
+        </w:rPr>
+        <w:t xml:space="preserve">CREATE OR REPLACE FUNCTION </w:t>
+      </w:r>
+      <w:proofErr w:type="spellStart"/>
+      <w:r>
+        <w:rPr>
+          <w:lang w:val="en-US"/>
+        </w:rPr>
+        <w:t>logs_client_trigger_function</w:t>
+      </w:r>
+      <w:proofErr w:type="spellEnd"/>
+      <w:r>
+        <w:rPr>
+          <w:lang w:val="en-US"/>
+        </w:rPr>
+        <w:t>()</w:t>
+      </w:r>
+    </w:p>
+    <w:p>
+      <w:pPr>
+        <w:spacing w:before="0"/>
+        <w:rPr>
+          <w:lang w:val="en-US"/>
+        </w:rPr>
+      </w:pPr>
+      <w:r>
+        <w:rPr>
+          <w:lang w:val="en-US"/>
+        </w:rPr>
+        <w:t>RETURNS TRIGGER AS $$</w:t>
+      </w:r>
+    </w:p>
+    <w:p>
+      <w:pPr>
+        <w:spacing w:before="0"/>
+        <w:rPr>
+          <w:lang w:val="en-US"/>
+        </w:rPr>
+      </w:pPr>
+      <w:r>
+        <w:rPr>
+          <w:lang w:val="en-US"/>
+        </w:rPr>
+        <w:tab/>
+        <w:t>BEGIN</w:t>
+      </w:r>
+    </w:p>
+    <w:p>
+      <w:pPr>
+        <w:spacing w:before="0"/>
+        <w:rPr>
+          <w:lang w:val="en-US"/>
+        </w:rPr>
+      </w:pPr>
+      <w:r>
+        <w:rPr>
+          <w:lang w:val="en-US"/>
+        </w:rPr>
+        <w:tab/>
+      </w:r>
+      <w:r>
+        <w:rPr>
+          <w:lang w:val="en-US"/>
+        </w:rPr>
+        <w:tab/>
+        <w:t>IF TG_OP = 'INSERT' THEN</w:t>
+      </w:r>
+    </w:p>
+    <w:p>
+      <w:pPr>
+        <w:spacing w:before="0"/>
+        <w:rPr>
+          <w:lang w:val="en-US"/>
+        </w:rPr>
+      </w:pPr>
+      <w:r>
+        <w:rPr>
+          <w:lang w:val="en-US"/>
+        </w:rPr>
+        <w:tab/>
+      </w:r>
+      <w:r>
+        <w:rPr>
+          <w:lang w:val="en-US"/>
+        </w:rPr>
+        <w:tab/>
+      </w:r>
+      <w:r>
+        <w:rPr>
+          <w:lang w:val="en-US"/>
+        </w:rPr>
+        <w:tab/>
+        <w:t xml:space="preserve">INSERT INTO </w:t>
+      </w:r>
+      <w:proofErr w:type="spellStart"/>
+      <w:r>
+        <w:rPr>
+          <w:lang w:val="en-US"/>
+        </w:rPr>
+        <w:t>logs_client</w:t>
+      </w:r>
+      <w:proofErr w:type="spellEnd"/>
+      <w:r>
+        <w:rPr>
+          <w:lang w:val="en-US"/>
+        </w:rPr>
+        <w:t>(</w:t>
+      </w:r>
+    </w:p>
+    <w:p>
+      <w:pPr>
+        <w:spacing w:before="0"/>
+      </w:pPr>
+      <w:r>
+        <w:rPr>
+          <w:lang w:val="en-US"/>
+        </w:rPr>
+        <w:tab/>
+      </w:r>
+      <w:r>
+        <w:rPr>
+          <w:lang w:val="en-US"/>
+        </w:rPr>
+        <w:tab/>
+      </w:r>
+      <w:r>
+        <w:rPr>
+          <w:lang w:val="en-US"/>
+        </w:rPr>
+        <w:tab/>
+      </w:r>
+      <w:r>
+        <w:rPr>
+          <w:lang w:val="en-US"/>
+        </w:rPr>
+        <w:tab/>
+      </w:r>
+      <w:proofErr w:type="spellStart"/>
+      <w:r>
         <w:t>id_user</w:t>
       </w:r>
       <w:proofErr w:type="spellEnd"/>
       <w:r>
-        <w:rPr>
-          <w:lang w:val="en-US"/>
-        </w:rPr>
-        <w:t xml:space="preserve"> VARCHAR NOT NULL,</w:t>
-      </w:r>
-    </w:p>
-    <w:p>
-      <w:pPr>
-        <w:spacing w:before="0"/>
-        <w:jc w:val="both"/>
-        <w:rPr>
-          <w:lang w:val="en-US"/>
-        </w:rPr>
-      </w:pPr>
-      <w:r>
-        <w:rPr>
-          <w:lang w:val="en-US"/>
-        </w:rPr>
-        <w:t>date INTEGER NOT NULL,</w:t>
-      </w:r>
-    </w:p>
-    <w:p>
-      <w:pPr>
-        <w:spacing w:before="0"/>
-        <w:jc w:val="both"/>
-        <w:rPr>
-          <w:lang w:val="en-US"/>
-        </w:rPr>
-      </w:pPr>
-      <w:r>
-        <w:rPr>
-          <w:lang w:val="en-US"/>
-        </w:rPr>
-        <w:t>action VARCHAR(10) NOT NULL,</w:t>
-      </w:r>
-    </w:p>
-    <w:p>
-      <w:pPr>
-        <w:spacing w:before="0"/>
-        <w:jc w:val="both"/>
-        <w:rPr>
-          <w:lang w:val="en-US"/>
-        </w:rPr>
-      </w:pPr>
+        <w:t>,</w:t>
+      </w:r>
+    </w:p>
+    <w:p>
+      <w:pPr>
+        <w:spacing w:before="0"/>
+      </w:pPr>
+      <w:r>
+        <w:tab/>
+      </w:r>
+      <w:r>
+        <w:tab/>
+      </w:r>
+      <w:r>
+        <w:tab/>
+      </w:r>
+      <w:r>
+        <w:tab/>
+      </w:r>
       <w:proofErr w:type="spellStart"/>
       <w:r>
-        <w:rPr>
-          <w:lang w:val="en-US"/>
-        </w:rPr>
-        <w:t>table_insert</w:t>
+        <w:t>date_insertion</w:t>
       </w:r>
       <w:proofErr w:type="spellEnd"/>
       <w:r>
-        <w:rPr>
-          <w:lang w:val="en-US"/>
-        </w:rPr>
-        <w:t xml:space="preserve"> VARCHAR(10) NOT NULL,</w:t>
-      </w:r>
-    </w:p>
-    <w:p>
-      <w:pPr>
-        <w:spacing w:before="0"/>
-        <w:jc w:val="both"/>
-        <w:rPr>
-          <w:lang w:val="en-US"/>
-        </w:rPr>
-      </w:pPr>
+        <w:t>,</w:t>
+      </w:r>
+    </w:p>
+    <w:p>
+      <w:pPr>
+        <w:spacing w:before="0"/>
+      </w:pPr>
+      <w:r>
+        <w:tab/>
+      </w:r>
+      <w:r>
+        <w:tab/>
+      </w:r>
+      <w:r>
+        <w:tab/>
+      </w:r>
+      <w:r>
+        <w:tab/>
+        <w:t>action,</w:t>
+      </w:r>
+    </w:p>
+    <w:p>
+      <w:pPr>
+        <w:spacing w:before="0"/>
+      </w:pPr>
+      <w:r>
+        <w:tab/>
+      </w:r>
+      <w:r>
+        <w:tab/>
+      </w:r>
+      <w:r>
+        <w:tab/>
+      </w:r>
+      <w:r>
+        <w:tab/>
+      </w:r>
       <w:proofErr w:type="spellStart"/>
       <w:r>
-        <w:rPr>
-          <w:lang w:val="en-US"/>
-        </w:rPr>
         <w:t>id_ligne</w:t>
       </w:r>
       <w:proofErr w:type="spellEnd"/>
       <w:r>
-        <w:rPr>
-          <w:lang w:val="en-US"/>
-        </w:rPr>
-        <w:t xml:space="preserve"> VARCHAR NOT NULL,</w:t>
-      </w:r>
-    </w:p>
-    <w:p>
-      <w:pPr>
-        <w:spacing w:before="0"/>
-        <w:jc w:val="both"/>
-        <w:rPr>
-          <w:lang w:val="en-US"/>
-        </w:rPr>
-      </w:pPr>
-      <w:r>
-        <w:rPr>
-          <w:lang w:val="en-US"/>
-        </w:rPr>
-        <w:t>champs VARCHAR(5) NOT NULL,</w:t>
-      </w:r>
-    </w:p>
-    <w:p>
-      <w:pPr>
-        <w:spacing w:before="0"/>
-        <w:jc w:val="both"/>
-        <w:rPr>
-          <w:lang w:val="en-US"/>
-        </w:rPr>
-      </w:pPr>
-      <w:r>
-        <w:rPr>
-          <w:lang w:val="en-US"/>
-        </w:rPr>
-        <w:t>detail FLOAT NOT NULL</w:t>
-      </w:r>
-    </w:p>
-    <w:p>
-      <w:pPr>
-        <w:spacing w:before="0"/>
-        <w:jc w:val="both"/>
-        <w:rPr>
-          <w:lang w:val="en-US"/>
-        </w:rPr>
-      </w:pPr>
-      <w:r>
-        <w:rPr>
-          <w:lang w:val="en-US"/>
-        </w:rPr>
+        <w:t>,</w:t>
+      </w:r>
+    </w:p>
+    <w:p>
+      <w:pPr>
+        <w:spacing w:before="0"/>
+      </w:pPr>
+      <w:r>
+        <w:tab/>
+      </w:r>
+      <w:r>
+        <w:tab/>
+      </w:r>
+      <w:r>
+        <w:tab/>
+      </w:r>
+      <w:r>
+        <w:tab/>
+        <w:t>champs,</w:t>
+      </w:r>
+    </w:p>
+    <w:p>
+      <w:pPr>
+        <w:spacing w:before="0"/>
+      </w:pPr>
+      <w:r>
+        <w:tab/>
+      </w:r>
+      <w:r>
+        <w:tab/>
+      </w:r>
+      <w:r>
+        <w:tab/>
+      </w:r>
+      <w:r>
+        <w:tab/>
+      </w:r>
+      <w:proofErr w:type="spellStart"/>
+      <w:r>
+        <w:t>detail</w:t>
+      </w:r>
+      <w:proofErr w:type="spellEnd"/>
+    </w:p>
+    <w:p>
+      <w:pPr>
+        <w:spacing w:before="0"/>
+      </w:pPr>
+      <w:r>
+        <w:tab/>
+      </w:r>
+      <w:r>
+        <w:tab/>
+      </w:r>
+      <w:r>
+        <w:tab/>
+        <w:t>)</w:t>
+      </w:r>
+    </w:p>
+    <w:p>
+      <w:pPr>
+        <w:spacing w:before="0"/>
+      </w:pPr>
+      <w:r>
+        <w:tab/>
+      </w:r>
+      <w:r>
+        <w:tab/>
+      </w:r>
+      <w:r>
+        <w:tab/>
+        <w:t>VALUES (</w:t>
+      </w:r>
+    </w:p>
+    <w:p>
+      <w:pPr>
+        <w:spacing w:before="0"/>
+        <w:rPr>
+          <w:lang w:val="en-US"/>
+        </w:rPr>
+      </w:pPr>
+      <w:r>
+        <w:tab/>
+      </w:r>
+      <w:r>
+        <w:tab/>
+      </w:r>
+      <w:r>
+        <w:tab/>
+      </w:r>
+      <w:r>
+        <w:tab/>
+      </w:r>
+      <w:r>
+        <w:rPr>
+          <w:lang w:val="en-US"/>
+        </w:rPr>
+        <w:t>CURRENT_USER,</w:t>
+      </w:r>
+    </w:p>
+    <w:p>
+      <w:pPr>
+        <w:spacing w:before="0"/>
+        <w:rPr>
+          <w:lang w:val="en-US"/>
+        </w:rPr>
+      </w:pPr>
+      <w:r>
+        <w:rPr>
+          <w:lang w:val="en-US"/>
+        </w:rPr>
+        <w:tab/>
+      </w:r>
+      <w:r>
+        <w:rPr>
+          <w:lang w:val="en-US"/>
+        </w:rPr>
+        <w:tab/>
+      </w:r>
+      <w:r>
+        <w:rPr>
+          <w:lang w:val="en-US"/>
+        </w:rPr>
+        <w:tab/>
+      </w:r>
+      <w:r>
+        <w:rPr>
+          <w:lang w:val="en-US"/>
+        </w:rPr>
+        <w:tab/>
+        <w:t>CURRENT_DATE - DATE '1899-12-30',</w:t>
+      </w:r>
+    </w:p>
+    <w:p>
+      <w:pPr>
+        <w:spacing w:before="0"/>
+        <w:rPr>
+          <w:lang w:val="en-US"/>
+        </w:rPr>
+      </w:pPr>
+      <w:r>
+        <w:rPr>
+          <w:lang w:val="en-US"/>
+        </w:rPr>
+        <w:tab/>
+      </w:r>
+      <w:r>
+        <w:rPr>
+          <w:lang w:val="en-US"/>
+        </w:rPr>
+        <w:tab/>
+      </w:r>
+      <w:r>
+        <w:rPr>
+          <w:lang w:val="en-US"/>
+        </w:rPr>
+        <w:tab/>
+      </w:r>
+      <w:r>
+        <w:rPr>
+          <w:lang w:val="en-US"/>
+        </w:rPr>
+        <w:tab/>
+        <w:t>TG_OP,</w:t>
+      </w:r>
+    </w:p>
+    <w:p>
+      <w:pPr>
+        <w:spacing w:before="0"/>
+        <w:rPr>
+          <w:lang w:val="en-US"/>
+        </w:rPr>
+      </w:pPr>
+      <w:r>
+        <w:rPr>
+          <w:lang w:val="en-US"/>
+        </w:rPr>
+        <w:tab/>
+      </w:r>
+      <w:r>
+        <w:rPr>
+          <w:lang w:val="en-US"/>
+        </w:rPr>
+        <w:tab/>
+      </w:r>
+      <w:r>
+        <w:rPr>
+          <w:lang w:val="en-US"/>
+        </w:rPr>
+        <w:tab/>
+      </w:r>
+      <w:r>
+        <w:rPr>
+          <w:lang w:val="en-US"/>
+        </w:rPr>
+        <w:tab/>
+      </w:r>
+      <w:proofErr w:type="spellStart"/>
+      <w:r>
+        <w:rPr>
+          <w:lang w:val="en-US"/>
+        </w:rPr>
+        <w:t>NEW.customer_id</w:t>
+      </w:r>
+      <w:proofErr w:type="spellEnd"/>
+      <w:r>
+        <w:rPr>
+          <w:lang w:val="en-US"/>
+        </w:rPr>
+        <w:t>,</w:t>
+      </w:r>
+    </w:p>
+    <w:p>
+      <w:pPr>
+        <w:spacing w:before="0"/>
+        <w:rPr>
+          <w:lang w:val="en-US"/>
+        </w:rPr>
+      </w:pPr>
+      <w:r>
+        <w:rPr>
+          <w:lang w:val="en-US"/>
+        </w:rPr>
+        <w:tab/>
+      </w:r>
+      <w:r>
+        <w:rPr>
+          <w:lang w:val="en-US"/>
+        </w:rPr>
+        <w:tab/>
+      </w:r>
+      <w:r>
+        <w:rPr>
+          <w:lang w:val="en-US"/>
+        </w:rPr>
+        <w:tab/>
+      </w:r>
+      <w:r>
+        <w:rPr>
+          <w:lang w:val="en-US"/>
+        </w:rPr>
+        <w:tab/>
+        <w:t>'</w:t>
+      </w:r>
+      <w:proofErr w:type="spellStart"/>
+      <w:r>
+        <w:rPr>
+          <w:lang w:val="en-US"/>
+        </w:rPr>
+        <w:t>date_inscription</w:t>
+      </w:r>
+      <w:proofErr w:type="spellEnd"/>
+      <w:r>
+        <w:rPr>
+          <w:lang w:val="en-US"/>
+        </w:rPr>
+        <w:t>',</w:t>
+      </w:r>
+    </w:p>
+    <w:p>
+      <w:pPr>
+        <w:spacing w:before="0"/>
+        <w:rPr>
+          <w:lang w:val="en-US"/>
+        </w:rPr>
+      </w:pPr>
+      <w:r>
+        <w:rPr>
+          <w:lang w:val="en-US"/>
+        </w:rPr>
+        <w:tab/>
+      </w:r>
+      <w:r>
+        <w:rPr>
+          <w:lang w:val="en-US"/>
+        </w:rPr>
+        <w:tab/>
+      </w:r>
+      <w:r>
+        <w:rPr>
+          <w:lang w:val="en-US"/>
+        </w:rPr>
+        <w:tab/>
+      </w:r>
+      <w:r>
+        <w:rPr>
+          <w:lang w:val="en-US"/>
+        </w:rPr>
+        <w:tab/>
+        <w:t>CURRENT_DATE</w:t>
+      </w:r>
+    </w:p>
+    <w:p>
+      <w:pPr>
+        <w:spacing w:before="0"/>
+        <w:rPr>
+          <w:lang w:val="en-US"/>
+        </w:rPr>
+      </w:pPr>
+      <w:r>
+        <w:rPr>
+          <w:lang w:val="en-US"/>
+        </w:rPr>
+        <w:tab/>
+      </w:r>
+      <w:r>
+        <w:rPr>
+          <w:lang w:val="en-US"/>
+        </w:rPr>
+        <w:tab/>
+      </w:r>
+      <w:r>
+        <w:rPr>
+          <w:lang w:val="en-US"/>
+        </w:rPr>
+        <w:tab/>
         <w:t>);</w:t>
       </w:r>
     </w:p>
     <w:p>
       <w:pPr>
         <w:spacing w:before="0"/>
-        <w:jc w:val="both"/>
-        <w:rPr>
-          <w:lang w:val="en-US"/>
-        </w:rPr>
-      </w:pPr>
-    </w:p>
-    <w:p>
-      <w:pPr>
-        <w:spacing w:before="0"/>
-        <w:jc w:val="both"/>
-        <w:rPr>
-          <w:lang w:val="en-US"/>
-        </w:rPr>
-      </w:pPr>
-      <w:r>
-        <w:rPr>
-          <w:lang w:val="en-US"/>
-        </w:rPr>
-        <w:t xml:space="preserve">CREATE TABLE IF NOT EXISTS </w:t>
+        <w:rPr>
+          <w:lang w:val="en-US"/>
+        </w:rPr>
+      </w:pPr>
+      <w:r>
+        <w:rPr>
+          <w:lang w:val="en-US"/>
+        </w:rPr>
+        <w:tab/>
+      </w:r>
+      <w:r>
+        <w:rPr>
+          <w:lang w:val="en-US"/>
+        </w:rPr>
+        <w:tab/>
+      </w:r>
+      <w:r>
+        <w:rPr>
+          <w:lang w:val="en-US"/>
+        </w:rPr>
+        <w:tab/>
+        <w:t>RETURN NEW;</w:t>
+      </w:r>
+    </w:p>
+    <w:p>
+      <w:pPr>
+        <w:spacing w:before="0"/>
+        <w:rPr>
+          <w:lang w:val="en-US"/>
+        </w:rPr>
+      </w:pPr>
+      <w:r>
+        <w:rPr>
+          <w:lang w:val="en-US"/>
+        </w:rPr>
+        <w:tab/>
+      </w:r>
+      <w:r>
+        <w:rPr>
+          <w:lang w:val="en-US"/>
+        </w:rPr>
+        <w:tab/>
+        <w:t>ELSIF TG_OP = 'DELETE' THEN</w:t>
+      </w:r>
+    </w:p>
+    <w:p>
+      <w:pPr>
+        <w:spacing w:before="0"/>
+        <w:rPr>
+          <w:lang w:val="en-US"/>
+        </w:rPr>
+      </w:pPr>
+      <w:r>
+        <w:rPr>
+          <w:lang w:val="en-US"/>
+        </w:rPr>
+        <w:tab/>
+      </w:r>
+      <w:r>
+        <w:rPr>
+          <w:lang w:val="en-US"/>
+        </w:rPr>
+        <w:tab/>
+      </w:r>
+      <w:r>
+        <w:rPr>
+          <w:lang w:val="en-US"/>
+        </w:rPr>
+        <w:tab/>
+        <w:t xml:space="preserve">INSERT INTO </w:t>
       </w:r>
       <w:proofErr w:type="spellStart"/>
       <w:r>
         <w:rPr>
           <w:lang w:val="en-US"/>
         </w:rPr>
-        <w:t>logs_ventes</w:t>
+        <w:t>logs_client</w:t>
       </w:r>
       <w:proofErr w:type="spellEnd"/>
       <w:r>
         <w:rPr>
           <w:lang w:val="en-US"/>
         </w:rPr>
-        <w:t xml:space="preserve"> (</w:t>
-      </w:r>
-    </w:p>
-    <w:p>
-      <w:pPr>
-        <w:spacing w:before="0"/>
-        <w:jc w:val="both"/>
-        <w:rPr>
-          <w:lang w:val="en-US"/>
-        </w:rPr>
-      </w:pPr>
+        <w:t>(</w:t>
+      </w:r>
+    </w:p>
+    <w:p>
+      <w:pPr>
+        <w:spacing w:before="0"/>
+      </w:pPr>
+      <w:r>
+        <w:rPr>
+          <w:lang w:val="en-US"/>
+        </w:rPr>
+        <w:tab/>
+      </w:r>
+      <w:r>
+        <w:rPr>
+          <w:lang w:val="en-US"/>
+        </w:rPr>
+        <w:tab/>
+      </w:r>
+      <w:r>
+        <w:rPr>
+          <w:lang w:val="en-US"/>
+        </w:rPr>
+        <w:tab/>
+      </w:r>
+      <w:r>
+        <w:rPr>
+          <w:lang w:val="en-US"/>
+        </w:rPr>
+        <w:tab/>
+      </w:r>
       <w:proofErr w:type="spellStart"/>
       <w:r>
-        <w:rPr>
-          <w:lang w:val="en-US"/>
-        </w:rPr>
         <w:t>id_user</w:t>
       </w:r>
       <w:proofErr w:type="spellEnd"/>
       <w:r>
-        <w:rPr>
-          <w:lang w:val="en-US"/>
-        </w:rPr>
-        <w:t xml:space="preserve"> VARCHAR NOT NULL,</w:t>
-      </w:r>
-    </w:p>
-    <w:p>
-      <w:pPr>
-        <w:spacing w:before="0"/>
-        <w:jc w:val="both"/>
-        <w:rPr>
-          <w:lang w:val="en-US"/>
-        </w:rPr>
-      </w:pPr>
-      <w:r>
-        <w:rPr>
-          <w:lang w:val="en-US"/>
-        </w:rPr>
-        <w:t>date INTEGER NOT NULL,</w:t>
-      </w:r>
-    </w:p>
-    <w:p>
-      <w:pPr>
-        <w:spacing w:before="0"/>
-        <w:jc w:val="both"/>
-        <w:rPr>
-          <w:lang w:val="en-US"/>
-        </w:rPr>
-      </w:pPr>
-      <w:r>
-        <w:rPr>
-          <w:lang w:val="en-US"/>
-        </w:rPr>
-        <w:t>action VARCHAR(10) NOT NULL,</w:t>
-      </w:r>
-    </w:p>
-    <w:p>
-      <w:pPr>
-        <w:spacing w:before="0"/>
-        <w:jc w:val="both"/>
-        <w:rPr>
-          <w:lang w:val="en-US"/>
-        </w:rPr>
-      </w:pPr>
+        <w:t>,</w:t>
+      </w:r>
+    </w:p>
+    <w:p>
+      <w:pPr>
+        <w:spacing w:before="0"/>
+      </w:pPr>
+      <w:r>
+        <w:tab/>
+      </w:r>
+      <w:r>
+        <w:tab/>
+      </w:r>
+      <w:r>
+        <w:tab/>
+      </w:r>
+      <w:r>
+        <w:tab/>
+      </w:r>
       <w:proofErr w:type="spellStart"/>
       <w:r>
-        <w:rPr>
-          <w:lang w:val="en-US"/>
-        </w:rPr>
-        <w:t>table_insert</w:t>
+        <w:t>date_insertion</w:t>
       </w:r>
       <w:proofErr w:type="spellEnd"/>
       <w:r>
-        <w:rPr>
-          <w:lang w:val="en-US"/>
-        </w:rPr>
-        <w:t xml:space="preserve"> VARCHAR(10) NOT NULL,</w:t>
-      </w:r>
-    </w:p>
-    <w:p>
-      <w:pPr>
-        <w:spacing w:before="0"/>
-        <w:jc w:val="both"/>
-        <w:rPr>
-          <w:lang w:val="en-US"/>
-        </w:rPr>
-      </w:pPr>
+        <w:t>,</w:t>
+      </w:r>
+    </w:p>
+    <w:p>
+      <w:pPr>
+        <w:spacing w:before="0"/>
+      </w:pPr>
+      <w:r>
+        <w:tab/>
+      </w:r>
+      <w:r>
+        <w:tab/>
+      </w:r>
+      <w:r>
+        <w:tab/>
+      </w:r>
+      <w:r>
+        <w:tab/>
+        <w:t>action,</w:t>
+      </w:r>
+    </w:p>
+    <w:p>
+      <w:pPr>
+        <w:spacing w:before="0"/>
+      </w:pPr>
+      <w:r>
+        <w:tab/>
+      </w:r>
+      <w:r>
+        <w:tab/>
+      </w:r>
+      <w:r>
+        <w:tab/>
+      </w:r>
+      <w:r>
+        <w:tab/>
+      </w:r>
       <w:proofErr w:type="spellStart"/>
       <w:r>
-        <w:rPr>
-          <w:lang w:val="en-US"/>
-        </w:rPr>
         <w:t>id_ligne</w:t>
       </w:r>
       <w:proofErr w:type="spellEnd"/>
       <w:r>
-        <w:rPr>
-          <w:lang w:val="en-US"/>
-        </w:rPr>
-        <w:t xml:space="preserve"> VARCHAR NOT NULL,</w:t>
-      </w:r>
-    </w:p>
-    <w:p>
-      <w:pPr>
-        <w:spacing w:before="0"/>
-        <w:jc w:val="both"/>
-        <w:rPr>
-          <w:lang w:val="en-US"/>
-        </w:rPr>
-      </w:pPr>
-      <w:r>
-        <w:rPr>
-          <w:lang w:val="en-US"/>
-        </w:rPr>
-        <w:t>champs VARCHAR(20) NOT NULL,</w:t>
-      </w:r>
-    </w:p>
-    <w:p>
-      <w:pPr>
-        <w:spacing w:before="0"/>
-        <w:jc w:val="both"/>
-        <w:rPr>
-          <w:lang w:val="en-US"/>
-        </w:rPr>
-      </w:pPr>
-      <w:r>
-        <w:rPr>
-          <w:lang w:val="en-US"/>
-        </w:rPr>
-        <w:t>detail VARCHAR NOT NULL</w:t>
-      </w:r>
-    </w:p>
-    <w:p>
-      <w:pPr>
-        <w:spacing w:before="0"/>
-        <w:jc w:val="both"/>
-      </w:pPr>
-      <w:r>
+        <w:t>,</w:t>
+      </w:r>
+    </w:p>
+    <w:p>
+      <w:pPr>
+        <w:spacing w:before="0"/>
+      </w:pPr>
+      <w:r>
+        <w:tab/>
+      </w:r>
+      <w:r>
+        <w:tab/>
+      </w:r>
+      <w:r>
+        <w:tab/>
+      </w:r>
+      <w:r>
+        <w:tab/>
+        <w:t>champs,</w:t>
+      </w:r>
+    </w:p>
+    <w:p>
+      <w:pPr>
+        <w:spacing w:before="0"/>
+      </w:pPr>
+      <w:r>
+        <w:tab/>
+      </w:r>
+      <w:r>
+        <w:tab/>
+      </w:r>
+      <w:r>
+        <w:tab/>
+      </w:r>
+      <w:r>
+        <w:tab/>
+      </w:r>
+      <w:proofErr w:type="spellStart"/>
+      <w:r>
+        <w:t>detail</w:t>
+      </w:r>
+      <w:proofErr w:type="spellEnd"/>
+    </w:p>
+    <w:p>
+      <w:pPr>
+        <w:spacing w:before="0"/>
+      </w:pPr>
+      <w:r>
+        <w:tab/>
+      </w:r>
+      <w:r>
+        <w:tab/>
+      </w:r>
+      <w:r>
+        <w:tab/>
+        <w:t>)</w:t>
+      </w:r>
+    </w:p>
+    <w:p>
+      <w:pPr>
+        <w:spacing w:before="0"/>
+      </w:pPr>
+      <w:r>
+        <w:tab/>
+      </w:r>
+      <w:r>
+        <w:tab/>
+      </w:r>
+      <w:r>
+        <w:tab/>
+        <w:t>VALUES (</w:t>
+      </w:r>
+    </w:p>
+    <w:p>
+      <w:pPr>
+        <w:spacing w:before="0"/>
+        <w:rPr>
+          <w:lang w:val="en-US"/>
+        </w:rPr>
+      </w:pPr>
+      <w:r>
+        <w:tab/>
+      </w:r>
+      <w:r>
+        <w:tab/>
+      </w:r>
+      <w:r>
+        <w:tab/>
+      </w:r>
+      <w:r>
+        <w:tab/>
+      </w:r>
+      <w:r>
+        <w:rPr>
+          <w:lang w:val="en-US"/>
+        </w:rPr>
+        <w:t>CURRENT_USER,</w:t>
+      </w:r>
+    </w:p>
+    <w:p>
+      <w:pPr>
+        <w:spacing w:before="0"/>
+        <w:rPr>
+          <w:lang w:val="en-US"/>
+        </w:rPr>
+      </w:pPr>
+      <w:r>
+        <w:rPr>
+          <w:lang w:val="en-US"/>
+        </w:rPr>
+        <w:tab/>
+      </w:r>
+      <w:r>
+        <w:rPr>
+          <w:lang w:val="en-US"/>
+        </w:rPr>
+        <w:tab/>
+      </w:r>
+      <w:r>
+        <w:rPr>
+          <w:lang w:val="en-US"/>
+        </w:rPr>
+        <w:tab/>
+      </w:r>
+      <w:r>
+        <w:rPr>
+          <w:lang w:val="en-US"/>
+        </w:rPr>
+        <w:tab/>
+        <w:t>CURRENT_DATE - DATE '1899-12-30',</w:t>
+      </w:r>
+    </w:p>
+    <w:p>
+      <w:pPr>
+        <w:spacing w:before="0"/>
+        <w:rPr>
+          <w:lang w:val="en-US"/>
+        </w:rPr>
+      </w:pPr>
+      <w:r>
+        <w:rPr>
+          <w:lang w:val="en-US"/>
+        </w:rPr>
+        <w:tab/>
+      </w:r>
+      <w:r>
+        <w:rPr>
+          <w:lang w:val="en-US"/>
+        </w:rPr>
+        <w:tab/>
+      </w:r>
+      <w:r>
+        <w:rPr>
+          <w:lang w:val="en-US"/>
+        </w:rPr>
+        <w:tab/>
+      </w:r>
+      <w:r>
+        <w:rPr>
+          <w:lang w:val="en-US"/>
+        </w:rPr>
+        <w:tab/>
+        <w:t>TG_OP,</w:t>
+      </w:r>
+    </w:p>
+    <w:p>
+      <w:pPr>
+        <w:spacing w:before="0"/>
+        <w:rPr>
+          <w:lang w:val="en-US"/>
+        </w:rPr>
+      </w:pPr>
+      <w:r>
+        <w:rPr>
+          <w:lang w:val="en-US"/>
+        </w:rPr>
+        <w:tab/>
+      </w:r>
+      <w:r>
+        <w:rPr>
+          <w:lang w:val="en-US"/>
+        </w:rPr>
+        <w:tab/>
+      </w:r>
+      <w:r>
+        <w:rPr>
+          <w:lang w:val="en-US"/>
+        </w:rPr>
+        <w:tab/>
+      </w:r>
+      <w:r>
+        <w:rPr>
+          <w:lang w:val="en-US"/>
+        </w:rPr>
+        <w:tab/>
+      </w:r>
+      <w:proofErr w:type="spellStart"/>
+      <w:r>
+        <w:rPr>
+          <w:lang w:val="en-US"/>
+        </w:rPr>
+        <w:t>OLD.customer_id</w:t>
+      </w:r>
+      <w:proofErr w:type="spellEnd"/>
+      <w:r>
+        <w:rPr>
+          <w:lang w:val="en-US"/>
+        </w:rPr>
+        <w:t>,</w:t>
+      </w:r>
+    </w:p>
+    <w:p>
+      <w:pPr>
+        <w:spacing w:before="0"/>
+        <w:rPr>
+          <w:lang w:val="en-US"/>
+        </w:rPr>
+      </w:pPr>
+      <w:r>
+        <w:rPr>
+          <w:lang w:val="en-US"/>
+        </w:rPr>
+        <w:tab/>
+      </w:r>
+      <w:r>
+        <w:rPr>
+          <w:lang w:val="en-US"/>
+        </w:rPr>
+        <w:tab/>
+      </w:r>
+      <w:r>
+        <w:rPr>
+          <w:lang w:val="en-US"/>
+        </w:rPr>
+        <w:tab/>
+      </w:r>
+      <w:r>
+        <w:rPr>
+          <w:lang w:val="en-US"/>
+        </w:rPr>
+        <w:tab/>
+        <w:t>'</w:t>
+      </w:r>
+      <w:proofErr w:type="spellStart"/>
+      <w:r>
+        <w:rPr>
+          <w:lang w:val="en-US"/>
+        </w:rPr>
+        <w:t>date_desinscription</w:t>
+      </w:r>
+      <w:proofErr w:type="spellEnd"/>
+      <w:r>
+        <w:rPr>
+          <w:lang w:val="en-US"/>
+        </w:rPr>
+        <w:t>',</w:t>
+      </w:r>
+    </w:p>
+    <w:p>
+      <w:pPr>
+        <w:spacing w:before="0"/>
+        <w:rPr>
+          <w:lang w:val="en-US"/>
+        </w:rPr>
+      </w:pPr>
+      <w:r>
+        <w:rPr>
+          <w:lang w:val="en-US"/>
+        </w:rPr>
+        <w:tab/>
+      </w:r>
+      <w:r>
+        <w:rPr>
+          <w:lang w:val="en-US"/>
+        </w:rPr>
+        <w:tab/>
+      </w:r>
+      <w:r>
+        <w:rPr>
+          <w:lang w:val="en-US"/>
+        </w:rPr>
+        <w:tab/>
+      </w:r>
+      <w:r>
+        <w:rPr>
+          <w:lang w:val="en-US"/>
+        </w:rPr>
+        <w:tab/>
+        <w:t>CURRENT_DATE</w:t>
+      </w:r>
+    </w:p>
+    <w:p>
+      <w:pPr>
+        <w:spacing w:before="0"/>
+        <w:rPr>
+          <w:lang w:val="en-US"/>
+        </w:rPr>
+      </w:pPr>
+      <w:r>
+        <w:rPr>
+          <w:lang w:val="en-US"/>
+        </w:rPr>
+        <w:tab/>
+      </w:r>
+      <w:r>
+        <w:rPr>
+          <w:lang w:val="en-US"/>
+        </w:rPr>
+        <w:tab/>
+      </w:r>
+      <w:r>
+        <w:rPr>
+          <w:lang w:val="en-US"/>
+        </w:rPr>
+        <w:tab/>
         <w:t>);</w:t>
       </w:r>
     </w:p>
     <w:p>
       <w:pPr>
         <w:spacing w:before="0"/>
-        <w:jc w:val="both"/>
-      </w:pPr>
-    </w:p>
-    <w:p>
-      <w:pPr>
-        <w:spacing w:before="0"/>
-        <w:jc w:val="both"/>
+        <w:rPr>
+          <w:lang w:val="en-US"/>
+        </w:rPr>
+      </w:pPr>
+      <w:r>
+        <w:rPr>
+          <w:lang w:val="en-US"/>
+        </w:rPr>
+        <w:tab/>
+      </w:r>
+      <w:r>
+        <w:rPr>
+          <w:lang w:val="en-US"/>
+        </w:rPr>
+        <w:tab/>
+      </w:r>
+      <w:r>
+        <w:rPr>
+          <w:lang w:val="en-US"/>
+        </w:rPr>
+        <w:tab/>
+        <w:t>RETURN OLD;</w:t>
+      </w:r>
+    </w:p>
+    <w:p>
+      <w:pPr>
+        <w:spacing w:before="0"/>
+        <w:rPr>
+          <w:lang w:val="en-US"/>
+        </w:rPr>
+      </w:pPr>
+      <w:r>
+        <w:rPr>
+          <w:lang w:val="en-US"/>
+        </w:rPr>
+        <w:tab/>
+      </w:r>
+      <w:r>
+        <w:rPr>
+          <w:lang w:val="en-US"/>
+        </w:rPr>
+        <w:tab/>
+        <w:t>END IF;</w:t>
+      </w:r>
+    </w:p>
+    <w:p>
+      <w:pPr>
+        <w:spacing w:before="0"/>
+        <w:rPr>
+          <w:lang w:val="en-US"/>
+        </w:rPr>
+      </w:pPr>
+      <w:r>
+        <w:rPr>
+          <w:lang w:val="en-US"/>
+        </w:rPr>
+        <w:tab/>
+      </w:r>
+      <w:r>
+        <w:rPr>
+          <w:lang w:val="en-US"/>
+        </w:rPr>
+        <w:tab/>
+        <w:t>RETURN NULL;</w:t>
+      </w:r>
+    </w:p>
+    <w:p>
+      <w:pPr>
+        <w:spacing w:before="0"/>
+        <w:rPr>
+          <w:lang w:val="en-US"/>
+        </w:rPr>
+      </w:pPr>
+      <w:r>
+        <w:rPr>
+          <w:lang w:val="en-US"/>
+        </w:rPr>
+        <w:tab/>
+        <w:t>END;</w:t>
+      </w:r>
+    </w:p>
+    <w:p>
+      <w:pPr>
+        <w:spacing w:before="0"/>
+      </w:pPr>
+      <w:r>
+        <w:lastRenderedPageBreak/>
+        <w:t xml:space="preserve">$$ LANGUAGE </w:t>
+      </w:r>
+      <w:proofErr w:type="spellStart"/>
+      <w:r>
+        <w:t>plpgsql</w:t>
+      </w:r>
+      <w:proofErr w:type="spellEnd"/>
+      <w:r>
+        <w:t>;</w:t>
+      </w:r>
+    </w:p>
+    <w:p/>
+    <w:p>
+      <w:pPr>
+        <w:spacing w:before="0"/>
+        <w:rPr>
+          <w:lang w:val="en-US"/>
+        </w:rPr>
+      </w:pPr>
+      <w:r>
+        <w:rPr>
+          <w:lang w:val="en-US"/>
+        </w:rPr>
+        <w:t xml:space="preserve">CREATE OR REPLACE TRIGGER </w:t>
+      </w:r>
+      <w:proofErr w:type="spellStart"/>
+      <w:r>
+        <w:rPr>
+          <w:lang w:val="en-US"/>
+        </w:rPr>
+        <w:t>logs_client_trigger</w:t>
+      </w:r>
+      <w:proofErr w:type="spellEnd"/>
+    </w:p>
+    <w:p>
+      <w:pPr>
+        <w:spacing w:before="0"/>
+        <w:rPr>
+          <w:lang w:val="en-US"/>
+        </w:rPr>
+      </w:pPr>
+      <w:r>
+        <w:rPr>
+          <w:lang w:val="en-US"/>
+        </w:rPr>
+        <w:t>BEFORE INSERT OR  DELETE ON client</w:t>
+      </w:r>
+    </w:p>
+    <w:p>
+      <w:pPr>
+        <w:spacing w:before="0"/>
+        <w:rPr>
+          <w:lang w:val="en-US"/>
+        </w:rPr>
+      </w:pPr>
+      <w:r>
+        <w:rPr>
+          <w:lang w:val="en-US"/>
+        </w:rPr>
+        <w:tab/>
+        <w:t>FOR EACH ROW</w:t>
+      </w:r>
+    </w:p>
+    <w:p>
+      <w:pPr>
+        <w:spacing w:before="0"/>
+        <w:rPr>
+          <w:lang w:val="en-US"/>
+        </w:rPr>
+      </w:pPr>
+      <w:r>
+        <w:rPr>
+          <w:lang w:val="en-US"/>
+        </w:rPr>
+        <w:tab/>
+        <w:t xml:space="preserve">EXECUTE FUNCTION </w:t>
+      </w:r>
+      <w:proofErr w:type="spellStart"/>
+      <w:r>
+        <w:rPr>
+          <w:lang w:val="en-US"/>
+        </w:rPr>
+        <w:t>logs_client_trigger_function</w:t>
+      </w:r>
+      <w:proofErr w:type="spellEnd"/>
+      <w:r>
+        <w:rPr>
+          <w:lang w:val="en-US"/>
+        </w:rPr>
+        <w:t>();</w:t>
+      </w:r>
+    </w:p>
+    <w:p>
+      <w:pPr>
+        <w:rPr>
+          <w:lang w:val="en-US"/>
+        </w:rPr>
+      </w:pPr>
+    </w:p>
+    <w:p>
+      <w:pPr>
+        <w:rPr>
+          <w:lang w:val="en-US"/>
+        </w:rPr>
+      </w:pPr>
+      <w:r>
+        <w:rPr>
+          <w:lang w:val="en-US"/>
+        </w:rPr>
+        <w:br w:type="page"/>
+      </w:r>
+    </w:p>
+    <w:p>
+      <w:pPr>
+        <w:spacing w:before="0"/>
+        <w:jc w:val="both"/>
+        <w:rPr>
+          <w:lang w:val="en-US"/>
+        </w:rPr>
       </w:pPr>
     </w:p>
     <w:p>
@@ -23250,8 +29682,16 @@
       </w:pPr>
       <w:bookmarkStart w:id="70" w:name="_Toc229940816"/>
       <w:r>
-        <w:lastRenderedPageBreak/>
-        <w:t>Annexe 8 : Légende matrice évaluation des risques</w:t>
+        <w:t xml:space="preserve">Annexe </w:t>
+      </w:r>
+      <w:r>
+        <w:t>1</w:t>
+      </w:r>
+      <w:r>
+        <w:t>1</w:t>
+      </w:r>
+      <w:r>
+        <w:t> : Légende matrice évaluation des risques</w:t>
       </w:r>
       <w:bookmarkEnd w:id="70"/>
     </w:p>
@@ -25120,7 +31560,13 @@
         <w:t xml:space="preserve">Annexe </w:t>
       </w:r>
       <w:r>
-        <w:t xml:space="preserve">9 : </w:t>
+        <w:t>1</w:t>
+      </w:r>
+      <w:r>
+        <w:t>2</w:t>
+      </w:r>
+      <w:r>
+        <w:t xml:space="preserve"> : </w:t>
       </w:r>
       <w:r>
         <w:t>Sources</w:t>
@@ -25134,7 +31580,84 @@
       <w:pPr>
         <w:jc w:val="both"/>
       </w:pPr>
-      <w:hyperlink r:id="rId20" w:anchor="MONITORING-PG-STAT-DATABASE-VIEW" w:history="1">
+      <w:hyperlink r:id="rId25" w:history="1">
+        <w:r>
+          <w:rPr>
+            <w:rStyle w:val="Lienhypertexte"/>
+          </w:rPr>
+          <w:t>https://www.postgresql.org/docs/18/sql-createprocedure.html</w:t>
+        </w:r>
+      </w:hyperlink>
+    </w:p>
+    <w:p>
+      <w:pPr>
+        <w:jc w:val="both"/>
+      </w:pPr>
+      <w:hyperlink r:id="rId26" w:history="1">
+        <w:r>
+          <w:rPr>
+            <w:rStyle w:val="Lienhypertexte"/>
+          </w:rPr>
+          <w:t>https://www.postgresql.org/docs/18/sql-createfunction.html</w:t>
+        </w:r>
+      </w:hyperlink>
+    </w:p>
+    <w:p>
+      <w:pPr>
+        <w:jc w:val="both"/>
+      </w:pPr>
+      <w:hyperlink r:id="rId27" w:history="1">
+        <w:r>
+          <w:rPr>
+            <w:rStyle w:val="Lienhypertexte"/>
+          </w:rPr>
+          <w:t>https://www.postgresql.org/docs/18/sql-createtrigger.html</w:t>
+        </w:r>
+      </w:hyperlink>
+    </w:p>
+    <w:p>
+      <w:pPr>
+        <w:jc w:val="both"/>
+      </w:pPr>
+      <w:hyperlink r:id="rId28" w:history="1">
+        <w:r>
+          <w:rPr>
+            <w:rStyle w:val="Lienhypertexte"/>
+          </w:rPr>
+          <w:t>https://www</w:t>
+        </w:r>
+        <w:r>
+          <w:rPr>
+            <w:rStyle w:val="Lienhypertexte"/>
+          </w:rPr>
+          <w:t>.</w:t>
+        </w:r>
+        <w:r>
+          <w:rPr>
+            <w:rStyle w:val="Lienhypertexte"/>
+          </w:rPr>
+          <w:t>postgresql.org/docs/current/plpgsql-trigger.html</w:t>
+        </w:r>
+      </w:hyperlink>
+    </w:p>
+    <w:p>
+      <w:pPr>
+        <w:jc w:val="both"/>
+      </w:pPr>
+      <w:hyperlink r:id="rId29" w:history="1">
+        <w:r>
+          <w:rPr>
+            <w:rStyle w:val="Lienhypertexte"/>
+          </w:rPr>
+          <w:t>https://www.postgresql.org/docs/18/sql-altertable.html</w:t>
+        </w:r>
+      </w:hyperlink>
+    </w:p>
+    <w:p>
+      <w:pPr>
+        <w:jc w:val="both"/>
+      </w:pPr>
+      <w:hyperlink r:id="rId30" w:history="1">
         <w:r>
           <w:rPr>
             <w:rStyle w:val="Lienhypertexte"/>
@@ -25147,7 +31670,7 @@
       <w:pPr>
         <w:jc w:val="both"/>
       </w:pPr>
-      <w:hyperlink r:id="rId21" w:anchor="MONITORING-PG-STAT-ACTIVITY-VIEW" w:history="1">
+      <w:hyperlink r:id="rId31" w:anchor="MONITORING-PG-STAT-ACTIVITY-VIEW" w:history="1">
         <w:r>
           <w:rPr>
             <w:rStyle w:val="Lienhypertexte"/>
@@ -25160,7 +31683,7 @@
       <w:pPr>
         <w:jc w:val="both"/>
       </w:pPr>
-      <w:hyperlink r:id="rId22" w:anchor="MONITORING-PG-STAT-ALL-INDEXES-VIEW" w:history="1">
+      <w:hyperlink r:id="rId32" w:anchor="MONITORING-PG-STAT-ALL-INDEXES-VIEW" w:history="1">
         <w:r>
           <w:rPr>
             <w:rStyle w:val="Lienhypertexte"/>
@@ -25173,7 +31696,7 @@
       <w:pPr>
         <w:jc w:val="both"/>
       </w:pPr>
-      <w:hyperlink r:id="rId23" w:anchor="MONITORING-PG-STAT-ALL-TABLES-VIEW" w:history="1">
+      <w:hyperlink r:id="rId33" w:anchor="MONITORING-PG-STAT-ALL-TABLES-VIEW" w:history="1">
         <w:r>
           <w:rPr>
             <w:rStyle w:val="Lienhypertexte"/>
@@ -25186,80 +31709,44 @@
       <w:pPr>
         <w:jc w:val="both"/>
       </w:pPr>
-      <w:hyperlink r:id="rId24" w:history="1">
+      <w:hyperlink r:id="rId34" w:anchor=":~:text=dit%20la%20loi-,Le%20RGPD%2C%20qu'est%2Dce%20que%20c'est,dans%20toute%20l'Union%20europ%C3%A9enne" w:history="1">
         <w:r>
           <w:rPr>
             <w:rStyle w:val="Lienhypertexte"/>
           </w:rPr>
-          <w:t>https://www.economie.gouv.fr/entreprises/gerer-son-entreprise-au-quotidien/assurer-sa-cybersecurite-et-la-protecti</w:t>
+          <w:t>https://www.economie.gouv.fr/entreprises/gerer-son-entreprise-au-quotidien/assurer-sa-cybersecurite-et-la-protection-de-ses/le#:~:text=dit%20la%20loi-,Le%20RGPD%2C%20qu'est%2Dce%20que%20c'est,dans%20toute%20l'Union%20europ%C3%A9enne</w:t>
         </w:r>
+      </w:hyperlink>
+      <w:r>
+        <w:t>.</w:t>
+      </w:r>
+    </w:p>
+    <w:p>
+      <w:pPr>
+        <w:jc w:val="both"/>
+      </w:pPr>
+      <w:hyperlink r:id="rId35" w:tgtFrame="_blank" w:history="1">
         <w:r>
           <w:rPr>
             <w:rStyle w:val="Lienhypertexte"/>
           </w:rPr>
-          <w:t>o</w:t>
+          <w:t>https://fr.wikipedia.org/wiki/Entrep%C3%B4t_de_donn%C3%A9es</w:t>
         </w:r>
+      </w:hyperlink>
+      <w:r>
+        <w:t> </w:t>
+      </w:r>
+    </w:p>
+    <w:p>
+      <w:pPr>
+        <w:jc w:val="both"/>
+      </w:pPr>
+      <w:hyperlink r:id="rId36" w:history="1">
         <w:r>
           <w:rPr>
             <w:rStyle w:val="Lienhypertexte"/>
           </w:rPr>
-          <w:t>n-de-ses/le#:~:text=dit%20la%20loi-,Le%20RGPD%2C%20qu'est%2Dce%20que%20c'est,dans%20toute%20l'Union%20europ%C3%A9enne</w:t>
-        </w:r>
-      </w:hyperlink>
-      <w:r>
-        <w:t>.</w:t>
-      </w:r>
-    </w:p>
-    <w:p>
-      <w:pPr>
-        <w:jc w:val="both"/>
-      </w:pPr>
-      <w:hyperlink r:id="rId25" w:tgtFrame="_blank" w:history="1">
-        <w:r>
-          <w:rPr>
-            <w:rStyle w:val="Lienhypertexte"/>
-          </w:rPr>
-          <w:t>https://fr.wikipedia.org/wiki/Entrep%C3%B4</w:t>
-        </w:r>
-        <w:r>
-          <w:rPr>
-            <w:rStyle w:val="Lienhypertexte"/>
-          </w:rPr>
-          <w:t>t</w:t>
-        </w:r>
-        <w:r>
-          <w:rPr>
-            <w:rStyle w:val="Lienhypertexte"/>
-          </w:rPr>
-          <w:t>_de_donn%C3%A9es</w:t>
-        </w:r>
-      </w:hyperlink>
-      <w:r>
-        <w:t> </w:t>
-      </w:r>
-    </w:p>
-    <w:p>
-      <w:pPr>
-        <w:jc w:val="both"/>
-      </w:pPr>
-      <w:hyperlink r:id="rId26" w:history="1">
-        <w:r>
-          <w:rPr>
-            <w:rStyle w:val="Lienhypertexte"/>
-          </w:rPr>
-          <w:t>https://fr.wikipedia.org/wiki/Traitement_analytique_en_li</w:t>
-        </w:r>
-        <w:r>
-          <w:rPr>
-            <w:rStyle w:val="Lienhypertexte"/>
-          </w:rPr>
-          <w:t>g</w:t>
-        </w:r>
-        <w:r>
-          <w:rPr>
-            <w:rStyle w:val="Lienhypertexte"/>
-          </w:rPr>
-          <w:t>ne</w:t>
+          <w:t>https://fr.wikipedia.org/wiki/Traitement_analytique_en_ligne</w:t>
         </w:r>
       </w:hyperlink>
     </w:p>
